--- a/data/outputs/v2/Maths/SS4.1_Statistics_I/Mathematics_Statistics_I_CBE_LessonSequence.docx
+++ b/data/outputs/v2/Maths/SS4.1_Statistics_I/Mathematics_Statistics_I_CBE_LessonSequence.docx
@@ -3430,32 +3430,32 @@
         <w:tc>
           <w:tcPr>
             <w:tcW w:type="dxa" w:w="1520"/>
-            <w:shd w:fill="F2F2F2" w:color="auto" w:val="clear"/>
-            <w:tcMar>
-              <w:top w:type="dxa" w:w="60"/>
-              <w:left w:type="dxa" w:w="120"/>
-              <w:bottom w:type="dxa" w:w="60"/>
-              <w:right w:type="dxa" w:w="120"/>
-            </w:tcMar>
-            <w:vAlign w:val="top"/>
-          </w:tcPr>
-          <w:p>
-            <w:pPr>
-              <w:spacing w:after="40" w:before="0"/>
-              <w:jc w:val="left"/>
-            </w:pPr>
-            <w:r>
-              <w:rPr>
-                <w:rFonts w:ascii="Arial" w:cs="Arial" w:eastAsia="Arial" w:hAnsi="Arial"/>
-                <w:b/>
-                <w:bCs/>
-                <w:i w:val="false"/>
-                <w:iCs w:val="false"/>
-                <w:color w:val="000000"/>
-                <w:sz w:val="18"/>
-                <w:szCs w:val="18"/>
-              </w:rPr>
-              <w:t xml:space="preserve">Phase 1 — Predict</w:t>
+            <w:shd w:fill="EAD1F5" w:color="auto" w:val="clear"/>
+            <w:tcMar>
+              <w:top w:type="dxa" w:w="60"/>
+              <w:left w:type="dxa" w:w="120"/>
+              <w:bottom w:type="dxa" w:w="60"/>
+              <w:right w:type="dxa" w:w="120"/>
+            </w:tcMar>
+            <w:vAlign w:val="top"/>
+          </w:tcPr>
+          <w:p>
+            <w:pPr>
+              <w:spacing w:after="40" w:before="0"/>
+              <w:jc w:val="left"/>
+            </w:pPr>
+            <w:r>
+              <w:rPr>
+                <w:rFonts w:ascii="Arial" w:cs="Arial" w:eastAsia="Arial" w:hAnsi="Arial"/>
+                <w:b/>
+                <w:bCs/>
+                <w:i w:val="false"/>
+                <w:iCs w:val="false"/>
+                <w:color w:val="000000"/>
+                <w:sz w:val="18"/>
+                <w:szCs w:val="18"/>
+              </w:rPr>
+              <w:t xml:space="preserve">Predict Phase</w:t>
             </w:r>
           </w:p>
           <w:p>
@@ -3478,7 +3478,7 @@
             <w:pPr>
               <w:spacing w:after="20" w:before="0"/>
             </w:pPr>
-            <w:hyperlink w:history="1" r:id="rIdpg1q0jxfize_zvvebh5xc">
+            <w:hyperlink w:history="1" r:id="rIdyvgdbfiz4iet2wyand9rw">
               <w:r>
                 <w:rPr>
                   <w:rFonts w:ascii="Arial" w:cs="Arial" w:eastAsia="Arial" w:hAnsi="Arial"/>
@@ -3511,7 +3511,7 @@
               <w:spacing w:after="10" w:before="0"/>
               <w:ind w:left="120"/>
             </w:pPr>
-            <w:hyperlink w:history="1" r:id="rIdofyghehd0chrjbnhd1bem">
+            <w:hyperlink w:history="1" r:id="rId0wdypsffpwq9wgjjdugdc">
               <w:r>
                 <w:rPr>
                   <w:rFonts w:ascii="Arial" w:cs="Arial" w:eastAsia="Arial" w:hAnsi="Arial"/>
@@ -3556,7 +3556,7 @@
             <w:pPr>
               <w:spacing w:after="20" w:before="0"/>
             </w:pPr>
-            <w:hyperlink w:history="1" r:id="rIdugtjxprg2s9_zvzsispcs">
+            <w:hyperlink w:history="1" r:id="rIdf4v6ojnpdnuesfjzwjgpr">
               <w:r>
                 <w:rPr>
                   <w:rFonts w:ascii="Arial" w:cs="Arial" w:eastAsia="Arial" w:hAnsi="Arial"/>
@@ -3589,7 +3589,7 @@
               <w:spacing w:after="10" w:before="0"/>
               <w:ind w:left="120"/>
             </w:pPr>
-            <w:hyperlink w:history="1" r:id="rIdhw4fwnvia85kwx1sbcm1d">
+            <w:hyperlink w:history="1" r:id="rIdh2vf9zwz9wbhkbmx0c4xl">
               <w:r>
                 <w:rPr>
                   <w:rFonts w:ascii="Arial" w:cs="Arial" w:eastAsia="Arial" w:hAnsi="Arial"/>
@@ -3736,32 +3736,32 @@
         <w:tc>
           <w:tcPr>
             <w:tcW w:type="dxa" w:w="1520"/>
-            <w:shd w:fill="F2F2F2" w:color="auto" w:val="clear"/>
-            <w:tcMar>
-              <w:top w:type="dxa" w:w="60"/>
-              <w:left w:type="dxa" w:w="120"/>
-              <w:bottom w:type="dxa" w:w="60"/>
-              <w:right w:type="dxa" w:w="120"/>
-            </w:tcMar>
-            <w:vAlign w:val="top"/>
-          </w:tcPr>
-          <w:p>
-            <w:pPr>
-              <w:spacing w:after="40" w:before="0"/>
-              <w:jc w:val="left"/>
-            </w:pPr>
-            <w:r>
-              <w:rPr>
-                <w:rFonts w:ascii="Arial" w:cs="Arial" w:eastAsia="Arial" w:hAnsi="Arial"/>
-                <w:b/>
-                <w:bCs/>
-                <w:i w:val="false"/>
-                <w:iCs w:val="false"/>
-                <w:color w:val="000000"/>
-                <w:sz w:val="18"/>
-                <w:szCs w:val="18"/>
-              </w:rPr>
-              <w:t xml:space="preserve">Phase 2 — Observe</w:t>
+            <w:shd w:fill="D9EEF1" w:color="auto" w:val="clear"/>
+            <w:tcMar>
+              <w:top w:type="dxa" w:w="60"/>
+              <w:left w:type="dxa" w:w="120"/>
+              <w:bottom w:type="dxa" w:w="60"/>
+              <w:right w:type="dxa" w:w="120"/>
+            </w:tcMar>
+            <w:vAlign w:val="top"/>
+          </w:tcPr>
+          <w:p>
+            <w:pPr>
+              <w:spacing w:after="40" w:before="0"/>
+              <w:jc w:val="left"/>
+            </w:pPr>
+            <w:r>
+              <w:rPr>
+                <w:rFonts w:ascii="Arial" w:cs="Arial" w:eastAsia="Arial" w:hAnsi="Arial"/>
+                <w:b/>
+                <w:bCs/>
+                <w:i w:val="false"/>
+                <w:iCs w:val="false"/>
+                <w:color w:val="000000"/>
+                <w:sz w:val="18"/>
+                <w:szCs w:val="18"/>
+              </w:rPr>
+              <w:t xml:space="preserve">Observe Phase</w:t>
             </w:r>
           </w:p>
           <w:p>
@@ -3784,7 +3784,7 @@
             <w:pPr>
               <w:spacing w:after="20" w:before="0"/>
             </w:pPr>
-            <w:hyperlink w:history="1" r:id="rIdcr4p3dgygrjwouwyyy2fd">
+            <w:hyperlink w:history="1" r:id="rIdtxj0u1opkxg8v76yh3wj6">
               <w:r>
                 <w:rPr>
                   <w:rFonts w:ascii="Arial" w:cs="Arial" w:eastAsia="Arial" w:hAnsi="Arial"/>
@@ -3817,7 +3817,7 @@
               <w:spacing w:after="10" w:before="0"/>
               <w:ind w:left="120"/>
             </w:pPr>
-            <w:hyperlink w:history="1" r:id="rIdftfmcttu--cvdnxgiidc6">
+            <w:hyperlink w:history="1" r:id="rIdkte9j2xloxeheztgtn4ni">
               <w:r>
                 <w:rPr>
                   <w:rFonts w:ascii="Arial" w:cs="Arial" w:eastAsia="Arial" w:hAnsi="Arial"/>
@@ -3862,7 +3862,7 @@
             <w:pPr>
               <w:spacing w:after="20" w:before="0"/>
             </w:pPr>
-            <w:hyperlink w:history="1" r:id="rId7h0l8et19ptdjv565gsiw">
+            <w:hyperlink w:history="1" r:id="rId42rystgtzpgq6i500teqt">
               <w:r>
                 <w:rPr>
                   <w:rFonts w:ascii="Arial" w:cs="Arial" w:eastAsia="Arial" w:hAnsi="Arial"/>
@@ -3895,7 +3895,7 @@
               <w:spacing w:after="10" w:before="0"/>
               <w:ind w:left="120"/>
             </w:pPr>
-            <w:hyperlink w:history="1" r:id="rId4jafosjdh8kbd-yzbfeck">
+            <w:hyperlink w:history="1" r:id="rIdiohl01ckbx9xms0wt_lzp">
               <w:r>
                 <w:rPr>
                   <w:rFonts w:ascii="Arial" w:cs="Arial" w:eastAsia="Arial" w:hAnsi="Arial"/>
@@ -4042,32 +4042,32 @@
         <w:tc>
           <w:tcPr>
             <w:tcW w:type="dxa" w:w="1520"/>
-            <w:shd w:fill="F2F2F2" w:color="auto" w:val="clear"/>
-            <w:tcMar>
-              <w:top w:type="dxa" w:w="60"/>
-              <w:left w:type="dxa" w:w="120"/>
-              <w:bottom w:type="dxa" w:w="60"/>
-              <w:right w:type="dxa" w:w="120"/>
-            </w:tcMar>
-            <w:vAlign w:val="top"/>
-          </w:tcPr>
-          <w:p>
-            <w:pPr>
-              <w:spacing w:after="40" w:before="0"/>
-              <w:jc w:val="left"/>
-            </w:pPr>
-            <w:r>
-              <w:rPr>
-                <w:rFonts w:ascii="Arial" w:cs="Arial" w:eastAsia="Arial" w:hAnsi="Arial"/>
-                <w:b/>
-                <w:bCs/>
-                <w:i w:val="false"/>
-                <w:iCs w:val="false"/>
-                <w:color w:val="000000"/>
-                <w:sz w:val="18"/>
-                <w:szCs w:val="18"/>
-              </w:rPr>
-              <w:t xml:space="preserve">Phase 3 — Explain</w:t>
+            <w:shd w:fill="E2EFDA" w:color="auto" w:val="clear"/>
+            <w:tcMar>
+              <w:top w:type="dxa" w:w="60"/>
+              <w:left w:type="dxa" w:w="120"/>
+              <w:bottom w:type="dxa" w:w="60"/>
+              <w:right w:type="dxa" w:w="120"/>
+            </w:tcMar>
+            <w:vAlign w:val="top"/>
+          </w:tcPr>
+          <w:p>
+            <w:pPr>
+              <w:spacing w:after="40" w:before="0"/>
+              <w:jc w:val="left"/>
+            </w:pPr>
+            <w:r>
+              <w:rPr>
+                <w:rFonts w:ascii="Arial" w:cs="Arial" w:eastAsia="Arial" w:hAnsi="Arial"/>
+                <w:b/>
+                <w:bCs/>
+                <w:i w:val="false"/>
+                <w:iCs w:val="false"/>
+                <w:color w:val="000000"/>
+                <w:sz w:val="18"/>
+                <w:szCs w:val="18"/>
+              </w:rPr>
+              <w:t xml:space="preserve">Explain Phase</w:t>
             </w:r>
           </w:p>
           <w:p>
@@ -4090,7 +4090,7 @@
             <w:pPr>
               <w:spacing w:after="20" w:before="0"/>
             </w:pPr>
-            <w:hyperlink w:history="1" r:id="rId7xbsh7uq71_hro4mbelmm">
+            <w:hyperlink w:history="1" r:id="rIdph1300dzcoifuhhzkldpa">
               <w:r>
                 <w:rPr>
                   <w:rFonts w:ascii="Arial" w:cs="Arial" w:eastAsia="Arial" w:hAnsi="Arial"/>
@@ -4123,7 +4123,7 @@
               <w:spacing w:after="10" w:before="0"/>
               <w:ind w:left="120"/>
             </w:pPr>
-            <w:hyperlink w:history="1" r:id="rId3qq9sl3tdffu7kjkgx7gn">
+            <w:hyperlink w:history="1" r:id="rIdmjn4n1jtm4g23sfkhefe0">
               <w:r>
                 <w:rPr>
                   <w:rFonts w:ascii="Arial" w:cs="Arial" w:eastAsia="Arial" w:hAnsi="Arial"/>
@@ -4168,7 +4168,7 @@
             <w:pPr>
               <w:spacing w:after="20" w:before="0"/>
             </w:pPr>
-            <w:hyperlink w:history="1" r:id="rIdaowycnnqxpiv0iqdbkzay">
+            <w:hyperlink w:history="1" r:id="rIdlkc9jtaofnyygj7z7_cgp">
               <w:r>
                 <w:rPr>
                   <w:rFonts w:ascii="Arial" w:cs="Arial" w:eastAsia="Arial" w:hAnsi="Arial"/>
@@ -4201,7 +4201,7 @@
               <w:spacing w:after="10" w:before="0"/>
               <w:ind w:left="120"/>
             </w:pPr>
-            <w:hyperlink w:history="1" r:id="rIdejjqo7664ddt8wwtlirrq">
+            <w:hyperlink w:history="1" r:id="rIdcfx2fcixvidatvztznjbm">
               <w:r>
                 <w:rPr>
                   <w:rFonts w:ascii="Arial" w:cs="Arial" w:eastAsia="Arial" w:hAnsi="Arial"/>
@@ -4348,32 +4348,32 @@
         <w:tc>
           <w:tcPr>
             <w:tcW w:type="dxa" w:w="1520"/>
-            <w:shd w:fill="F2F2F2" w:color="auto" w:val="clear"/>
-            <w:tcMar>
-              <w:top w:type="dxa" w:w="60"/>
-              <w:left w:type="dxa" w:w="120"/>
-              <w:bottom w:type="dxa" w:w="60"/>
-              <w:right w:type="dxa" w:w="120"/>
-            </w:tcMar>
-            <w:vAlign w:val="top"/>
-          </w:tcPr>
-          <w:p>
-            <w:pPr>
-              <w:spacing w:after="40" w:before="0"/>
-              <w:jc w:val="left"/>
-            </w:pPr>
-            <w:r>
-              <w:rPr>
-                <w:rFonts w:ascii="Arial" w:cs="Arial" w:eastAsia="Arial" w:hAnsi="Arial"/>
-                <w:b/>
-                <w:bCs/>
-                <w:i w:val="false"/>
-                <w:iCs w:val="false"/>
-                <w:color w:val="000000"/>
-                <w:sz w:val="18"/>
-                <w:szCs w:val="18"/>
-              </w:rPr>
-              <w:t xml:space="preserve">Phase 4 — Driving Question Board (DQB) Creation</w:t>
+            <w:shd w:fill="FCE4D6" w:color="auto" w:val="clear"/>
+            <w:tcMar>
+              <w:top w:type="dxa" w:w="60"/>
+              <w:left w:type="dxa" w:w="120"/>
+              <w:bottom w:type="dxa" w:w="60"/>
+              <w:right w:type="dxa" w:w="120"/>
+            </w:tcMar>
+            <w:vAlign w:val="top"/>
+          </w:tcPr>
+          <w:p>
+            <w:pPr>
+              <w:spacing w:after="40" w:before="0"/>
+              <w:jc w:val="left"/>
+            </w:pPr>
+            <w:r>
+              <w:rPr>
+                <w:rFonts w:ascii="Arial" w:cs="Arial" w:eastAsia="Arial" w:hAnsi="Arial"/>
+                <w:b/>
+                <w:bCs/>
+                <w:i w:val="false"/>
+                <w:iCs w:val="false"/>
+                <w:color w:val="000000"/>
+                <w:sz w:val="18"/>
+                <w:szCs w:val="18"/>
+              </w:rPr>
+              <w:t xml:space="preserve">Driving Question Board (DQB) Creation</w:t>
             </w:r>
           </w:p>
           <w:p>
@@ -4396,7 +4396,7 @@
             <w:pPr>
               <w:spacing w:after="20" w:before="0"/>
             </w:pPr>
-            <w:hyperlink w:history="1" r:id="rIddnzjakrifew_xf8f-ajor">
+            <w:hyperlink w:history="1" r:id="rIdpi_fy4fqoizrtgh7gmzt6">
               <w:r>
                 <w:rPr>
                   <w:rFonts w:ascii="Arial" w:cs="Arial" w:eastAsia="Arial" w:hAnsi="Arial"/>
@@ -4429,7 +4429,7 @@
               <w:spacing w:after="10" w:before="0"/>
               <w:ind w:left="120"/>
             </w:pPr>
-            <w:hyperlink w:history="1" r:id="rIdqjdnjagt1wxsf7kfwl3nr">
+            <w:hyperlink w:history="1" r:id="rId-_khmm6hmiwl3dpembrdo">
               <w:r>
                 <w:rPr>
                   <w:rFonts w:ascii="Arial" w:cs="Arial" w:eastAsia="Arial" w:hAnsi="Arial"/>
@@ -4474,7 +4474,7 @@
             <w:pPr>
               <w:spacing w:after="20" w:before="0"/>
             </w:pPr>
-            <w:hyperlink w:history="1" r:id="rId7tmepfwdgvmolwu2ip2wu">
+            <w:hyperlink w:history="1" r:id="rId396svzngtytdyltzfijzc">
               <w:r>
                 <w:rPr>
                   <w:rFonts w:ascii="Arial" w:cs="Arial" w:eastAsia="Arial" w:hAnsi="Arial"/>
@@ -4507,7 +4507,7 @@
               <w:spacing w:after="10" w:before="0"/>
               <w:ind w:left="120"/>
             </w:pPr>
-            <w:hyperlink w:history="1" r:id="rId6sltbnxxjjie73tlgkqfr">
+            <w:hyperlink w:history="1" r:id="rId3qje3jnkvmih-xbqmlafw">
               <w:r>
                 <w:rPr>
                   <w:rFonts w:ascii="Arial" w:cs="Arial" w:eastAsia="Arial" w:hAnsi="Arial"/>
@@ -4654,32 +4654,32 @@
         <w:tc>
           <w:tcPr>
             <w:tcW w:type="dxa" w:w="1520"/>
-            <w:shd w:fill="F2F2F2" w:color="auto" w:val="clear"/>
-            <w:tcMar>
-              <w:top w:type="dxa" w:w="60"/>
-              <w:left w:type="dxa" w:w="120"/>
-              <w:bottom w:type="dxa" w:w="60"/>
-              <w:right w:type="dxa" w:w="120"/>
-            </w:tcMar>
-            <w:vAlign w:val="top"/>
-          </w:tcPr>
-          <w:p>
-            <w:pPr>
-              <w:spacing w:after="40" w:before="0"/>
-              <w:jc w:val="left"/>
-            </w:pPr>
-            <w:r>
-              <w:rPr>
-                <w:rFonts w:ascii="Arial" w:cs="Arial" w:eastAsia="Arial" w:hAnsi="Arial"/>
-                <w:b/>
-                <w:bCs/>
-                <w:i w:val="false"/>
-                <w:iCs w:val="false"/>
-                <w:color w:val="000000"/>
-                <w:sz w:val="18"/>
-                <w:szCs w:val="18"/>
-              </w:rPr>
-              <w:t xml:space="preserve">Phase 5 — Model Building</w:t>
+            <w:shd w:fill="D5E8F0" w:color="auto" w:val="clear"/>
+            <w:tcMar>
+              <w:top w:type="dxa" w:w="60"/>
+              <w:left w:type="dxa" w:w="120"/>
+              <w:bottom w:type="dxa" w:w="60"/>
+              <w:right w:type="dxa" w:w="120"/>
+            </w:tcMar>
+            <w:vAlign w:val="top"/>
+          </w:tcPr>
+          <w:p>
+            <w:pPr>
+              <w:spacing w:after="40" w:before="0"/>
+              <w:jc w:val="left"/>
+            </w:pPr>
+            <w:r>
+              <w:rPr>
+                <w:rFonts w:ascii="Arial" w:cs="Arial" w:eastAsia="Arial" w:hAnsi="Arial"/>
+                <w:b/>
+                <w:bCs/>
+                <w:i w:val="false"/>
+                <w:iCs w:val="false"/>
+                <w:color w:val="000000"/>
+                <w:sz w:val="18"/>
+                <w:szCs w:val="18"/>
+              </w:rPr>
+              <w:t xml:space="preserve">Model Building Phase</w:t>
             </w:r>
           </w:p>
           <w:p>
@@ -4702,7 +4702,7 @@
             <w:pPr>
               <w:spacing w:after="20" w:before="0"/>
             </w:pPr>
-            <w:hyperlink w:history="1" r:id="rIdut2dyanop_u8wq0tg8bg2">
+            <w:hyperlink w:history="1" r:id="rIdesvrgiwpblmjkw9qo2kic">
               <w:r>
                 <w:rPr>
                   <w:rFonts w:ascii="Arial" w:cs="Arial" w:eastAsia="Arial" w:hAnsi="Arial"/>
@@ -4735,7 +4735,7 @@
               <w:spacing w:after="10" w:before="0"/>
               <w:ind w:left="120"/>
             </w:pPr>
-            <w:hyperlink w:history="1" r:id="rIdfqub7g5rg5uw9-bozoozs">
+            <w:hyperlink w:history="1" r:id="rIdvihmnw4y91_n91bgkpqnz">
               <w:r>
                 <w:rPr>
                   <w:rFonts w:ascii="Arial" w:cs="Arial" w:eastAsia="Arial" w:hAnsi="Arial"/>
@@ -4780,7 +4780,7 @@
             <w:pPr>
               <w:spacing w:after="20" w:before="0"/>
             </w:pPr>
-            <w:hyperlink w:history="1" r:id="rIdkdzna2e2x5vcssp6nfdgg">
+            <w:hyperlink w:history="1" r:id="rIdo7wywrl86_ok_2uzvhbyk">
               <w:r>
                 <w:rPr>
                   <w:rFonts w:ascii="Arial" w:cs="Arial" w:eastAsia="Arial" w:hAnsi="Arial"/>
@@ -4813,7 +4813,7 @@
               <w:spacing w:after="10" w:before="0"/>
               <w:ind w:left="120"/>
             </w:pPr>
-            <w:hyperlink w:history="1" r:id="rIdpbzeftrdqdafbpjgjzhua">
+            <w:hyperlink w:history="1" r:id="rId7pnj6_7_mvyk-kgk5kfp6">
               <w:r>
                 <w:rPr>
                   <w:rFonts w:ascii="Arial" w:cs="Arial" w:eastAsia="Arial" w:hAnsi="Arial"/>
@@ -6252,32 +6252,32 @@
         <w:tc>
           <w:tcPr>
             <w:tcW w:type="dxa" w:w="1520"/>
-            <w:shd w:fill="F2F2F2" w:color="auto" w:val="clear"/>
-            <w:tcMar>
-              <w:top w:type="dxa" w:w="60"/>
-              <w:left w:type="dxa" w:w="120"/>
-              <w:bottom w:type="dxa" w:w="60"/>
-              <w:right w:type="dxa" w:w="120"/>
-            </w:tcMar>
-            <w:vAlign w:val="top"/>
-          </w:tcPr>
-          <w:p>
-            <w:pPr>
-              <w:spacing w:after="40" w:before="0"/>
-              <w:jc w:val="left"/>
-            </w:pPr>
-            <w:r>
-              <w:rPr>
-                <w:rFonts w:ascii="Arial" w:cs="Arial" w:eastAsia="Arial" w:hAnsi="Arial"/>
-                <w:b/>
-                <w:bCs/>
-                <w:i w:val="false"/>
-                <w:iCs w:val="false"/>
-                <w:color w:val="000000"/>
-                <w:sz w:val="18"/>
-                <w:szCs w:val="18"/>
-              </w:rPr>
-              <w:t xml:space="preserve">Phase 1: Predict</w:t>
+            <w:shd w:fill="EAD1F5" w:color="auto" w:val="clear"/>
+            <w:tcMar>
+              <w:top w:type="dxa" w:w="60"/>
+              <w:left w:type="dxa" w:w="120"/>
+              <w:bottom w:type="dxa" w:w="60"/>
+              <w:right w:type="dxa" w:w="120"/>
+            </w:tcMar>
+            <w:vAlign w:val="top"/>
+          </w:tcPr>
+          <w:p>
+            <w:pPr>
+              <w:spacing w:after="40" w:before="0"/>
+              <w:jc w:val="left"/>
+            </w:pPr>
+            <w:r>
+              <w:rPr>
+                <w:rFonts w:ascii="Arial" w:cs="Arial" w:eastAsia="Arial" w:hAnsi="Arial"/>
+                <w:b/>
+                <w:bCs/>
+                <w:i w:val="false"/>
+                <w:iCs w:val="false"/>
+                <w:color w:val="000000"/>
+                <w:sz w:val="18"/>
+                <w:szCs w:val="18"/>
+              </w:rPr>
+              <w:t xml:space="preserve">Predict Phase</w:t>
             </w:r>
           </w:p>
           <w:p>
@@ -6300,7 +6300,7 @@
             <w:pPr>
               <w:spacing w:after="20" w:before="0"/>
             </w:pPr>
-            <w:hyperlink w:history="1" r:id="rIdqr8w85z5kckxc3vaju-22">
+            <w:hyperlink w:history="1" r:id="rIdns6bhj91ryhplovhhcvw5">
               <w:r>
                 <w:rPr>
                   <w:rFonts w:ascii="Arial" w:cs="Arial" w:eastAsia="Arial" w:hAnsi="Arial"/>
@@ -6333,7 +6333,7 @@
               <w:spacing w:after="10" w:before="0"/>
               <w:ind w:left="120"/>
             </w:pPr>
-            <w:hyperlink w:history="1" r:id="rIdpy0hgvqmieyczlacwaldq">
+            <w:hyperlink w:history="1" r:id="rIdu6tpbe7t5m_fkohoxookm">
               <w:r>
                 <w:rPr>
                   <w:rFonts w:ascii="Arial" w:cs="Arial" w:eastAsia="Arial" w:hAnsi="Arial"/>
@@ -6378,7 +6378,7 @@
             <w:pPr>
               <w:spacing w:after="20" w:before="0"/>
             </w:pPr>
-            <w:hyperlink w:history="1" r:id="rIdldaxexh29v2pklxaz3bbm">
+            <w:hyperlink w:history="1" r:id="rIdgecblemnervqzmfgxz3uc">
               <w:r>
                 <w:rPr>
                   <w:rFonts w:ascii="Arial" w:cs="Arial" w:eastAsia="Arial" w:hAnsi="Arial"/>
@@ -6411,7 +6411,7 @@
               <w:spacing w:after="10" w:before="0"/>
               <w:ind w:left="120"/>
             </w:pPr>
-            <w:hyperlink w:history="1" r:id="rId_wy6bvnft8ux8kbx0_mmv">
+            <w:hyperlink w:history="1" r:id="rId4mpzf7u5stxwfhja4-sls">
               <w:r>
                 <w:rPr>
                   <w:rFonts w:ascii="Arial" w:cs="Arial" w:eastAsia="Arial" w:hAnsi="Arial"/>
@@ -6558,32 +6558,32 @@
         <w:tc>
           <w:tcPr>
             <w:tcW w:type="dxa" w:w="1520"/>
-            <w:shd w:fill="F2F2F2" w:color="auto" w:val="clear"/>
-            <w:tcMar>
-              <w:top w:type="dxa" w:w="60"/>
-              <w:left w:type="dxa" w:w="120"/>
-              <w:bottom w:type="dxa" w:w="60"/>
-              <w:right w:type="dxa" w:w="120"/>
-            </w:tcMar>
-            <w:vAlign w:val="top"/>
-          </w:tcPr>
-          <w:p>
-            <w:pPr>
-              <w:spacing w:after="40" w:before="0"/>
-              <w:jc w:val="left"/>
-            </w:pPr>
-            <w:r>
-              <w:rPr>
-                <w:rFonts w:ascii="Arial" w:cs="Arial" w:eastAsia="Arial" w:hAnsi="Arial"/>
-                <w:b/>
-                <w:bCs/>
-                <w:i w:val="false"/>
-                <w:iCs w:val="false"/>
-                <w:color w:val="000000"/>
-                <w:sz w:val="18"/>
-                <w:szCs w:val="18"/>
-              </w:rPr>
-              <w:t xml:space="preserve">Phase 2: Observe</w:t>
+            <w:shd w:fill="D9EEF1" w:color="auto" w:val="clear"/>
+            <w:tcMar>
+              <w:top w:type="dxa" w:w="60"/>
+              <w:left w:type="dxa" w:w="120"/>
+              <w:bottom w:type="dxa" w:w="60"/>
+              <w:right w:type="dxa" w:w="120"/>
+            </w:tcMar>
+            <w:vAlign w:val="top"/>
+          </w:tcPr>
+          <w:p>
+            <w:pPr>
+              <w:spacing w:after="40" w:before="0"/>
+              <w:jc w:val="left"/>
+            </w:pPr>
+            <w:r>
+              <w:rPr>
+                <w:rFonts w:ascii="Arial" w:cs="Arial" w:eastAsia="Arial" w:hAnsi="Arial"/>
+                <w:b/>
+                <w:bCs/>
+                <w:i w:val="false"/>
+                <w:iCs w:val="false"/>
+                <w:color w:val="000000"/>
+                <w:sz w:val="18"/>
+                <w:szCs w:val="18"/>
+              </w:rPr>
+              <w:t xml:space="preserve">Observe Phase</w:t>
             </w:r>
           </w:p>
           <w:p>
@@ -6606,7 +6606,7 @@
             <w:pPr>
               <w:spacing w:after="20" w:before="0"/>
             </w:pPr>
-            <w:hyperlink w:history="1" r:id="rIds0qzvbq7wszajtpvq9amg">
+            <w:hyperlink w:history="1" r:id="rIdpirfwed-7ytbzukms25uy">
               <w:r>
                 <w:rPr>
                   <w:rFonts w:ascii="Arial" w:cs="Arial" w:eastAsia="Arial" w:hAnsi="Arial"/>
@@ -6639,7 +6639,7 @@
               <w:spacing w:after="10" w:before="0"/>
               <w:ind w:left="120"/>
             </w:pPr>
-            <w:hyperlink w:history="1" r:id="rIdwyxsafuyeyi_zrsmufgzk">
+            <w:hyperlink w:history="1" r:id="rIdyssu0exjmcjfham16ob-n">
               <w:r>
                 <w:rPr>
                   <w:rFonts w:ascii="Arial" w:cs="Arial" w:eastAsia="Arial" w:hAnsi="Arial"/>
@@ -6684,7 +6684,7 @@
             <w:pPr>
               <w:spacing w:after="20" w:before="0"/>
             </w:pPr>
-            <w:hyperlink w:history="1" r:id="rIdruil9tebhfhtb1mpxmfsc">
+            <w:hyperlink w:history="1" r:id="rIdf00dmo8aaakk-oufh0i-o">
               <w:r>
                 <w:rPr>
                   <w:rFonts w:ascii="Arial" w:cs="Arial" w:eastAsia="Arial" w:hAnsi="Arial"/>
@@ -6717,7 +6717,7 @@
               <w:spacing w:after="10" w:before="0"/>
               <w:ind w:left="120"/>
             </w:pPr>
-            <w:hyperlink w:history="1" r:id="rIdhy8_36ii5ydkoxwr_azlo">
+            <w:hyperlink w:history="1" r:id="rIdwkxslvfhzwcdruqu_nwkz">
               <w:r>
                 <w:rPr>
                   <w:rFonts w:ascii="Arial" w:cs="Arial" w:eastAsia="Arial" w:hAnsi="Arial"/>
@@ -6864,32 +6864,32 @@
         <w:tc>
           <w:tcPr>
             <w:tcW w:type="dxa" w:w="1520"/>
-            <w:shd w:fill="F2F2F2" w:color="auto" w:val="clear"/>
-            <w:tcMar>
-              <w:top w:type="dxa" w:w="60"/>
-              <w:left w:type="dxa" w:w="120"/>
-              <w:bottom w:type="dxa" w:w="60"/>
-              <w:right w:type="dxa" w:w="120"/>
-            </w:tcMar>
-            <w:vAlign w:val="top"/>
-          </w:tcPr>
-          <w:p>
-            <w:pPr>
-              <w:spacing w:after="40" w:before="0"/>
-              <w:jc w:val="left"/>
-            </w:pPr>
-            <w:r>
-              <w:rPr>
-                <w:rFonts w:ascii="Arial" w:cs="Arial" w:eastAsia="Arial" w:hAnsi="Arial"/>
-                <w:b/>
-                <w:bCs/>
-                <w:i w:val="false"/>
-                <w:iCs w:val="false"/>
-                <w:color w:val="000000"/>
-                <w:sz w:val="18"/>
-                <w:szCs w:val="18"/>
-              </w:rPr>
-              <w:t xml:space="preserve">Phase 3: Explain</w:t>
+            <w:shd w:fill="E2EFDA" w:color="auto" w:val="clear"/>
+            <w:tcMar>
+              <w:top w:type="dxa" w:w="60"/>
+              <w:left w:type="dxa" w:w="120"/>
+              <w:bottom w:type="dxa" w:w="60"/>
+              <w:right w:type="dxa" w:w="120"/>
+            </w:tcMar>
+            <w:vAlign w:val="top"/>
+          </w:tcPr>
+          <w:p>
+            <w:pPr>
+              <w:spacing w:after="40" w:before="0"/>
+              <w:jc w:val="left"/>
+            </w:pPr>
+            <w:r>
+              <w:rPr>
+                <w:rFonts w:ascii="Arial" w:cs="Arial" w:eastAsia="Arial" w:hAnsi="Arial"/>
+                <w:b/>
+                <w:bCs/>
+                <w:i w:val="false"/>
+                <w:iCs w:val="false"/>
+                <w:color w:val="000000"/>
+                <w:sz w:val="18"/>
+                <w:szCs w:val="18"/>
+              </w:rPr>
+              <w:t xml:space="preserve">Explain Phase</w:t>
             </w:r>
           </w:p>
           <w:p>
@@ -6912,7 +6912,7 @@
             <w:pPr>
               <w:spacing w:after="20" w:before="0"/>
             </w:pPr>
-            <w:hyperlink w:history="1" r:id="rIdzwpnc4ukxgkjqk83j5-1i">
+            <w:hyperlink w:history="1" r:id="rIdzsv2g48ssrtpozdk0tkie">
               <w:r>
                 <w:rPr>
                   <w:rFonts w:ascii="Arial" w:cs="Arial" w:eastAsia="Arial" w:hAnsi="Arial"/>
@@ -6945,7 +6945,7 @@
               <w:spacing w:after="10" w:before="0"/>
               <w:ind w:left="120"/>
             </w:pPr>
-            <w:hyperlink w:history="1" r:id="rIdcpombo9xoapcyemjahnoe">
+            <w:hyperlink w:history="1" r:id="rIdqtlbkfm1-3k4yzyzzxwqx">
               <w:r>
                 <w:rPr>
                   <w:rFonts w:ascii="Arial" w:cs="Arial" w:eastAsia="Arial" w:hAnsi="Arial"/>
@@ -6990,7 +6990,7 @@
             <w:pPr>
               <w:spacing w:after="20" w:before="0"/>
             </w:pPr>
-            <w:hyperlink w:history="1" r:id="rIdzwnhgitmce7h-p8uakzlv">
+            <w:hyperlink w:history="1" r:id="rId6lz4lyaiv8kipakfw3js_">
               <w:r>
                 <w:rPr>
                   <w:rFonts w:ascii="Arial" w:cs="Arial" w:eastAsia="Arial" w:hAnsi="Arial"/>
@@ -7023,7 +7023,7 @@
               <w:spacing w:after="10" w:before="0"/>
               <w:ind w:left="120"/>
             </w:pPr>
-            <w:hyperlink w:history="1" r:id="rIdlu4qckz9cxapaxy9fgrzy">
+            <w:hyperlink w:history="1" r:id="rIdqu_kdguc0cdji9xaf2-3t">
               <w:r>
                 <w:rPr>
                   <w:rFonts w:ascii="Arial" w:cs="Arial" w:eastAsia="Arial" w:hAnsi="Arial"/>
@@ -7170,32 +7170,32 @@
         <w:tc>
           <w:tcPr>
             <w:tcW w:type="dxa" w:w="1520"/>
-            <w:shd w:fill="F2F2F2" w:color="auto" w:val="clear"/>
-            <w:tcMar>
-              <w:top w:type="dxa" w:w="60"/>
-              <w:left w:type="dxa" w:w="120"/>
-              <w:bottom w:type="dxa" w:w="60"/>
-              <w:right w:type="dxa" w:w="120"/>
-            </w:tcMar>
-            <w:vAlign w:val="top"/>
-          </w:tcPr>
-          <w:p>
-            <w:pPr>
-              <w:spacing w:after="40" w:before="0"/>
-              <w:jc w:val="left"/>
-            </w:pPr>
-            <w:r>
-              <w:rPr>
-                <w:rFonts w:ascii="Arial" w:cs="Arial" w:eastAsia="Arial" w:hAnsi="Arial"/>
-                <w:b/>
-                <w:bCs/>
-                <w:i w:val="false"/>
-                <w:iCs w:val="false"/>
-                <w:color w:val="000000"/>
-                <w:sz w:val="18"/>
-                <w:szCs w:val="18"/>
-              </w:rPr>
-              <w:t xml:space="preserve">Phase 4: Driving Question Board (DQB) Update</w:t>
+            <w:shd w:fill="FCE4D6" w:color="auto" w:val="clear"/>
+            <w:tcMar>
+              <w:top w:type="dxa" w:w="60"/>
+              <w:left w:type="dxa" w:w="120"/>
+              <w:bottom w:type="dxa" w:w="60"/>
+              <w:right w:type="dxa" w:w="120"/>
+            </w:tcMar>
+            <w:vAlign w:val="top"/>
+          </w:tcPr>
+          <w:p>
+            <w:pPr>
+              <w:spacing w:after="40" w:before="0"/>
+              <w:jc w:val="left"/>
+            </w:pPr>
+            <w:r>
+              <w:rPr>
+                <w:rFonts w:ascii="Arial" w:cs="Arial" w:eastAsia="Arial" w:hAnsi="Arial"/>
+                <w:b/>
+                <w:bCs/>
+                <w:i w:val="false"/>
+                <w:iCs w:val="false"/>
+                <w:color w:val="000000"/>
+                <w:sz w:val="18"/>
+                <w:szCs w:val="18"/>
+              </w:rPr>
+              <w:t xml:space="preserve">Driving Question Board (DQB) Creation</w:t>
             </w:r>
           </w:p>
           <w:p>
@@ -7218,7 +7218,7 @@
             <w:pPr>
               <w:spacing w:after="20" w:before="0"/>
             </w:pPr>
-            <w:hyperlink w:history="1" r:id="rId7dpjqbzvgdljqbvmekxnu">
+            <w:hyperlink w:history="1" r:id="rId5z-8iyctpszk6672y1r20">
               <w:r>
                 <w:rPr>
                   <w:rFonts w:ascii="Arial" w:cs="Arial" w:eastAsia="Arial" w:hAnsi="Arial"/>
@@ -7251,7 +7251,7 @@
               <w:spacing w:after="10" w:before="0"/>
               <w:ind w:left="120"/>
             </w:pPr>
-            <w:hyperlink w:history="1" r:id="rIdqni5ex3hp0jep4ifijrfn">
+            <w:hyperlink w:history="1" r:id="rId4uxbdlno6pihrfcdgtynk">
               <w:r>
                 <w:rPr>
                   <w:rFonts w:ascii="Arial" w:cs="Arial" w:eastAsia="Arial" w:hAnsi="Arial"/>
@@ -7296,7 +7296,7 @@
             <w:pPr>
               <w:spacing w:after="20" w:before="0"/>
             </w:pPr>
-            <w:hyperlink w:history="1" r:id="rIdzvytsbc_4hmvgji5mlosg">
+            <w:hyperlink w:history="1" r:id="rId8vsn__tegibpwfek0z594">
               <w:r>
                 <w:rPr>
                   <w:rFonts w:ascii="Arial" w:cs="Arial" w:eastAsia="Arial" w:hAnsi="Arial"/>
@@ -7329,7 +7329,7 @@
               <w:spacing w:after="10" w:before="0"/>
               <w:ind w:left="120"/>
             </w:pPr>
-            <w:hyperlink w:history="1" r:id="rIdyu8oqm50u5ihxc8oa2bja">
+            <w:hyperlink w:history="1" r:id="rIdd7vqxtikkg5brz1su0tmb">
               <w:r>
                 <w:rPr>
                   <w:rFonts w:ascii="Arial" w:cs="Arial" w:eastAsia="Arial" w:hAnsi="Arial"/>
@@ -7476,32 +7476,32 @@
         <w:tc>
           <w:tcPr>
             <w:tcW w:type="dxa" w:w="1520"/>
-            <w:shd w:fill="F2F2F2" w:color="auto" w:val="clear"/>
-            <w:tcMar>
-              <w:top w:type="dxa" w:w="60"/>
-              <w:left w:type="dxa" w:w="120"/>
-              <w:bottom w:type="dxa" w:w="60"/>
-              <w:right w:type="dxa" w:w="120"/>
-            </w:tcMar>
-            <w:vAlign w:val="top"/>
-          </w:tcPr>
-          <w:p>
-            <w:pPr>
-              <w:spacing w:after="40" w:before="0"/>
-              <w:jc w:val="left"/>
-            </w:pPr>
-            <w:r>
-              <w:rPr>
-                <w:rFonts w:ascii="Arial" w:cs="Arial" w:eastAsia="Arial" w:hAnsi="Arial"/>
-                <w:b/>
-                <w:bCs/>
-                <w:i w:val="false"/>
-                <w:iCs w:val="false"/>
-                <w:color w:val="000000"/>
-                <w:sz w:val="18"/>
-                <w:szCs w:val="18"/>
-              </w:rPr>
-              <w:t xml:space="preserve">Phase 5: Model Building</w:t>
+            <w:shd w:fill="D5E8F0" w:color="auto" w:val="clear"/>
+            <w:tcMar>
+              <w:top w:type="dxa" w:w="60"/>
+              <w:left w:type="dxa" w:w="120"/>
+              <w:bottom w:type="dxa" w:w="60"/>
+              <w:right w:type="dxa" w:w="120"/>
+            </w:tcMar>
+            <w:vAlign w:val="top"/>
+          </w:tcPr>
+          <w:p>
+            <w:pPr>
+              <w:spacing w:after="40" w:before="0"/>
+              <w:jc w:val="left"/>
+            </w:pPr>
+            <w:r>
+              <w:rPr>
+                <w:rFonts w:ascii="Arial" w:cs="Arial" w:eastAsia="Arial" w:hAnsi="Arial"/>
+                <w:b/>
+                <w:bCs/>
+                <w:i w:val="false"/>
+                <w:iCs w:val="false"/>
+                <w:color w:val="000000"/>
+                <w:sz w:val="18"/>
+                <w:szCs w:val="18"/>
+              </w:rPr>
+              <w:t xml:space="preserve">Model Building Phase</w:t>
             </w:r>
           </w:p>
           <w:p>
@@ -7524,7 +7524,7 @@
             <w:pPr>
               <w:spacing w:after="20" w:before="0"/>
             </w:pPr>
-            <w:hyperlink w:history="1" r:id="rIdrh4oc2nk-pyma9j9nh4r_">
+            <w:hyperlink w:history="1" r:id="rIdsa2kka6-mmbkgfmrrficj">
               <w:r>
                 <w:rPr>
                   <w:rFonts w:ascii="Arial" w:cs="Arial" w:eastAsia="Arial" w:hAnsi="Arial"/>
@@ -7557,7 +7557,7 @@
               <w:spacing w:after="10" w:before="0"/>
               <w:ind w:left="120"/>
             </w:pPr>
-            <w:hyperlink w:history="1" r:id="rIdj6mgwltdgiphlaytkr_1f">
+            <w:hyperlink w:history="1" r:id="rIdpopdvd_6vnicwbfhjcak9">
               <w:r>
                 <w:rPr>
                   <w:rFonts w:ascii="Arial" w:cs="Arial" w:eastAsia="Arial" w:hAnsi="Arial"/>
@@ -7602,7 +7602,7 @@
             <w:pPr>
               <w:spacing w:after="20" w:before="0"/>
             </w:pPr>
-            <w:hyperlink w:history="1" r:id="rIdmoouqajn7dmjd9-ouqg2y">
+            <w:hyperlink w:history="1" r:id="rIdqbdqpzgv-lft1omylc9ey">
               <w:r>
                 <w:rPr>
                   <w:rFonts w:ascii="Arial" w:cs="Arial" w:eastAsia="Arial" w:hAnsi="Arial"/>
@@ -7635,7 +7635,7 @@
               <w:spacing w:after="10" w:before="0"/>
               <w:ind w:left="120"/>
             </w:pPr>
-            <w:hyperlink w:history="1" r:id="rIdywfrl8oivfnjt_wf_fha1">
+            <w:hyperlink w:history="1" r:id="rIdxtuqsjeixhzxhwmsyybrl">
               <w:r>
                 <w:rPr>
                   <w:rFonts w:ascii="Arial" w:cs="Arial" w:eastAsia="Arial" w:hAnsi="Arial"/>
@@ -9074,32 +9074,32 @@
         <w:tc>
           <w:tcPr>
             <w:tcW w:type="dxa" w:w="1520"/>
-            <w:shd w:fill="F2F2F2" w:color="auto" w:val="clear"/>
-            <w:tcMar>
-              <w:top w:type="dxa" w:w="60"/>
-              <w:left w:type="dxa" w:w="120"/>
-              <w:bottom w:type="dxa" w:w="60"/>
-              <w:right w:type="dxa" w:w="120"/>
-            </w:tcMar>
-            <w:vAlign w:val="top"/>
-          </w:tcPr>
-          <w:p>
-            <w:pPr>
-              <w:spacing w:after="40" w:before="0"/>
-              <w:jc w:val="left"/>
-            </w:pPr>
-            <w:r>
-              <w:rPr>
-                <w:rFonts w:ascii="Arial" w:cs="Arial" w:eastAsia="Arial" w:hAnsi="Arial"/>
-                <w:b/>
-                <w:bCs/>
-                <w:i w:val="false"/>
-                <w:iCs w:val="false"/>
-                <w:color w:val="000000"/>
-                <w:sz w:val="18"/>
-                <w:szCs w:val="18"/>
-              </w:rPr>
-              <w:t xml:space="preserve">Phase 1 — Predict</w:t>
+            <w:shd w:fill="EAD1F5" w:color="auto" w:val="clear"/>
+            <w:tcMar>
+              <w:top w:type="dxa" w:w="60"/>
+              <w:left w:type="dxa" w:w="120"/>
+              <w:bottom w:type="dxa" w:w="60"/>
+              <w:right w:type="dxa" w:w="120"/>
+            </w:tcMar>
+            <w:vAlign w:val="top"/>
+          </w:tcPr>
+          <w:p>
+            <w:pPr>
+              <w:spacing w:after="40" w:before="0"/>
+              <w:jc w:val="left"/>
+            </w:pPr>
+            <w:r>
+              <w:rPr>
+                <w:rFonts w:ascii="Arial" w:cs="Arial" w:eastAsia="Arial" w:hAnsi="Arial"/>
+                <w:b/>
+                <w:bCs/>
+                <w:i w:val="false"/>
+                <w:iCs w:val="false"/>
+                <w:color w:val="000000"/>
+                <w:sz w:val="18"/>
+                <w:szCs w:val="18"/>
+              </w:rPr>
+              <w:t xml:space="preserve">Predict Phase</w:t>
             </w:r>
           </w:p>
           <w:p>
@@ -9122,7 +9122,7 @@
             <w:pPr>
               <w:spacing w:after="20" w:before="0"/>
             </w:pPr>
-            <w:hyperlink w:history="1" r:id="rIdbfg4ixrrbktuqx1-lxysv">
+            <w:hyperlink w:history="1" r:id="rIdu7jrhko8gfmab6wyoglka">
               <w:r>
                 <w:rPr>
                   <w:rFonts w:ascii="Arial" w:cs="Arial" w:eastAsia="Arial" w:hAnsi="Arial"/>
@@ -9155,7 +9155,7 @@
               <w:spacing w:after="10" w:before="0"/>
               <w:ind w:left="120"/>
             </w:pPr>
-            <w:hyperlink w:history="1" r:id="rIdgbwf7scoluynsrvwuaufx">
+            <w:hyperlink w:history="1" r:id="rId019sacedbnaqdnymnjc4r">
               <w:r>
                 <w:rPr>
                   <w:rFonts w:ascii="Arial" w:cs="Arial" w:eastAsia="Arial" w:hAnsi="Arial"/>
@@ -9200,7 +9200,7 @@
             <w:pPr>
               <w:spacing w:after="20" w:before="0"/>
             </w:pPr>
-            <w:hyperlink w:history="1" r:id="rIdsvnevzxl5blorepkcfibs">
+            <w:hyperlink w:history="1" r:id="rId6iz1osdj1bckjfsdc8vdp">
               <w:r>
                 <w:rPr>
                   <w:rFonts w:ascii="Arial" w:cs="Arial" w:eastAsia="Arial" w:hAnsi="Arial"/>
@@ -9233,7 +9233,7 @@
               <w:spacing w:after="10" w:before="0"/>
               <w:ind w:left="120"/>
             </w:pPr>
-            <w:hyperlink w:history="1" r:id="rIdgoy0oziigx0epylihe8su">
+            <w:hyperlink w:history="1" r:id="rIdioh9d-4m1teqwi0n30_rs">
               <w:r>
                 <w:rPr>
                   <w:rFonts w:ascii="Arial" w:cs="Arial" w:eastAsia="Arial" w:hAnsi="Arial"/>
@@ -9380,32 +9380,32 @@
         <w:tc>
           <w:tcPr>
             <w:tcW w:type="dxa" w:w="1520"/>
-            <w:shd w:fill="F2F2F2" w:color="auto" w:val="clear"/>
-            <w:tcMar>
-              <w:top w:type="dxa" w:w="60"/>
-              <w:left w:type="dxa" w:w="120"/>
-              <w:bottom w:type="dxa" w:w="60"/>
-              <w:right w:type="dxa" w:w="120"/>
-            </w:tcMar>
-            <w:vAlign w:val="top"/>
-          </w:tcPr>
-          <w:p>
-            <w:pPr>
-              <w:spacing w:after="40" w:before="0"/>
-              <w:jc w:val="left"/>
-            </w:pPr>
-            <w:r>
-              <w:rPr>
-                <w:rFonts w:ascii="Arial" w:cs="Arial" w:eastAsia="Arial" w:hAnsi="Arial"/>
-                <w:b/>
-                <w:bCs/>
-                <w:i w:val="false"/>
-                <w:iCs w:val="false"/>
-                <w:color w:val="000000"/>
-                <w:sz w:val="18"/>
-                <w:szCs w:val="18"/>
-              </w:rPr>
-              <w:t xml:space="preserve">Phase 2 — Observe</w:t>
+            <w:shd w:fill="D9EEF1" w:color="auto" w:val="clear"/>
+            <w:tcMar>
+              <w:top w:type="dxa" w:w="60"/>
+              <w:left w:type="dxa" w:w="120"/>
+              <w:bottom w:type="dxa" w:w="60"/>
+              <w:right w:type="dxa" w:w="120"/>
+            </w:tcMar>
+            <w:vAlign w:val="top"/>
+          </w:tcPr>
+          <w:p>
+            <w:pPr>
+              <w:spacing w:after="40" w:before="0"/>
+              <w:jc w:val="left"/>
+            </w:pPr>
+            <w:r>
+              <w:rPr>
+                <w:rFonts w:ascii="Arial" w:cs="Arial" w:eastAsia="Arial" w:hAnsi="Arial"/>
+                <w:b/>
+                <w:bCs/>
+                <w:i w:val="false"/>
+                <w:iCs w:val="false"/>
+                <w:color w:val="000000"/>
+                <w:sz w:val="18"/>
+                <w:szCs w:val="18"/>
+              </w:rPr>
+              <w:t xml:space="preserve">Observe Phase</w:t>
             </w:r>
           </w:p>
           <w:p>
@@ -9428,7 +9428,7 @@
             <w:pPr>
               <w:spacing w:after="20" w:before="0"/>
             </w:pPr>
-            <w:hyperlink w:history="1" r:id="rIdj9y6yts1ytfbhubhvwdzg">
+            <w:hyperlink w:history="1" r:id="rId7nodmedq7dshmgg4r5wrt">
               <w:r>
                 <w:rPr>
                   <w:rFonts w:ascii="Arial" w:cs="Arial" w:eastAsia="Arial" w:hAnsi="Arial"/>
@@ -9461,7 +9461,7 @@
               <w:spacing w:after="10" w:before="0"/>
               <w:ind w:left="120"/>
             </w:pPr>
-            <w:hyperlink w:history="1" r:id="rIdoshedtk8zi01ylwesiqto">
+            <w:hyperlink w:history="1" r:id="rIdca2sqquji-ugfqw3xsuat">
               <w:r>
                 <w:rPr>
                   <w:rFonts w:ascii="Arial" w:cs="Arial" w:eastAsia="Arial" w:hAnsi="Arial"/>
@@ -9506,7 +9506,7 @@
             <w:pPr>
               <w:spacing w:after="20" w:before="0"/>
             </w:pPr>
-            <w:hyperlink w:history="1" r:id="rIdhvqzmalmy_rombxfushqk">
+            <w:hyperlink w:history="1" r:id="rIdy3tqrba0aiokjheksjvne">
               <w:r>
                 <w:rPr>
                   <w:rFonts w:ascii="Arial" w:cs="Arial" w:eastAsia="Arial" w:hAnsi="Arial"/>
@@ -9539,7 +9539,7 @@
               <w:spacing w:after="10" w:before="0"/>
               <w:ind w:left="120"/>
             </w:pPr>
-            <w:hyperlink w:history="1" r:id="rIdgv6dqmwqzlvcgscbmvqbu">
+            <w:hyperlink w:history="1" r:id="rIdly_bk_zq3d0nyllsgfjzv">
               <w:r>
                 <w:rPr>
                   <w:rFonts w:ascii="Arial" w:cs="Arial" w:eastAsia="Arial" w:hAnsi="Arial"/>
@@ -9686,32 +9686,32 @@
         <w:tc>
           <w:tcPr>
             <w:tcW w:type="dxa" w:w="1520"/>
-            <w:shd w:fill="F2F2F2" w:color="auto" w:val="clear"/>
-            <w:tcMar>
-              <w:top w:type="dxa" w:w="60"/>
-              <w:left w:type="dxa" w:w="120"/>
-              <w:bottom w:type="dxa" w:w="60"/>
-              <w:right w:type="dxa" w:w="120"/>
-            </w:tcMar>
-            <w:vAlign w:val="top"/>
-          </w:tcPr>
-          <w:p>
-            <w:pPr>
-              <w:spacing w:after="40" w:before="0"/>
-              <w:jc w:val="left"/>
-            </w:pPr>
-            <w:r>
-              <w:rPr>
-                <w:rFonts w:ascii="Arial" w:cs="Arial" w:eastAsia="Arial" w:hAnsi="Arial"/>
-                <w:b/>
-                <w:bCs/>
-                <w:i w:val="false"/>
-                <w:iCs w:val="false"/>
-                <w:color w:val="000000"/>
-                <w:sz w:val="18"/>
-                <w:szCs w:val="18"/>
-              </w:rPr>
-              <w:t xml:space="preserve">Phase 3 — Explain</w:t>
+            <w:shd w:fill="E2EFDA" w:color="auto" w:val="clear"/>
+            <w:tcMar>
+              <w:top w:type="dxa" w:w="60"/>
+              <w:left w:type="dxa" w:w="120"/>
+              <w:bottom w:type="dxa" w:w="60"/>
+              <w:right w:type="dxa" w:w="120"/>
+            </w:tcMar>
+            <w:vAlign w:val="top"/>
+          </w:tcPr>
+          <w:p>
+            <w:pPr>
+              <w:spacing w:after="40" w:before="0"/>
+              <w:jc w:val="left"/>
+            </w:pPr>
+            <w:r>
+              <w:rPr>
+                <w:rFonts w:ascii="Arial" w:cs="Arial" w:eastAsia="Arial" w:hAnsi="Arial"/>
+                <w:b/>
+                <w:bCs/>
+                <w:i w:val="false"/>
+                <w:iCs w:val="false"/>
+                <w:color w:val="000000"/>
+                <w:sz w:val="18"/>
+                <w:szCs w:val="18"/>
+              </w:rPr>
+              <w:t xml:space="preserve">Explain Phase</w:t>
             </w:r>
           </w:p>
           <w:p>
@@ -9734,7 +9734,7 @@
             <w:pPr>
               <w:spacing w:after="20" w:before="0"/>
             </w:pPr>
-            <w:hyperlink w:history="1" r:id="rIdvl9vfuh_eedo93i4my-za">
+            <w:hyperlink w:history="1" r:id="rIdb666urvy4zjt9lmq0juw6">
               <w:r>
                 <w:rPr>
                   <w:rFonts w:ascii="Arial" w:cs="Arial" w:eastAsia="Arial" w:hAnsi="Arial"/>
@@ -9767,7 +9767,7 @@
               <w:spacing w:after="10" w:before="0"/>
               <w:ind w:left="120"/>
             </w:pPr>
-            <w:hyperlink w:history="1" r:id="rIdfnxldi5fmeaocc6pkdtwz">
+            <w:hyperlink w:history="1" r:id="rIdpr7k5mby03ymf4r3aoqjf">
               <w:r>
                 <w:rPr>
                   <w:rFonts w:ascii="Arial" w:cs="Arial" w:eastAsia="Arial" w:hAnsi="Arial"/>
@@ -9812,7 +9812,7 @@
             <w:pPr>
               <w:spacing w:after="20" w:before="0"/>
             </w:pPr>
-            <w:hyperlink w:history="1" r:id="rIddfr3vhwc8e21btaczdtb9">
+            <w:hyperlink w:history="1" r:id="rIdhzqu_hdul8jsrp73mhuij">
               <w:r>
                 <w:rPr>
                   <w:rFonts w:ascii="Arial" w:cs="Arial" w:eastAsia="Arial" w:hAnsi="Arial"/>
@@ -9845,7 +9845,7 @@
               <w:spacing w:after="10" w:before="0"/>
               <w:ind w:left="120"/>
             </w:pPr>
-            <w:hyperlink w:history="1" r:id="rId_zswh-bexzfpqrh2gkt3f">
+            <w:hyperlink w:history="1" r:id="rIddlievrwxmvk2ynxqebsu6">
               <w:r>
                 <w:rPr>
                   <w:rFonts w:ascii="Arial" w:cs="Arial" w:eastAsia="Arial" w:hAnsi="Arial"/>
@@ -9992,32 +9992,32 @@
         <w:tc>
           <w:tcPr>
             <w:tcW w:type="dxa" w:w="1520"/>
-            <w:shd w:fill="F2F2F2" w:color="auto" w:val="clear"/>
-            <w:tcMar>
-              <w:top w:type="dxa" w:w="60"/>
-              <w:left w:type="dxa" w:w="120"/>
-              <w:bottom w:type="dxa" w:w="60"/>
-              <w:right w:type="dxa" w:w="120"/>
-            </w:tcMar>
-            <w:vAlign w:val="top"/>
-          </w:tcPr>
-          <w:p>
-            <w:pPr>
-              <w:spacing w:after="40" w:before="0"/>
-              <w:jc w:val="left"/>
-            </w:pPr>
-            <w:r>
-              <w:rPr>
-                <w:rFonts w:ascii="Arial" w:cs="Arial" w:eastAsia="Arial" w:hAnsi="Arial"/>
-                <w:b/>
-                <w:bCs/>
-                <w:i w:val="false"/>
-                <w:iCs w:val="false"/>
-                <w:color w:val="000000"/>
-                <w:sz w:val="18"/>
-                <w:szCs w:val="18"/>
-              </w:rPr>
-              <w:t xml:space="preserve">Phase 4 — Driving Question Board (DQB) Update</w:t>
+            <w:shd w:fill="FCE4D6" w:color="auto" w:val="clear"/>
+            <w:tcMar>
+              <w:top w:type="dxa" w:w="60"/>
+              <w:left w:type="dxa" w:w="120"/>
+              <w:bottom w:type="dxa" w:w="60"/>
+              <w:right w:type="dxa" w:w="120"/>
+            </w:tcMar>
+            <w:vAlign w:val="top"/>
+          </w:tcPr>
+          <w:p>
+            <w:pPr>
+              <w:spacing w:after="40" w:before="0"/>
+              <w:jc w:val="left"/>
+            </w:pPr>
+            <w:r>
+              <w:rPr>
+                <w:rFonts w:ascii="Arial" w:cs="Arial" w:eastAsia="Arial" w:hAnsi="Arial"/>
+                <w:b/>
+                <w:bCs/>
+                <w:i w:val="false"/>
+                <w:iCs w:val="false"/>
+                <w:color w:val="000000"/>
+                <w:sz w:val="18"/>
+                <w:szCs w:val="18"/>
+              </w:rPr>
+              <w:t xml:space="preserve">Driving Question Board (DQB) Creation</w:t>
             </w:r>
           </w:p>
           <w:p>
@@ -10040,7 +10040,7 @@
             <w:pPr>
               <w:spacing w:after="20" w:before="0"/>
             </w:pPr>
-            <w:hyperlink w:history="1" r:id="rIdms6nbd43zddvwr6s06wkh">
+            <w:hyperlink w:history="1" r:id="rId_zty9flz5737z5jeq1wcm">
               <w:r>
                 <w:rPr>
                   <w:rFonts w:ascii="Arial" w:cs="Arial" w:eastAsia="Arial" w:hAnsi="Arial"/>
@@ -10073,7 +10073,7 @@
               <w:spacing w:after="10" w:before="0"/>
               <w:ind w:left="120"/>
             </w:pPr>
-            <w:hyperlink w:history="1" r:id="rId1unll0ostoxxe81hrudff">
+            <w:hyperlink w:history="1" r:id="rIdkapkaxm8iiimd6c0bdlg9">
               <w:r>
                 <w:rPr>
                   <w:rFonts w:ascii="Arial" w:cs="Arial" w:eastAsia="Arial" w:hAnsi="Arial"/>
@@ -10118,7 +10118,7 @@
             <w:pPr>
               <w:spacing w:after="20" w:before="0"/>
             </w:pPr>
-            <w:hyperlink w:history="1" r:id="rId2bidcyqbzxhgqgokhbo87">
+            <w:hyperlink w:history="1" r:id="rIdcmiaczefzf8c-uu-ist3-">
               <w:r>
                 <w:rPr>
                   <w:rFonts w:ascii="Arial" w:cs="Arial" w:eastAsia="Arial" w:hAnsi="Arial"/>
@@ -10151,7 +10151,7 @@
               <w:spacing w:after="10" w:before="0"/>
               <w:ind w:left="120"/>
             </w:pPr>
-            <w:hyperlink w:history="1" r:id="rIdocyyjvbzuuwwrv13bc68a">
+            <w:hyperlink w:history="1" r:id="rIdpr_2iks_i-q5-q_bf-xqq">
               <w:r>
                 <w:rPr>
                   <w:rFonts w:ascii="Arial" w:cs="Arial" w:eastAsia="Arial" w:hAnsi="Arial"/>
@@ -10298,32 +10298,32 @@
         <w:tc>
           <w:tcPr>
             <w:tcW w:type="dxa" w:w="1520"/>
-            <w:shd w:fill="F2F2F2" w:color="auto" w:val="clear"/>
-            <w:tcMar>
-              <w:top w:type="dxa" w:w="60"/>
-              <w:left w:type="dxa" w:w="120"/>
-              <w:bottom w:type="dxa" w:w="60"/>
-              <w:right w:type="dxa" w:w="120"/>
-            </w:tcMar>
-            <w:vAlign w:val="top"/>
-          </w:tcPr>
-          <w:p>
-            <w:pPr>
-              <w:spacing w:after="40" w:before="0"/>
-              <w:jc w:val="left"/>
-            </w:pPr>
-            <w:r>
-              <w:rPr>
-                <w:rFonts w:ascii="Arial" w:cs="Arial" w:eastAsia="Arial" w:hAnsi="Arial"/>
-                <w:b/>
-                <w:bCs/>
-                <w:i w:val="false"/>
-                <w:iCs w:val="false"/>
-                <w:color w:val="000000"/>
-                <w:sz w:val="18"/>
-                <w:szCs w:val="18"/>
-              </w:rPr>
-              <w:t xml:space="preserve">Phase 5 — Model Building</w:t>
+            <w:shd w:fill="D5E8F0" w:color="auto" w:val="clear"/>
+            <w:tcMar>
+              <w:top w:type="dxa" w:w="60"/>
+              <w:left w:type="dxa" w:w="120"/>
+              <w:bottom w:type="dxa" w:w="60"/>
+              <w:right w:type="dxa" w:w="120"/>
+            </w:tcMar>
+            <w:vAlign w:val="top"/>
+          </w:tcPr>
+          <w:p>
+            <w:pPr>
+              <w:spacing w:after="40" w:before="0"/>
+              <w:jc w:val="left"/>
+            </w:pPr>
+            <w:r>
+              <w:rPr>
+                <w:rFonts w:ascii="Arial" w:cs="Arial" w:eastAsia="Arial" w:hAnsi="Arial"/>
+                <w:b/>
+                <w:bCs/>
+                <w:i w:val="false"/>
+                <w:iCs w:val="false"/>
+                <w:color w:val="000000"/>
+                <w:sz w:val="18"/>
+                <w:szCs w:val="18"/>
+              </w:rPr>
+              <w:t xml:space="preserve">Model Building Phase</w:t>
             </w:r>
           </w:p>
           <w:p>
@@ -10346,7 +10346,7 @@
             <w:pPr>
               <w:spacing w:after="20" w:before="0"/>
             </w:pPr>
-            <w:hyperlink w:history="1" r:id="rId0racmuh8y5ig7x9bai8kd">
+            <w:hyperlink w:history="1" r:id="rId53uip2bgnmx55u_g2l4zh">
               <w:r>
                 <w:rPr>
                   <w:rFonts w:ascii="Arial" w:cs="Arial" w:eastAsia="Arial" w:hAnsi="Arial"/>
@@ -10379,7 +10379,7 @@
               <w:spacing w:after="10" w:before="0"/>
               <w:ind w:left="120"/>
             </w:pPr>
-            <w:hyperlink w:history="1" r:id="rId2cgnjhrrbixjzkqfligya">
+            <w:hyperlink w:history="1" r:id="rIditwhugclfvypw0agxpsfn">
               <w:r>
                 <w:rPr>
                   <w:rFonts w:ascii="Arial" w:cs="Arial" w:eastAsia="Arial" w:hAnsi="Arial"/>
@@ -10424,7 +10424,7 @@
             <w:pPr>
               <w:spacing w:after="20" w:before="0"/>
             </w:pPr>
-            <w:hyperlink w:history="1" r:id="rId_didfomahgnlvrqzht7ht">
+            <w:hyperlink w:history="1" r:id="rIdkdav9nzoybwmcucapz_88">
               <w:r>
                 <w:rPr>
                   <w:rFonts w:ascii="Arial" w:cs="Arial" w:eastAsia="Arial" w:hAnsi="Arial"/>
@@ -10457,7 +10457,7 @@
               <w:spacing w:after="10" w:before="0"/>
               <w:ind w:left="120"/>
             </w:pPr>
-            <w:hyperlink w:history="1" r:id="rIdec8kxfjxyh8zrg11ilie9">
+            <w:hyperlink w:history="1" r:id="rIdoy_hkbu5zgrnxwaehyxig">
               <w:r>
                 <w:rPr>
                   <w:rFonts w:ascii="Arial" w:cs="Arial" w:eastAsia="Arial" w:hAnsi="Arial"/>
@@ -11552,7 +11552,25 @@
             </w:tcMar>
             <w:vAlign w:val="top"/>
           </w:tcPr>
-          <w:p/>
+          <w:p>
+            <w:pPr>
+              <w:spacing w:after="40" w:before="0"/>
+              <w:jc w:val="left"/>
+            </w:pPr>
+            <w:r>
+              <w:rPr>
+                <w:rFonts w:ascii="Arial" w:cs="Arial" w:eastAsia="Arial" w:hAnsi="Arial"/>
+                <w:b w:val="false"/>
+                <w:bCs w:val="false"/>
+                <w:i w:val="false"/>
+                <w:iCs w:val="false"/>
+                <w:color w:val="000000"/>
+                <w:sz w:val="18"/>
+                <w:szCs w:val="18"/>
+              </w:rPr>
+              <w:t xml:space="preserve">No physical safety concerns. Ensure inclusive participation during the classroom data-collection activity — sensitivity is required if personal questions could embarrass learners. The number-of-siblings question is generally safe but the teacher should offer an opt-out, allowing any learner to write their value privately rather than call it out.</w:t>
+            </w:r>
+          </w:p>
         </w:tc>
       </w:tr>
     </w:tbl>
@@ -11926,7 +11944,7 @@
             <w:pPr>
               <w:spacing w:after="20" w:before="0"/>
             </w:pPr>
-            <w:hyperlink w:history="1" r:id="rIdxvyba3jxbjdhqptept92c">
+            <w:hyperlink w:history="1" r:id="rIdkrit6j_t4grk0jgpmwpq5">
               <w:r>
                 <w:rPr>
                   <w:rFonts w:ascii="Arial" w:cs="Arial" w:eastAsia="Arial" w:hAnsi="Arial"/>
@@ -11959,7 +11977,7 @@
               <w:spacing w:after="10" w:before="0"/>
               <w:ind w:left="120"/>
             </w:pPr>
-            <w:hyperlink w:history="1" r:id="rId8gwae5ri_rr2ixyltjnuo">
+            <w:hyperlink w:history="1" r:id="rIdl4jtbyyhelsvwee-uvyjd">
               <w:r>
                 <w:rPr>
                   <w:rFonts w:ascii="Arial" w:cs="Arial" w:eastAsia="Arial" w:hAnsi="Arial"/>
@@ -12004,7 +12022,7 @@
             <w:pPr>
               <w:spacing w:after="20" w:before="0"/>
             </w:pPr>
-            <w:hyperlink w:history="1" r:id="rId9r13ifdorxdrsrjopx4wf">
+            <w:hyperlink w:history="1" r:id="rIdr6gqblrc6lbkprnlkcdwz">
               <w:r>
                 <w:rPr>
                   <w:rFonts w:ascii="Arial" w:cs="Arial" w:eastAsia="Arial" w:hAnsi="Arial"/>
@@ -12037,7 +12055,7 @@
               <w:spacing w:after="10" w:before="0"/>
               <w:ind w:left="120"/>
             </w:pPr>
-            <w:hyperlink w:history="1" r:id="rIdm80u6b2lus0-ljagxklyc">
+            <w:hyperlink w:history="1" r:id="rIdydybd5_fvucgw-5nhy41l">
               <w:r>
                 <w:rPr>
                   <w:rFonts w:ascii="Arial" w:cs="Arial" w:eastAsia="Arial" w:hAnsi="Arial"/>
@@ -12232,7 +12250,7 @@
             <w:pPr>
               <w:spacing w:after="20" w:before="0"/>
             </w:pPr>
-            <w:hyperlink w:history="1" r:id="rIdgg_851enxyag856canxyq">
+            <w:hyperlink w:history="1" r:id="rIdglqgc2snk5106umvat92a">
               <w:r>
                 <w:rPr>
                   <w:rFonts w:ascii="Arial" w:cs="Arial" w:eastAsia="Arial" w:hAnsi="Arial"/>
@@ -12265,7 +12283,7 @@
               <w:spacing w:after="10" w:before="0"/>
               <w:ind w:left="120"/>
             </w:pPr>
-            <w:hyperlink w:history="1" r:id="rId8yvqd8zgj0kzv9af2uqcu">
+            <w:hyperlink w:history="1" r:id="rId9kgvqwp2yuuflc6vbxw0x">
               <w:r>
                 <w:rPr>
                   <w:rFonts w:ascii="Arial" w:cs="Arial" w:eastAsia="Arial" w:hAnsi="Arial"/>
@@ -12310,7 +12328,7 @@
             <w:pPr>
               <w:spacing w:after="20" w:before="0"/>
             </w:pPr>
-            <w:hyperlink w:history="1" r:id="rIdr_ctnpwc1jm3gf9b5uxa-">
+            <w:hyperlink w:history="1" r:id="rIdhyanyuxygopzjr480wxtq">
               <w:r>
                 <w:rPr>
                   <w:rFonts w:ascii="Arial" w:cs="Arial" w:eastAsia="Arial" w:hAnsi="Arial"/>
@@ -12343,7 +12361,7 @@
               <w:spacing w:after="10" w:before="0"/>
               <w:ind w:left="120"/>
             </w:pPr>
-            <w:hyperlink w:history="1" r:id="rIdq_4uejetoktdmqvxv5upc">
+            <w:hyperlink w:history="1" r:id="rIdnwrixt_nbrsvdkqpzwfxy">
               <w:r>
                 <w:rPr>
                   <w:rFonts w:ascii="Arial" w:cs="Arial" w:eastAsia="Arial" w:hAnsi="Arial"/>
@@ -12538,7 +12556,7 @@
             <w:pPr>
               <w:spacing w:after="20" w:before="0"/>
             </w:pPr>
-            <w:hyperlink w:history="1" r:id="rIdr6x8kqbn8ay1ujpvqk1gt">
+            <w:hyperlink w:history="1" r:id="rId1k0zmxmiunj0iqpcmnbk9">
               <w:r>
                 <w:rPr>
                   <w:rFonts w:ascii="Arial" w:cs="Arial" w:eastAsia="Arial" w:hAnsi="Arial"/>
@@ -12571,7 +12589,7 @@
               <w:spacing w:after="10" w:before="0"/>
               <w:ind w:left="120"/>
             </w:pPr>
-            <w:hyperlink w:history="1" r:id="rIdxvovz2wozldenthayt9xq">
+            <w:hyperlink w:history="1" r:id="rId0eph5hunkjjllpubao1oj">
               <w:r>
                 <w:rPr>
                   <w:rFonts w:ascii="Arial" w:cs="Arial" w:eastAsia="Arial" w:hAnsi="Arial"/>
@@ -12616,7 +12634,7 @@
             <w:pPr>
               <w:spacing w:after="20" w:before="0"/>
             </w:pPr>
-            <w:hyperlink w:history="1" r:id="rId7ep0fbymts99wvpp2e2nh">
+            <w:hyperlink w:history="1" r:id="rIdy59tgw9hcbhjtdey9uzoz">
               <w:r>
                 <w:rPr>
                   <w:rFonts w:ascii="Arial" w:cs="Arial" w:eastAsia="Arial" w:hAnsi="Arial"/>
@@ -12649,7 +12667,7 @@
               <w:spacing w:after="10" w:before="0"/>
               <w:ind w:left="120"/>
             </w:pPr>
-            <w:hyperlink w:history="1" r:id="rIdoethdwuzct5pw_gdypaok">
+            <w:hyperlink w:history="1" r:id="rId8xrr0xy1pgfconlul4tcl">
               <w:r>
                 <w:rPr>
                   <w:rFonts w:ascii="Arial" w:cs="Arial" w:eastAsia="Arial" w:hAnsi="Arial"/>
@@ -12844,7 +12862,7 @@
             <w:pPr>
               <w:spacing w:after="20" w:before="0"/>
             </w:pPr>
-            <w:hyperlink w:history="1" r:id="rId0fwg4nvl0q2ntxngdsymu">
+            <w:hyperlink w:history="1" r:id="rId1bwntbzqbk9l2_7xgfpjp">
               <w:r>
                 <w:rPr>
                   <w:rFonts w:ascii="Arial" w:cs="Arial" w:eastAsia="Arial" w:hAnsi="Arial"/>
@@ -12877,7 +12895,7 @@
               <w:spacing w:after="10" w:before="0"/>
               <w:ind w:left="120"/>
             </w:pPr>
-            <w:hyperlink w:history="1" r:id="rId-5uzzzk3lmegf8spswnwo">
+            <w:hyperlink w:history="1" r:id="rIdsyzwyjkchjowpyo_ieizh">
               <w:r>
                 <w:rPr>
                   <w:rFonts w:ascii="Arial" w:cs="Arial" w:eastAsia="Arial" w:hAnsi="Arial"/>
@@ -12922,7 +12940,7 @@
             <w:pPr>
               <w:spacing w:after="20" w:before="0"/>
             </w:pPr>
-            <w:hyperlink w:history="1" r:id="rIdikdafzw_k1l_l1g808ro0">
+            <w:hyperlink w:history="1" r:id="rIdbgyipwbyb24w5frxvs0f5">
               <w:r>
                 <w:rPr>
                   <w:rFonts w:ascii="Arial" w:cs="Arial" w:eastAsia="Arial" w:hAnsi="Arial"/>
@@ -12955,7 +12973,7 @@
               <w:spacing w:after="10" w:before="0"/>
               <w:ind w:left="120"/>
             </w:pPr>
-            <w:hyperlink w:history="1" r:id="rIdssszhfifzuxiic6kzt5sw">
+            <w:hyperlink w:history="1" r:id="rIdkmhan7uzw3whddl7dmrk_">
               <w:r>
                 <w:rPr>
                   <w:rFonts w:ascii="Arial" w:cs="Arial" w:eastAsia="Arial" w:hAnsi="Arial"/>
@@ -13150,7 +13168,7 @@
             <w:pPr>
               <w:spacing w:after="20" w:before="0"/>
             </w:pPr>
-            <w:hyperlink w:history="1" r:id="rIdgn1wk522mk2hjh6ioigk_">
+            <w:hyperlink w:history="1" r:id="rId-4ms2opgyjfkin7p5a4ft">
               <w:r>
                 <w:rPr>
                   <w:rFonts w:ascii="Arial" w:cs="Arial" w:eastAsia="Arial" w:hAnsi="Arial"/>
@@ -13183,7 +13201,7 @@
               <w:spacing w:after="10" w:before="0"/>
               <w:ind w:left="120"/>
             </w:pPr>
-            <w:hyperlink w:history="1" r:id="rIdwyjj5p6d5zda-fnitz3ci">
+            <w:hyperlink w:history="1" r:id="rIde7fwvdc3bnimicau0qsy3">
               <w:r>
                 <w:rPr>
                   <w:rFonts w:ascii="Arial" w:cs="Arial" w:eastAsia="Arial" w:hAnsi="Arial"/>
@@ -13228,7 +13246,7 @@
             <w:pPr>
               <w:spacing w:after="20" w:before="0"/>
             </w:pPr>
-            <w:hyperlink w:history="1" r:id="rIdhjvs2irxtrzhw6vws1ftu">
+            <w:hyperlink w:history="1" r:id="rIdq3plcruqtczukk11vfyqa">
               <w:r>
                 <w:rPr>
                   <w:rFonts w:ascii="Arial" w:cs="Arial" w:eastAsia="Arial" w:hAnsi="Arial"/>
@@ -13261,7 +13279,7 @@
               <w:spacing w:after="10" w:before="0"/>
               <w:ind w:left="120"/>
             </w:pPr>
-            <w:hyperlink w:history="1" r:id="rIductshzu9t-zjlodxo8al4">
+            <w:hyperlink w:history="1" r:id="rIdminalqnneo5qztda8psxy">
               <w:r>
                 <w:rPr>
                   <w:rFonts w:ascii="Arial" w:cs="Arial" w:eastAsia="Arial" w:hAnsi="Arial"/>
@@ -14700,32 +14718,32 @@
         <w:tc>
           <w:tcPr>
             <w:tcW w:type="dxa" w:w="1520"/>
-            <w:shd w:fill="F2F2F2" w:color="auto" w:val="clear"/>
-            <w:tcMar>
-              <w:top w:type="dxa" w:w="60"/>
-              <w:left w:type="dxa" w:w="120"/>
-              <w:bottom w:type="dxa" w:w="60"/>
-              <w:right w:type="dxa" w:w="120"/>
-            </w:tcMar>
-            <w:vAlign w:val="top"/>
-          </w:tcPr>
-          <w:p>
-            <w:pPr>
-              <w:spacing w:after="40" w:before="0"/>
-              <w:jc w:val="left"/>
-            </w:pPr>
-            <w:r>
-              <w:rPr>
-                <w:rFonts w:ascii="Arial" w:cs="Arial" w:eastAsia="Arial" w:hAnsi="Arial"/>
-                <w:b/>
-                <w:bCs/>
-                <w:i w:val="false"/>
-                <w:iCs w:val="false"/>
-                <w:color w:val="000000"/>
-                <w:sz w:val="18"/>
-                <w:szCs w:val="18"/>
-              </w:rPr>
-              <w:t xml:space="preserve">Phase 1 — Predict</w:t>
+            <w:shd w:fill="EAD1F5" w:color="auto" w:val="clear"/>
+            <w:tcMar>
+              <w:top w:type="dxa" w:w="60"/>
+              <w:left w:type="dxa" w:w="120"/>
+              <w:bottom w:type="dxa" w:w="60"/>
+              <w:right w:type="dxa" w:w="120"/>
+            </w:tcMar>
+            <w:vAlign w:val="top"/>
+          </w:tcPr>
+          <w:p>
+            <w:pPr>
+              <w:spacing w:after="40" w:before="0"/>
+              <w:jc w:val="left"/>
+            </w:pPr>
+            <w:r>
+              <w:rPr>
+                <w:rFonts w:ascii="Arial" w:cs="Arial" w:eastAsia="Arial" w:hAnsi="Arial"/>
+                <w:b/>
+                <w:bCs/>
+                <w:i w:val="false"/>
+                <w:iCs w:val="false"/>
+                <w:color w:val="000000"/>
+                <w:sz w:val="18"/>
+                <w:szCs w:val="18"/>
+              </w:rPr>
+              <w:t xml:space="preserve">Predict Phase</w:t>
             </w:r>
           </w:p>
           <w:p>
@@ -14748,7 +14766,7 @@
             <w:pPr>
               <w:spacing w:after="20" w:before="0"/>
             </w:pPr>
-            <w:hyperlink w:history="1" r:id="rIdxn4uspwlklshkfwrkmcex">
+            <w:hyperlink w:history="1" r:id="rId21bdk8iy74v52vfytbmgz">
               <w:r>
                 <w:rPr>
                   <w:rFonts w:ascii="Arial" w:cs="Arial" w:eastAsia="Arial" w:hAnsi="Arial"/>
@@ -14781,7 +14799,7 @@
               <w:spacing w:after="10" w:before="0"/>
               <w:ind w:left="120"/>
             </w:pPr>
-            <w:hyperlink w:history="1" r:id="rIdvndbvf7qcwhsxx06yckrs">
+            <w:hyperlink w:history="1" r:id="rIdx-tg6stk4ojxovaf3dtew">
               <w:r>
                 <w:rPr>
                   <w:rFonts w:ascii="Arial" w:cs="Arial" w:eastAsia="Arial" w:hAnsi="Arial"/>
@@ -14826,7 +14844,7 @@
             <w:pPr>
               <w:spacing w:after="20" w:before="0"/>
             </w:pPr>
-            <w:hyperlink w:history="1" r:id="rIdpte6mlqgs05bkmzbsfkch">
+            <w:hyperlink w:history="1" r:id="rIdwawuz2xewz2_7n0_0ozqb">
               <w:r>
                 <w:rPr>
                   <w:rFonts w:ascii="Arial" w:cs="Arial" w:eastAsia="Arial" w:hAnsi="Arial"/>
@@ -14859,7 +14877,7 @@
               <w:spacing w:after="10" w:before="0"/>
               <w:ind w:left="120"/>
             </w:pPr>
-            <w:hyperlink w:history="1" r:id="rIdllodubjegdyhdtohjrqod">
+            <w:hyperlink w:history="1" r:id="rIdikc23xnqqdmdz6hzpf33c">
               <w:r>
                 <w:rPr>
                   <w:rFonts w:ascii="Arial" w:cs="Arial" w:eastAsia="Arial" w:hAnsi="Arial"/>
@@ -15006,32 +15024,32 @@
         <w:tc>
           <w:tcPr>
             <w:tcW w:type="dxa" w:w="1520"/>
-            <w:shd w:fill="F2F2F2" w:color="auto" w:val="clear"/>
-            <w:tcMar>
-              <w:top w:type="dxa" w:w="60"/>
-              <w:left w:type="dxa" w:w="120"/>
-              <w:bottom w:type="dxa" w:w="60"/>
-              <w:right w:type="dxa" w:w="120"/>
-            </w:tcMar>
-            <w:vAlign w:val="top"/>
-          </w:tcPr>
-          <w:p>
-            <w:pPr>
-              <w:spacing w:after="40" w:before="0"/>
-              <w:jc w:val="left"/>
-            </w:pPr>
-            <w:r>
-              <w:rPr>
-                <w:rFonts w:ascii="Arial" w:cs="Arial" w:eastAsia="Arial" w:hAnsi="Arial"/>
-                <w:b/>
-                <w:bCs/>
-                <w:i w:val="false"/>
-                <w:iCs w:val="false"/>
-                <w:color w:val="000000"/>
-                <w:sz w:val="18"/>
-                <w:szCs w:val="18"/>
-              </w:rPr>
-              <w:t xml:space="preserve">Phase 2 — Observe</w:t>
+            <w:shd w:fill="D9EEF1" w:color="auto" w:val="clear"/>
+            <w:tcMar>
+              <w:top w:type="dxa" w:w="60"/>
+              <w:left w:type="dxa" w:w="120"/>
+              <w:bottom w:type="dxa" w:w="60"/>
+              <w:right w:type="dxa" w:w="120"/>
+            </w:tcMar>
+            <w:vAlign w:val="top"/>
+          </w:tcPr>
+          <w:p>
+            <w:pPr>
+              <w:spacing w:after="40" w:before="0"/>
+              <w:jc w:val="left"/>
+            </w:pPr>
+            <w:r>
+              <w:rPr>
+                <w:rFonts w:ascii="Arial" w:cs="Arial" w:eastAsia="Arial" w:hAnsi="Arial"/>
+                <w:b/>
+                <w:bCs/>
+                <w:i w:val="false"/>
+                <w:iCs w:val="false"/>
+                <w:color w:val="000000"/>
+                <w:sz w:val="18"/>
+                <w:szCs w:val="18"/>
+              </w:rPr>
+              <w:t xml:space="preserve">Observe Phase</w:t>
             </w:r>
           </w:p>
           <w:p>
@@ -15054,7 +15072,7 @@
             <w:pPr>
               <w:spacing w:after="20" w:before="0"/>
             </w:pPr>
-            <w:hyperlink w:history="1" r:id="rIddejjtsbhsirbdy0wdyydb">
+            <w:hyperlink w:history="1" r:id="rIdgwptsdpxnriw3d_hq_7xd">
               <w:r>
                 <w:rPr>
                   <w:rFonts w:ascii="Arial" w:cs="Arial" w:eastAsia="Arial" w:hAnsi="Arial"/>
@@ -15087,7 +15105,7 @@
               <w:spacing w:after="10" w:before="0"/>
               <w:ind w:left="120"/>
             </w:pPr>
-            <w:hyperlink w:history="1" r:id="rId3bihx3hcymrktmd9hvuq5">
+            <w:hyperlink w:history="1" r:id="rId6oqtc-mmhynswcbmgf6b2">
               <w:r>
                 <w:rPr>
                   <w:rFonts w:ascii="Arial" w:cs="Arial" w:eastAsia="Arial" w:hAnsi="Arial"/>
@@ -15132,7 +15150,7 @@
             <w:pPr>
               <w:spacing w:after="20" w:before="0"/>
             </w:pPr>
-            <w:hyperlink w:history="1" r:id="rIdyotmbmwpdvxwzocxx732c">
+            <w:hyperlink w:history="1" r:id="rIdammavffpmu-5-hdknxnho">
               <w:r>
                 <w:rPr>
                   <w:rFonts w:ascii="Arial" w:cs="Arial" w:eastAsia="Arial" w:hAnsi="Arial"/>
@@ -15165,7 +15183,7 @@
               <w:spacing w:after="10" w:before="0"/>
               <w:ind w:left="120"/>
             </w:pPr>
-            <w:hyperlink w:history="1" r:id="rId5juklgvwll7kaj3nt42rl">
+            <w:hyperlink w:history="1" r:id="rIdm-kuslcl55hdk3mvfcc20">
               <w:r>
                 <w:rPr>
                   <w:rFonts w:ascii="Arial" w:cs="Arial" w:eastAsia="Arial" w:hAnsi="Arial"/>
@@ -15312,32 +15330,32 @@
         <w:tc>
           <w:tcPr>
             <w:tcW w:type="dxa" w:w="1520"/>
-            <w:shd w:fill="F2F2F2" w:color="auto" w:val="clear"/>
-            <w:tcMar>
-              <w:top w:type="dxa" w:w="60"/>
-              <w:left w:type="dxa" w:w="120"/>
-              <w:bottom w:type="dxa" w:w="60"/>
-              <w:right w:type="dxa" w:w="120"/>
-            </w:tcMar>
-            <w:vAlign w:val="top"/>
-          </w:tcPr>
-          <w:p>
-            <w:pPr>
-              <w:spacing w:after="40" w:before="0"/>
-              <w:jc w:val="left"/>
-            </w:pPr>
-            <w:r>
-              <w:rPr>
-                <w:rFonts w:ascii="Arial" w:cs="Arial" w:eastAsia="Arial" w:hAnsi="Arial"/>
-                <w:b/>
-                <w:bCs/>
-                <w:i w:val="false"/>
-                <w:iCs w:val="false"/>
-                <w:color w:val="000000"/>
-                <w:sz w:val="18"/>
-                <w:szCs w:val="18"/>
-              </w:rPr>
-              <w:t xml:space="preserve">Phase 3 — Explain</w:t>
+            <w:shd w:fill="E2EFDA" w:color="auto" w:val="clear"/>
+            <w:tcMar>
+              <w:top w:type="dxa" w:w="60"/>
+              <w:left w:type="dxa" w:w="120"/>
+              <w:bottom w:type="dxa" w:w="60"/>
+              <w:right w:type="dxa" w:w="120"/>
+            </w:tcMar>
+            <w:vAlign w:val="top"/>
+          </w:tcPr>
+          <w:p>
+            <w:pPr>
+              <w:spacing w:after="40" w:before="0"/>
+              <w:jc w:val="left"/>
+            </w:pPr>
+            <w:r>
+              <w:rPr>
+                <w:rFonts w:ascii="Arial" w:cs="Arial" w:eastAsia="Arial" w:hAnsi="Arial"/>
+                <w:b/>
+                <w:bCs/>
+                <w:i w:val="false"/>
+                <w:iCs w:val="false"/>
+                <w:color w:val="000000"/>
+                <w:sz w:val="18"/>
+                <w:szCs w:val="18"/>
+              </w:rPr>
+              <w:t xml:space="preserve">Explain Phase</w:t>
             </w:r>
           </w:p>
           <w:p>
@@ -15360,7 +15378,7 @@
             <w:pPr>
               <w:spacing w:after="20" w:before="0"/>
             </w:pPr>
-            <w:hyperlink w:history="1" r:id="rIdu1d2sapsrudwaqzgikwfc">
+            <w:hyperlink w:history="1" r:id="rIdfofnwscxomgj_2c8lfl-k">
               <w:r>
                 <w:rPr>
                   <w:rFonts w:ascii="Arial" w:cs="Arial" w:eastAsia="Arial" w:hAnsi="Arial"/>
@@ -15393,7 +15411,7 @@
               <w:spacing w:after="10" w:before="0"/>
               <w:ind w:left="120"/>
             </w:pPr>
-            <w:hyperlink w:history="1" r:id="rIdtw41jdcorf8uwwf5cpnqh">
+            <w:hyperlink w:history="1" r:id="rIdsyby8lqp0o3wfejqtzugr">
               <w:r>
                 <w:rPr>
                   <w:rFonts w:ascii="Arial" w:cs="Arial" w:eastAsia="Arial" w:hAnsi="Arial"/>
@@ -15438,7 +15456,7 @@
             <w:pPr>
               <w:spacing w:after="20" w:before="0"/>
             </w:pPr>
-            <w:hyperlink w:history="1" r:id="rIde3aumxtqj0j11477ithhh">
+            <w:hyperlink w:history="1" r:id="rIdrwf-8m5liu1huhdvylpye">
               <w:r>
                 <w:rPr>
                   <w:rFonts w:ascii="Arial" w:cs="Arial" w:eastAsia="Arial" w:hAnsi="Arial"/>
@@ -15471,7 +15489,7 @@
               <w:spacing w:after="10" w:before="0"/>
               <w:ind w:left="120"/>
             </w:pPr>
-            <w:hyperlink w:history="1" r:id="rIdbdcussxkmw7pgsetakt7n">
+            <w:hyperlink w:history="1" r:id="rIdzegjllc_dmtmb9mpyn2kw">
               <w:r>
                 <w:rPr>
                   <w:rFonts w:ascii="Arial" w:cs="Arial" w:eastAsia="Arial" w:hAnsi="Arial"/>
@@ -15618,32 +15636,32 @@
         <w:tc>
           <w:tcPr>
             <w:tcW w:type="dxa" w:w="1520"/>
-            <w:shd w:fill="F2F2F2" w:color="auto" w:val="clear"/>
-            <w:tcMar>
-              <w:top w:type="dxa" w:w="60"/>
-              <w:left w:type="dxa" w:w="120"/>
-              <w:bottom w:type="dxa" w:w="60"/>
-              <w:right w:type="dxa" w:w="120"/>
-            </w:tcMar>
-            <w:vAlign w:val="top"/>
-          </w:tcPr>
-          <w:p>
-            <w:pPr>
-              <w:spacing w:after="40" w:before="0"/>
-              <w:jc w:val="left"/>
-            </w:pPr>
-            <w:r>
-              <w:rPr>
-                <w:rFonts w:ascii="Arial" w:cs="Arial" w:eastAsia="Arial" w:hAnsi="Arial"/>
-                <w:b/>
-                <w:bCs/>
-                <w:i w:val="false"/>
-                <w:iCs w:val="false"/>
-                <w:color w:val="000000"/>
-                <w:sz w:val="18"/>
-                <w:szCs w:val="18"/>
-              </w:rPr>
-              <w:t xml:space="preserve">Phase 4 — Driving Question Board (DQB) Update</w:t>
+            <w:shd w:fill="FCE4D6" w:color="auto" w:val="clear"/>
+            <w:tcMar>
+              <w:top w:type="dxa" w:w="60"/>
+              <w:left w:type="dxa" w:w="120"/>
+              <w:bottom w:type="dxa" w:w="60"/>
+              <w:right w:type="dxa" w:w="120"/>
+            </w:tcMar>
+            <w:vAlign w:val="top"/>
+          </w:tcPr>
+          <w:p>
+            <w:pPr>
+              <w:spacing w:after="40" w:before="0"/>
+              <w:jc w:val="left"/>
+            </w:pPr>
+            <w:r>
+              <w:rPr>
+                <w:rFonts w:ascii="Arial" w:cs="Arial" w:eastAsia="Arial" w:hAnsi="Arial"/>
+                <w:b/>
+                <w:bCs/>
+                <w:i w:val="false"/>
+                <w:iCs w:val="false"/>
+                <w:color w:val="000000"/>
+                <w:sz w:val="18"/>
+                <w:szCs w:val="18"/>
+              </w:rPr>
+              <w:t xml:space="preserve">Driving Question Board (DQB) Creation</w:t>
             </w:r>
           </w:p>
           <w:p>
@@ -15666,7 +15684,7 @@
             <w:pPr>
               <w:spacing w:after="20" w:before="0"/>
             </w:pPr>
-            <w:hyperlink w:history="1" r:id="rIdbq2_cebihn0cnjyo3rhcc">
+            <w:hyperlink w:history="1" r:id="rIdte5wyylk0f6xael2lp-pt">
               <w:r>
                 <w:rPr>
                   <w:rFonts w:ascii="Arial" w:cs="Arial" w:eastAsia="Arial" w:hAnsi="Arial"/>
@@ -15699,7 +15717,7 @@
               <w:spacing w:after="10" w:before="0"/>
               <w:ind w:left="120"/>
             </w:pPr>
-            <w:hyperlink w:history="1" r:id="rIdb5c0yq86yejfuprxuykok">
+            <w:hyperlink w:history="1" r:id="rIdscjg-qujwcrikzcxdxqna">
               <w:r>
                 <w:rPr>
                   <w:rFonts w:ascii="Arial" w:cs="Arial" w:eastAsia="Arial" w:hAnsi="Arial"/>
@@ -15744,7 +15762,7 @@
             <w:pPr>
               <w:spacing w:after="20" w:before="0"/>
             </w:pPr>
-            <w:hyperlink w:history="1" r:id="rIdu3edly5pbqlgx78uclgpg">
+            <w:hyperlink w:history="1" r:id="rIdz0p083bagj5pdzhknbrde">
               <w:r>
                 <w:rPr>
                   <w:rFonts w:ascii="Arial" w:cs="Arial" w:eastAsia="Arial" w:hAnsi="Arial"/>
@@ -15777,7 +15795,7 @@
               <w:spacing w:after="10" w:before="0"/>
               <w:ind w:left="120"/>
             </w:pPr>
-            <w:hyperlink w:history="1" r:id="rIdxl7abuwhazeddabg6anun">
+            <w:hyperlink w:history="1" r:id="rId9j0rrtnnqlhj1huj8vu8u">
               <w:r>
                 <w:rPr>
                   <w:rFonts w:ascii="Arial" w:cs="Arial" w:eastAsia="Arial" w:hAnsi="Arial"/>
@@ -15924,32 +15942,32 @@
         <w:tc>
           <w:tcPr>
             <w:tcW w:type="dxa" w:w="1520"/>
-            <w:shd w:fill="F2F2F2" w:color="auto" w:val="clear"/>
-            <w:tcMar>
-              <w:top w:type="dxa" w:w="60"/>
-              <w:left w:type="dxa" w:w="120"/>
-              <w:bottom w:type="dxa" w:w="60"/>
-              <w:right w:type="dxa" w:w="120"/>
-            </w:tcMar>
-            <w:vAlign w:val="top"/>
-          </w:tcPr>
-          <w:p>
-            <w:pPr>
-              <w:spacing w:after="40" w:before="0"/>
-              <w:jc w:val="left"/>
-            </w:pPr>
-            <w:r>
-              <w:rPr>
-                <w:rFonts w:ascii="Arial" w:cs="Arial" w:eastAsia="Arial" w:hAnsi="Arial"/>
-                <w:b/>
-                <w:bCs/>
-                <w:i w:val="false"/>
-                <w:iCs w:val="false"/>
-                <w:color w:val="000000"/>
-                <w:sz w:val="18"/>
-                <w:szCs w:val="18"/>
-              </w:rPr>
-              <w:t xml:space="preserve">Phase 5 — Model Building</w:t>
+            <w:shd w:fill="D5E8F0" w:color="auto" w:val="clear"/>
+            <w:tcMar>
+              <w:top w:type="dxa" w:w="60"/>
+              <w:left w:type="dxa" w:w="120"/>
+              <w:bottom w:type="dxa" w:w="60"/>
+              <w:right w:type="dxa" w:w="120"/>
+            </w:tcMar>
+            <w:vAlign w:val="top"/>
+          </w:tcPr>
+          <w:p>
+            <w:pPr>
+              <w:spacing w:after="40" w:before="0"/>
+              <w:jc w:val="left"/>
+            </w:pPr>
+            <w:r>
+              <w:rPr>
+                <w:rFonts w:ascii="Arial" w:cs="Arial" w:eastAsia="Arial" w:hAnsi="Arial"/>
+                <w:b/>
+                <w:bCs/>
+                <w:i w:val="false"/>
+                <w:iCs w:val="false"/>
+                <w:color w:val="000000"/>
+                <w:sz w:val="18"/>
+                <w:szCs w:val="18"/>
+              </w:rPr>
+              <w:t xml:space="preserve">Model Building Phase</w:t>
             </w:r>
           </w:p>
           <w:p>
@@ -15972,7 +15990,7 @@
             <w:pPr>
               <w:spacing w:after="20" w:before="0"/>
             </w:pPr>
-            <w:hyperlink w:history="1" r:id="rIdzpbmcogq_sssxdjys2g3u">
+            <w:hyperlink w:history="1" r:id="rId-aekch9lklhjumjnm3h8f">
               <w:r>
                 <w:rPr>
                   <w:rFonts w:ascii="Arial" w:cs="Arial" w:eastAsia="Arial" w:hAnsi="Arial"/>
@@ -16005,7 +16023,7 @@
               <w:spacing w:after="10" w:before="0"/>
               <w:ind w:left="120"/>
             </w:pPr>
-            <w:hyperlink w:history="1" r:id="rIdcxgwc2w5zqqo6kg9-lxug">
+            <w:hyperlink w:history="1" r:id="rIdrccj0zbzehofzgpbuvjv3">
               <w:r>
                 <w:rPr>
                   <w:rFonts w:ascii="Arial" w:cs="Arial" w:eastAsia="Arial" w:hAnsi="Arial"/>
@@ -16050,7 +16068,7 @@
             <w:pPr>
               <w:spacing w:after="20" w:before="0"/>
             </w:pPr>
-            <w:hyperlink w:history="1" r:id="rIdqlaoog7dxccc68t-vbdr0">
+            <w:hyperlink w:history="1" r:id="rIdfusb4o9od0malb9lj177l">
               <w:r>
                 <w:rPr>
                   <w:rFonts w:ascii="Arial" w:cs="Arial" w:eastAsia="Arial" w:hAnsi="Arial"/>
@@ -16083,7 +16101,7 @@
               <w:spacing w:after="10" w:before="0"/>
               <w:ind w:left="120"/>
             </w:pPr>
-            <w:hyperlink w:history="1" r:id="rId56rkc5qgnmc69o34gbl_7">
+            <w:hyperlink w:history="1" r:id="rIdhupjmvy1dixe8lcpnidh1">
               <w:r>
                 <w:rPr>
                   <w:rFonts w:ascii="Arial" w:cs="Arial" w:eastAsia="Arial" w:hAnsi="Arial"/>
@@ -17178,7 +17196,25 @@
             </w:tcMar>
             <w:vAlign w:val="top"/>
           </w:tcPr>
-          <w:p/>
+          <w:p>
+            <w:pPr>
+              <w:spacing w:after="40" w:before="0"/>
+              <w:jc w:val="left"/>
+            </w:pPr>
+            <w:r>
+              <w:rPr>
+                <w:rFonts w:ascii="Arial" w:cs="Arial" w:eastAsia="Arial" w:hAnsi="Arial"/>
+                <w:b w:val="false"/>
+                <w:bCs w:val="false"/>
+                <w:i w:val="false"/>
+                <w:iCs w:val="false"/>
+                <w:color w:val="000000"/>
+                <w:sz w:val="18"/>
+                <w:szCs w:val="18"/>
+              </w:rPr>
+              <w:t xml:space="preserve">No physical safety hazards. Remind students that graph paper edges are sharp; rulers should be handled carefully. Ensure all data values used are age-appropriate and do not identify individual students.</w:t>
+            </w:r>
+          </w:p>
         </w:tc>
       </w:tr>
     </w:tbl>
@@ -17552,7 +17588,7 @@
             <w:pPr>
               <w:spacing w:after="20" w:before="0"/>
             </w:pPr>
-            <w:hyperlink w:history="1" r:id="rIdxa2ahjcj5x_ylfld1bcyq">
+            <w:hyperlink w:history="1" r:id="rIddy3lngsztp7wi9r0wnefm">
               <w:r>
                 <w:rPr>
                   <w:rFonts w:ascii="Arial" w:cs="Arial" w:eastAsia="Arial" w:hAnsi="Arial"/>
@@ -17585,7 +17621,7 @@
               <w:spacing w:after="10" w:before="0"/>
               <w:ind w:left="120"/>
             </w:pPr>
-            <w:hyperlink w:history="1" r:id="rIdgtpvhsksyw4jhmpwwukat">
+            <w:hyperlink w:history="1" r:id="rIdeo1df0xs427ga9e6au0qm">
               <w:r>
                 <w:rPr>
                   <w:rFonts w:ascii="Arial" w:cs="Arial" w:eastAsia="Arial" w:hAnsi="Arial"/>
@@ -17630,7 +17666,7 @@
             <w:pPr>
               <w:spacing w:after="20" w:before="0"/>
             </w:pPr>
-            <w:hyperlink w:history="1" r:id="rId59smiu0dwbkng9-xdcnav">
+            <w:hyperlink w:history="1" r:id="rId3kjeioytlvcvc3fhmi1jx">
               <w:r>
                 <w:rPr>
                   <w:rFonts w:ascii="Arial" w:cs="Arial" w:eastAsia="Arial" w:hAnsi="Arial"/>
@@ -17663,7 +17699,7 @@
               <w:spacing w:after="10" w:before="0"/>
               <w:ind w:left="120"/>
             </w:pPr>
-            <w:hyperlink w:history="1" r:id="rIdhm5qx4apewg_d0dnv3jrc">
+            <w:hyperlink w:history="1" r:id="rIdlogfjwyyzvntdj_tjraxv">
               <w:r>
                 <w:rPr>
                   <w:rFonts w:ascii="Arial" w:cs="Arial" w:eastAsia="Arial" w:hAnsi="Arial"/>
@@ -17858,7 +17894,7 @@
             <w:pPr>
               <w:spacing w:after="20" w:before="0"/>
             </w:pPr>
-            <w:hyperlink w:history="1" r:id="rIdpqv1ihd0nhoepds3hmguv">
+            <w:hyperlink w:history="1" r:id="rIduyzptj7ybczujjbnxtagv">
               <w:r>
                 <w:rPr>
                   <w:rFonts w:ascii="Arial" w:cs="Arial" w:eastAsia="Arial" w:hAnsi="Arial"/>
@@ -17891,7 +17927,7 @@
               <w:spacing w:after="10" w:before="0"/>
               <w:ind w:left="120"/>
             </w:pPr>
-            <w:hyperlink w:history="1" r:id="rIdk_r5xby5i90ezab06uas-">
+            <w:hyperlink w:history="1" r:id="rId-p9xwbtx0ohhike31ibyn">
               <w:r>
                 <w:rPr>
                   <w:rFonts w:ascii="Arial" w:cs="Arial" w:eastAsia="Arial" w:hAnsi="Arial"/>
@@ -17936,7 +17972,7 @@
             <w:pPr>
               <w:spacing w:after="20" w:before="0"/>
             </w:pPr>
-            <w:hyperlink w:history="1" r:id="rIdjxsn6osajfgpq6d8o24u6">
+            <w:hyperlink w:history="1" r:id="rIdyc1hhooubvmir7y9mqoui">
               <w:r>
                 <w:rPr>
                   <w:rFonts w:ascii="Arial" w:cs="Arial" w:eastAsia="Arial" w:hAnsi="Arial"/>
@@ -17969,7 +18005,7 @@
               <w:spacing w:after="10" w:before="0"/>
               <w:ind w:left="120"/>
             </w:pPr>
-            <w:hyperlink w:history="1" r:id="rIdjlp2dabfz-tap-erwxeyv">
+            <w:hyperlink w:history="1" r:id="rId4-cbiyes1wtw_oaiebgki">
               <w:r>
                 <w:rPr>
                   <w:rFonts w:ascii="Arial" w:cs="Arial" w:eastAsia="Arial" w:hAnsi="Arial"/>
@@ -18164,7 +18200,7 @@
             <w:pPr>
               <w:spacing w:after="20" w:before="0"/>
             </w:pPr>
-            <w:hyperlink w:history="1" r:id="rIdylpfxigvjxcynbbsja5q9">
+            <w:hyperlink w:history="1" r:id="rId_gjgmdbb7xqidxzj5_zjy">
               <w:r>
                 <w:rPr>
                   <w:rFonts w:ascii="Arial" w:cs="Arial" w:eastAsia="Arial" w:hAnsi="Arial"/>
@@ -18197,7 +18233,7 @@
               <w:spacing w:after="10" w:before="0"/>
               <w:ind w:left="120"/>
             </w:pPr>
-            <w:hyperlink w:history="1" r:id="rIdlxcjsdbgrtjimcylozksq">
+            <w:hyperlink w:history="1" r:id="rIdof_cpjecngi2oyqkjk44u">
               <w:r>
                 <w:rPr>
                   <w:rFonts w:ascii="Arial" w:cs="Arial" w:eastAsia="Arial" w:hAnsi="Arial"/>
@@ -18242,7 +18278,7 @@
             <w:pPr>
               <w:spacing w:after="20" w:before="0"/>
             </w:pPr>
-            <w:hyperlink w:history="1" r:id="rIdhcn30wpwk6w3be1eqmwop">
+            <w:hyperlink w:history="1" r:id="rIdbxiokos39lztc9euwv4ro">
               <w:r>
                 <w:rPr>
                   <w:rFonts w:ascii="Arial" w:cs="Arial" w:eastAsia="Arial" w:hAnsi="Arial"/>
@@ -18275,7 +18311,7 @@
               <w:spacing w:after="10" w:before="0"/>
               <w:ind w:left="120"/>
             </w:pPr>
-            <w:hyperlink w:history="1" r:id="rIdykpfdox1k9akmmgj9zq77">
+            <w:hyperlink w:history="1" r:id="rIdkmj34nazvr8j_mmrb7zgu">
               <w:r>
                 <w:rPr>
                   <w:rFonts w:ascii="Arial" w:cs="Arial" w:eastAsia="Arial" w:hAnsi="Arial"/>
@@ -18470,7 +18506,7 @@
             <w:pPr>
               <w:spacing w:after="20" w:before="0"/>
             </w:pPr>
-            <w:hyperlink w:history="1" r:id="rIdzz6txcptbcvfjra47kmdy">
+            <w:hyperlink w:history="1" r:id="rId7ek1hif19iyr_9gniuhpg">
               <w:r>
                 <w:rPr>
                   <w:rFonts w:ascii="Arial" w:cs="Arial" w:eastAsia="Arial" w:hAnsi="Arial"/>
@@ -18503,7 +18539,7 @@
               <w:spacing w:after="10" w:before="0"/>
               <w:ind w:left="120"/>
             </w:pPr>
-            <w:hyperlink w:history="1" r:id="rIdosf9tmx5jaewjabufveog">
+            <w:hyperlink w:history="1" r:id="rIdqrtfhuzgji61zadxt-icy">
               <w:r>
                 <w:rPr>
                   <w:rFonts w:ascii="Arial" w:cs="Arial" w:eastAsia="Arial" w:hAnsi="Arial"/>
@@ -18548,7 +18584,7 @@
             <w:pPr>
               <w:spacing w:after="20" w:before="0"/>
             </w:pPr>
-            <w:hyperlink w:history="1" r:id="rIdvsaz9aetaq9498c0zci5u">
+            <w:hyperlink w:history="1" r:id="rId7ixtoljkwxlhhslfvvki0">
               <w:r>
                 <w:rPr>
                   <w:rFonts w:ascii="Arial" w:cs="Arial" w:eastAsia="Arial" w:hAnsi="Arial"/>
@@ -18581,7 +18617,7 @@
               <w:spacing w:after="10" w:before="0"/>
               <w:ind w:left="120"/>
             </w:pPr>
-            <w:hyperlink w:history="1" r:id="rIdellnvvg5pibkhnlv0-szj">
+            <w:hyperlink w:history="1" r:id="rIdsszg006egl44zf3cwtd_u">
               <w:r>
                 <w:rPr>
                   <w:rFonts w:ascii="Arial" w:cs="Arial" w:eastAsia="Arial" w:hAnsi="Arial"/>
@@ -18776,7 +18812,7 @@
             <w:pPr>
               <w:spacing w:after="20" w:before="0"/>
             </w:pPr>
-            <w:hyperlink w:history="1" r:id="rIduarlm8knauqme5yvmxphj">
+            <w:hyperlink w:history="1" r:id="rIddaglgxjm_nifr4-bclo5d">
               <w:r>
                 <w:rPr>
                   <w:rFonts w:ascii="Arial" w:cs="Arial" w:eastAsia="Arial" w:hAnsi="Arial"/>
@@ -18809,7 +18845,7 @@
               <w:spacing w:after="10" w:before="0"/>
               <w:ind w:left="120"/>
             </w:pPr>
-            <w:hyperlink w:history="1" r:id="rIdypmr-csqe5o6citcof_b1">
+            <w:hyperlink w:history="1" r:id="rIdrmebkye04w9tvhtdpvlxb">
               <w:r>
                 <w:rPr>
                   <w:rFonts w:ascii="Arial" w:cs="Arial" w:eastAsia="Arial" w:hAnsi="Arial"/>
@@ -18854,7 +18890,7 @@
             <w:pPr>
               <w:spacing w:after="20" w:before="0"/>
             </w:pPr>
-            <w:hyperlink w:history="1" r:id="rIdbztlgpx4fuz4wvbovgowj">
+            <w:hyperlink w:history="1" r:id="rIdxx2halkpbdfpkfwjghqnv">
               <w:r>
                 <w:rPr>
                   <w:rFonts w:ascii="Arial" w:cs="Arial" w:eastAsia="Arial" w:hAnsi="Arial"/>
@@ -18887,7 +18923,7 @@
               <w:spacing w:after="10" w:before="0"/>
               <w:ind w:left="120"/>
             </w:pPr>
-            <w:hyperlink w:history="1" r:id="rId8jictxt118ch0uejfkcor">
+            <w:hyperlink w:history="1" r:id="rIdon3oohbe7zsdwtccjt-ai">
               <w:r>
                 <w:rPr>
                   <w:rFonts w:ascii="Arial" w:cs="Arial" w:eastAsia="Arial" w:hAnsi="Arial"/>
@@ -20326,32 +20362,32 @@
         <w:tc>
           <w:tcPr>
             <w:tcW w:type="dxa" w:w="1520"/>
-            <w:shd w:fill="F2F2F2" w:color="auto" w:val="clear"/>
-            <w:tcMar>
-              <w:top w:type="dxa" w:w="60"/>
-              <w:left w:type="dxa" w:w="120"/>
-              <w:bottom w:type="dxa" w:w="60"/>
-              <w:right w:type="dxa" w:w="120"/>
-            </w:tcMar>
-            <w:vAlign w:val="top"/>
-          </w:tcPr>
-          <w:p>
-            <w:pPr>
-              <w:spacing w:after="40" w:before="0"/>
-              <w:jc w:val="left"/>
-            </w:pPr>
-            <w:r>
-              <w:rPr>
-                <w:rFonts w:ascii="Arial" w:cs="Arial" w:eastAsia="Arial" w:hAnsi="Arial"/>
-                <w:b/>
-                <w:bCs/>
-                <w:i w:val="false"/>
-                <w:iCs w:val="false"/>
-                <w:color w:val="000000"/>
-                <w:sz w:val="18"/>
-                <w:szCs w:val="18"/>
-              </w:rPr>
-              <w:t xml:space="preserve">Phase 1 — Predict</w:t>
+            <w:shd w:fill="EAD1F5" w:color="auto" w:val="clear"/>
+            <w:tcMar>
+              <w:top w:type="dxa" w:w="60"/>
+              <w:left w:type="dxa" w:w="120"/>
+              <w:bottom w:type="dxa" w:w="60"/>
+              <w:right w:type="dxa" w:w="120"/>
+            </w:tcMar>
+            <w:vAlign w:val="top"/>
+          </w:tcPr>
+          <w:p>
+            <w:pPr>
+              <w:spacing w:after="40" w:before="0"/>
+              <w:jc w:val="left"/>
+            </w:pPr>
+            <w:r>
+              <w:rPr>
+                <w:rFonts w:ascii="Arial" w:cs="Arial" w:eastAsia="Arial" w:hAnsi="Arial"/>
+                <w:b/>
+                <w:bCs/>
+                <w:i w:val="false"/>
+                <w:iCs w:val="false"/>
+                <w:color w:val="000000"/>
+                <w:sz w:val="18"/>
+                <w:szCs w:val="18"/>
+              </w:rPr>
+              <w:t xml:space="preserve">Predict Phase</w:t>
             </w:r>
           </w:p>
           <w:p>
@@ -20374,7 +20410,7 @@
             <w:pPr>
               <w:spacing w:after="20" w:before="0"/>
             </w:pPr>
-            <w:hyperlink w:history="1" r:id="rIdza87r-s4kfmqsbkjkml1h">
+            <w:hyperlink w:history="1" r:id="rIde_o0wdukeouuqxla9acso">
               <w:r>
                 <w:rPr>
                   <w:rFonts w:ascii="Arial" w:cs="Arial" w:eastAsia="Arial" w:hAnsi="Arial"/>
@@ -20407,7 +20443,7 @@
               <w:spacing w:after="10" w:before="0"/>
               <w:ind w:left="120"/>
             </w:pPr>
-            <w:hyperlink w:history="1" r:id="rIdeidkuqulwh9ihjljvyard">
+            <w:hyperlink w:history="1" r:id="rIdjk5kb_lxf5qbtasujfq2n">
               <w:r>
                 <w:rPr>
                   <w:rFonts w:ascii="Arial" w:cs="Arial" w:eastAsia="Arial" w:hAnsi="Arial"/>
@@ -20452,7 +20488,7 @@
             <w:pPr>
               <w:spacing w:after="20" w:before="0"/>
             </w:pPr>
-            <w:hyperlink w:history="1" r:id="rId3tmvicwnnqc5dfxrouftr">
+            <w:hyperlink w:history="1" r:id="rIdxyxwylm9xnlqkpe79ngod">
               <w:r>
                 <w:rPr>
                   <w:rFonts w:ascii="Arial" w:cs="Arial" w:eastAsia="Arial" w:hAnsi="Arial"/>
@@ -20485,7 +20521,7 @@
               <w:spacing w:after="10" w:before="0"/>
               <w:ind w:left="120"/>
             </w:pPr>
-            <w:hyperlink w:history="1" r:id="rIdo89cj_s1fgktnelxnrxh9">
+            <w:hyperlink w:history="1" r:id="rId7xtffdb-96xg91pbxoo9v">
               <w:r>
                 <w:rPr>
                   <w:rFonts w:ascii="Arial" w:cs="Arial" w:eastAsia="Arial" w:hAnsi="Arial"/>
@@ -20632,32 +20668,32 @@
         <w:tc>
           <w:tcPr>
             <w:tcW w:type="dxa" w:w="1520"/>
-            <w:shd w:fill="F2F2F2" w:color="auto" w:val="clear"/>
-            <w:tcMar>
-              <w:top w:type="dxa" w:w="60"/>
-              <w:left w:type="dxa" w:w="120"/>
-              <w:bottom w:type="dxa" w:w="60"/>
-              <w:right w:type="dxa" w:w="120"/>
-            </w:tcMar>
-            <w:vAlign w:val="top"/>
-          </w:tcPr>
-          <w:p>
-            <w:pPr>
-              <w:spacing w:after="40" w:before="0"/>
-              <w:jc w:val="left"/>
-            </w:pPr>
-            <w:r>
-              <w:rPr>
-                <w:rFonts w:ascii="Arial" w:cs="Arial" w:eastAsia="Arial" w:hAnsi="Arial"/>
-                <w:b/>
-                <w:bCs/>
-                <w:i w:val="false"/>
-                <w:iCs w:val="false"/>
-                <w:color w:val="000000"/>
-                <w:sz w:val="18"/>
-                <w:szCs w:val="18"/>
-              </w:rPr>
-              <w:t xml:space="preserve">Phase 2 — Observe</w:t>
+            <w:shd w:fill="D9EEF1" w:color="auto" w:val="clear"/>
+            <w:tcMar>
+              <w:top w:type="dxa" w:w="60"/>
+              <w:left w:type="dxa" w:w="120"/>
+              <w:bottom w:type="dxa" w:w="60"/>
+              <w:right w:type="dxa" w:w="120"/>
+            </w:tcMar>
+            <w:vAlign w:val="top"/>
+          </w:tcPr>
+          <w:p>
+            <w:pPr>
+              <w:spacing w:after="40" w:before="0"/>
+              <w:jc w:val="left"/>
+            </w:pPr>
+            <w:r>
+              <w:rPr>
+                <w:rFonts w:ascii="Arial" w:cs="Arial" w:eastAsia="Arial" w:hAnsi="Arial"/>
+                <w:b/>
+                <w:bCs/>
+                <w:i w:val="false"/>
+                <w:iCs w:val="false"/>
+                <w:color w:val="000000"/>
+                <w:sz w:val="18"/>
+                <w:szCs w:val="18"/>
+              </w:rPr>
+              <w:t xml:space="preserve">Observe Phase</w:t>
             </w:r>
           </w:p>
           <w:p>
@@ -20680,7 +20716,7 @@
             <w:pPr>
               <w:spacing w:after="20" w:before="0"/>
             </w:pPr>
-            <w:hyperlink w:history="1" r:id="rIdrh2irmuv3mgmbetap3jpp">
+            <w:hyperlink w:history="1" r:id="rIdb4ctddxaanci5mo3jio4e">
               <w:r>
                 <w:rPr>
                   <w:rFonts w:ascii="Arial" w:cs="Arial" w:eastAsia="Arial" w:hAnsi="Arial"/>
@@ -20713,7 +20749,7 @@
               <w:spacing w:after="10" w:before="0"/>
               <w:ind w:left="120"/>
             </w:pPr>
-            <w:hyperlink w:history="1" r:id="rIdv20s5mligpgtnlnddvdko">
+            <w:hyperlink w:history="1" r:id="rIdvcetcjiv48xdsefg-affx">
               <w:r>
                 <w:rPr>
                   <w:rFonts w:ascii="Arial" w:cs="Arial" w:eastAsia="Arial" w:hAnsi="Arial"/>
@@ -20758,7 +20794,7 @@
             <w:pPr>
               <w:spacing w:after="20" w:before="0"/>
             </w:pPr>
-            <w:hyperlink w:history="1" r:id="rIdr75bd2r5o8plqcvp1zp6c">
+            <w:hyperlink w:history="1" r:id="rIdqrt4zzm9jstc2le_gs78h">
               <w:r>
                 <w:rPr>
                   <w:rFonts w:ascii="Arial" w:cs="Arial" w:eastAsia="Arial" w:hAnsi="Arial"/>
@@ -20791,7 +20827,7 @@
               <w:spacing w:after="10" w:before="0"/>
               <w:ind w:left="120"/>
             </w:pPr>
-            <w:hyperlink w:history="1" r:id="rIdyfuc8nftdssbl3k7oosis">
+            <w:hyperlink w:history="1" r:id="rIdees7qtx9dh_rjzunf7k4_">
               <w:r>
                 <w:rPr>
                   <w:rFonts w:ascii="Arial" w:cs="Arial" w:eastAsia="Arial" w:hAnsi="Arial"/>
@@ -20938,32 +20974,32 @@
         <w:tc>
           <w:tcPr>
             <w:tcW w:type="dxa" w:w="1520"/>
-            <w:shd w:fill="F2F2F2" w:color="auto" w:val="clear"/>
-            <w:tcMar>
-              <w:top w:type="dxa" w:w="60"/>
-              <w:left w:type="dxa" w:w="120"/>
-              <w:bottom w:type="dxa" w:w="60"/>
-              <w:right w:type="dxa" w:w="120"/>
-            </w:tcMar>
-            <w:vAlign w:val="top"/>
-          </w:tcPr>
-          <w:p>
-            <w:pPr>
-              <w:spacing w:after="40" w:before="0"/>
-              <w:jc w:val="left"/>
-            </w:pPr>
-            <w:r>
-              <w:rPr>
-                <w:rFonts w:ascii="Arial" w:cs="Arial" w:eastAsia="Arial" w:hAnsi="Arial"/>
-                <w:b/>
-                <w:bCs/>
-                <w:i w:val="false"/>
-                <w:iCs w:val="false"/>
-                <w:color w:val="000000"/>
-                <w:sz w:val="18"/>
-                <w:szCs w:val="18"/>
-              </w:rPr>
-              <w:t xml:space="preserve">Phase 3 — Explain</w:t>
+            <w:shd w:fill="E2EFDA" w:color="auto" w:val="clear"/>
+            <w:tcMar>
+              <w:top w:type="dxa" w:w="60"/>
+              <w:left w:type="dxa" w:w="120"/>
+              <w:bottom w:type="dxa" w:w="60"/>
+              <w:right w:type="dxa" w:w="120"/>
+            </w:tcMar>
+            <w:vAlign w:val="top"/>
+          </w:tcPr>
+          <w:p>
+            <w:pPr>
+              <w:spacing w:after="40" w:before="0"/>
+              <w:jc w:val="left"/>
+            </w:pPr>
+            <w:r>
+              <w:rPr>
+                <w:rFonts w:ascii="Arial" w:cs="Arial" w:eastAsia="Arial" w:hAnsi="Arial"/>
+                <w:b/>
+                <w:bCs/>
+                <w:i w:val="false"/>
+                <w:iCs w:val="false"/>
+                <w:color w:val="000000"/>
+                <w:sz w:val="18"/>
+                <w:szCs w:val="18"/>
+              </w:rPr>
+              <w:t xml:space="preserve">Explain Phase</w:t>
             </w:r>
           </w:p>
           <w:p>
@@ -20986,7 +21022,7 @@
             <w:pPr>
               <w:spacing w:after="20" w:before="0"/>
             </w:pPr>
-            <w:hyperlink w:history="1" r:id="rIdxe_et8fvpob-eik4pfu_m">
+            <w:hyperlink w:history="1" r:id="rIdjj8hjctezd11bupdkjq27">
               <w:r>
                 <w:rPr>
                   <w:rFonts w:ascii="Arial" w:cs="Arial" w:eastAsia="Arial" w:hAnsi="Arial"/>
@@ -21019,7 +21055,7 @@
               <w:spacing w:after="10" w:before="0"/>
               <w:ind w:left="120"/>
             </w:pPr>
-            <w:hyperlink w:history="1" r:id="rIdrxntyz6lc8afrsdqy7byu">
+            <w:hyperlink w:history="1" r:id="rIdlnudy01h_nkcmz86q1kjq">
               <w:r>
                 <w:rPr>
                   <w:rFonts w:ascii="Arial" w:cs="Arial" w:eastAsia="Arial" w:hAnsi="Arial"/>
@@ -21064,7 +21100,7 @@
             <w:pPr>
               <w:spacing w:after="20" w:before="0"/>
             </w:pPr>
-            <w:hyperlink w:history="1" r:id="rIdnz3is86dc94xo4dnas-lk">
+            <w:hyperlink w:history="1" r:id="rIdsbmqqiifsrdw2dr_fdkqi">
               <w:r>
                 <w:rPr>
                   <w:rFonts w:ascii="Arial" w:cs="Arial" w:eastAsia="Arial" w:hAnsi="Arial"/>
@@ -21097,7 +21133,7 @@
               <w:spacing w:after="10" w:before="0"/>
               <w:ind w:left="120"/>
             </w:pPr>
-            <w:hyperlink w:history="1" r:id="rIdhib4q4nu3tfugef2pxikj">
+            <w:hyperlink w:history="1" r:id="rIdzkk6qbfrhhnabahp7h6ju">
               <w:r>
                 <w:rPr>
                   <w:rFonts w:ascii="Arial" w:cs="Arial" w:eastAsia="Arial" w:hAnsi="Arial"/>
@@ -21244,32 +21280,32 @@
         <w:tc>
           <w:tcPr>
             <w:tcW w:type="dxa" w:w="1520"/>
-            <w:shd w:fill="F2F2F2" w:color="auto" w:val="clear"/>
-            <w:tcMar>
-              <w:top w:type="dxa" w:w="60"/>
-              <w:left w:type="dxa" w:w="120"/>
-              <w:bottom w:type="dxa" w:w="60"/>
-              <w:right w:type="dxa" w:w="120"/>
-            </w:tcMar>
-            <w:vAlign w:val="top"/>
-          </w:tcPr>
-          <w:p>
-            <w:pPr>
-              <w:spacing w:after="40" w:before="0"/>
-              <w:jc w:val="left"/>
-            </w:pPr>
-            <w:r>
-              <w:rPr>
-                <w:rFonts w:ascii="Arial" w:cs="Arial" w:eastAsia="Arial" w:hAnsi="Arial"/>
-                <w:b/>
-                <w:bCs/>
-                <w:i w:val="false"/>
-                <w:iCs w:val="false"/>
-                <w:color w:val="000000"/>
-                <w:sz w:val="18"/>
-                <w:szCs w:val="18"/>
-              </w:rPr>
-              <w:t xml:space="preserve">Phase 4 — Driving Question Board (DQB) Update</w:t>
+            <w:shd w:fill="FCE4D6" w:color="auto" w:val="clear"/>
+            <w:tcMar>
+              <w:top w:type="dxa" w:w="60"/>
+              <w:left w:type="dxa" w:w="120"/>
+              <w:bottom w:type="dxa" w:w="60"/>
+              <w:right w:type="dxa" w:w="120"/>
+            </w:tcMar>
+            <w:vAlign w:val="top"/>
+          </w:tcPr>
+          <w:p>
+            <w:pPr>
+              <w:spacing w:after="40" w:before="0"/>
+              <w:jc w:val="left"/>
+            </w:pPr>
+            <w:r>
+              <w:rPr>
+                <w:rFonts w:ascii="Arial" w:cs="Arial" w:eastAsia="Arial" w:hAnsi="Arial"/>
+                <w:b/>
+                <w:bCs/>
+                <w:i w:val="false"/>
+                <w:iCs w:val="false"/>
+                <w:color w:val="000000"/>
+                <w:sz w:val="18"/>
+                <w:szCs w:val="18"/>
+              </w:rPr>
+              <w:t xml:space="preserve">Driving Question Board (DQB) Creation</w:t>
             </w:r>
           </w:p>
           <w:p>
@@ -21292,7 +21328,7 @@
             <w:pPr>
               <w:spacing w:after="20" w:before="0"/>
             </w:pPr>
-            <w:hyperlink w:history="1" r:id="rIdeqpbv8vx4jebunhrcxww3">
+            <w:hyperlink w:history="1" r:id="rIdxplifdoo5ggwvf2ncyqgf">
               <w:r>
                 <w:rPr>
                   <w:rFonts w:ascii="Arial" w:cs="Arial" w:eastAsia="Arial" w:hAnsi="Arial"/>
@@ -21325,7 +21361,7 @@
               <w:spacing w:after="10" w:before="0"/>
               <w:ind w:left="120"/>
             </w:pPr>
-            <w:hyperlink w:history="1" r:id="rIdqweyhqyvop2cm9tg-lx-6">
+            <w:hyperlink w:history="1" r:id="rIdtsi8ojjsy3g_aeesee9fh">
               <w:r>
                 <w:rPr>
                   <w:rFonts w:ascii="Arial" w:cs="Arial" w:eastAsia="Arial" w:hAnsi="Arial"/>
@@ -21370,7 +21406,7 @@
             <w:pPr>
               <w:spacing w:after="20" w:before="0"/>
             </w:pPr>
-            <w:hyperlink w:history="1" r:id="rIdktlc4seppjauv64qfdlo3">
+            <w:hyperlink w:history="1" r:id="rIdpnvkihm4zoxncygvmmht3">
               <w:r>
                 <w:rPr>
                   <w:rFonts w:ascii="Arial" w:cs="Arial" w:eastAsia="Arial" w:hAnsi="Arial"/>
@@ -21403,7 +21439,7 @@
               <w:spacing w:after="10" w:before="0"/>
               <w:ind w:left="120"/>
             </w:pPr>
-            <w:hyperlink w:history="1" r:id="rIdhn_he-9bfteckpsepl0mm">
+            <w:hyperlink w:history="1" r:id="rIdxf6u_mbehzdqyhlcouhub">
               <w:r>
                 <w:rPr>
                   <w:rFonts w:ascii="Arial" w:cs="Arial" w:eastAsia="Arial" w:hAnsi="Arial"/>
@@ -21550,32 +21586,32 @@
         <w:tc>
           <w:tcPr>
             <w:tcW w:type="dxa" w:w="1520"/>
-            <w:shd w:fill="F2F2F2" w:color="auto" w:val="clear"/>
-            <w:tcMar>
-              <w:top w:type="dxa" w:w="60"/>
-              <w:left w:type="dxa" w:w="120"/>
-              <w:bottom w:type="dxa" w:w="60"/>
-              <w:right w:type="dxa" w:w="120"/>
-            </w:tcMar>
-            <w:vAlign w:val="top"/>
-          </w:tcPr>
-          <w:p>
-            <w:pPr>
-              <w:spacing w:after="40" w:before="0"/>
-              <w:jc w:val="left"/>
-            </w:pPr>
-            <w:r>
-              <w:rPr>
-                <w:rFonts w:ascii="Arial" w:cs="Arial" w:eastAsia="Arial" w:hAnsi="Arial"/>
-                <w:b/>
-                <w:bCs/>
-                <w:i w:val="false"/>
-                <w:iCs w:val="false"/>
-                <w:color w:val="000000"/>
-                <w:sz w:val="18"/>
-                <w:szCs w:val="18"/>
-              </w:rPr>
-              <w:t xml:space="preserve">Phase 5 — Model Building</w:t>
+            <w:shd w:fill="D5E8F0" w:color="auto" w:val="clear"/>
+            <w:tcMar>
+              <w:top w:type="dxa" w:w="60"/>
+              <w:left w:type="dxa" w:w="120"/>
+              <w:bottom w:type="dxa" w:w="60"/>
+              <w:right w:type="dxa" w:w="120"/>
+            </w:tcMar>
+            <w:vAlign w:val="top"/>
+          </w:tcPr>
+          <w:p>
+            <w:pPr>
+              <w:spacing w:after="40" w:before="0"/>
+              <w:jc w:val="left"/>
+            </w:pPr>
+            <w:r>
+              <w:rPr>
+                <w:rFonts w:ascii="Arial" w:cs="Arial" w:eastAsia="Arial" w:hAnsi="Arial"/>
+                <w:b/>
+                <w:bCs/>
+                <w:i w:val="false"/>
+                <w:iCs w:val="false"/>
+                <w:color w:val="000000"/>
+                <w:sz w:val="18"/>
+                <w:szCs w:val="18"/>
+              </w:rPr>
+              <w:t xml:space="preserve">Model Building Phase</w:t>
             </w:r>
           </w:p>
           <w:p>
@@ -21598,7 +21634,7 @@
             <w:pPr>
               <w:spacing w:after="20" w:before="0"/>
             </w:pPr>
-            <w:hyperlink w:history="1" r:id="rIddzq54-wq71tlbvltbu4oq">
+            <w:hyperlink w:history="1" r:id="rId6f9lhz8ti9h09phugsgg-">
               <w:r>
                 <w:rPr>
                   <w:rFonts w:ascii="Arial" w:cs="Arial" w:eastAsia="Arial" w:hAnsi="Arial"/>
@@ -21631,7 +21667,7 @@
               <w:spacing w:after="10" w:before="0"/>
               <w:ind w:left="120"/>
             </w:pPr>
-            <w:hyperlink w:history="1" r:id="rIdat-kuzutlsgzlqfo8zasp">
+            <w:hyperlink w:history="1" r:id="rIdwfn8nabi0g9ucblkvfvrw">
               <w:r>
                 <w:rPr>
                   <w:rFonts w:ascii="Arial" w:cs="Arial" w:eastAsia="Arial" w:hAnsi="Arial"/>
@@ -21676,7 +21712,7 @@
             <w:pPr>
               <w:spacing w:after="20" w:before="0"/>
             </w:pPr>
-            <w:hyperlink w:history="1" r:id="rIdfs10olwpaafv65ogliglg">
+            <w:hyperlink w:history="1" r:id="rIdxwv3fh77p0ffhxpuutwqz">
               <w:r>
                 <w:rPr>
                   <w:rFonts w:ascii="Arial" w:cs="Arial" w:eastAsia="Arial" w:hAnsi="Arial"/>
@@ -21709,7 +21745,7 @@
               <w:spacing w:after="10" w:before="0"/>
               <w:ind w:left="120"/>
             </w:pPr>
-            <w:hyperlink w:history="1" r:id="rIdehl5-vwudfsaeyyokulfi">
+            <w:hyperlink w:history="1" r:id="rId1yslkf8zh3rrifrgdn1--">
               <w:r>
                 <w:rPr>
                   <w:rFonts w:ascii="Arial" w:cs="Arial" w:eastAsia="Arial" w:hAnsi="Arial"/>
@@ -23148,32 +23184,32 @@
         <w:tc>
           <w:tcPr>
             <w:tcW w:type="dxa" w:w="1520"/>
-            <w:shd w:fill="F2F2F2" w:color="auto" w:val="clear"/>
-            <w:tcMar>
-              <w:top w:type="dxa" w:w="60"/>
-              <w:left w:type="dxa" w:w="120"/>
-              <w:bottom w:type="dxa" w:w="60"/>
-              <w:right w:type="dxa" w:w="120"/>
-            </w:tcMar>
-            <w:vAlign w:val="top"/>
-          </w:tcPr>
-          <w:p>
-            <w:pPr>
-              <w:spacing w:after="40" w:before="0"/>
-              <w:jc w:val="left"/>
-            </w:pPr>
-            <w:r>
-              <w:rPr>
-                <w:rFonts w:ascii="Arial" w:cs="Arial" w:eastAsia="Arial" w:hAnsi="Arial"/>
-                <w:b/>
-                <w:bCs/>
-                <w:i w:val="false"/>
-                <w:iCs w:val="false"/>
-                <w:color w:val="000000"/>
-                <w:sz w:val="18"/>
-                <w:szCs w:val="18"/>
-              </w:rPr>
-              <w:t xml:space="preserve">Phase 1 — Predict</w:t>
+            <w:shd w:fill="EAD1F5" w:color="auto" w:val="clear"/>
+            <w:tcMar>
+              <w:top w:type="dxa" w:w="60"/>
+              <w:left w:type="dxa" w:w="120"/>
+              <w:bottom w:type="dxa" w:w="60"/>
+              <w:right w:type="dxa" w:w="120"/>
+            </w:tcMar>
+            <w:vAlign w:val="top"/>
+          </w:tcPr>
+          <w:p>
+            <w:pPr>
+              <w:spacing w:after="40" w:before="0"/>
+              <w:jc w:val="left"/>
+            </w:pPr>
+            <w:r>
+              <w:rPr>
+                <w:rFonts w:ascii="Arial" w:cs="Arial" w:eastAsia="Arial" w:hAnsi="Arial"/>
+                <w:b/>
+                <w:bCs/>
+                <w:i w:val="false"/>
+                <w:iCs w:val="false"/>
+                <w:color w:val="000000"/>
+                <w:sz w:val="18"/>
+                <w:szCs w:val="18"/>
+              </w:rPr>
+              <w:t xml:space="preserve">Predict Phase</w:t>
             </w:r>
           </w:p>
           <w:p>
@@ -23196,7 +23232,7 @@
             <w:pPr>
               <w:spacing w:after="20" w:before="0"/>
             </w:pPr>
-            <w:hyperlink w:history="1" r:id="rIdhxmuybypcniqrjwtdkkhk">
+            <w:hyperlink w:history="1" r:id="rIdwhpnkehbfvpybvyzee94n">
               <w:r>
                 <w:rPr>
                   <w:rFonts w:ascii="Arial" w:cs="Arial" w:eastAsia="Arial" w:hAnsi="Arial"/>
@@ -23229,7 +23265,7 @@
               <w:spacing w:after="10" w:before="0"/>
               <w:ind w:left="120"/>
             </w:pPr>
-            <w:hyperlink w:history="1" r:id="rIdbcscxgvd2ji3ci9aqrjqd">
+            <w:hyperlink w:history="1" r:id="rIdm3ye2yirc6zbi-khhh34r">
               <w:r>
                 <w:rPr>
                   <w:rFonts w:ascii="Arial" w:cs="Arial" w:eastAsia="Arial" w:hAnsi="Arial"/>
@@ -23274,7 +23310,7 @@
             <w:pPr>
               <w:spacing w:after="20" w:before="0"/>
             </w:pPr>
-            <w:hyperlink w:history="1" r:id="rIdq3aplbqadvl76seuuhpjs">
+            <w:hyperlink w:history="1" r:id="rIdhhkvjzsyfuisfavnmjon0">
               <w:r>
                 <w:rPr>
                   <w:rFonts w:ascii="Arial" w:cs="Arial" w:eastAsia="Arial" w:hAnsi="Arial"/>
@@ -23307,7 +23343,7 @@
               <w:spacing w:after="10" w:before="0"/>
               <w:ind w:left="120"/>
             </w:pPr>
-            <w:hyperlink w:history="1" r:id="rIdlmbdngcown0h9o2sa1wdy">
+            <w:hyperlink w:history="1" r:id="rIdqzxv5t3y1wdyobdhqjh9n">
               <w:r>
                 <w:rPr>
                   <w:rFonts w:ascii="Arial" w:cs="Arial" w:eastAsia="Arial" w:hAnsi="Arial"/>
@@ -23454,32 +23490,32 @@
         <w:tc>
           <w:tcPr>
             <w:tcW w:type="dxa" w:w="1520"/>
-            <w:shd w:fill="F2F2F2" w:color="auto" w:val="clear"/>
-            <w:tcMar>
-              <w:top w:type="dxa" w:w="60"/>
-              <w:left w:type="dxa" w:w="120"/>
-              <w:bottom w:type="dxa" w:w="60"/>
-              <w:right w:type="dxa" w:w="120"/>
-            </w:tcMar>
-            <w:vAlign w:val="top"/>
-          </w:tcPr>
-          <w:p>
-            <w:pPr>
-              <w:spacing w:after="40" w:before="0"/>
-              <w:jc w:val="left"/>
-            </w:pPr>
-            <w:r>
-              <w:rPr>
-                <w:rFonts w:ascii="Arial" w:cs="Arial" w:eastAsia="Arial" w:hAnsi="Arial"/>
-                <w:b/>
-                <w:bCs/>
-                <w:i w:val="false"/>
-                <w:iCs w:val="false"/>
-                <w:color w:val="000000"/>
-                <w:sz w:val="18"/>
-                <w:szCs w:val="18"/>
-              </w:rPr>
-              <w:t xml:space="preserve">Phase 2 — Observe</w:t>
+            <w:shd w:fill="D9EEF1" w:color="auto" w:val="clear"/>
+            <w:tcMar>
+              <w:top w:type="dxa" w:w="60"/>
+              <w:left w:type="dxa" w:w="120"/>
+              <w:bottom w:type="dxa" w:w="60"/>
+              <w:right w:type="dxa" w:w="120"/>
+            </w:tcMar>
+            <w:vAlign w:val="top"/>
+          </w:tcPr>
+          <w:p>
+            <w:pPr>
+              <w:spacing w:after="40" w:before="0"/>
+              <w:jc w:val="left"/>
+            </w:pPr>
+            <w:r>
+              <w:rPr>
+                <w:rFonts w:ascii="Arial" w:cs="Arial" w:eastAsia="Arial" w:hAnsi="Arial"/>
+                <w:b/>
+                <w:bCs/>
+                <w:i w:val="false"/>
+                <w:iCs w:val="false"/>
+                <w:color w:val="000000"/>
+                <w:sz w:val="18"/>
+                <w:szCs w:val="18"/>
+              </w:rPr>
+              <w:t xml:space="preserve">Observe Phase</w:t>
             </w:r>
           </w:p>
           <w:p>
@@ -23502,7 +23538,7 @@
             <w:pPr>
               <w:spacing w:after="20" w:before="0"/>
             </w:pPr>
-            <w:hyperlink w:history="1" r:id="rIdhfnvhqmalr0f9kh6adti8">
+            <w:hyperlink w:history="1" r:id="rIdsvyn9tvwa7fousfda5qqa">
               <w:r>
                 <w:rPr>
                   <w:rFonts w:ascii="Arial" w:cs="Arial" w:eastAsia="Arial" w:hAnsi="Arial"/>
@@ -23535,7 +23571,7 @@
               <w:spacing w:after="10" w:before="0"/>
               <w:ind w:left="120"/>
             </w:pPr>
-            <w:hyperlink w:history="1" r:id="rIdmbj5yoowgb-euutf5oxdn">
+            <w:hyperlink w:history="1" r:id="rIduwitplg4ytoiyem151vsj">
               <w:r>
                 <w:rPr>
                   <w:rFonts w:ascii="Arial" w:cs="Arial" w:eastAsia="Arial" w:hAnsi="Arial"/>
@@ -23580,7 +23616,7 @@
             <w:pPr>
               <w:spacing w:after="20" w:before="0"/>
             </w:pPr>
-            <w:hyperlink w:history="1" r:id="rIdwchug5yewm3ywrpluzvz9">
+            <w:hyperlink w:history="1" r:id="rId5bx89bu3w5rplqkidgvy_">
               <w:r>
                 <w:rPr>
                   <w:rFonts w:ascii="Arial" w:cs="Arial" w:eastAsia="Arial" w:hAnsi="Arial"/>
@@ -23613,7 +23649,7 @@
               <w:spacing w:after="10" w:before="0"/>
               <w:ind w:left="120"/>
             </w:pPr>
-            <w:hyperlink w:history="1" r:id="rIdrv3gdn9hyp_7yift0v-1x">
+            <w:hyperlink w:history="1" r:id="rIdqvva6-5lusp1vhb-lo0j8">
               <w:r>
                 <w:rPr>
                   <w:rFonts w:ascii="Arial" w:cs="Arial" w:eastAsia="Arial" w:hAnsi="Arial"/>
@@ -23760,32 +23796,32 @@
         <w:tc>
           <w:tcPr>
             <w:tcW w:type="dxa" w:w="1520"/>
-            <w:shd w:fill="F2F2F2" w:color="auto" w:val="clear"/>
-            <w:tcMar>
-              <w:top w:type="dxa" w:w="60"/>
-              <w:left w:type="dxa" w:w="120"/>
-              <w:bottom w:type="dxa" w:w="60"/>
-              <w:right w:type="dxa" w:w="120"/>
-            </w:tcMar>
-            <w:vAlign w:val="top"/>
-          </w:tcPr>
-          <w:p>
-            <w:pPr>
-              <w:spacing w:after="40" w:before="0"/>
-              <w:jc w:val="left"/>
-            </w:pPr>
-            <w:r>
-              <w:rPr>
-                <w:rFonts w:ascii="Arial" w:cs="Arial" w:eastAsia="Arial" w:hAnsi="Arial"/>
-                <w:b/>
-                <w:bCs/>
-                <w:i w:val="false"/>
-                <w:iCs w:val="false"/>
-                <w:color w:val="000000"/>
-                <w:sz w:val="18"/>
-                <w:szCs w:val="18"/>
-              </w:rPr>
-              <w:t xml:space="preserve">Phase 3 — Explain</w:t>
+            <w:shd w:fill="E2EFDA" w:color="auto" w:val="clear"/>
+            <w:tcMar>
+              <w:top w:type="dxa" w:w="60"/>
+              <w:left w:type="dxa" w:w="120"/>
+              <w:bottom w:type="dxa" w:w="60"/>
+              <w:right w:type="dxa" w:w="120"/>
+            </w:tcMar>
+            <w:vAlign w:val="top"/>
+          </w:tcPr>
+          <w:p>
+            <w:pPr>
+              <w:spacing w:after="40" w:before="0"/>
+              <w:jc w:val="left"/>
+            </w:pPr>
+            <w:r>
+              <w:rPr>
+                <w:rFonts w:ascii="Arial" w:cs="Arial" w:eastAsia="Arial" w:hAnsi="Arial"/>
+                <w:b/>
+                <w:bCs/>
+                <w:i w:val="false"/>
+                <w:iCs w:val="false"/>
+                <w:color w:val="000000"/>
+                <w:sz w:val="18"/>
+                <w:szCs w:val="18"/>
+              </w:rPr>
+              <w:t xml:space="preserve">Explain Phase</w:t>
             </w:r>
           </w:p>
           <w:p>
@@ -23808,7 +23844,7 @@
             <w:pPr>
               <w:spacing w:after="20" w:before="0"/>
             </w:pPr>
-            <w:hyperlink w:history="1" r:id="rId-rdmcvfai2aojpzlwf33z">
+            <w:hyperlink w:history="1" r:id="rIdoyphrjfx0rj3knmnno7vz">
               <w:r>
                 <w:rPr>
                   <w:rFonts w:ascii="Arial" w:cs="Arial" w:eastAsia="Arial" w:hAnsi="Arial"/>
@@ -23841,7 +23877,7 @@
               <w:spacing w:after="10" w:before="0"/>
               <w:ind w:left="120"/>
             </w:pPr>
-            <w:hyperlink w:history="1" r:id="rIdf4hcskye3-hzsz3hklqvi">
+            <w:hyperlink w:history="1" r:id="rId6p2kc-kylwy9vow9lnb56">
               <w:r>
                 <w:rPr>
                   <w:rFonts w:ascii="Arial" w:cs="Arial" w:eastAsia="Arial" w:hAnsi="Arial"/>
@@ -23886,7 +23922,7 @@
             <w:pPr>
               <w:spacing w:after="20" w:before="0"/>
             </w:pPr>
-            <w:hyperlink w:history="1" r:id="rIdxvaozczolaoc31sext1ve">
+            <w:hyperlink w:history="1" r:id="rIdm1ivku1nbsb3com-gd9jc">
               <w:r>
                 <w:rPr>
                   <w:rFonts w:ascii="Arial" w:cs="Arial" w:eastAsia="Arial" w:hAnsi="Arial"/>
@@ -23919,7 +23955,7 @@
               <w:spacing w:after="10" w:before="0"/>
               <w:ind w:left="120"/>
             </w:pPr>
-            <w:hyperlink w:history="1" r:id="rIdwy1tmnwaq08qyfj8eaxm3">
+            <w:hyperlink w:history="1" r:id="rId4ii4ck47sravsuesmcf7u">
               <w:r>
                 <w:rPr>
                   <w:rFonts w:ascii="Arial" w:cs="Arial" w:eastAsia="Arial" w:hAnsi="Arial"/>
@@ -24066,32 +24102,32 @@
         <w:tc>
           <w:tcPr>
             <w:tcW w:type="dxa" w:w="1520"/>
-            <w:shd w:fill="F2F2F2" w:color="auto" w:val="clear"/>
-            <w:tcMar>
-              <w:top w:type="dxa" w:w="60"/>
-              <w:left w:type="dxa" w:w="120"/>
-              <w:bottom w:type="dxa" w:w="60"/>
-              <w:right w:type="dxa" w:w="120"/>
-            </w:tcMar>
-            <w:vAlign w:val="top"/>
-          </w:tcPr>
-          <w:p>
-            <w:pPr>
-              <w:spacing w:after="40" w:before="0"/>
-              <w:jc w:val="left"/>
-            </w:pPr>
-            <w:r>
-              <w:rPr>
-                <w:rFonts w:ascii="Arial" w:cs="Arial" w:eastAsia="Arial" w:hAnsi="Arial"/>
-                <w:b/>
-                <w:bCs/>
-                <w:i w:val="false"/>
-                <w:iCs w:val="false"/>
-                <w:color w:val="000000"/>
-                <w:sz w:val="18"/>
-                <w:szCs w:val="18"/>
-              </w:rPr>
-              <w:t xml:space="preserve">Phase 4 — Driving Question Board (DQB) Update</w:t>
+            <w:shd w:fill="FCE4D6" w:color="auto" w:val="clear"/>
+            <w:tcMar>
+              <w:top w:type="dxa" w:w="60"/>
+              <w:left w:type="dxa" w:w="120"/>
+              <w:bottom w:type="dxa" w:w="60"/>
+              <w:right w:type="dxa" w:w="120"/>
+            </w:tcMar>
+            <w:vAlign w:val="top"/>
+          </w:tcPr>
+          <w:p>
+            <w:pPr>
+              <w:spacing w:after="40" w:before="0"/>
+              <w:jc w:val="left"/>
+            </w:pPr>
+            <w:r>
+              <w:rPr>
+                <w:rFonts w:ascii="Arial" w:cs="Arial" w:eastAsia="Arial" w:hAnsi="Arial"/>
+                <w:b/>
+                <w:bCs/>
+                <w:i w:val="false"/>
+                <w:iCs w:val="false"/>
+                <w:color w:val="000000"/>
+                <w:sz w:val="18"/>
+                <w:szCs w:val="18"/>
+              </w:rPr>
+              <w:t xml:space="preserve">Driving Question Board (DQB) Creation</w:t>
             </w:r>
           </w:p>
           <w:p>
@@ -24114,7 +24150,7 @@
             <w:pPr>
               <w:spacing w:after="20" w:before="0"/>
             </w:pPr>
-            <w:hyperlink w:history="1" r:id="rIddg_gvesynx9mv-437aobz">
+            <w:hyperlink w:history="1" r:id="rIdcfxgt5xgoppstybkgfxx8">
               <w:r>
                 <w:rPr>
                   <w:rFonts w:ascii="Arial" w:cs="Arial" w:eastAsia="Arial" w:hAnsi="Arial"/>
@@ -24147,7 +24183,7 @@
               <w:spacing w:after="10" w:before="0"/>
               <w:ind w:left="120"/>
             </w:pPr>
-            <w:hyperlink w:history="1" r:id="rIdysvgpgmvqs4dyeisoqqna">
+            <w:hyperlink w:history="1" r:id="rIdxqvoc6rhy16jpoarnn7rm">
               <w:r>
                 <w:rPr>
                   <w:rFonts w:ascii="Arial" w:cs="Arial" w:eastAsia="Arial" w:hAnsi="Arial"/>
@@ -24192,7 +24228,7 @@
             <w:pPr>
               <w:spacing w:after="20" w:before="0"/>
             </w:pPr>
-            <w:hyperlink w:history="1" r:id="rIdkzplwttyznjlk8yism1xv">
+            <w:hyperlink w:history="1" r:id="rId3wuf_aslidhixh3ax-tl6">
               <w:r>
                 <w:rPr>
                   <w:rFonts w:ascii="Arial" w:cs="Arial" w:eastAsia="Arial" w:hAnsi="Arial"/>
@@ -24225,7 +24261,7 @@
               <w:spacing w:after="10" w:before="0"/>
               <w:ind w:left="120"/>
             </w:pPr>
-            <w:hyperlink w:history="1" r:id="rId3j2ousws6o3mhhslf2wgq">
+            <w:hyperlink w:history="1" r:id="rIdybspad3tnv4coxvhxlwtf">
               <w:r>
                 <w:rPr>
                   <w:rFonts w:ascii="Arial" w:cs="Arial" w:eastAsia="Arial" w:hAnsi="Arial"/>
@@ -24372,32 +24408,32 @@
         <w:tc>
           <w:tcPr>
             <w:tcW w:type="dxa" w:w="1520"/>
-            <w:shd w:fill="F2F2F2" w:color="auto" w:val="clear"/>
-            <w:tcMar>
-              <w:top w:type="dxa" w:w="60"/>
-              <w:left w:type="dxa" w:w="120"/>
-              <w:bottom w:type="dxa" w:w="60"/>
-              <w:right w:type="dxa" w:w="120"/>
-            </w:tcMar>
-            <w:vAlign w:val="top"/>
-          </w:tcPr>
-          <w:p>
-            <w:pPr>
-              <w:spacing w:after="40" w:before="0"/>
-              <w:jc w:val="left"/>
-            </w:pPr>
-            <w:r>
-              <w:rPr>
-                <w:rFonts w:ascii="Arial" w:cs="Arial" w:eastAsia="Arial" w:hAnsi="Arial"/>
-                <w:b/>
-                <w:bCs/>
-                <w:i w:val="false"/>
-                <w:iCs w:val="false"/>
-                <w:color w:val="000000"/>
-                <w:sz w:val="18"/>
-                <w:szCs w:val="18"/>
-              </w:rPr>
-              <w:t xml:space="preserve">Phase 5 — Model Building</w:t>
+            <w:shd w:fill="D5E8F0" w:color="auto" w:val="clear"/>
+            <w:tcMar>
+              <w:top w:type="dxa" w:w="60"/>
+              <w:left w:type="dxa" w:w="120"/>
+              <w:bottom w:type="dxa" w:w="60"/>
+              <w:right w:type="dxa" w:w="120"/>
+            </w:tcMar>
+            <w:vAlign w:val="top"/>
+          </w:tcPr>
+          <w:p>
+            <w:pPr>
+              <w:spacing w:after="40" w:before="0"/>
+              <w:jc w:val="left"/>
+            </w:pPr>
+            <w:r>
+              <w:rPr>
+                <w:rFonts w:ascii="Arial" w:cs="Arial" w:eastAsia="Arial" w:hAnsi="Arial"/>
+                <w:b/>
+                <w:bCs/>
+                <w:i w:val="false"/>
+                <w:iCs w:val="false"/>
+                <w:color w:val="000000"/>
+                <w:sz w:val="18"/>
+                <w:szCs w:val="18"/>
+              </w:rPr>
+              <w:t xml:space="preserve">Model Building Phase</w:t>
             </w:r>
           </w:p>
           <w:p>
@@ -24420,7 +24456,7 @@
             <w:pPr>
               <w:spacing w:after="20" w:before="0"/>
             </w:pPr>
-            <w:hyperlink w:history="1" r:id="rId1iqwthal1mqjjfg7zylgd">
+            <w:hyperlink w:history="1" r:id="rIdt_2zzvszfeuixjlfse756">
               <w:r>
                 <w:rPr>
                   <w:rFonts w:ascii="Arial" w:cs="Arial" w:eastAsia="Arial" w:hAnsi="Arial"/>
@@ -24453,7 +24489,7 @@
               <w:spacing w:after="10" w:before="0"/>
               <w:ind w:left="120"/>
             </w:pPr>
-            <w:hyperlink w:history="1" r:id="rIdeizn1bcwptyxkj4xqdsi9">
+            <w:hyperlink w:history="1" r:id="rIdivl4tafeobx_pbyduspyp">
               <w:r>
                 <w:rPr>
                   <w:rFonts w:ascii="Arial" w:cs="Arial" w:eastAsia="Arial" w:hAnsi="Arial"/>
@@ -24498,7 +24534,7 @@
             <w:pPr>
               <w:spacing w:after="20" w:before="0"/>
             </w:pPr>
-            <w:hyperlink w:history="1" r:id="rIdixq86sr9y6bhhxcdaek3d">
+            <w:hyperlink w:history="1" r:id="rIdle-yh6ffhykudivvhnrfw">
               <w:r>
                 <w:rPr>
                   <w:rFonts w:ascii="Arial" w:cs="Arial" w:eastAsia="Arial" w:hAnsi="Arial"/>
@@ -24531,7 +24567,7 @@
               <w:spacing w:after="10" w:before="0"/>
               <w:ind w:left="120"/>
             </w:pPr>
-            <w:hyperlink w:history="1" r:id="rIdf881nl1pmwxbjpq5lqcgj">
+            <w:hyperlink w:history="1" r:id="rId1czzlwo7mx6yestcjo4-h">
               <w:r>
                 <w:rPr>
                   <w:rFonts w:ascii="Arial" w:cs="Arial" w:eastAsia="Arial" w:hAnsi="Arial"/>
@@ -25970,32 +26006,32 @@
         <w:tc>
           <w:tcPr>
             <w:tcW w:type="dxa" w:w="1520"/>
-            <w:shd w:fill="F2F2F2" w:color="auto" w:val="clear"/>
-            <w:tcMar>
-              <w:top w:type="dxa" w:w="60"/>
-              <w:left w:type="dxa" w:w="120"/>
-              <w:bottom w:type="dxa" w:w="60"/>
-              <w:right w:type="dxa" w:w="120"/>
-            </w:tcMar>
-            <w:vAlign w:val="top"/>
-          </w:tcPr>
-          <w:p>
-            <w:pPr>
-              <w:spacing w:after="40" w:before="0"/>
-              <w:jc w:val="left"/>
-            </w:pPr>
-            <w:r>
-              <w:rPr>
-                <w:rFonts w:ascii="Arial" w:cs="Arial" w:eastAsia="Arial" w:hAnsi="Arial"/>
-                <w:b/>
-                <w:bCs/>
-                <w:i w:val="false"/>
-                <w:iCs w:val="false"/>
-                <w:color w:val="000000"/>
-                <w:sz w:val="18"/>
-                <w:szCs w:val="18"/>
-              </w:rPr>
-              <w:t xml:space="preserve">Phase 1 — Predict: Returning to the Mystery</w:t>
+            <w:shd w:fill="EAD1F5" w:color="auto" w:val="clear"/>
+            <w:tcMar>
+              <w:top w:type="dxa" w:w="60"/>
+              <w:left w:type="dxa" w:w="120"/>
+              <w:bottom w:type="dxa" w:w="60"/>
+              <w:right w:type="dxa" w:w="120"/>
+            </w:tcMar>
+            <w:vAlign w:val="top"/>
+          </w:tcPr>
+          <w:p>
+            <w:pPr>
+              <w:spacing w:after="40" w:before="0"/>
+              <w:jc w:val="left"/>
+            </w:pPr>
+            <w:r>
+              <w:rPr>
+                <w:rFonts w:ascii="Arial" w:cs="Arial" w:eastAsia="Arial" w:hAnsi="Arial"/>
+                <w:b/>
+                <w:bCs/>
+                <w:i w:val="false"/>
+                <w:iCs w:val="false"/>
+                <w:color w:val="000000"/>
+                <w:sz w:val="18"/>
+                <w:szCs w:val="18"/>
+              </w:rPr>
+              <w:t xml:space="preserve">Predict Phase</w:t>
             </w:r>
           </w:p>
           <w:p>
@@ -26018,7 +26054,7 @@
             <w:pPr>
               <w:spacing w:after="20" w:before="0"/>
             </w:pPr>
-            <w:hyperlink w:history="1" r:id="rIdmnortnhuy7m5idfyhxjry">
+            <w:hyperlink w:history="1" r:id="rIdn9x7oggeayf1nlvtj72p-">
               <w:r>
                 <w:rPr>
                   <w:rFonts w:ascii="Arial" w:cs="Arial" w:eastAsia="Arial" w:hAnsi="Arial"/>
@@ -26051,7 +26087,7 @@
               <w:spacing w:after="10" w:before="0"/>
               <w:ind w:left="120"/>
             </w:pPr>
-            <w:hyperlink w:history="1" r:id="rIduds2lfupcsscngdefhl02">
+            <w:hyperlink w:history="1" r:id="rIdgxdteizybzfov_7ocr00z">
               <w:r>
                 <w:rPr>
                   <w:rFonts w:ascii="Arial" w:cs="Arial" w:eastAsia="Arial" w:hAnsi="Arial"/>
@@ -26096,7 +26132,7 @@
             <w:pPr>
               <w:spacing w:after="20" w:before="0"/>
             </w:pPr>
-            <w:hyperlink w:history="1" r:id="rIdavsifpfmqudiki8ajmdql">
+            <w:hyperlink w:history="1" r:id="rIdfguhx4ddnf-idtomvxlng">
               <w:r>
                 <w:rPr>
                   <w:rFonts w:ascii="Arial" w:cs="Arial" w:eastAsia="Arial" w:hAnsi="Arial"/>
@@ -26129,7 +26165,7 @@
               <w:spacing w:after="10" w:before="0"/>
               <w:ind w:left="120"/>
             </w:pPr>
-            <w:hyperlink w:history="1" r:id="rIdvbmemey5utx5es6tk-zi_">
+            <w:hyperlink w:history="1" r:id="rIda6fu-6r9bl559ntoxjple">
               <w:r>
                 <w:rPr>
                   <w:rFonts w:ascii="Arial" w:cs="Arial" w:eastAsia="Arial" w:hAnsi="Arial"/>
@@ -26276,32 +26312,32 @@
         <w:tc>
           <w:tcPr>
             <w:tcW w:type="dxa" w:w="1520"/>
-            <w:shd w:fill="F2F2F2" w:color="auto" w:val="clear"/>
-            <w:tcMar>
-              <w:top w:type="dxa" w:w="60"/>
-              <w:left w:type="dxa" w:w="120"/>
-              <w:bottom w:type="dxa" w:w="60"/>
-              <w:right w:type="dxa" w:w="120"/>
-            </w:tcMar>
-            <w:vAlign w:val="top"/>
-          </w:tcPr>
-          <w:p>
-            <w:pPr>
-              <w:spacing w:after="40" w:before="0"/>
-              <w:jc w:val="left"/>
-            </w:pPr>
-            <w:r>
-              <w:rPr>
-                <w:rFonts w:ascii="Arial" w:cs="Arial" w:eastAsia="Arial" w:hAnsi="Arial"/>
-                <w:b/>
-                <w:bCs/>
-                <w:i w:val="false"/>
-                <w:iCs w:val="false"/>
-                <w:color w:val="000000"/>
-                <w:sz w:val="18"/>
-                <w:szCs w:val="18"/>
-              </w:rPr>
-              <w:t xml:space="preserve">Phase 2 — Observe: Reading the Full Kenyan Data Picture</w:t>
+            <w:shd w:fill="D9EEF1" w:color="auto" w:val="clear"/>
+            <w:tcMar>
+              <w:top w:type="dxa" w:w="60"/>
+              <w:left w:type="dxa" w:w="120"/>
+              <w:bottom w:type="dxa" w:w="60"/>
+              <w:right w:type="dxa" w:w="120"/>
+            </w:tcMar>
+            <w:vAlign w:val="top"/>
+          </w:tcPr>
+          <w:p>
+            <w:pPr>
+              <w:spacing w:after="40" w:before="0"/>
+              <w:jc w:val="left"/>
+            </w:pPr>
+            <w:r>
+              <w:rPr>
+                <w:rFonts w:ascii="Arial" w:cs="Arial" w:eastAsia="Arial" w:hAnsi="Arial"/>
+                <w:b/>
+                <w:bCs/>
+                <w:i w:val="false"/>
+                <w:iCs w:val="false"/>
+                <w:color w:val="000000"/>
+                <w:sz w:val="18"/>
+                <w:szCs w:val="18"/>
+              </w:rPr>
+              <w:t xml:space="preserve">Observe Phase</w:t>
             </w:r>
           </w:p>
           <w:p>
@@ -26324,7 +26360,7 @@
             <w:pPr>
               <w:spacing w:after="20" w:before="0"/>
             </w:pPr>
-            <w:hyperlink w:history="1" r:id="rIdejiuz4srvopc_snvi6ecm">
+            <w:hyperlink w:history="1" r:id="rIdluncabpyihh3ittxtoa52">
               <w:r>
                 <w:rPr>
                   <w:rFonts w:ascii="Arial" w:cs="Arial" w:eastAsia="Arial" w:hAnsi="Arial"/>
@@ -26357,7 +26393,7 @@
               <w:spacing w:after="10" w:before="0"/>
               <w:ind w:left="120"/>
             </w:pPr>
-            <w:hyperlink w:history="1" r:id="rIdnetzpmbkkcacvejgw6ufj">
+            <w:hyperlink w:history="1" r:id="rIdqghjklypzq7onm4mitxze">
               <w:r>
                 <w:rPr>
                   <w:rFonts w:ascii="Arial" w:cs="Arial" w:eastAsia="Arial" w:hAnsi="Arial"/>
@@ -26402,7 +26438,7 @@
             <w:pPr>
               <w:spacing w:after="20" w:before="0"/>
             </w:pPr>
-            <w:hyperlink w:history="1" r:id="rIdt1oouu9yvtyfzk4bea3jr">
+            <w:hyperlink w:history="1" r:id="rIdsai5ca07ctmrcw-_ufpvs">
               <w:r>
                 <w:rPr>
                   <w:rFonts w:ascii="Arial" w:cs="Arial" w:eastAsia="Arial" w:hAnsi="Arial"/>
@@ -26435,7 +26471,7 @@
               <w:spacing w:after="10" w:before="0"/>
               <w:ind w:left="120"/>
             </w:pPr>
-            <w:hyperlink w:history="1" r:id="rIdjumtxtpt2bsnsq8akjxum">
+            <w:hyperlink w:history="1" r:id="rIdis1rysywbowwikgyn8ege">
               <w:r>
                 <w:rPr>
                   <w:rFonts w:ascii="Arial" w:cs="Arial" w:eastAsia="Arial" w:hAnsi="Arial"/>
@@ -26582,32 +26618,32 @@
         <w:tc>
           <w:tcPr>
             <w:tcW w:type="dxa" w:w="1520"/>
-            <w:shd w:fill="F2F2F2" w:color="auto" w:val="clear"/>
-            <w:tcMar>
-              <w:top w:type="dxa" w:w="60"/>
-              <w:left w:type="dxa" w:w="120"/>
-              <w:bottom w:type="dxa" w:w="60"/>
-              <w:right w:type="dxa" w:w="120"/>
-            </w:tcMar>
-            <w:vAlign w:val="top"/>
-          </w:tcPr>
-          <w:p>
-            <w:pPr>
-              <w:spacing w:after="40" w:before="0"/>
-              <w:jc w:val="left"/>
-            </w:pPr>
-            <w:r>
-              <w:rPr>
-                <w:rFonts w:ascii="Arial" w:cs="Arial" w:eastAsia="Arial" w:hAnsi="Arial"/>
-                <w:b/>
-                <w:bCs/>
-                <w:i w:val="false"/>
-                <w:iCs w:val="false"/>
-                <w:color w:val="000000"/>
-                <w:sz w:val="18"/>
-                <w:szCs w:val="18"/>
-              </w:rPr>
-              <w:t xml:space="preserve">Phase 3 — Explain: The Advisory Report to Nakuru County</w:t>
+            <w:shd w:fill="E2EFDA" w:color="auto" w:val="clear"/>
+            <w:tcMar>
+              <w:top w:type="dxa" w:w="60"/>
+              <w:left w:type="dxa" w:w="120"/>
+              <w:bottom w:type="dxa" w:w="60"/>
+              <w:right w:type="dxa" w:w="120"/>
+            </w:tcMar>
+            <w:vAlign w:val="top"/>
+          </w:tcPr>
+          <w:p>
+            <w:pPr>
+              <w:spacing w:after="40" w:before="0"/>
+              <w:jc w:val="left"/>
+            </w:pPr>
+            <w:r>
+              <w:rPr>
+                <w:rFonts w:ascii="Arial" w:cs="Arial" w:eastAsia="Arial" w:hAnsi="Arial"/>
+                <w:b/>
+                <w:bCs/>
+                <w:i w:val="false"/>
+                <w:iCs w:val="false"/>
+                <w:color w:val="000000"/>
+                <w:sz w:val="18"/>
+                <w:szCs w:val="18"/>
+              </w:rPr>
+              <w:t xml:space="preserve">Explain Phase</w:t>
             </w:r>
           </w:p>
           <w:p>
@@ -26630,7 +26666,7 @@
             <w:pPr>
               <w:spacing w:after="20" w:before="0"/>
             </w:pPr>
-            <w:hyperlink w:history="1" r:id="rIdqdqloz3yyxtjhvngdcgao">
+            <w:hyperlink w:history="1" r:id="rIdqdgcb-pbmp7revrjjrbnl">
               <w:r>
                 <w:rPr>
                   <w:rFonts w:ascii="Arial" w:cs="Arial" w:eastAsia="Arial" w:hAnsi="Arial"/>
@@ -26663,7 +26699,7 @@
               <w:spacing w:after="10" w:before="0"/>
               <w:ind w:left="120"/>
             </w:pPr>
-            <w:hyperlink w:history="1" r:id="rIduuodj_704yh9--yopuein">
+            <w:hyperlink w:history="1" r:id="rIdjrmoaaqrlh_roatczxmuz">
               <w:r>
                 <w:rPr>
                   <w:rFonts w:ascii="Arial" w:cs="Arial" w:eastAsia="Arial" w:hAnsi="Arial"/>
@@ -26708,7 +26744,7 @@
             <w:pPr>
               <w:spacing w:after="20" w:before="0"/>
             </w:pPr>
-            <w:hyperlink w:history="1" r:id="rIdlpxhem6i5-nyrrjezuynn">
+            <w:hyperlink w:history="1" r:id="rIdtefayt6z_cj2lrqq8ev3k">
               <w:r>
                 <w:rPr>
                   <w:rFonts w:ascii="Arial" w:cs="Arial" w:eastAsia="Arial" w:hAnsi="Arial"/>
@@ -26741,7 +26777,7 @@
               <w:spacing w:after="10" w:before="0"/>
               <w:ind w:left="120"/>
             </w:pPr>
-            <w:hyperlink w:history="1" r:id="rIdyr1rvdjpqhzog7gp69jw6">
+            <w:hyperlink w:history="1" r:id="rIdlj1pzk1iwwwk-lbccbblh">
               <w:r>
                 <w:rPr>
                   <w:rFonts w:ascii="Arial" w:cs="Arial" w:eastAsia="Arial" w:hAnsi="Arial"/>
@@ -26888,32 +26924,32 @@
         <w:tc>
           <w:tcPr>
             <w:tcW w:type="dxa" w:w="1520"/>
-            <w:shd w:fill="F2F2F2" w:color="auto" w:val="clear"/>
-            <w:tcMar>
-              <w:top w:type="dxa" w:w="60"/>
-              <w:left w:type="dxa" w:w="120"/>
-              <w:bottom w:type="dxa" w:w="60"/>
-              <w:right w:type="dxa" w:w="120"/>
-            </w:tcMar>
-            <w:vAlign w:val="top"/>
-          </w:tcPr>
-          <w:p>
-            <w:pPr>
-              <w:spacing w:after="40" w:before="0"/>
-              <w:jc w:val="left"/>
-            </w:pPr>
-            <w:r>
-              <w:rPr>
-                <w:rFonts w:ascii="Arial" w:cs="Arial" w:eastAsia="Arial" w:hAnsi="Arial"/>
-                <w:b/>
-                <w:bCs/>
-                <w:i w:val="false"/>
-                <w:iCs w:val="false"/>
-                <w:color w:val="000000"/>
-                <w:sz w:val="18"/>
-                <w:szCs w:val="18"/>
-              </w:rPr>
-              <w:t xml:space="preserve">Phase 4 — Driving Question Board (DQB) Completion &amp; Video on Statistics in Real Life</w:t>
+            <w:shd w:fill="FCE4D6" w:color="auto" w:val="clear"/>
+            <w:tcMar>
+              <w:top w:type="dxa" w:w="60"/>
+              <w:left w:type="dxa" w:w="120"/>
+              <w:bottom w:type="dxa" w:w="60"/>
+              <w:right w:type="dxa" w:w="120"/>
+            </w:tcMar>
+            <w:vAlign w:val="top"/>
+          </w:tcPr>
+          <w:p>
+            <w:pPr>
+              <w:spacing w:after="40" w:before="0"/>
+              <w:jc w:val="left"/>
+            </w:pPr>
+            <w:r>
+              <w:rPr>
+                <w:rFonts w:ascii="Arial" w:cs="Arial" w:eastAsia="Arial" w:hAnsi="Arial"/>
+                <w:b/>
+                <w:bCs/>
+                <w:i w:val="false"/>
+                <w:iCs w:val="false"/>
+                <w:color w:val="000000"/>
+                <w:sz w:val="18"/>
+                <w:szCs w:val="18"/>
+              </w:rPr>
+              <w:t xml:space="preserve">Driving Question Board (DQB) Creation</w:t>
             </w:r>
           </w:p>
           <w:p>
@@ -26936,7 +26972,7 @@
             <w:pPr>
               <w:spacing w:after="20" w:before="0"/>
             </w:pPr>
-            <w:hyperlink w:history="1" r:id="rId-v9yd3-f2zkkgq_7j_sge">
+            <w:hyperlink w:history="1" r:id="rIdkvpskmrflxixbu1k5mfy9">
               <w:r>
                 <w:rPr>
                   <w:rFonts w:ascii="Arial" w:cs="Arial" w:eastAsia="Arial" w:hAnsi="Arial"/>
@@ -26969,7 +27005,7 @@
               <w:spacing w:after="10" w:before="0"/>
               <w:ind w:left="120"/>
             </w:pPr>
-            <w:hyperlink w:history="1" r:id="rIdwto-zfm3kdvy2cec9o8fd">
+            <w:hyperlink w:history="1" r:id="rId-2-dty2fviskirczm1l1m">
               <w:r>
                 <w:rPr>
                   <w:rFonts w:ascii="Arial" w:cs="Arial" w:eastAsia="Arial" w:hAnsi="Arial"/>
@@ -27014,7 +27050,7 @@
             <w:pPr>
               <w:spacing w:after="20" w:before="0"/>
             </w:pPr>
-            <w:hyperlink w:history="1" r:id="rIdseyx7ylgwfczvds64f28d">
+            <w:hyperlink w:history="1" r:id="rIdl1nkjrfcdnwhit5pukk-m">
               <w:r>
                 <w:rPr>
                   <w:rFonts w:ascii="Arial" w:cs="Arial" w:eastAsia="Arial" w:hAnsi="Arial"/>
@@ -27047,7 +27083,7 @@
               <w:spacing w:after="10" w:before="0"/>
               <w:ind w:left="120"/>
             </w:pPr>
-            <w:hyperlink w:history="1" r:id="rIdoqqal0ytfbzn-6xmoir9k">
+            <w:hyperlink w:history="1" r:id="rIdqrxuvtoizlvrdoxrlho3t">
               <w:r>
                 <w:rPr>
                   <w:rFonts w:ascii="Arial" w:cs="Arial" w:eastAsia="Arial" w:hAnsi="Arial"/>
@@ -27194,32 +27230,32 @@
         <w:tc>
           <w:tcPr>
             <w:tcW w:type="dxa" w:w="1520"/>
-            <w:shd w:fill="F2F2F2" w:color="auto" w:val="clear"/>
-            <w:tcMar>
-              <w:top w:type="dxa" w:w="60"/>
-              <w:left w:type="dxa" w:w="120"/>
-              <w:bottom w:type="dxa" w:w="60"/>
-              <w:right w:type="dxa" w:w="120"/>
-            </w:tcMar>
-            <w:vAlign w:val="top"/>
-          </w:tcPr>
-          <w:p>
-            <w:pPr>
-              <w:spacing w:after="40" w:before="0"/>
-              <w:jc w:val="left"/>
-            </w:pPr>
-            <w:r>
-              <w:rPr>
-                <w:rFonts w:ascii="Arial" w:cs="Arial" w:eastAsia="Arial" w:hAnsi="Arial"/>
-                <w:b/>
-                <w:bCs/>
-                <w:i w:val="false"/>
-                <w:iCs w:val="false"/>
-                <w:color w:val="000000"/>
-                <w:sz w:val="18"/>
-                <w:szCs w:val="18"/>
-              </w:rPr>
-              <w:t xml:space="preserve">Phase 5 — Final Model Building: L1 vs. Final Model Comparison &amp; Driving Question Answer</w:t>
+            <w:shd w:fill="D5E8F0" w:color="auto" w:val="clear"/>
+            <w:tcMar>
+              <w:top w:type="dxa" w:w="60"/>
+              <w:left w:type="dxa" w:w="120"/>
+              <w:bottom w:type="dxa" w:w="60"/>
+              <w:right w:type="dxa" w:w="120"/>
+            </w:tcMar>
+            <w:vAlign w:val="top"/>
+          </w:tcPr>
+          <w:p>
+            <w:pPr>
+              <w:spacing w:after="40" w:before="0"/>
+              <w:jc w:val="left"/>
+            </w:pPr>
+            <w:r>
+              <w:rPr>
+                <w:rFonts w:ascii="Arial" w:cs="Arial" w:eastAsia="Arial" w:hAnsi="Arial"/>
+                <w:b/>
+                <w:bCs/>
+                <w:i w:val="false"/>
+                <w:iCs w:val="false"/>
+                <w:color w:val="000000"/>
+                <w:sz w:val="18"/>
+                <w:szCs w:val="18"/>
+              </w:rPr>
+              <w:t xml:space="preserve">Model Building Phase</w:t>
             </w:r>
           </w:p>
           <w:p>
@@ -27242,7 +27278,7 @@
             <w:pPr>
               <w:spacing w:after="20" w:before="0"/>
             </w:pPr>
-            <w:hyperlink w:history="1" r:id="rId2iz19jzxquqxsabgzy1uf">
+            <w:hyperlink w:history="1" r:id="rIdv4xjsfcfmnfo7pxatdifj">
               <w:r>
                 <w:rPr>
                   <w:rFonts w:ascii="Arial" w:cs="Arial" w:eastAsia="Arial" w:hAnsi="Arial"/>
@@ -27275,7 +27311,7 @@
               <w:spacing w:after="10" w:before="0"/>
               <w:ind w:left="120"/>
             </w:pPr>
-            <w:hyperlink w:history="1" r:id="rIdmzyhynvvu8dnavlxxoipj">
+            <w:hyperlink w:history="1" r:id="rIdowzhvd_vf_i6fie5slcdj">
               <w:r>
                 <w:rPr>
                   <w:rFonts w:ascii="Arial" w:cs="Arial" w:eastAsia="Arial" w:hAnsi="Arial"/>
@@ -27320,7 +27356,7 @@
             <w:pPr>
               <w:spacing w:after="20" w:before="0"/>
             </w:pPr>
-            <w:hyperlink w:history="1" r:id="rIdqg6wuj09qfxcz-gzta8fr">
+            <w:hyperlink w:history="1" r:id="rIdptm6tz_srghlx4uhmfeul">
               <w:r>
                 <w:rPr>
                   <w:rFonts w:ascii="Arial" w:cs="Arial" w:eastAsia="Arial" w:hAnsi="Arial"/>
@@ -27353,7 +27389,7 @@
               <w:spacing w:after="10" w:before="0"/>
               <w:ind w:left="120"/>
             </w:pPr>
-            <w:hyperlink w:history="1" r:id="rIdjlarlxngf6mxvzg7pkigj">
+            <w:hyperlink w:history="1" r:id="rIdslnwliabxyxnx18iqzdie">
               <w:r>
                 <w:rPr>
                   <w:rFonts w:ascii="Arial" w:cs="Arial" w:eastAsia="Arial" w:hAnsi="Arial"/>

--- a/data/outputs/v2/Maths/SS4.1_Statistics_I/Mathematics_Statistics_I_CBE_LessonSequence.docx
+++ b/data/outputs/v2/Maths/SS4.1_Statistics_I/Mathematics_Statistics_I_CBE_LessonSequence.docx
@@ -3478,7 +3478,7 @@
             <w:pPr>
               <w:spacing w:after="20" w:before="0"/>
             </w:pPr>
-            <w:hyperlink w:history="1" r:id="rIdyvgdbfiz4iet2wyand9rw">
+            <w:hyperlink w:history="1" r:id="rIdl-3olw3dgha_mwmv_yvjv">
               <w:r>
                 <w:rPr>
                   <w:rFonts w:ascii="Arial" w:cs="Arial" w:eastAsia="Arial" w:hAnsi="Arial"/>
@@ -3511,7 +3511,7 @@
               <w:spacing w:after="10" w:before="0"/>
               <w:ind w:left="120"/>
             </w:pPr>
-            <w:hyperlink w:history="1" r:id="rId0wdypsffpwq9wgjjdugdc">
+            <w:hyperlink w:history="1" r:id="rIdkixuolfn0ml69tcpivxgp">
               <w:r>
                 <w:rPr>
                   <w:rFonts w:ascii="Arial" w:cs="Arial" w:eastAsia="Arial" w:hAnsi="Arial"/>
@@ -3556,7 +3556,7 @@
             <w:pPr>
               <w:spacing w:after="20" w:before="0"/>
             </w:pPr>
-            <w:hyperlink w:history="1" r:id="rIdf4v6ojnpdnuesfjzwjgpr">
+            <w:hyperlink w:history="1" r:id="rId9rh4jviibvybe1s5vpxe-">
               <w:r>
                 <w:rPr>
                   <w:rFonts w:ascii="Arial" w:cs="Arial" w:eastAsia="Arial" w:hAnsi="Arial"/>
@@ -3589,7 +3589,7 @@
               <w:spacing w:after="10" w:before="0"/>
               <w:ind w:left="120"/>
             </w:pPr>
-            <w:hyperlink w:history="1" r:id="rIdh2vf9zwz9wbhkbmx0c4xl">
+            <w:hyperlink w:history="1" r:id="rId5emfv8ekofnoufchn6qd1">
               <w:r>
                 <w:rPr>
                   <w:rFonts w:ascii="Arial" w:cs="Arial" w:eastAsia="Arial" w:hAnsi="Arial"/>
@@ -3784,7 +3784,7 @@
             <w:pPr>
               <w:spacing w:after="20" w:before="0"/>
             </w:pPr>
-            <w:hyperlink w:history="1" r:id="rIdtxj0u1opkxg8v76yh3wj6">
+            <w:hyperlink w:history="1" r:id="rId2igyvop14ulqlhrpjxjpm">
               <w:r>
                 <w:rPr>
                   <w:rFonts w:ascii="Arial" w:cs="Arial" w:eastAsia="Arial" w:hAnsi="Arial"/>
@@ -3817,7 +3817,7 @@
               <w:spacing w:after="10" w:before="0"/>
               <w:ind w:left="120"/>
             </w:pPr>
-            <w:hyperlink w:history="1" r:id="rIdkte9j2xloxeheztgtn4ni">
+            <w:hyperlink w:history="1" r:id="rId8jwxrkdbieddymslpga8f">
               <w:r>
                 <w:rPr>
                   <w:rFonts w:ascii="Arial" w:cs="Arial" w:eastAsia="Arial" w:hAnsi="Arial"/>
@@ -3862,7 +3862,7 @@
             <w:pPr>
               <w:spacing w:after="20" w:before="0"/>
             </w:pPr>
-            <w:hyperlink w:history="1" r:id="rId42rystgtzpgq6i500teqt">
+            <w:hyperlink w:history="1" r:id="rIdoumzbf7j5ihtmc6tf_wsg">
               <w:r>
                 <w:rPr>
                   <w:rFonts w:ascii="Arial" w:cs="Arial" w:eastAsia="Arial" w:hAnsi="Arial"/>
@@ -3895,7 +3895,7 @@
               <w:spacing w:after="10" w:before="0"/>
               <w:ind w:left="120"/>
             </w:pPr>
-            <w:hyperlink w:history="1" r:id="rIdiohl01ckbx9xms0wt_lzp">
+            <w:hyperlink w:history="1" r:id="rIdgfmsqohh8ma-stdhmguk_">
               <w:r>
                 <w:rPr>
                   <w:rFonts w:ascii="Arial" w:cs="Arial" w:eastAsia="Arial" w:hAnsi="Arial"/>
@@ -4090,7 +4090,7 @@
             <w:pPr>
               <w:spacing w:after="20" w:before="0"/>
             </w:pPr>
-            <w:hyperlink w:history="1" r:id="rIdph1300dzcoifuhhzkldpa">
+            <w:hyperlink w:history="1" r:id="rIdwywmmgit5w2rom1skugrk">
               <w:r>
                 <w:rPr>
                   <w:rFonts w:ascii="Arial" w:cs="Arial" w:eastAsia="Arial" w:hAnsi="Arial"/>
@@ -4123,7 +4123,7 @@
               <w:spacing w:after="10" w:before="0"/>
               <w:ind w:left="120"/>
             </w:pPr>
-            <w:hyperlink w:history="1" r:id="rIdmjn4n1jtm4g23sfkhefe0">
+            <w:hyperlink w:history="1" r:id="rIdmkxn6vlelvaik3kyvpxal">
               <w:r>
                 <w:rPr>
                   <w:rFonts w:ascii="Arial" w:cs="Arial" w:eastAsia="Arial" w:hAnsi="Arial"/>
@@ -4168,7 +4168,7 @@
             <w:pPr>
               <w:spacing w:after="20" w:before="0"/>
             </w:pPr>
-            <w:hyperlink w:history="1" r:id="rIdlkc9jtaofnyygj7z7_cgp">
+            <w:hyperlink w:history="1" r:id="rIdpsofsgylg9a0qs0ffn2yn">
               <w:r>
                 <w:rPr>
                   <w:rFonts w:ascii="Arial" w:cs="Arial" w:eastAsia="Arial" w:hAnsi="Arial"/>
@@ -4201,7 +4201,7 @@
               <w:spacing w:after="10" w:before="0"/>
               <w:ind w:left="120"/>
             </w:pPr>
-            <w:hyperlink w:history="1" r:id="rIdcfx2fcixvidatvztznjbm">
+            <w:hyperlink w:history="1" r:id="rId7d09c8vn2viwhwafriww5">
               <w:r>
                 <w:rPr>
                   <w:rFonts w:ascii="Arial" w:cs="Arial" w:eastAsia="Arial" w:hAnsi="Arial"/>
@@ -4396,7 +4396,7 @@
             <w:pPr>
               <w:spacing w:after="20" w:before="0"/>
             </w:pPr>
-            <w:hyperlink w:history="1" r:id="rIdpi_fy4fqoizrtgh7gmzt6">
+            <w:hyperlink w:history="1" r:id="rId2zwwon089cegpwjupzjqm">
               <w:r>
                 <w:rPr>
                   <w:rFonts w:ascii="Arial" w:cs="Arial" w:eastAsia="Arial" w:hAnsi="Arial"/>
@@ -4429,7 +4429,7 @@
               <w:spacing w:after="10" w:before="0"/>
               <w:ind w:left="120"/>
             </w:pPr>
-            <w:hyperlink w:history="1" r:id="rId-_khmm6hmiwl3dpembrdo">
+            <w:hyperlink w:history="1" r:id="rIddmsov7yjiiga7iqty8v-t">
               <w:r>
                 <w:rPr>
                   <w:rFonts w:ascii="Arial" w:cs="Arial" w:eastAsia="Arial" w:hAnsi="Arial"/>
@@ -4474,7 +4474,7 @@
             <w:pPr>
               <w:spacing w:after="20" w:before="0"/>
             </w:pPr>
-            <w:hyperlink w:history="1" r:id="rId396svzngtytdyltzfijzc">
+            <w:hyperlink w:history="1" r:id="rIdwj3e171rhknnrckubpzok">
               <w:r>
                 <w:rPr>
                   <w:rFonts w:ascii="Arial" w:cs="Arial" w:eastAsia="Arial" w:hAnsi="Arial"/>
@@ -4507,7 +4507,7 @@
               <w:spacing w:after="10" w:before="0"/>
               <w:ind w:left="120"/>
             </w:pPr>
-            <w:hyperlink w:history="1" r:id="rId3qje3jnkvmih-xbqmlafw">
+            <w:hyperlink w:history="1" r:id="rIdu-azkgsjwpqr1mipxnntf">
               <w:r>
                 <w:rPr>
                   <w:rFonts w:ascii="Arial" w:cs="Arial" w:eastAsia="Arial" w:hAnsi="Arial"/>
@@ -4702,7 +4702,7 @@
             <w:pPr>
               <w:spacing w:after="20" w:before="0"/>
             </w:pPr>
-            <w:hyperlink w:history="1" r:id="rIdesvrgiwpblmjkw9qo2kic">
+            <w:hyperlink w:history="1" r:id="rIdofkzzkcufv2wwzywq6rlz">
               <w:r>
                 <w:rPr>
                   <w:rFonts w:ascii="Arial" w:cs="Arial" w:eastAsia="Arial" w:hAnsi="Arial"/>
@@ -4735,7 +4735,7 @@
               <w:spacing w:after="10" w:before="0"/>
               <w:ind w:left="120"/>
             </w:pPr>
-            <w:hyperlink w:history="1" r:id="rIdvihmnw4y91_n91bgkpqnz">
+            <w:hyperlink w:history="1" r:id="rId646gedjngy3yixr2cd8gj">
               <w:r>
                 <w:rPr>
                   <w:rFonts w:ascii="Arial" w:cs="Arial" w:eastAsia="Arial" w:hAnsi="Arial"/>
@@ -4780,7 +4780,7 @@
             <w:pPr>
               <w:spacing w:after="20" w:before="0"/>
             </w:pPr>
-            <w:hyperlink w:history="1" r:id="rIdo7wywrl86_ok_2uzvhbyk">
+            <w:hyperlink w:history="1" r:id="rIdcf6zwxl3jkojnp9-bp_dq">
               <w:r>
                 <w:rPr>
                   <w:rFonts w:ascii="Arial" w:cs="Arial" w:eastAsia="Arial" w:hAnsi="Arial"/>
@@ -4813,7 +4813,7 @@
               <w:spacing w:after="10" w:before="0"/>
               <w:ind w:left="120"/>
             </w:pPr>
-            <w:hyperlink w:history="1" r:id="rId7pnj6_7_mvyk-kgk5kfp6">
+            <w:hyperlink w:history="1" r:id="rIdjtpj5pc11rufkwqeomrpe">
               <w:r>
                 <w:rPr>
                   <w:rFonts w:ascii="Arial" w:cs="Arial" w:eastAsia="Arial" w:hAnsi="Arial"/>
@@ -6300,7 +6300,7 @@
             <w:pPr>
               <w:spacing w:after="20" w:before="0"/>
             </w:pPr>
-            <w:hyperlink w:history="1" r:id="rIdns6bhj91ryhplovhhcvw5">
+            <w:hyperlink w:history="1" r:id="rIdsvmb_bvcbdxtyfczfeilu">
               <w:r>
                 <w:rPr>
                   <w:rFonts w:ascii="Arial" w:cs="Arial" w:eastAsia="Arial" w:hAnsi="Arial"/>
@@ -6333,7 +6333,7 @@
               <w:spacing w:after="10" w:before="0"/>
               <w:ind w:left="120"/>
             </w:pPr>
-            <w:hyperlink w:history="1" r:id="rIdu6tpbe7t5m_fkohoxookm">
+            <w:hyperlink w:history="1" r:id="rIdnsrzk4tmm1bmetxq7gx_n">
               <w:r>
                 <w:rPr>
                   <w:rFonts w:ascii="Arial" w:cs="Arial" w:eastAsia="Arial" w:hAnsi="Arial"/>
@@ -6378,7 +6378,7 @@
             <w:pPr>
               <w:spacing w:after="20" w:before="0"/>
             </w:pPr>
-            <w:hyperlink w:history="1" r:id="rIdgecblemnervqzmfgxz3uc">
+            <w:hyperlink w:history="1" r:id="rIdcjvs_51ikbsebvz7l0raq">
               <w:r>
                 <w:rPr>
                   <w:rFonts w:ascii="Arial" w:cs="Arial" w:eastAsia="Arial" w:hAnsi="Arial"/>
@@ -6411,7 +6411,7 @@
               <w:spacing w:after="10" w:before="0"/>
               <w:ind w:left="120"/>
             </w:pPr>
-            <w:hyperlink w:history="1" r:id="rId4mpzf7u5stxwfhja4-sls">
+            <w:hyperlink w:history="1" r:id="rIds0gsdjabl3slgyxr8rdth">
               <w:r>
                 <w:rPr>
                   <w:rFonts w:ascii="Arial" w:cs="Arial" w:eastAsia="Arial" w:hAnsi="Arial"/>
@@ -6606,7 +6606,7 @@
             <w:pPr>
               <w:spacing w:after="20" w:before="0"/>
             </w:pPr>
-            <w:hyperlink w:history="1" r:id="rIdpirfwed-7ytbzukms25uy">
+            <w:hyperlink w:history="1" r:id="rIdvhu2iaseefxcxqvtaircz">
               <w:r>
                 <w:rPr>
                   <w:rFonts w:ascii="Arial" w:cs="Arial" w:eastAsia="Arial" w:hAnsi="Arial"/>
@@ -6639,7 +6639,7 @@
               <w:spacing w:after="10" w:before="0"/>
               <w:ind w:left="120"/>
             </w:pPr>
-            <w:hyperlink w:history="1" r:id="rIdyssu0exjmcjfham16ob-n">
+            <w:hyperlink w:history="1" r:id="rId4vhemqpaf9ixsvnwnllzv">
               <w:r>
                 <w:rPr>
                   <w:rFonts w:ascii="Arial" w:cs="Arial" w:eastAsia="Arial" w:hAnsi="Arial"/>
@@ -6684,7 +6684,7 @@
             <w:pPr>
               <w:spacing w:after="20" w:before="0"/>
             </w:pPr>
-            <w:hyperlink w:history="1" r:id="rIdf00dmo8aaakk-oufh0i-o">
+            <w:hyperlink w:history="1" r:id="rId7sr2porb2urgk3dcbu5v7">
               <w:r>
                 <w:rPr>
                   <w:rFonts w:ascii="Arial" w:cs="Arial" w:eastAsia="Arial" w:hAnsi="Arial"/>
@@ -6717,7 +6717,7 @@
               <w:spacing w:after="10" w:before="0"/>
               <w:ind w:left="120"/>
             </w:pPr>
-            <w:hyperlink w:history="1" r:id="rIdwkxslvfhzwcdruqu_nwkz">
+            <w:hyperlink w:history="1" r:id="rId1k3_yo170itbkvawm3mu6">
               <w:r>
                 <w:rPr>
                   <w:rFonts w:ascii="Arial" w:cs="Arial" w:eastAsia="Arial" w:hAnsi="Arial"/>
@@ -6912,7 +6912,7 @@
             <w:pPr>
               <w:spacing w:after="20" w:before="0"/>
             </w:pPr>
-            <w:hyperlink w:history="1" r:id="rIdzsv2g48ssrtpozdk0tkie">
+            <w:hyperlink w:history="1" r:id="rIdnsk3c7kdqb94lfszdxahf">
               <w:r>
                 <w:rPr>
                   <w:rFonts w:ascii="Arial" w:cs="Arial" w:eastAsia="Arial" w:hAnsi="Arial"/>
@@ -6945,7 +6945,7 @@
               <w:spacing w:after="10" w:before="0"/>
               <w:ind w:left="120"/>
             </w:pPr>
-            <w:hyperlink w:history="1" r:id="rIdqtlbkfm1-3k4yzyzzxwqx">
+            <w:hyperlink w:history="1" r:id="rIddumewixcf7cztiphmn_jz">
               <w:r>
                 <w:rPr>
                   <w:rFonts w:ascii="Arial" w:cs="Arial" w:eastAsia="Arial" w:hAnsi="Arial"/>
@@ -6990,7 +6990,7 @@
             <w:pPr>
               <w:spacing w:after="20" w:before="0"/>
             </w:pPr>
-            <w:hyperlink w:history="1" r:id="rId6lz4lyaiv8kipakfw3js_">
+            <w:hyperlink w:history="1" r:id="rIdjzdiapmszwxfuie1ja274">
               <w:r>
                 <w:rPr>
                   <w:rFonts w:ascii="Arial" w:cs="Arial" w:eastAsia="Arial" w:hAnsi="Arial"/>
@@ -7023,7 +7023,7 @@
               <w:spacing w:after="10" w:before="0"/>
               <w:ind w:left="120"/>
             </w:pPr>
-            <w:hyperlink w:history="1" r:id="rIdqu_kdguc0cdji9xaf2-3t">
+            <w:hyperlink w:history="1" r:id="rIdqoazcaztsneaq8hvxxlwz">
               <w:r>
                 <w:rPr>
                   <w:rFonts w:ascii="Arial" w:cs="Arial" w:eastAsia="Arial" w:hAnsi="Arial"/>
@@ -7218,7 +7218,7 @@
             <w:pPr>
               <w:spacing w:after="20" w:before="0"/>
             </w:pPr>
-            <w:hyperlink w:history="1" r:id="rId5z-8iyctpszk6672y1r20">
+            <w:hyperlink w:history="1" r:id="rIdzzyyh6fhzs2cflcrmcthb">
               <w:r>
                 <w:rPr>
                   <w:rFonts w:ascii="Arial" w:cs="Arial" w:eastAsia="Arial" w:hAnsi="Arial"/>
@@ -7251,7 +7251,7 @@
               <w:spacing w:after="10" w:before="0"/>
               <w:ind w:left="120"/>
             </w:pPr>
-            <w:hyperlink w:history="1" r:id="rId4uxbdlno6pihrfcdgtynk">
+            <w:hyperlink w:history="1" r:id="rIdzo6reoa3eigswtq--pq8z">
               <w:r>
                 <w:rPr>
                   <w:rFonts w:ascii="Arial" w:cs="Arial" w:eastAsia="Arial" w:hAnsi="Arial"/>
@@ -7296,7 +7296,7 @@
             <w:pPr>
               <w:spacing w:after="20" w:before="0"/>
             </w:pPr>
-            <w:hyperlink w:history="1" r:id="rId8vsn__tegibpwfek0z594">
+            <w:hyperlink w:history="1" r:id="rIdvitd7ztzwptiqatz93kdb">
               <w:r>
                 <w:rPr>
                   <w:rFonts w:ascii="Arial" w:cs="Arial" w:eastAsia="Arial" w:hAnsi="Arial"/>
@@ -7329,7 +7329,7 @@
               <w:spacing w:after="10" w:before="0"/>
               <w:ind w:left="120"/>
             </w:pPr>
-            <w:hyperlink w:history="1" r:id="rIdd7vqxtikkg5brz1su0tmb">
+            <w:hyperlink w:history="1" r:id="rIds9lgjupdommcbz249eypc">
               <w:r>
                 <w:rPr>
                   <w:rFonts w:ascii="Arial" w:cs="Arial" w:eastAsia="Arial" w:hAnsi="Arial"/>
@@ -7524,7 +7524,7 @@
             <w:pPr>
               <w:spacing w:after="20" w:before="0"/>
             </w:pPr>
-            <w:hyperlink w:history="1" r:id="rIdsa2kka6-mmbkgfmrrficj">
+            <w:hyperlink w:history="1" r:id="rIdiqswzpm0jswdsj87gzsqp">
               <w:r>
                 <w:rPr>
                   <w:rFonts w:ascii="Arial" w:cs="Arial" w:eastAsia="Arial" w:hAnsi="Arial"/>
@@ -7557,7 +7557,7 @@
               <w:spacing w:after="10" w:before="0"/>
               <w:ind w:left="120"/>
             </w:pPr>
-            <w:hyperlink w:history="1" r:id="rIdpopdvd_6vnicwbfhjcak9">
+            <w:hyperlink w:history="1" r:id="rIdgqcvykjab1swhgkakvzlg">
               <w:r>
                 <w:rPr>
                   <w:rFonts w:ascii="Arial" w:cs="Arial" w:eastAsia="Arial" w:hAnsi="Arial"/>
@@ -7602,7 +7602,7 @@
             <w:pPr>
               <w:spacing w:after="20" w:before="0"/>
             </w:pPr>
-            <w:hyperlink w:history="1" r:id="rIdqbdqpzgv-lft1omylc9ey">
+            <w:hyperlink w:history="1" r:id="rIdla1fl8sefme9bx91gdh8k">
               <w:r>
                 <w:rPr>
                   <w:rFonts w:ascii="Arial" w:cs="Arial" w:eastAsia="Arial" w:hAnsi="Arial"/>
@@ -7635,7 +7635,7 @@
               <w:spacing w:after="10" w:before="0"/>
               <w:ind w:left="120"/>
             </w:pPr>
-            <w:hyperlink w:history="1" r:id="rIdxtuqsjeixhzxhwmsyybrl">
+            <w:hyperlink w:history="1" r:id="rIdioephf0ptn-l881pdqrmq">
               <w:r>
                 <w:rPr>
                   <w:rFonts w:ascii="Arial" w:cs="Arial" w:eastAsia="Arial" w:hAnsi="Arial"/>
@@ -9122,7 +9122,7 @@
             <w:pPr>
               <w:spacing w:after="20" w:before="0"/>
             </w:pPr>
-            <w:hyperlink w:history="1" r:id="rIdu7jrhko8gfmab6wyoglka">
+            <w:hyperlink w:history="1" r:id="rIdt2greodqse_wczjhlhpap">
               <w:r>
                 <w:rPr>
                   <w:rFonts w:ascii="Arial" w:cs="Arial" w:eastAsia="Arial" w:hAnsi="Arial"/>
@@ -9155,7 +9155,7 @@
               <w:spacing w:after="10" w:before="0"/>
               <w:ind w:left="120"/>
             </w:pPr>
-            <w:hyperlink w:history="1" r:id="rId019sacedbnaqdnymnjc4r">
+            <w:hyperlink w:history="1" r:id="rIdjqdo81kilqagu2rswxfeb">
               <w:r>
                 <w:rPr>
                   <w:rFonts w:ascii="Arial" w:cs="Arial" w:eastAsia="Arial" w:hAnsi="Arial"/>
@@ -9200,7 +9200,7 @@
             <w:pPr>
               <w:spacing w:after="20" w:before="0"/>
             </w:pPr>
-            <w:hyperlink w:history="1" r:id="rId6iz1osdj1bckjfsdc8vdp">
+            <w:hyperlink w:history="1" r:id="rIdfv5b3aktockxt4n2kybm6">
               <w:r>
                 <w:rPr>
                   <w:rFonts w:ascii="Arial" w:cs="Arial" w:eastAsia="Arial" w:hAnsi="Arial"/>
@@ -9233,7 +9233,7 @@
               <w:spacing w:after="10" w:before="0"/>
               <w:ind w:left="120"/>
             </w:pPr>
-            <w:hyperlink w:history="1" r:id="rIdioh9d-4m1teqwi0n30_rs">
+            <w:hyperlink w:history="1" r:id="rIdybfc_nlvlbgf-jhuiynhe">
               <w:r>
                 <w:rPr>
                   <w:rFonts w:ascii="Arial" w:cs="Arial" w:eastAsia="Arial" w:hAnsi="Arial"/>
@@ -9428,7 +9428,7 @@
             <w:pPr>
               <w:spacing w:after="20" w:before="0"/>
             </w:pPr>
-            <w:hyperlink w:history="1" r:id="rId7nodmedq7dshmgg4r5wrt">
+            <w:hyperlink w:history="1" r:id="rIdwwag1hy24bmvp_6zukqgo">
               <w:r>
                 <w:rPr>
                   <w:rFonts w:ascii="Arial" w:cs="Arial" w:eastAsia="Arial" w:hAnsi="Arial"/>
@@ -9461,7 +9461,7 @@
               <w:spacing w:after="10" w:before="0"/>
               <w:ind w:left="120"/>
             </w:pPr>
-            <w:hyperlink w:history="1" r:id="rIdca2sqquji-ugfqw3xsuat">
+            <w:hyperlink w:history="1" r:id="rIdi371d1_q8kud5fd40aprj">
               <w:r>
                 <w:rPr>
                   <w:rFonts w:ascii="Arial" w:cs="Arial" w:eastAsia="Arial" w:hAnsi="Arial"/>
@@ -9506,7 +9506,7 @@
             <w:pPr>
               <w:spacing w:after="20" w:before="0"/>
             </w:pPr>
-            <w:hyperlink w:history="1" r:id="rIdy3tqrba0aiokjheksjvne">
+            <w:hyperlink w:history="1" r:id="rIdias3is0mwthxis23ao_lc">
               <w:r>
                 <w:rPr>
                   <w:rFonts w:ascii="Arial" w:cs="Arial" w:eastAsia="Arial" w:hAnsi="Arial"/>
@@ -9539,7 +9539,7 @@
               <w:spacing w:after="10" w:before="0"/>
               <w:ind w:left="120"/>
             </w:pPr>
-            <w:hyperlink w:history="1" r:id="rIdly_bk_zq3d0nyllsgfjzv">
+            <w:hyperlink w:history="1" r:id="rIdnq99jemkaxucnob4nrs6u">
               <w:r>
                 <w:rPr>
                   <w:rFonts w:ascii="Arial" w:cs="Arial" w:eastAsia="Arial" w:hAnsi="Arial"/>
@@ -9734,7 +9734,7 @@
             <w:pPr>
               <w:spacing w:after="20" w:before="0"/>
             </w:pPr>
-            <w:hyperlink w:history="1" r:id="rIdb666urvy4zjt9lmq0juw6">
+            <w:hyperlink w:history="1" r:id="rIdc68oknttlio3yg1h089vz">
               <w:r>
                 <w:rPr>
                   <w:rFonts w:ascii="Arial" w:cs="Arial" w:eastAsia="Arial" w:hAnsi="Arial"/>
@@ -9767,7 +9767,7 @@
               <w:spacing w:after="10" w:before="0"/>
               <w:ind w:left="120"/>
             </w:pPr>
-            <w:hyperlink w:history="1" r:id="rIdpr7k5mby03ymf4r3aoqjf">
+            <w:hyperlink w:history="1" r:id="rIdgz7fcl2wvuwvu2kqmclyo">
               <w:r>
                 <w:rPr>
                   <w:rFonts w:ascii="Arial" w:cs="Arial" w:eastAsia="Arial" w:hAnsi="Arial"/>
@@ -9812,7 +9812,7 @@
             <w:pPr>
               <w:spacing w:after="20" w:before="0"/>
             </w:pPr>
-            <w:hyperlink w:history="1" r:id="rIdhzqu_hdul8jsrp73mhuij">
+            <w:hyperlink w:history="1" r:id="rIdctiknuejlujtho4ycyxcg">
               <w:r>
                 <w:rPr>
                   <w:rFonts w:ascii="Arial" w:cs="Arial" w:eastAsia="Arial" w:hAnsi="Arial"/>
@@ -9845,7 +9845,7 @@
               <w:spacing w:after="10" w:before="0"/>
               <w:ind w:left="120"/>
             </w:pPr>
-            <w:hyperlink w:history="1" r:id="rIddlievrwxmvk2ynxqebsu6">
+            <w:hyperlink w:history="1" r:id="rIdecmpsjhxhqswtizeoikxs">
               <w:r>
                 <w:rPr>
                   <w:rFonts w:ascii="Arial" w:cs="Arial" w:eastAsia="Arial" w:hAnsi="Arial"/>
@@ -10040,7 +10040,7 @@
             <w:pPr>
               <w:spacing w:after="20" w:before="0"/>
             </w:pPr>
-            <w:hyperlink w:history="1" r:id="rId_zty9flz5737z5jeq1wcm">
+            <w:hyperlink w:history="1" r:id="rIdjazehlfwicnsb3du3zndd">
               <w:r>
                 <w:rPr>
                   <w:rFonts w:ascii="Arial" w:cs="Arial" w:eastAsia="Arial" w:hAnsi="Arial"/>
@@ -10073,7 +10073,7 @@
               <w:spacing w:after="10" w:before="0"/>
               <w:ind w:left="120"/>
             </w:pPr>
-            <w:hyperlink w:history="1" r:id="rIdkapkaxm8iiimd6c0bdlg9">
+            <w:hyperlink w:history="1" r:id="rIdxe_rktzt2gmkp8qx7bqe2">
               <w:r>
                 <w:rPr>
                   <w:rFonts w:ascii="Arial" w:cs="Arial" w:eastAsia="Arial" w:hAnsi="Arial"/>
@@ -10118,7 +10118,7 @@
             <w:pPr>
               <w:spacing w:after="20" w:before="0"/>
             </w:pPr>
-            <w:hyperlink w:history="1" r:id="rIdcmiaczefzf8c-uu-ist3-">
+            <w:hyperlink w:history="1" r:id="rIdt36c-9jc7rorqg1vtubdw">
               <w:r>
                 <w:rPr>
                   <w:rFonts w:ascii="Arial" w:cs="Arial" w:eastAsia="Arial" w:hAnsi="Arial"/>
@@ -10151,7 +10151,7 @@
               <w:spacing w:after="10" w:before="0"/>
               <w:ind w:left="120"/>
             </w:pPr>
-            <w:hyperlink w:history="1" r:id="rIdpr_2iks_i-q5-q_bf-xqq">
+            <w:hyperlink w:history="1" r:id="rIdlbdrpvrtos7nejszhx8bx">
               <w:r>
                 <w:rPr>
                   <w:rFonts w:ascii="Arial" w:cs="Arial" w:eastAsia="Arial" w:hAnsi="Arial"/>
@@ -10346,7 +10346,7 @@
             <w:pPr>
               <w:spacing w:after="20" w:before="0"/>
             </w:pPr>
-            <w:hyperlink w:history="1" r:id="rId53uip2bgnmx55u_g2l4zh">
+            <w:hyperlink w:history="1" r:id="rIddksuibjyezs6_15qajrtr">
               <w:r>
                 <w:rPr>
                   <w:rFonts w:ascii="Arial" w:cs="Arial" w:eastAsia="Arial" w:hAnsi="Arial"/>
@@ -10379,7 +10379,7 @@
               <w:spacing w:after="10" w:before="0"/>
               <w:ind w:left="120"/>
             </w:pPr>
-            <w:hyperlink w:history="1" r:id="rIditwhugclfvypw0agxpsfn">
+            <w:hyperlink w:history="1" r:id="rIdvlmji624peukjbpczojql">
               <w:r>
                 <w:rPr>
                   <w:rFonts w:ascii="Arial" w:cs="Arial" w:eastAsia="Arial" w:hAnsi="Arial"/>
@@ -10424,7 +10424,7 @@
             <w:pPr>
               <w:spacing w:after="20" w:before="0"/>
             </w:pPr>
-            <w:hyperlink w:history="1" r:id="rIdkdav9nzoybwmcucapz_88">
+            <w:hyperlink w:history="1" r:id="rId6eeh7rvoutbv4twdputwv">
               <w:r>
                 <w:rPr>
                   <w:rFonts w:ascii="Arial" w:cs="Arial" w:eastAsia="Arial" w:hAnsi="Arial"/>
@@ -10457,7 +10457,7 @@
               <w:spacing w:after="10" w:before="0"/>
               <w:ind w:left="120"/>
             </w:pPr>
-            <w:hyperlink w:history="1" r:id="rIdoy_hkbu5zgrnxwaehyxig">
+            <w:hyperlink w:history="1" r:id="rIdksivmhtfxchpdip8fr3mv">
               <w:r>
                 <w:rPr>
                   <w:rFonts w:ascii="Arial" w:cs="Arial" w:eastAsia="Arial" w:hAnsi="Arial"/>
@@ -11944,7 +11944,7 @@
             <w:pPr>
               <w:spacing w:after="20" w:before="0"/>
             </w:pPr>
-            <w:hyperlink w:history="1" r:id="rIdkrit6j_t4grk0jgpmwpq5">
+            <w:hyperlink w:history="1" r:id="rId-253l4ddj5shapi3zbz97">
               <w:r>
                 <w:rPr>
                   <w:rFonts w:ascii="Arial" w:cs="Arial" w:eastAsia="Arial" w:hAnsi="Arial"/>
@@ -11977,7 +11977,7 @@
               <w:spacing w:after="10" w:before="0"/>
               <w:ind w:left="120"/>
             </w:pPr>
-            <w:hyperlink w:history="1" r:id="rIdl4jtbyyhelsvwee-uvyjd">
+            <w:hyperlink w:history="1" r:id="rIdaixdfpszy_8r0pwz8emr6">
               <w:r>
                 <w:rPr>
                   <w:rFonts w:ascii="Arial" w:cs="Arial" w:eastAsia="Arial" w:hAnsi="Arial"/>
@@ -12022,7 +12022,7 @@
             <w:pPr>
               <w:spacing w:after="20" w:before="0"/>
             </w:pPr>
-            <w:hyperlink w:history="1" r:id="rIdr6gqblrc6lbkprnlkcdwz">
+            <w:hyperlink w:history="1" r:id="rIdqwrvkvj_fhdw9moazu36w">
               <w:r>
                 <w:rPr>
                   <w:rFonts w:ascii="Arial" w:cs="Arial" w:eastAsia="Arial" w:hAnsi="Arial"/>
@@ -12055,7 +12055,7 @@
               <w:spacing w:after="10" w:before="0"/>
               <w:ind w:left="120"/>
             </w:pPr>
-            <w:hyperlink w:history="1" r:id="rIdydybd5_fvucgw-5nhy41l">
+            <w:hyperlink w:history="1" r:id="rIdfsby59wmp2ndayjy4qnzl">
               <w:r>
                 <w:rPr>
                   <w:rFonts w:ascii="Arial" w:cs="Arial" w:eastAsia="Arial" w:hAnsi="Arial"/>
@@ -12250,7 +12250,7 @@
             <w:pPr>
               <w:spacing w:after="20" w:before="0"/>
             </w:pPr>
-            <w:hyperlink w:history="1" r:id="rIdglqgc2snk5106umvat92a">
+            <w:hyperlink w:history="1" r:id="rIdoy1onciiws4zxc5pmtltu">
               <w:r>
                 <w:rPr>
                   <w:rFonts w:ascii="Arial" w:cs="Arial" w:eastAsia="Arial" w:hAnsi="Arial"/>
@@ -12283,7 +12283,7 @@
               <w:spacing w:after="10" w:before="0"/>
               <w:ind w:left="120"/>
             </w:pPr>
-            <w:hyperlink w:history="1" r:id="rId9kgvqwp2yuuflc6vbxw0x">
+            <w:hyperlink w:history="1" r:id="rId74lvqp0jrxmqlrg1n1op5">
               <w:r>
                 <w:rPr>
                   <w:rFonts w:ascii="Arial" w:cs="Arial" w:eastAsia="Arial" w:hAnsi="Arial"/>
@@ -12328,7 +12328,7 @@
             <w:pPr>
               <w:spacing w:after="20" w:before="0"/>
             </w:pPr>
-            <w:hyperlink w:history="1" r:id="rIdhyanyuxygopzjr480wxtq">
+            <w:hyperlink w:history="1" r:id="rIdnn1g1bwrj5zmifop6l4iu">
               <w:r>
                 <w:rPr>
                   <w:rFonts w:ascii="Arial" w:cs="Arial" w:eastAsia="Arial" w:hAnsi="Arial"/>
@@ -12361,7 +12361,7 @@
               <w:spacing w:after="10" w:before="0"/>
               <w:ind w:left="120"/>
             </w:pPr>
-            <w:hyperlink w:history="1" r:id="rIdnwrixt_nbrsvdkqpzwfxy">
+            <w:hyperlink w:history="1" r:id="rIdtzdbi_mknmwf3rzanwv4f">
               <w:r>
                 <w:rPr>
                   <w:rFonts w:ascii="Arial" w:cs="Arial" w:eastAsia="Arial" w:hAnsi="Arial"/>
@@ -12556,7 +12556,7 @@
             <w:pPr>
               <w:spacing w:after="20" w:before="0"/>
             </w:pPr>
-            <w:hyperlink w:history="1" r:id="rId1k0zmxmiunj0iqpcmnbk9">
+            <w:hyperlink w:history="1" r:id="rIdsujmqiabyocy3fhly-mda">
               <w:r>
                 <w:rPr>
                   <w:rFonts w:ascii="Arial" w:cs="Arial" w:eastAsia="Arial" w:hAnsi="Arial"/>
@@ -12589,7 +12589,7 @@
               <w:spacing w:after="10" w:before="0"/>
               <w:ind w:left="120"/>
             </w:pPr>
-            <w:hyperlink w:history="1" r:id="rId0eph5hunkjjllpubao1oj">
+            <w:hyperlink w:history="1" r:id="rId-jmqof89lmwjipaxdqrqd">
               <w:r>
                 <w:rPr>
                   <w:rFonts w:ascii="Arial" w:cs="Arial" w:eastAsia="Arial" w:hAnsi="Arial"/>
@@ -12634,7 +12634,7 @@
             <w:pPr>
               <w:spacing w:after="20" w:before="0"/>
             </w:pPr>
-            <w:hyperlink w:history="1" r:id="rIdy59tgw9hcbhjtdey9uzoz">
+            <w:hyperlink w:history="1" r:id="rIdhsk0zjswog23vbitd-ds9">
               <w:r>
                 <w:rPr>
                   <w:rFonts w:ascii="Arial" w:cs="Arial" w:eastAsia="Arial" w:hAnsi="Arial"/>
@@ -12667,7 +12667,7 @@
               <w:spacing w:after="10" w:before="0"/>
               <w:ind w:left="120"/>
             </w:pPr>
-            <w:hyperlink w:history="1" r:id="rId8xrr0xy1pgfconlul4tcl">
+            <w:hyperlink w:history="1" r:id="rIdipsozmdlginqbwzpksqlz">
               <w:r>
                 <w:rPr>
                   <w:rFonts w:ascii="Arial" w:cs="Arial" w:eastAsia="Arial" w:hAnsi="Arial"/>
@@ -12862,7 +12862,7 @@
             <w:pPr>
               <w:spacing w:after="20" w:before="0"/>
             </w:pPr>
-            <w:hyperlink w:history="1" r:id="rId1bwntbzqbk9l2_7xgfpjp">
+            <w:hyperlink w:history="1" r:id="rIds4-ny0vhkvulxl_e_jhs8">
               <w:r>
                 <w:rPr>
                   <w:rFonts w:ascii="Arial" w:cs="Arial" w:eastAsia="Arial" w:hAnsi="Arial"/>
@@ -12895,7 +12895,7 @@
               <w:spacing w:after="10" w:before="0"/>
               <w:ind w:left="120"/>
             </w:pPr>
-            <w:hyperlink w:history="1" r:id="rIdsyzwyjkchjowpyo_ieizh">
+            <w:hyperlink w:history="1" r:id="rIdcphuyb_tag-bxuis8phv8">
               <w:r>
                 <w:rPr>
                   <w:rFonts w:ascii="Arial" w:cs="Arial" w:eastAsia="Arial" w:hAnsi="Arial"/>
@@ -12940,7 +12940,7 @@
             <w:pPr>
               <w:spacing w:after="20" w:before="0"/>
             </w:pPr>
-            <w:hyperlink w:history="1" r:id="rIdbgyipwbyb24w5frxvs0f5">
+            <w:hyperlink w:history="1" r:id="rIdvqdbyxw0m1jck4f6tmosp">
               <w:r>
                 <w:rPr>
                   <w:rFonts w:ascii="Arial" w:cs="Arial" w:eastAsia="Arial" w:hAnsi="Arial"/>
@@ -12973,7 +12973,7 @@
               <w:spacing w:after="10" w:before="0"/>
               <w:ind w:left="120"/>
             </w:pPr>
-            <w:hyperlink w:history="1" r:id="rIdkmhan7uzw3whddl7dmrk_">
+            <w:hyperlink w:history="1" r:id="rIdmxqclwpo46ktrv4sgfpve">
               <w:r>
                 <w:rPr>
                   <w:rFonts w:ascii="Arial" w:cs="Arial" w:eastAsia="Arial" w:hAnsi="Arial"/>
@@ -13168,7 +13168,7 @@
             <w:pPr>
               <w:spacing w:after="20" w:before="0"/>
             </w:pPr>
-            <w:hyperlink w:history="1" r:id="rId-4ms2opgyjfkin7p5a4ft">
+            <w:hyperlink w:history="1" r:id="rIdsjqk4ipqurzy-2hlsgpdc">
               <w:r>
                 <w:rPr>
                   <w:rFonts w:ascii="Arial" w:cs="Arial" w:eastAsia="Arial" w:hAnsi="Arial"/>
@@ -13201,7 +13201,7 @@
               <w:spacing w:after="10" w:before="0"/>
               <w:ind w:left="120"/>
             </w:pPr>
-            <w:hyperlink w:history="1" r:id="rIde7fwvdc3bnimicau0qsy3">
+            <w:hyperlink w:history="1" r:id="rIdsbifgrppgkyqh39hlka6o">
               <w:r>
                 <w:rPr>
                   <w:rFonts w:ascii="Arial" w:cs="Arial" w:eastAsia="Arial" w:hAnsi="Arial"/>
@@ -13246,7 +13246,7 @@
             <w:pPr>
               <w:spacing w:after="20" w:before="0"/>
             </w:pPr>
-            <w:hyperlink w:history="1" r:id="rIdq3plcruqtczukk11vfyqa">
+            <w:hyperlink w:history="1" r:id="rIdl0tqrhi-gb_wknyc36oxe">
               <w:r>
                 <w:rPr>
                   <w:rFonts w:ascii="Arial" w:cs="Arial" w:eastAsia="Arial" w:hAnsi="Arial"/>
@@ -13279,7 +13279,7 @@
               <w:spacing w:after="10" w:before="0"/>
               <w:ind w:left="120"/>
             </w:pPr>
-            <w:hyperlink w:history="1" r:id="rIdminalqnneo5qztda8psxy">
+            <w:hyperlink w:history="1" r:id="rIdhvjlk2zrklw1xmihsz48t">
               <w:r>
                 <w:rPr>
                   <w:rFonts w:ascii="Arial" w:cs="Arial" w:eastAsia="Arial" w:hAnsi="Arial"/>
@@ -14766,7 +14766,7 @@
             <w:pPr>
               <w:spacing w:after="20" w:before="0"/>
             </w:pPr>
-            <w:hyperlink w:history="1" r:id="rId21bdk8iy74v52vfytbmgz">
+            <w:hyperlink w:history="1" r:id="rId27jzxiyazztz5jer2-ncj">
               <w:r>
                 <w:rPr>
                   <w:rFonts w:ascii="Arial" w:cs="Arial" w:eastAsia="Arial" w:hAnsi="Arial"/>
@@ -14799,7 +14799,7 @@
               <w:spacing w:after="10" w:before="0"/>
               <w:ind w:left="120"/>
             </w:pPr>
-            <w:hyperlink w:history="1" r:id="rIdx-tg6stk4ojxovaf3dtew">
+            <w:hyperlink w:history="1" r:id="rIddjw_zzogxoyy1h2bxkljh">
               <w:r>
                 <w:rPr>
                   <w:rFonts w:ascii="Arial" w:cs="Arial" w:eastAsia="Arial" w:hAnsi="Arial"/>
@@ -14844,7 +14844,7 @@
             <w:pPr>
               <w:spacing w:after="20" w:before="0"/>
             </w:pPr>
-            <w:hyperlink w:history="1" r:id="rIdwawuz2xewz2_7n0_0ozqb">
+            <w:hyperlink w:history="1" r:id="rIdw0rsf6ippbnwqwa2tbv94">
               <w:r>
                 <w:rPr>
                   <w:rFonts w:ascii="Arial" w:cs="Arial" w:eastAsia="Arial" w:hAnsi="Arial"/>
@@ -14877,7 +14877,7 @@
               <w:spacing w:after="10" w:before="0"/>
               <w:ind w:left="120"/>
             </w:pPr>
-            <w:hyperlink w:history="1" r:id="rIdikc23xnqqdmdz6hzpf33c">
+            <w:hyperlink w:history="1" r:id="rIdykbknzooztvxpfqv6n2d1">
               <w:r>
                 <w:rPr>
                   <w:rFonts w:ascii="Arial" w:cs="Arial" w:eastAsia="Arial" w:hAnsi="Arial"/>
@@ -15072,7 +15072,7 @@
             <w:pPr>
               <w:spacing w:after="20" w:before="0"/>
             </w:pPr>
-            <w:hyperlink w:history="1" r:id="rIdgwptsdpxnriw3d_hq_7xd">
+            <w:hyperlink w:history="1" r:id="rIddz1b9az0p3b9ayvv7kcph">
               <w:r>
                 <w:rPr>
                   <w:rFonts w:ascii="Arial" w:cs="Arial" w:eastAsia="Arial" w:hAnsi="Arial"/>
@@ -15105,7 +15105,7 @@
               <w:spacing w:after="10" w:before="0"/>
               <w:ind w:left="120"/>
             </w:pPr>
-            <w:hyperlink w:history="1" r:id="rId6oqtc-mmhynswcbmgf6b2">
+            <w:hyperlink w:history="1" r:id="rIdnqpxzlnvu3efhd1buyb-g">
               <w:r>
                 <w:rPr>
                   <w:rFonts w:ascii="Arial" w:cs="Arial" w:eastAsia="Arial" w:hAnsi="Arial"/>
@@ -15150,7 +15150,7 @@
             <w:pPr>
               <w:spacing w:after="20" w:before="0"/>
             </w:pPr>
-            <w:hyperlink w:history="1" r:id="rIdammavffpmu-5-hdknxnho">
+            <w:hyperlink w:history="1" r:id="rIdcog3ehxs7r59idrz8ugg4">
               <w:r>
                 <w:rPr>
                   <w:rFonts w:ascii="Arial" w:cs="Arial" w:eastAsia="Arial" w:hAnsi="Arial"/>
@@ -15183,7 +15183,7 @@
               <w:spacing w:after="10" w:before="0"/>
               <w:ind w:left="120"/>
             </w:pPr>
-            <w:hyperlink w:history="1" r:id="rIdm-kuslcl55hdk3mvfcc20">
+            <w:hyperlink w:history="1" r:id="rId2kmufihyjs64euxfnp805">
               <w:r>
                 <w:rPr>
                   <w:rFonts w:ascii="Arial" w:cs="Arial" w:eastAsia="Arial" w:hAnsi="Arial"/>
@@ -15378,7 +15378,7 @@
             <w:pPr>
               <w:spacing w:after="20" w:before="0"/>
             </w:pPr>
-            <w:hyperlink w:history="1" r:id="rIdfofnwscxomgj_2c8lfl-k">
+            <w:hyperlink w:history="1" r:id="rIdzji7rc2qsvbylubq1xssi">
               <w:r>
                 <w:rPr>
                   <w:rFonts w:ascii="Arial" w:cs="Arial" w:eastAsia="Arial" w:hAnsi="Arial"/>
@@ -15411,7 +15411,7 @@
               <w:spacing w:after="10" w:before="0"/>
               <w:ind w:left="120"/>
             </w:pPr>
-            <w:hyperlink w:history="1" r:id="rIdsyby8lqp0o3wfejqtzugr">
+            <w:hyperlink w:history="1" r:id="rIdrjw9hlpxrzt66hzfmsvty">
               <w:r>
                 <w:rPr>
                   <w:rFonts w:ascii="Arial" w:cs="Arial" w:eastAsia="Arial" w:hAnsi="Arial"/>
@@ -15456,7 +15456,7 @@
             <w:pPr>
               <w:spacing w:after="20" w:before="0"/>
             </w:pPr>
-            <w:hyperlink w:history="1" r:id="rIdrwf-8m5liu1huhdvylpye">
+            <w:hyperlink w:history="1" r:id="rId5p7auwdoeygztwcwlodyl">
               <w:r>
                 <w:rPr>
                   <w:rFonts w:ascii="Arial" w:cs="Arial" w:eastAsia="Arial" w:hAnsi="Arial"/>
@@ -15489,7 +15489,7 @@
               <w:spacing w:after="10" w:before="0"/>
               <w:ind w:left="120"/>
             </w:pPr>
-            <w:hyperlink w:history="1" r:id="rIdzegjllc_dmtmb9mpyn2kw">
+            <w:hyperlink w:history="1" r:id="rIdm9ogpdielmp1qkg7csuli">
               <w:r>
                 <w:rPr>
                   <w:rFonts w:ascii="Arial" w:cs="Arial" w:eastAsia="Arial" w:hAnsi="Arial"/>
@@ -15684,7 +15684,7 @@
             <w:pPr>
               <w:spacing w:after="20" w:before="0"/>
             </w:pPr>
-            <w:hyperlink w:history="1" r:id="rIdte5wyylk0f6xael2lp-pt">
+            <w:hyperlink w:history="1" r:id="rIdxhjovqapcraw5fnjsebfi">
               <w:r>
                 <w:rPr>
                   <w:rFonts w:ascii="Arial" w:cs="Arial" w:eastAsia="Arial" w:hAnsi="Arial"/>
@@ -15717,7 +15717,7 @@
               <w:spacing w:after="10" w:before="0"/>
               <w:ind w:left="120"/>
             </w:pPr>
-            <w:hyperlink w:history="1" r:id="rIdscjg-qujwcrikzcxdxqna">
+            <w:hyperlink w:history="1" r:id="rId6u6pjydgcccmwmkklckhi">
               <w:r>
                 <w:rPr>
                   <w:rFonts w:ascii="Arial" w:cs="Arial" w:eastAsia="Arial" w:hAnsi="Arial"/>
@@ -15762,7 +15762,7 @@
             <w:pPr>
               <w:spacing w:after="20" w:before="0"/>
             </w:pPr>
-            <w:hyperlink w:history="1" r:id="rIdz0p083bagj5pdzhknbrde">
+            <w:hyperlink w:history="1" r:id="rId-4rw3k2kklglie2g7dzbt">
               <w:r>
                 <w:rPr>
                   <w:rFonts w:ascii="Arial" w:cs="Arial" w:eastAsia="Arial" w:hAnsi="Arial"/>
@@ -15795,7 +15795,7 @@
               <w:spacing w:after="10" w:before="0"/>
               <w:ind w:left="120"/>
             </w:pPr>
-            <w:hyperlink w:history="1" r:id="rId9j0rrtnnqlhj1huj8vu8u">
+            <w:hyperlink w:history="1" r:id="rIdtn0izglmp5fxdp2z7mfma">
               <w:r>
                 <w:rPr>
                   <w:rFonts w:ascii="Arial" w:cs="Arial" w:eastAsia="Arial" w:hAnsi="Arial"/>
@@ -15990,7 +15990,7 @@
             <w:pPr>
               <w:spacing w:after="20" w:before="0"/>
             </w:pPr>
-            <w:hyperlink w:history="1" r:id="rId-aekch9lklhjumjnm3h8f">
+            <w:hyperlink w:history="1" r:id="rIdoursrgeaafau048dv7hik">
               <w:r>
                 <w:rPr>
                   <w:rFonts w:ascii="Arial" w:cs="Arial" w:eastAsia="Arial" w:hAnsi="Arial"/>
@@ -16023,7 +16023,7 @@
               <w:spacing w:after="10" w:before="0"/>
               <w:ind w:left="120"/>
             </w:pPr>
-            <w:hyperlink w:history="1" r:id="rIdrccj0zbzehofzgpbuvjv3">
+            <w:hyperlink w:history="1" r:id="rIdxbd4y2g3how3lj6e3e9xp">
               <w:r>
                 <w:rPr>
                   <w:rFonts w:ascii="Arial" w:cs="Arial" w:eastAsia="Arial" w:hAnsi="Arial"/>
@@ -16068,7 +16068,7 @@
             <w:pPr>
               <w:spacing w:after="20" w:before="0"/>
             </w:pPr>
-            <w:hyperlink w:history="1" r:id="rIdfusb4o9od0malb9lj177l">
+            <w:hyperlink w:history="1" r:id="rIdwoifhh9jixjkemruw5qfm">
               <w:r>
                 <w:rPr>
                   <w:rFonts w:ascii="Arial" w:cs="Arial" w:eastAsia="Arial" w:hAnsi="Arial"/>
@@ -16101,7 +16101,7 @@
               <w:spacing w:after="10" w:before="0"/>
               <w:ind w:left="120"/>
             </w:pPr>
-            <w:hyperlink w:history="1" r:id="rIdhupjmvy1dixe8lcpnidh1">
+            <w:hyperlink w:history="1" r:id="rIddg9hfk0mgnxwg547bqq9l">
               <w:r>
                 <w:rPr>
                   <w:rFonts w:ascii="Arial" w:cs="Arial" w:eastAsia="Arial" w:hAnsi="Arial"/>
@@ -17588,7 +17588,7 @@
             <w:pPr>
               <w:spacing w:after="20" w:before="0"/>
             </w:pPr>
-            <w:hyperlink w:history="1" r:id="rIddy3lngsztp7wi9r0wnefm">
+            <w:hyperlink w:history="1" r:id="rIdtdngiwkv8byjxb39jsois">
               <w:r>
                 <w:rPr>
                   <w:rFonts w:ascii="Arial" w:cs="Arial" w:eastAsia="Arial" w:hAnsi="Arial"/>
@@ -17621,7 +17621,7 @@
               <w:spacing w:after="10" w:before="0"/>
               <w:ind w:left="120"/>
             </w:pPr>
-            <w:hyperlink w:history="1" r:id="rIdeo1df0xs427ga9e6au0qm">
+            <w:hyperlink w:history="1" r:id="rIdvao8lh2tz1io74cbrbq6b">
               <w:r>
                 <w:rPr>
                   <w:rFonts w:ascii="Arial" w:cs="Arial" w:eastAsia="Arial" w:hAnsi="Arial"/>
@@ -17666,7 +17666,7 @@
             <w:pPr>
               <w:spacing w:after="20" w:before="0"/>
             </w:pPr>
-            <w:hyperlink w:history="1" r:id="rId3kjeioytlvcvc3fhmi1jx">
+            <w:hyperlink w:history="1" r:id="rIdnhs7ugawzhamvpkayjr7g">
               <w:r>
                 <w:rPr>
                   <w:rFonts w:ascii="Arial" w:cs="Arial" w:eastAsia="Arial" w:hAnsi="Arial"/>
@@ -17699,7 +17699,7 @@
               <w:spacing w:after="10" w:before="0"/>
               <w:ind w:left="120"/>
             </w:pPr>
-            <w:hyperlink w:history="1" r:id="rIdlogfjwyyzvntdj_tjraxv">
+            <w:hyperlink w:history="1" r:id="rIdvpb-kkhcosxfr1eh3q-1u">
               <w:r>
                 <w:rPr>
                   <w:rFonts w:ascii="Arial" w:cs="Arial" w:eastAsia="Arial" w:hAnsi="Arial"/>
@@ -17894,7 +17894,7 @@
             <w:pPr>
               <w:spacing w:after="20" w:before="0"/>
             </w:pPr>
-            <w:hyperlink w:history="1" r:id="rIduyzptj7ybczujjbnxtagv">
+            <w:hyperlink w:history="1" r:id="rIdow3-bg3vkxkn7ug5m73et">
               <w:r>
                 <w:rPr>
                   <w:rFonts w:ascii="Arial" w:cs="Arial" w:eastAsia="Arial" w:hAnsi="Arial"/>
@@ -17927,7 +17927,7 @@
               <w:spacing w:after="10" w:before="0"/>
               <w:ind w:left="120"/>
             </w:pPr>
-            <w:hyperlink w:history="1" r:id="rId-p9xwbtx0ohhike31ibyn">
+            <w:hyperlink w:history="1" r:id="rId-nwo9almig5cetmfr84mr">
               <w:r>
                 <w:rPr>
                   <w:rFonts w:ascii="Arial" w:cs="Arial" w:eastAsia="Arial" w:hAnsi="Arial"/>
@@ -17972,7 +17972,7 @@
             <w:pPr>
               <w:spacing w:after="20" w:before="0"/>
             </w:pPr>
-            <w:hyperlink w:history="1" r:id="rIdyc1hhooubvmir7y9mqoui">
+            <w:hyperlink w:history="1" r:id="rIdrawmyxlyg7k5uiojidn9j">
               <w:r>
                 <w:rPr>
                   <w:rFonts w:ascii="Arial" w:cs="Arial" w:eastAsia="Arial" w:hAnsi="Arial"/>
@@ -18005,7 +18005,7 @@
               <w:spacing w:after="10" w:before="0"/>
               <w:ind w:left="120"/>
             </w:pPr>
-            <w:hyperlink w:history="1" r:id="rId4-cbiyes1wtw_oaiebgki">
+            <w:hyperlink w:history="1" r:id="rIdjufo7joaqckpb9gug14ox">
               <w:r>
                 <w:rPr>
                   <w:rFonts w:ascii="Arial" w:cs="Arial" w:eastAsia="Arial" w:hAnsi="Arial"/>
@@ -18200,7 +18200,7 @@
             <w:pPr>
               <w:spacing w:after="20" w:before="0"/>
             </w:pPr>
-            <w:hyperlink w:history="1" r:id="rId_gjgmdbb7xqidxzj5_zjy">
+            <w:hyperlink w:history="1" r:id="rIdhgekyej1zynmkzaftuses">
               <w:r>
                 <w:rPr>
                   <w:rFonts w:ascii="Arial" w:cs="Arial" w:eastAsia="Arial" w:hAnsi="Arial"/>
@@ -18233,7 +18233,7 @@
               <w:spacing w:after="10" w:before="0"/>
               <w:ind w:left="120"/>
             </w:pPr>
-            <w:hyperlink w:history="1" r:id="rIdof_cpjecngi2oyqkjk44u">
+            <w:hyperlink w:history="1" r:id="rIdkgvkelnppc-glb31ywng9">
               <w:r>
                 <w:rPr>
                   <w:rFonts w:ascii="Arial" w:cs="Arial" w:eastAsia="Arial" w:hAnsi="Arial"/>
@@ -18278,7 +18278,7 @@
             <w:pPr>
               <w:spacing w:after="20" w:before="0"/>
             </w:pPr>
-            <w:hyperlink w:history="1" r:id="rIdbxiokos39lztc9euwv4ro">
+            <w:hyperlink w:history="1" r:id="rId9lgcg9kzoao7y2wd1arqw">
               <w:r>
                 <w:rPr>
                   <w:rFonts w:ascii="Arial" w:cs="Arial" w:eastAsia="Arial" w:hAnsi="Arial"/>
@@ -18311,7 +18311,7 @@
               <w:spacing w:after="10" w:before="0"/>
               <w:ind w:left="120"/>
             </w:pPr>
-            <w:hyperlink w:history="1" r:id="rIdkmj34nazvr8j_mmrb7zgu">
+            <w:hyperlink w:history="1" r:id="rIdhrth6zc9w9gcs3bap5ads">
               <w:r>
                 <w:rPr>
                   <w:rFonts w:ascii="Arial" w:cs="Arial" w:eastAsia="Arial" w:hAnsi="Arial"/>
@@ -18506,7 +18506,7 @@
             <w:pPr>
               <w:spacing w:after="20" w:before="0"/>
             </w:pPr>
-            <w:hyperlink w:history="1" r:id="rId7ek1hif19iyr_9gniuhpg">
+            <w:hyperlink w:history="1" r:id="rIdhnijsmixmhvysgee3hvxq">
               <w:r>
                 <w:rPr>
                   <w:rFonts w:ascii="Arial" w:cs="Arial" w:eastAsia="Arial" w:hAnsi="Arial"/>
@@ -18539,7 +18539,7 @@
               <w:spacing w:after="10" w:before="0"/>
               <w:ind w:left="120"/>
             </w:pPr>
-            <w:hyperlink w:history="1" r:id="rIdqrtfhuzgji61zadxt-icy">
+            <w:hyperlink w:history="1" r:id="rIdjxo0qbtdc5enhbakb08yv">
               <w:r>
                 <w:rPr>
                   <w:rFonts w:ascii="Arial" w:cs="Arial" w:eastAsia="Arial" w:hAnsi="Arial"/>
@@ -18584,7 +18584,7 @@
             <w:pPr>
               <w:spacing w:after="20" w:before="0"/>
             </w:pPr>
-            <w:hyperlink w:history="1" r:id="rId7ixtoljkwxlhhslfvvki0">
+            <w:hyperlink w:history="1" r:id="rIdkuxzax6rharjd8gbwrmew">
               <w:r>
                 <w:rPr>
                   <w:rFonts w:ascii="Arial" w:cs="Arial" w:eastAsia="Arial" w:hAnsi="Arial"/>
@@ -18617,7 +18617,7 @@
               <w:spacing w:after="10" w:before="0"/>
               <w:ind w:left="120"/>
             </w:pPr>
-            <w:hyperlink w:history="1" r:id="rIdsszg006egl44zf3cwtd_u">
+            <w:hyperlink w:history="1" r:id="rIdjx6v-krmnqnhfoat1mrth">
               <w:r>
                 <w:rPr>
                   <w:rFonts w:ascii="Arial" w:cs="Arial" w:eastAsia="Arial" w:hAnsi="Arial"/>
@@ -18812,7 +18812,7 @@
             <w:pPr>
               <w:spacing w:after="20" w:before="0"/>
             </w:pPr>
-            <w:hyperlink w:history="1" r:id="rIddaglgxjm_nifr4-bclo5d">
+            <w:hyperlink w:history="1" r:id="rIdtitgzto3iyurjsvl6yawp">
               <w:r>
                 <w:rPr>
                   <w:rFonts w:ascii="Arial" w:cs="Arial" w:eastAsia="Arial" w:hAnsi="Arial"/>
@@ -18845,7 +18845,7 @@
               <w:spacing w:after="10" w:before="0"/>
               <w:ind w:left="120"/>
             </w:pPr>
-            <w:hyperlink w:history="1" r:id="rIdrmebkye04w9tvhtdpvlxb">
+            <w:hyperlink w:history="1" r:id="rIdcyrskjevddi_5ezgygxti">
               <w:r>
                 <w:rPr>
                   <w:rFonts w:ascii="Arial" w:cs="Arial" w:eastAsia="Arial" w:hAnsi="Arial"/>
@@ -18890,7 +18890,7 @@
             <w:pPr>
               <w:spacing w:after="20" w:before="0"/>
             </w:pPr>
-            <w:hyperlink w:history="1" r:id="rIdxx2halkpbdfpkfwjghqnv">
+            <w:hyperlink w:history="1" r:id="rId3vlijlrxuhuujzeckcusj">
               <w:r>
                 <w:rPr>
                   <w:rFonts w:ascii="Arial" w:cs="Arial" w:eastAsia="Arial" w:hAnsi="Arial"/>
@@ -18923,7 +18923,7 @@
               <w:spacing w:after="10" w:before="0"/>
               <w:ind w:left="120"/>
             </w:pPr>
-            <w:hyperlink w:history="1" r:id="rIdon3oohbe7zsdwtccjt-ai">
+            <w:hyperlink w:history="1" r:id="rIdqtljmymsdnhlnepjksm01">
               <w:r>
                 <w:rPr>
                   <w:rFonts w:ascii="Arial" w:cs="Arial" w:eastAsia="Arial" w:hAnsi="Arial"/>
@@ -20410,7 +20410,7 @@
             <w:pPr>
               <w:spacing w:after="20" w:before="0"/>
             </w:pPr>
-            <w:hyperlink w:history="1" r:id="rIde_o0wdukeouuqxla9acso">
+            <w:hyperlink w:history="1" r:id="rId8ny9grtpabrqipfqu7kgj">
               <w:r>
                 <w:rPr>
                   <w:rFonts w:ascii="Arial" w:cs="Arial" w:eastAsia="Arial" w:hAnsi="Arial"/>
@@ -20443,7 +20443,7 @@
               <w:spacing w:after="10" w:before="0"/>
               <w:ind w:left="120"/>
             </w:pPr>
-            <w:hyperlink w:history="1" r:id="rIdjk5kb_lxf5qbtasujfq2n">
+            <w:hyperlink w:history="1" r:id="rIdrjndijpe5e8wfiw1gmstu">
               <w:r>
                 <w:rPr>
                   <w:rFonts w:ascii="Arial" w:cs="Arial" w:eastAsia="Arial" w:hAnsi="Arial"/>
@@ -20488,7 +20488,7 @@
             <w:pPr>
               <w:spacing w:after="20" w:before="0"/>
             </w:pPr>
-            <w:hyperlink w:history="1" r:id="rIdxyxwylm9xnlqkpe79ngod">
+            <w:hyperlink w:history="1" r:id="rIdkk-a2rqykkeeogvdwlmtv">
               <w:r>
                 <w:rPr>
                   <w:rFonts w:ascii="Arial" w:cs="Arial" w:eastAsia="Arial" w:hAnsi="Arial"/>
@@ -20521,7 +20521,7 @@
               <w:spacing w:after="10" w:before="0"/>
               <w:ind w:left="120"/>
             </w:pPr>
-            <w:hyperlink w:history="1" r:id="rId7xtffdb-96xg91pbxoo9v">
+            <w:hyperlink w:history="1" r:id="rIdvn00aw121zlarhckpwdc9">
               <w:r>
                 <w:rPr>
                   <w:rFonts w:ascii="Arial" w:cs="Arial" w:eastAsia="Arial" w:hAnsi="Arial"/>
@@ -20716,7 +20716,7 @@
             <w:pPr>
               <w:spacing w:after="20" w:before="0"/>
             </w:pPr>
-            <w:hyperlink w:history="1" r:id="rIdb4ctddxaanci5mo3jio4e">
+            <w:hyperlink w:history="1" r:id="rId7jkzro1hhvbcsfmm6effb">
               <w:r>
                 <w:rPr>
                   <w:rFonts w:ascii="Arial" w:cs="Arial" w:eastAsia="Arial" w:hAnsi="Arial"/>
@@ -20749,7 +20749,7 @@
               <w:spacing w:after="10" w:before="0"/>
               <w:ind w:left="120"/>
             </w:pPr>
-            <w:hyperlink w:history="1" r:id="rIdvcetcjiv48xdsefg-affx">
+            <w:hyperlink w:history="1" r:id="rId3gx_8ofkxpoj4typzw6mm">
               <w:r>
                 <w:rPr>
                   <w:rFonts w:ascii="Arial" w:cs="Arial" w:eastAsia="Arial" w:hAnsi="Arial"/>
@@ -20794,7 +20794,7 @@
             <w:pPr>
               <w:spacing w:after="20" w:before="0"/>
             </w:pPr>
-            <w:hyperlink w:history="1" r:id="rIdqrt4zzm9jstc2le_gs78h">
+            <w:hyperlink w:history="1" r:id="rIdwjjqnbmtqepuzyqotiufs">
               <w:r>
                 <w:rPr>
                   <w:rFonts w:ascii="Arial" w:cs="Arial" w:eastAsia="Arial" w:hAnsi="Arial"/>
@@ -20827,7 +20827,7 @@
               <w:spacing w:after="10" w:before="0"/>
               <w:ind w:left="120"/>
             </w:pPr>
-            <w:hyperlink w:history="1" r:id="rIdees7qtx9dh_rjzunf7k4_">
+            <w:hyperlink w:history="1" r:id="rId_vc9dx_tbjdhitvcmq2xd">
               <w:r>
                 <w:rPr>
                   <w:rFonts w:ascii="Arial" w:cs="Arial" w:eastAsia="Arial" w:hAnsi="Arial"/>
@@ -21022,7 +21022,7 @@
             <w:pPr>
               <w:spacing w:after="20" w:before="0"/>
             </w:pPr>
-            <w:hyperlink w:history="1" r:id="rIdjj8hjctezd11bupdkjq27">
+            <w:hyperlink w:history="1" r:id="rIdxvrdfq_gouscq1ysisv46">
               <w:r>
                 <w:rPr>
                   <w:rFonts w:ascii="Arial" w:cs="Arial" w:eastAsia="Arial" w:hAnsi="Arial"/>
@@ -21055,7 +21055,7 @@
               <w:spacing w:after="10" w:before="0"/>
               <w:ind w:left="120"/>
             </w:pPr>
-            <w:hyperlink w:history="1" r:id="rIdlnudy01h_nkcmz86q1kjq">
+            <w:hyperlink w:history="1" r:id="rIdd18gzeglzz6oryxfjgjkm">
               <w:r>
                 <w:rPr>
                   <w:rFonts w:ascii="Arial" w:cs="Arial" w:eastAsia="Arial" w:hAnsi="Arial"/>
@@ -21100,7 +21100,7 @@
             <w:pPr>
               <w:spacing w:after="20" w:before="0"/>
             </w:pPr>
-            <w:hyperlink w:history="1" r:id="rIdsbmqqiifsrdw2dr_fdkqi">
+            <w:hyperlink w:history="1" r:id="rIdwfdcuqsd0vrdiodag3giv">
               <w:r>
                 <w:rPr>
                   <w:rFonts w:ascii="Arial" w:cs="Arial" w:eastAsia="Arial" w:hAnsi="Arial"/>
@@ -21133,7 +21133,7 @@
               <w:spacing w:after="10" w:before="0"/>
               <w:ind w:left="120"/>
             </w:pPr>
-            <w:hyperlink w:history="1" r:id="rIdzkk6qbfrhhnabahp7h6ju">
+            <w:hyperlink w:history="1" r:id="rIdtf3wrrbbxh6swmwrsj6ia">
               <w:r>
                 <w:rPr>
                   <w:rFonts w:ascii="Arial" w:cs="Arial" w:eastAsia="Arial" w:hAnsi="Arial"/>
@@ -21328,7 +21328,7 @@
             <w:pPr>
               <w:spacing w:after="20" w:before="0"/>
             </w:pPr>
-            <w:hyperlink w:history="1" r:id="rIdxplifdoo5ggwvf2ncyqgf">
+            <w:hyperlink w:history="1" r:id="rIdd4ruzeyecdp2m74k7pklz">
               <w:r>
                 <w:rPr>
                   <w:rFonts w:ascii="Arial" w:cs="Arial" w:eastAsia="Arial" w:hAnsi="Arial"/>
@@ -21361,7 +21361,7 @@
               <w:spacing w:after="10" w:before="0"/>
               <w:ind w:left="120"/>
             </w:pPr>
-            <w:hyperlink w:history="1" r:id="rIdtsi8ojjsy3g_aeesee9fh">
+            <w:hyperlink w:history="1" r:id="rIds9yvvkolytblkgw-gmi3s">
               <w:r>
                 <w:rPr>
                   <w:rFonts w:ascii="Arial" w:cs="Arial" w:eastAsia="Arial" w:hAnsi="Arial"/>
@@ -21406,7 +21406,7 @@
             <w:pPr>
               <w:spacing w:after="20" w:before="0"/>
             </w:pPr>
-            <w:hyperlink w:history="1" r:id="rIdpnvkihm4zoxncygvmmht3">
+            <w:hyperlink w:history="1" r:id="rIdkhujnfgwee7zk2_9rxmb8">
               <w:r>
                 <w:rPr>
                   <w:rFonts w:ascii="Arial" w:cs="Arial" w:eastAsia="Arial" w:hAnsi="Arial"/>
@@ -21439,7 +21439,7 @@
               <w:spacing w:after="10" w:before="0"/>
               <w:ind w:left="120"/>
             </w:pPr>
-            <w:hyperlink w:history="1" r:id="rIdxf6u_mbehzdqyhlcouhub">
+            <w:hyperlink w:history="1" r:id="rIdmlmrpzxty35divc9zbe0z">
               <w:r>
                 <w:rPr>
                   <w:rFonts w:ascii="Arial" w:cs="Arial" w:eastAsia="Arial" w:hAnsi="Arial"/>
@@ -21634,7 +21634,7 @@
             <w:pPr>
               <w:spacing w:after="20" w:before="0"/>
             </w:pPr>
-            <w:hyperlink w:history="1" r:id="rId6f9lhz8ti9h09phugsgg-">
+            <w:hyperlink w:history="1" r:id="rIdnwfthjjojcc9a_kxcjnjm">
               <w:r>
                 <w:rPr>
                   <w:rFonts w:ascii="Arial" w:cs="Arial" w:eastAsia="Arial" w:hAnsi="Arial"/>
@@ -21667,7 +21667,7 @@
               <w:spacing w:after="10" w:before="0"/>
               <w:ind w:left="120"/>
             </w:pPr>
-            <w:hyperlink w:history="1" r:id="rIdwfn8nabi0g9ucblkvfvrw">
+            <w:hyperlink w:history="1" r:id="rIdjjib1h2mwgh_cn1hklvpo">
               <w:r>
                 <w:rPr>
                   <w:rFonts w:ascii="Arial" w:cs="Arial" w:eastAsia="Arial" w:hAnsi="Arial"/>
@@ -21712,7 +21712,7 @@
             <w:pPr>
               <w:spacing w:after="20" w:before="0"/>
             </w:pPr>
-            <w:hyperlink w:history="1" r:id="rIdxwv3fh77p0ffhxpuutwqz">
+            <w:hyperlink w:history="1" r:id="rIdwqf7v9a0ls1hqtemint18">
               <w:r>
                 <w:rPr>
                   <w:rFonts w:ascii="Arial" w:cs="Arial" w:eastAsia="Arial" w:hAnsi="Arial"/>
@@ -21745,7 +21745,7 @@
               <w:spacing w:after="10" w:before="0"/>
               <w:ind w:left="120"/>
             </w:pPr>
-            <w:hyperlink w:history="1" r:id="rId1yslkf8zh3rrifrgdn1--">
+            <w:hyperlink w:history="1" r:id="rIdlzl83thkujsd3mev9uboo">
               <w:r>
                 <w:rPr>
                   <w:rFonts w:ascii="Arial" w:cs="Arial" w:eastAsia="Arial" w:hAnsi="Arial"/>
@@ -23232,7 +23232,7 @@
             <w:pPr>
               <w:spacing w:after="20" w:before="0"/>
             </w:pPr>
-            <w:hyperlink w:history="1" r:id="rIdwhpnkehbfvpybvyzee94n">
+            <w:hyperlink w:history="1" r:id="rIdl6g4qejsxnhqqcwewahgp">
               <w:r>
                 <w:rPr>
                   <w:rFonts w:ascii="Arial" w:cs="Arial" w:eastAsia="Arial" w:hAnsi="Arial"/>
@@ -23265,7 +23265,7 @@
               <w:spacing w:after="10" w:before="0"/>
               <w:ind w:left="120"/>
             </w:pPr>
-            <w:hyperlink w:history="1" r:id="rIdm3ye2yirc6zbi-khhh34r">
+            <w:hyperlink w:history="1" r:id="rIdzbfdgsd2ifzcluuqlphki">
               <w:r>
                 <w:rPr>
                   <w:rFonts w:ascii="Arial" w:cs="Arial" w:eastAsia="Arial" w:hAnsi="Arial"/>
@@ -23310,7 +23310,7 @@
             <w:pPr>
               <w:spacing w:after="20" w:before="0"/>
             </w:pPr>
-            <w:hyperlink w:history="1" r:id="rIdhhkvjzsyfuisfavnmjon0">
+            <w:hyperlink w:history="1" r:id="rIdjn9vfkvrhmsbrjv3co8xq">
               <w:r>
                 <w:rPr>
                   <w:rFonts w:ascii="Arial" w:cs="Arial" w:eastAsia="Arial" w:hAnsi="Arial"/>
@@ -23343,7 +23343,7 @@
               <w:spacing w:after="10" w:before="0"/>
               <w:ind w:left="120"/>
             </w:pPr>
-            <w:hyperlink w:history="1" r:id="rIdqzxv5t3y1wdyobdhqjh9n">
+            <w:hyperlink w:history="1" r:id="rIdxgiykth6thioifpkchf_5">
               <w:r>
                 <w:rPr>
                   <w:rFonts w:ascii="Arial" w:cs="Arial" w:eastAsia="Arial" w:hAnsi="Arial"/>
@@ -23538,7 +23538,7 @@
             <w:pPr>
               <w:spacing w:after="20" w:before="0"/>
             </w:pPr>
-            <w:hyperlink w:history="1" r:id="rIdsvyn9tvwa7fousfda5qqa">
+            <w:hyperlink w:history="1" r:id="rId7dxhhllvqc6psrl-p_zmc">
               <w:r>
                 <w:rPr>
                   <w:rFonts w:ascii="Arial" w:cs="Arial" w:eastAsia="Arial" w:hAnsi="Arial"/>
@@ -23571,7 +23571,7 @@
               <w:spacing w:after="10" w:before="0"/>
               <w:ind w:left="120"/>
             </w:pPr>
-            <w:hyperlink w:history="1" r:id="rIduwitplg4ytoiyem151vsj">
+            <w:hyperlink w:history="1" r:id="rIdg6u19xkpl1pzpc3oq7bw3">
               <w:r>
                 <w:rPr>
                   <w:rFonts w:ascii="Arial" w:cs="Arial" w:eastAsia="Arial" w:hAnsi="Arial"/>
@@ -23616,7 +23616,7 @@
             <w:pPr>
               <w:spacing w:after="20" w:before="0"/>
             </w:pPr>
-            <w:hyperlink w:history="1" r:id="rId5bx89bu3w5rplqkidgvy_">
+            <w:hyperlink w:history="1" r:id="rIdlf4qtm-b2utcuixp3late">
               <w:r>
                 <w:rPr>
                   <w:rFonts w:ascii="Arial" w:cs="Arial" w:eastAsia="Arial" w:hAnsi="Arial"/>
@@ -23649,7 +23649,7 @@
               <w:spacing w:after="10" w:before="0"/>
               <w:ind w:left="120"/>
             </w:pPr>
-            <w:hyperlink w:history="1" r:id="rIdqvva6-5lusp1vhb-lo0j8">
+            <w:hyperlink w:history="1" r:id="rIdcoxuzsgzlam7nuoyixxfl">
               <w:r>
                 <w:rPr>
                   <w:rFonts w:ascii="Arial" w:cs="Arial" w:eastAsia="Arial" w:hAnsi="Arial"/>
@@ -23844,7 +23844,7 @@
             <w:pPr>
               <w:spacing w:after="20" w:before="0"/>
             </w:pPr>
-            <w:hyperlink w:history="1" r:id="rIdoyphrjfx0rj3knmnno7vz">
+            <w:hyperlink w:history="1" r:id="rIdmn7okny8txgxty6sizxh8">
               <w:r>
                 <w:rPr>
                   <w:rFonts w:ascii="Arial" w:cs="Arial" w:eastAsia="Arial" w:hAnsi="Arial"/>
@@ -23877,7 +23877,7 @@
               <w:spacing w:after="10" w:before="0"/>
               <w:ind w:left="120"/>
             </w:pPr>
-            <w:hyperlink w:history="1" r:id="rId6p2kc-kylwy9vow9lnb56">
+            <w:hyperlink w:history="1" r:id="rIdu-noj0n0698wge3fg33ju">
               <w:r>
                 <w:rPr>
                   <w:rFonts w:ascii="Arial" w:cs="Arial" w:eastAsia="Arial" w:hAnsi="Arial"/>
@@ -23922,7 +23922,7 @@
             <w:pPr>
               <w:spacing w:after="20" w:before="0"/>
             </w:pPr>
-            <w:hyperlink w:history="1" r:id="rIdm1ivku1nbsb3com-gd9jc">
+            <w:hyperlink w:history="1" r:id="rIdf2rjr_op_w3zxtixj9lad">
               <w:r>
                 <w:rPr>
                   <w:rFonts w:ascii="Arial" w:cs="Arial" w:eastAsia="Arial" w:hAnsi="Arial"/>
@@ -23955,7 +23955,7 @@
               <w:spacing w:after="10" w:before="0"/>
               <w:ind w:left="120"/>
             </w:pPr>
-            <w:hyperlink w:history="1" r:id="rId4ii4ck47sravsuesmcf7u">
+            <w:hyperlink w:history="1" r:id="rIdvovwdwnads25gpscncpsd">
               <w:r>
                 <w:rPr>
                   <w:rFonts w:ascii="Arial" w:cs="Arial" w:eastAsia="Arial" w:hAnsi="Arial"/>
@@ -24150,7 +24150,7 @@
             <w:pPr>
               <w:spacing w:after="20" w:before="0"/>
             </w:pPr>
-            <w:hyperlink w:history="1" r:id="rIdcfxgt5xgoppstybkgfxx8">
+            <w:hyperlink w:history="1" r:id="rId7rdefus8t-4mnjrcay_e0">
               <w:r>
                 <w:rPr>
                   <w:rFonts w:ascii="Arial" w:cs="Arial" w:eastAsia="Arial" w:hAnsi="Arial"/>
@@ -24183,7 +24183,7 @@
               <w:spacing w:after="10" w:before="0"/>
               <w:ind w:left="120"/>
             </w:pPr>
-            <w:hyperlink w:history="1" r:id="rIdxqvoc6rhy16jpoarnn7rm">
+            <w:hyperlink w:history="1" r:id="rIdbcxddjqveejmv9q_g9rak">
               <w:r>
                 <w:rPr>
                   <w:rFonts w:ascii="Arial" w:cs="Arial" w:eastAsia="Arial" w:hAnsi="Arial"/>
@@ -24228,7 +24228,7 @@
             <w:pPr>
               <w:spacing w:after="20" w:before="0"/>
             </w:pPr>
-            <w:hyperlink w:history="1" r:id="rId3wuf_aslidhixh3ax-tl6">
+            <w:hyperlink w:history="1" r:id="rIdglzplyiypbysvkbib7ppy">
               <w:r>
                 <w:rPr>
                   <w:rFonts w:ascii="Arial" w:cs="Arial" w:eastAsia="Arial" w:hAnsi="Arial"/>
@@ -24261,7 +24261,7 @@
               <w:spacing w:after="10" w:before="0"/>
               <w:ind w:left="120"/>
             </w:pPr>
-            <w:hyperlink w:history="1" r:id="rIdybspad3tnv4coxvhxlwtf">
+            <w:hyperlink w:history="1" r:id="rIdwnnljibut8u0z4cecoho3">
               <w:r>
                 <w:rPr>
                   <w:rFonts w:ascii="Arial" w:cs="Arial" w:eastAsia="Arial" w:hAnsi="Arial"/>
@@ -24456,7 +24456,7 @@
             <w:pPr>
               <w:spacing w:after="20" w:before="0"/>
             </w:pPr>
-            <w:hyperlink w:history="1" r:id="rIdt_2zzvszfeuixjlfse756">
+            <w:hyperlink w:history="1" r:id="rIdlndtunfqgzz1-3gat7iji">
               <w:r>
                 <w:rPr>
                   <w:rFonts w:ascii="Arial" w:cs="Arial" w:eastAsia="Arial" w:hAnsi="Arial"/>
@@ -24489,7 +24489,7 @@
               <w:spacing w:after="10" w:before="0"/>
               <w:ind w:left="120"/>
             </w:pPr>
-            <w:hyperlink w:history="1" r:id="rIdivl4tafeobx_pbyduspyp">
+            <w:hyperlink w:history="1" r:id="rId7hbmdkiw23nccxogbwnpl">
               <w:r>
                 <w:rPr>
                   <w:rFonts w:ascii="Arial" w:cs="Arial" w:eastAsia="Arial" w:hAnsi="Arial"/>
@@ -24534,7 +24534,7 @@
             <w:pPr>
               <w:spacing w:after="20" w:before="0"/>
             </w:pPr>
-            <w:hyperlink w:history="1" r:id="rIdle-yh6ffhykudivvhnrfw">
+            <w:hyperlink w:history="1" r:id="rId2jkq5jw05twebsrzt18rf">
               <w:r>
                 <w:rPr>
                   <w:rFonts w:ascii="Arial" w:cs="Arial" w:eastAsia="Arial" w:hAnsi="Arial"/>
@@ -24567,7 +24567,7 @@
               <w:spacing w:after="10" w:before="0"/>
               <w:ind w:left="120"/>
             </w:pPr>
-            <w:hyperlink w:history="1" r:id="rId1czzlwo7mx6yestcjo4-h">
+            <w:hyperlink w:history="1" r:id="rIde9fym0ayqp0by0lppa1es">
               <w:r>
                 <w:rPr>
                   <w:rFonts w:ascii="Arial" w:cs="Arial" w:eastAsia="Arial" w:hAnsi="Arial"/>
@@ -26054,7 +26054,7 @@
             <w:pPr>
               <w:spacing w:after="20" w:before="0"/>
             </w:pPr>
-            <w:hyperlink w:history="1" r:id="rIdn9x7oggeayf1nlvtj72p-">
+            <w:hyperlink w:history="1" r:id="rIdsrmeqph0s2moia6za7coy">
               <w:r>
                 <w:rPr>
                   <w:rFonts w:ascii="Arial" w:cs="Arial" w:eastAsia="Arial" w:hAnsi="Arial"/>
@@ -26087,7 +26087,7 @@
               <w:spacing w:after="10" w:before="0"/>
               <w:ind w:left="120"/>
             </w:pPr>
-            <w:hyperlink w:history="1" r:id="rIdgxdteizybzfov_7ocr00z">
+            <w:hyperlink w:history="1" r:id="rIdnnst-hhxnytcng7tjwvmv">
               <w:r>
                 <w:rPr>
                   <w:rFonts w:ascii="Arial" w:cs="Arial" w:eastAsia="Arial" w:hAnsi="Arial"/>
@@ -26132,7 +26132,7 @@
             <w:pPr>
               <w:spacing w:after="20" w:before="0"/>
             </w:pPr>
-            <w:hyperlink w:history="1" r:id="rIdfguhx4ddnf-idtomvxlng">
+            <w:hyperlink w:history="1" r:id="rIdalb9ordczqj5s3gbwtyam">
               <w:r>
                 <w:rPr>
                   <w:rFonts w:ascii="Arial" w:cs="Arial" w:eastAsia="Arial" w:hAnsi="Arial"/>
@@ -26165,7 +26165,7 @@
               <w:spacing w:after="10" w:before="0"/>
               <w:ind w:left="120"/>
             </w:pPr>
-            <w:hyperlink w:history="1" r:id="rIda6fu-6r9bl559ntoxjple">
+            <w:hyperlink w:history="1" r:id="rIdftiulfvopynixd2s7mp3z">
               <w:r>
                 <w:rPr>
                   <w:rFonts w:ascii="Arial" w:cs="Arial" w:eastAsia="Arial" w:hAnsi="Arial"/>
@@ -26360,7 +26360,7 @@
             <w:pPr>
               <w:spacing w:after="20" w:before="0"/>
             </w:pPr>
-            <w:hyperlink w:history="1" r:id="rIdluncabpyihh3ittxtoa52">
+            <w:hyperlink w:history="1" r:id="rIdbk1jchj_xdenpvfgwixqo">
               <w:r>
                 <w:rPr>
                   <w:rFonts w:ascii="Arial" w:cs="Arial" w:eastAsia="Arial" w:hAnsi="Arial"/>
@@ -26393,7 +26393,7 @@
               <w:spacing w:after="10" w:before="0"/>
               <w:ind w:left="120"/>
             </w:pPr>
-            <w:hyperlink w:history="1" r:id="rIdqghjklypzq7onm4mitxze">
+            <w:hyperlink w:history="1" r:id="rIdni21e0mkeo0wxwvscidud">
               <w:r>
                 <w:rPr>
                   <w:rFonts w:ascii="Arial" w:cs="Arial" w:eastAsia="Arial" w:hAnsi="Arial"/>
@@ -26438,7 +26438,7 @@
             <w:pPr>
               <w:spacing w:after="20" w:before="0"/>
             </w:pPr>
-            <w:hyperlink w:history="1" r:id="rIdsai5ca07ctmrcw-_ufpvs">
+            <w:hyperlink w:history="1" r:id="rIdprrfsjdgmhllirex8zfz8">
               <w:r>
                 <w:rPr>
                   <w:rFonts w:ascii="Arial" w:cs="Arial" w:eastAsia="Arial" w:hAnsi="Arial"/>
@@ -26471,7 +26471,7 @@
               <w:spacing w:after="10" w:before="0"/>
               <w:ind w:left="120"/>
             </w:pPr>
-            <w:hyperlink w:history="1" r:id="rIdis1rysywbowwikgyn8ege">
+            <w:hyperlink w:history="1" r:id="rIdx-ud96al7ztchifz0jm35">
               <w:r>
                 <w:rPr>
                   <w:rFonts w:ascii="Arial" w:cs="Arial" w:eastAsia="Arial" w:hAnsi="Arial"/>
@@ -26666,7 +26666,7 @@
             <w:pPr>
               <w:spacing w:after="20" w:before="0"/>
             </w:pPr>
-            <w:hyperlink w:history="1" r:id="rIdqdgcb-pbmp7revrjjrbnl">
+            <w:hyperlink w:history="1" r:id="rIdxr_arsrh5r8bwlpzx_e6_">
               <w:r>
                 <w:rPr>
                   <w:rFonts w:ascii="Arial" w:cs="Arial" w:eastAsia="Arial" w:hAnsi="Arial"/>
@@ -26699,7 +26699,7 @@
               <w:spacing w:after="10" w:before="0"/>
               <w:ind w:left="120"/>
             </w:pPr>
-            <w:hyperlink w:history="1" r:id="rIdjrmoaaqrlh_roatczxmuz">
+            <w:hyperlink w:history="1" r:id="rId7m_n4lslxja1l_w-qgx1p">
               <w:r>
                 <w:rPr>
                   <w:rFonts w:ascii="Arial" w:cs="Arial" w:eastAsia="Arial" w:hAnsi="Arial"/>
@@ -26744,7 +26744,7 @@
             <w:pPr>
               <w:spacing w:after="20" w:before="0"/>
             </w:pPr>
-            <w:hyperlink w:history="1" r:id="rIdtefayt6z_cj2lrqq8ev3k">
+            <w:hyperlink w:history="1" r:id="rId9fzmwrtk9yoygk2zzu1gk">
               <w:r>
                 <w:rPr>
                   <w:rFonts w:ascii="Arial" w:cs="Arial" w:eastAsia="Arial" w:hAnsi="Arial"/>
@@ -26777,7 +26777,7 @@
               <w:spacing w:after="10" w:before="0"/>
               <w:ind w:left="120"/>
             </w:pPr>
-            <w:hyperlink w:history="1" r:id="rIdlj1pzk1iwwwk-lbccbblh">
+            <w:hyperlink w:history="1" r:id="rIdwqbdzngztguivzfz5k5xm">
               <w:r>
                 <w:rPr>
                   <w:rFonts w:ascii="Arial" w:cs="Arial" w:eastAsia="Arial" w:hAnsi="Arial"/>
@@ -26972,7 +26972,7 @@
             <w:pPr>
               <w:spacing w:after="20" w:before="0"/>
             </w:pPr>
-            <w:hyperlink w:history="1" r:id="rIdkvpskmrflxixbu1k5mfy9">
+            <w:hyperlink w:history="1" r:id="rId3bt2uascc0wpqyx0ollot">
               <w:r>
                 <w:rPr>
                   <w:rFonts w:ascii="Arial" w:cs="Arial" w:eastAsia="Arial" w:hAnsi="Arial"/>
@@ -27005,7 +27005,7 @@
               <w:spacing w:after="10" w:before="0"/>
               <w:ind w:left="120"/>
             </w:pPr>
-            <w:hyperlink w:history="1" r:id="rId-2-dty2fviskirczm1l1m">
+            <w:hyperlink w:history="1" r:id="rIdpg2bnicublfrapqxdi4pu">
               <w:r>
                 <w:rPr>
                   <w:rFonts w:ascii="Arial" w:cs="Arial" w:eastAsia="Arial" w:hAnsi="Arial"/>
@@ -27050,7 +27050,7 @@
             <w:pPr>
               <w:spacing w:after="20" w:before="0"/>
             </w:pPr>
-            <w:hyperlink w:history="1" r:id="rIdl1nkjrfcdnwhit5pukk-m">
+            <w:hyperlink w:history="1" r:id="rId6g5dsfrmkvzgo__955qi0">
               <w:r>
                 <w:rPr>
                   <w:rFonts w:ascii="Arial" w:cs="Arial" w:eastAsia="Arial" w:hAnsi="Arial"/>
@@ -27083,7 +27083,7 @@
               <w:spacing w:after="10" w:before="0"/>
               <w:ind w:left="120"/>
             </w:pPr>
-            <w:hyperlink w:history="1" r:id="rIdqrxuvtoizlvrdoxrlho3t">
+            <w:hyperlink w:history="1" r:id="rId9nxm5_f7xmmhfbqzurhju">
               <w:r>
                 <w:rPr>
                   <w:rFonts w:ascii="Arial" w:cs="Arial" w:eastAsia="Arial" w:hAnsi="Arial"/>
@@ -27278,7 +27278,7 @@
             <w:pPr>
               <w:spacing w:after="20" w:before="0"/>
             </w:pPr>
-            <w:hyperlink w:history="1" r:id="rIdv4xjsfcfmnfo7pxatdifj">
+            <w:hyperlink w:history="1" r:id="rId-7ke4uqlj3mxenpzdlizt">
               <w:r>
                 <w:rPr>
                   <w:rFonts w:ascii="Arial" w:cs="Arial" w:eastAsia="Arial" w:hAnsi="Arial"/>
@@ -27311,7 +27311,7 @@
               <w:spacing w:after="10" w:before="0"/>
               <w:ind w:left="120"/>
             </w:pPr>
-            <w:hyperlink w:history="1" r:id="rIdowzhvd_vf_i6fie5slcdj">
+            <w:hyperlink w:history="1" r:id="rIdt_rrme7qajywdtgdhkqm2">
               <w:r>
                 <w:rPr>
                   <w:rFonts w:ascii="Arial" w:cs="Arial" w:eastAsia="Arial" w:hAnsi="Arial"/>
@@ -27356,7 +27356,7 @@
             <w:pPr>
               <w:spacing w:after="20" w:before="0"/>
             </w:pPr>
-            <w:hyperlink w:history="1" r:id="rIdptm6tz_srghlx4uhmfeul">
+            <w:hyperlink w:history="1" r:id="rIdnd8nn-mr9hbhqyqzan6g6">
               <w:r>
                 <w:rPr>
                   <w:rFonts w:ascii="Arial" w:cs="Arial" w:eastAsia="Arial" w:hAnsi="Arial"/>
@@ -27389,7 +27389,7 @@
               <w:spacing w:after="10" w:before="0"/>
               <w:ind w:left="120"/>
             </w:pPr>
-            <w:hyperlink w:history="1" r:id="rIdslnwliabxyxnx18iqzdie">
+            <w:hyperlink w:history="1" r:id="rIdps1gi2ooyyqfythvrbw96">
               <w:r>
                 <w:rPr>
                   <w:rFonts w:ascii="Arial" w:cs="Arial" w:eastAsia="Arial" w:hAnsi="Arial"/>

--- a/data/outputs/v2/Maths/SS4.1_Statistics_I/Mathematics_Statistics_I_CBE_LessonSequence.docx
+++ b/data/outputs/v2/Maths/SS4.1_Statistics_I/Mathematics_Statistics_I_CBE_LessonSequence.docx
@@ -3478,7 +3478,7 @@
             <w:pPr>
               <w:spacing w:after="20" w:before="0"/>
             </w:pPr>
-            <w:hyperlink w:history="1" r:id="rIdl-3olw3dgha_mwmv_yvjv">
+            <w:hyperlink w:history="1" r:id="rIdanqfxve1nk5qonzv48xg4">
               <w:r>
                 <w:rPr>
                   <w:rFonts w:ascii="Arial" w:cs="Arial" w:eastAsia="Arial" w:hAnsi="Arial"/>
@@ -3511,7 +3511,7 @@
               <w:spacing w:after="10" w:before="0"/>
               <w:ind w:left="120"/>
             </w:pPr>
-            <w:hyperlink w:history="1" r:id="rIdkixuolfn0ml69tcpivxgp">
+            <w:hyperlink w:history="1" r:id="rIdaec0okuvjjeihj6gfc5qh">
               <w:r>
                 <w:rPr>
                   <w:rFonts w:ascii="Arial" w:cs="Arial" w:eastAsia="Arial" w:hAnsi="Arial"/>
@@ -3556,7 +3556,7 @@
             <w:pPr>
               <w:spacing w:after="20" w:before="0"/>
             </w:pPr>
-            <w:hyperlink w:history="1" r:id="rId9rh4jviibvybe1s5vpxe-">
+            <w:hyperlink w:history="1" r:id="rIdpbc-fcumqhauobftgbnw9">
               <w:r>
                 <w:rPr>
                   <w:rFonts w:ascii="Arial" w:cs="Arial" w:eastAsia="Arial" w:hAnsi="Arial"/>
@@ -3589,7 +3589,7 @@
               <w:spacing w:after="10" w:before="0"/>
               <w:ind w:left="120"/>
             </w:pPr>
-            <w:hyperlink w:history="1" r:id="rId5emfv8ekofnoufchn6qd1">
+            <w:hyperlink w:history="1" r:id="rIdw02b1pnqrig3mdg8xapjt">
               <w:r>
                 <w:rPr>
                   <w:rFonts w:ascii="Arial" w:cs="Arial" w:eastAsia="Arial" w:hAnsi="Arial"/>
@@ -3784,7 +3784,7 @@
             <w:pPr>
               <w:spacing w:after="20" w:before="0"/>
             </w:pPr>
-            <w:hyperlink w:history="1" r:id="rId2igyvop14ulqlhrpjxjpm">
+            <w:hyperlink w:history="1" r:id="rIddjb9ve3gbdp6tejcepioy">
               <w:r>
                 <w:rPr>
                   <w:rFonts w:ascii="Arial" w:cs="Arial" w:eastAsia="Arial" w:hAnsi="Arial"/>
@@ -3817,7 +3817,7 @@
               <w:spacing w:after="10" w:before="0"/>
               <w:ind w:left="120"/>
             </w:pPr>
-            <w:hyperlink w:history="1" r:id="rId8jwxrkdbieddymslpga8f">
+            <w:hyperlink w:history="1" r:id="rIdjoxgnyn6hk0-12ydiuhx9">
               <w:r>
                 <w:rPr>
                   <w:rFonts w:ascii="Arial" w:cs="Arial" w:eastAsia="Arial" w:hAnsi="Arial"/>
@@ -3862,7 +3862,7 @@
             <w:pPr>
               <w:spacing w:after="20" w:before="0"/>
             </w:pPr>
-            <w:hyperlink w:history="1" r:id="rIdoumzbf7j5ihtmc6tf_wsg">
+            <w:hyperlink w:history="1" r:id="rIdlc3jikpwvw4vqasxkhwch">
               <w:r>
                 <w:rPr>
                   <w:rFonts w:ascii="Arial" w:cs="Arial" w:eastAsia="Arial" w:hAnsi="Arial"/>
@@ -3895,7 +3895,7 @@
               <w:spacing w:after="10" w:before="0"/>
               <w:ind w:left="120"/>
             </w:pPr>
-            <w:hyperlink w:history="1" r:id="rIdgfmsqohh8ma-stdhmguk_">
+            <w:hyperlink w:history="1" r:id="rIdgvk3_5v3j-rbc_gvqd4sq">
               <w:r>
                 <w:rPr>
                   <w:rFonts w:ascii="Arial" w:cs="Arial" w:eastAsia="Arial" w:hAnsi="Arial"/>
@@ -4090,7 +4090,7 @@
             <w:pPr>
               <w:spacing w:after="20" w:before="0"/>
             </w:pPr>
-            <w:hyperlink w:history="1" r:id="rIdwywmmgit5w2rom1skugrk">
+            <w:hyperlink w:history="1" r:id="rIduqp9pkzh8pa3lohmij4jd">
               <w:r>
                 <w:rPr>
                   <w:rFonts w:ascii="Arial" w:cs="Arial" w:eastAsia="Arial" w:hAnsi="Arial"/>
@@ -4123,7 +4123,7 @@
               <w:spacing w:after="10" w:before="0"/>
               <w:ind w:left="120"/>
             </w:pPr>
-            <w:hyperlink w:history="1" r:id="rIdmkxn6vlelvaik3kyvpxal">
+            <w:hyperlink w:history="1" r:id="rIdisnszjscwzsuyobcwnzoh">
               <w:r>
                 <w:rPr>
                   <w:rFonts w:ascii="Arial" w:cs="Arial" w:eastAsia="Arial" w:hAnsi="Arial"/>
@@ -4168,7 +4168,7 @@
             <w:pPr>
               <w:spacing w:after="20" w:before="0"/>
             </w:pPr>
-            <w:hyperlink w:history="1" r:id="rIdpsofsgylg9a0qs0ffn2yn">
+            <w:hyperlink w:history="1" r:id="rIdn07exjej4cd9-p1phkf2m">
               <w:r>
                 <w:rPr>
                   <w:rFonts w:ascii="Arial" w:cs="Arial" w:eastAsia="Arial" w:hAnsi="Arial"/>
@@ -4201,7 +4201,7 @@
               <w:spacing w:after="10" w:before="0"/>
               <w:ind w:left="120"/>
             </w:pPr>
-            <w:hyperlink w:history="1" r:id="rId7d09c8vn2viwhwafriww5">
+            <w:hyperlink w:history="1" r:id="rIdapzsnz9ndcojxtnsxz5sy">
               <w:r>
                 <w:rPr>
                   <w:rFonts w:ascii="Arial" w:cs="Arial" w:eastAsia="Arial" w:hAnsi="Arial"/>
@@ -4396,7 +4396,7 @@
             <w:pPr>
               <w:spacing w:after="20" w:before="0"/>
             </w:pPr>
-            <w:hyperlink w:history="1" r:id="rId2zwwon089cegpwjupzjqm">
+            <w:hyperlink w:history="1" r:id="rIdeukebd0ajwwfcwe3zsqux">
               <w:r>
                 <w:rPr>
                   <w:rFonts w:ascii="Arial" w:cs="Arial" w:eastAsia="Arial" w:hAnsi="Arial"/>
@@ -4429,7 +4429,7 @@
               <w:spacing w:after="10" w:before="0"/>
               <w:ind w:left="120"/>
             </w:pPr>
-            <w:hyperlink w:history="1" r:id="rIddmsov7yjiiga7iqty8v-t">
+            <w:hyperlink w:history="1" r:id="rIdzdl_td380h-fh6ikgdkte">
               <w:r>
                 <w:rPr>
                   <w:rFonts w:ascii="Arial" w:cs="Arial" w:eastAsia="Arial" w:hAnsi="Arial"/>
@@ -4474,7 +4474,7 @@
             <w:pPr>
               <w:spacing w:after="20" w:before="0"/>
             </w:pPr>
-            <w:hyperlink w:history="1" r:id="rIdwj3e171rhknnrckubpzok">
+            <w:hyperlink w:history="1" r:id="rId_z8yxgwledjvsjcgrggcq">
               <w:r>
                 <w:rPr>
                   <w:rFonts w:ascii="Arial" w:cs="Arial" w:eastAsia="Arial" w:hAnsi="Arial"/>
@@ -4507,7 +4507,7 @@
               <w:spacing w:after="10" w:before="0"/>
               <w:ind w:left="120"/>
             </w:pPr>
-            <w:hyperlink w:history="1" r:id="rIdu-azkgsjwpqr1mipxnntf">
+            <w:hyperlink w:history="1" r:id="rIdaejxxe-c598hphsbfmj_1">
               <w:r>
                 <w:rPr>
                   <w:rFonts w:ascii="Arial" w:cs="Arial" w:eastAsia="Arial" w:hAnsi="Arial"/>
@@ -4702,7 +4702,7 @@
             <w:pPr>
               <w:spacing w:after="20" w:before="0"/>
             </w:pPr>
-            <w:hyperlink w:history="1" r:id="rIdofkzzkcufv2wwzywq6rlz">
+            <w:hyperlink w:history="1" r:id="rIdybdfo_dn9z9ecuwjhmfao">
               <w:r>
                 <w:rPr>
                   <w:rFonts w:ascii="Arial" w:cs="Arial" w:eastAsia="Arial" w:hAnsi="Arial"/>
@@ -4735,7 +4735,7 @@
               <w:spacing w:after="10" w:before="0"/>
               <w:ind w:left="120"/>
             </w:pPr>
-            <w:hyperlink w:history="1" r:id="rId646gedjngy3yixr2cd8gj">
+            <w:hyperlink w:history="1" r:id="rId9zb3cazfihjtix-wouhlr">
               <w:r>
                 <w:rPr>
                   <w:rFonts w:ascii="Arial" w:cs="Arial" w:eastAsia="Arial" w:hAnsi="Arial"/>
@@ -4780,7 +4780,7 @@
             <w:pPr>
               <w:spacing w:after="20" w:before="0"/>
             </w:pPr>
-            <w:hyperlink w:history="1" r:id="rIdcf6zwxl3jkojnp9-bp_dq">
+            <w:hyperlink w:history="1" r:id="rIdpd7ukkbrr1avc_rn7tvuw">
               <w:r>
                 <w:rPr>
                   <w:rFonts w:ascii="Arial" w:cs="Arial" w:eastAsia="Arial" w:hAnsi="Arial"/>
@@ -4813,7 +4813,7 @@
               <w:spacing w:after="10" w:before="0"/>
               <w:ind w:left="120"/>
             </w:pPr>
-            <w:hyperlink w:history="1" r:id="rIdjtpj5pc11rufkwqeomrpe">
+            <w:hyperlink w:history="1" r:id="rId70mniwpeieayqymrrwdem">
               <w:r>
                 <w:rPr>
                   <w:rFonts w:ascii="Arial" w:cs="Arial" w:eastAsia="Arial" w:hAnsi="Arial"/>
@@ -6300,7 +6300,7 @@
             <w:pPr>
               <w:spacing w:after="20" w:before="0"/>
             </w:pPr>
-            <w:hyperlink w:history="1" r:id="rIdsvmb_bvcbdxtyfczfeilu">
+            <w:hyperlink w:history="1" r:id="rIdca74x9wwumpecxqc893xw">
               <w:r>
                 <w:rPr>
                   <w:rFonts w:ascii="Arial" w:cs="Arial" w:eastAsia="Arial" w:hAnsi="Arial"/>
@@ -6333,7 +6333,7 @@
               <w:spacing w:after="10" w:before="0"/>
               <w:ind w:left="120"/>
             </w:pPr>
-            <w:hyperlink w:history="1" r:id="rIdnsrzk4tmm1bmetxq7gx_n">
+            <w:hyperlink w:history="1" r:id="rId7mkte9dunblywwjw78nsp">
               <w:r>
                 <w:rPr>
                   <w:rFonts w:ascii="Arial" w:cs="Arial" w:eastAsia="Arial" w:hAnsi="Arial"/>
@@ -6378,7 +6378,7 @@
             <w:pPr>
               <w:spacing w:after="20" w:before="0"/>
             </w:pPr>
-            <w:hyperlink w:history="1" r:id="rIdcjvs_51ikbsebvz7l0raq">
+            <w:hyperlink w:history="1" r:id="rIdjj50jopxjipwgexa1ydoz">
               <w:r>
                 <w:rPr>
                   <w:rFonts w:ascii="Arial" w:cs="Arial" w:eastAsia="Arial" w:hAnsi="Arial"/>
@@ -6411,7 +6411,7 @@
               <w:spacing w:after="10" w:before="0"/>
               <w:ind w:left="120"/>
             </w:pPr>
-            <w:hyperlink w:history="1" r:id="rIds0gsdjabl3slgyxr8rdth">
+            <w:hyperlink w:history="1" r:id="rIda9wvhejcpf_r0s_a6u-ol">
               <w:r>
                 <w:rPr>
                   <w:rFonts w:ascii="Arial" w:cs="Arial" w:eastAsia="Arial" w:hAnsi="Arial"/>
@@ -6606,7 +6606,7 @@
             <w:pPr>
               <w:spacing w:after="20" w:before="0"/>
             </w:pPr>
-            <w:hyperlink w:history="1" r:id="rIdvhu2iaseefxcxqvtaircz">
+            <w:hyperlink w:history="1" r:id="rIdpmg6ghinarwz3-r4jbgip">
               <w:r>
                 <w:rPr>
                   <w:rFonts w:ascii="Arial" w:cs="Arial" w:eastAsia="Arial" w:hAnsi="Arial"/>
@@ -6639,7 +6639,7 @@
               <w:spacing w:after="10" w:before="0"/>
               <w:ind w:left="120"/>
             </w:pPr>
-            <w:hyperlink w:history="1" r:id="rId4vhemqpaf9ixsvnwnllzv">
+            <w:hyperlink w:history="1" r:id="rIdd_30zjtdw4tzyozg7fttc">
               <w:r>
                 <w:rPr>
                   <w:rFonts w:ascii="Arial" w:cs="Arial" w:eastAsia="Arial" w:hAnsi="Arial"/>
@@ -6684,7 +6684,7 @@
             <w:pPr>
               <w:spacing w:after="20" w:before="0"/>
             </w:pPr>
-            <w:hyperlink w:history="1" r:id="rId7sr2porb2urgk3dcbu5v7">
+            <w:hyperlink w:history="1" r:id="rIdcgs0lekgve7gidy-0m5zz">
               <w:r>
                 <w:rPr>
                   <w:rFonts w:ascii="Arial" w:cs="Arial" w:eastAsia="Arial" w:hAnsi="Arial"/>
@@ -6717,7 +6717,7 @@
               <w:spacing w:after="10" w:before="0"/>
               <w:ind w:left="120"/>
             </w:pPr>
-            <w:hyperlink w:history="1" r:id="rId1k3_yo170itbkvawm3mu6">
+            <w:hyperlink w:history="1" r:id="rIdrvgzpvsdrguy3cffrumdv">
               <w:r>
                 <w:rPr>
                   <w:rFonts w:ascii="Arial" w:cs="Arial" w:eastAsia="Arial" w:hAnsi="Arial"/>
@@ -6912,7 +6912,7 @@
             <w:pPr>
               <w:spacing w:after="20" w:before="0"/>
             </w:pPr>
-            <w:hyperlink w:history="1" r:id="rIdnsk3c7kdqb94lfszdxahf">
+            <w:hyperlink w:history="1" r:id="rIdmgnp0zu-tajzztoz-79ex">
               <w:r>
                 <w:rPr>
                   <w:rFonts w:ascii="Arial" w:cs="Arial" w:eastAsia="Arial" w:hAnsi="Arial"/>
@@ -6945,7 +6945,7 @@
               <w:spacing w:after="10" w:before="0"/>
               <w:ind w:left="120"/>
             </w:pPr>
-            <w:hyperlink w:history="1" r:id="rIddumewixcf7cztiphmn_jz">
+            <w:hyperlink w:history="1" r:id="rId4gccvzizuxmekhlnv23ni">
               <w:r>
                 <w:rPr>
                   <w:rFonts w:ascii="Arial" w:cs="Arial" w:eastAsia="Arial" w:hAnsi="Arial"/>
@@ -6990,7 +6990,7 @@
             <w:pPr>
               <w:spacing w:after="20" w:before="0"/>
             </w:pPr>
-            <w:hyperlink w:history="1" r:id="rIdjzdiapmszwxfuie1ja274">
+            <w:hyperlink w:history="1" r:id="rId3h5us1omrp97rwhupehpe">
               <w:r>
                 <w:rPr>
                   <w:rFonts w:ascii="Arial" w:cs="Arial" w:eastAsia="Arial" w:hAnsi="Arial"/>
@@ -7023,7 +7023,7 @@
               <w:spacing w:after="10" w:before="0"/>
               <w:ind w:left="120"/>
             </w:pPr>
-            <w:hyperlink w:history="1" r:id="rIdqoazcaztsneaq8hvxxlwz">
+            <w:hyperlink w:history="1" r:id="rIddsriqv4uprsdwf61qoxrj">
               <w:r>
                 <w:rPr>
                   <w:rFonts w:ascii="Arial" w:cs="Arial" w:eastAsia="Arial" w:hAnsi="Arial"/>
@@ -7218,7 +7218,7 @@
             <w:pPr>
               <w:spacing w:after="20" w:before="0"/>
             </w:pPr>
-            <w:hyperlink w:history="1" r:id="rIdzzyyh6fhzs2cflcrmcthb">
+            <w:hyperlink w:history="1" r:id="rIdraxbfysnqn5hivajrqgxd">
               <w:r>
                 <w:rPr>
                   <w:rFonts w:ascii="Arial" w:cs="Arial" w:eastAsia="Arial" w:hAnsi="Arial"/>
@@ -7251,7 +7251,7 @@
               <w:spacing w:after="10" w:before="0"/>
               <w:ind w:left="120"/>
             </w:pPr>
-            <w:hyperlink w:history="1" r:id="rIdzo6reoa3eigswtq--pq8z">
+            <w:hyperlink w:history="1" r:id="rIddaz55u_znqsl2fpfnunm9">
               <w:r>
                 <w:rPr>
                   <w:rFonts w:ascii="Arial" w:cs="Arial" w:eastAsia="Arial" w:hAnsi="Arial"/>
@@ -7296,7 +7296,7 @@
             <w:pPr>
               <w:spacing w:after="20" w:before="0"/>
             </w:pPr>
-            <w:hyperlink w:history="1" r:id="rIdvitd7ztzwptiqatz93kdb">
+            <w:hyperlink w:history="1" r:id="rIdhjdwde-p9jmhf-5h-e7lw">
               <w:r>
                 <w:rPr>
                   <w:rFonts w:ascii="Arial" w:cs="Arial" w:eastAsia="Arial" w:hAnsi="Arial"/>
@@ -7329,7 +7329,7 @@
               <w:spacing w:after="10" w:before="0"/>
               <w:ind w:left="120"/>
             </w:pPr>
-            <w:hyperlink w:history="1" r:id="rIds9lgjupdommcbz249eypc">
+            <w:hyperlink w:history="1" r:id="rIdja7pq8pqtgrgmhm1k9-dv">
               <w:r>
                 <w:rPr>
                   <w:rFonts w:ascii="Arial" w:cs="Arial" w:eastAsia="Arial" w:hAnsi="Arial"/>
@@ -7524,7 +7524,7 @@
             <w:pPr>
               <w:spacing w:after="20" w:before="0"/>
             </w:pPr>
-            <w:hyperlink w:history="1" r:id="rIdiqswzpm0jswdsj87gzsqp">
+            <w:hyperlink w:history="1" r:id="rIdtdzagrtepz6slf7j0zuqs">
               <w:r>
                 <w:rPr>
                   <w:rFonts w:ascii="Arial" w:cs="Arial" w:eastAsia="Arial" w:hAnsi="Arial"/>
@@ -7557,7 +7557,7 @@
               <w:spacing w:after="10" w:before="0"/>
               <w:ind w:left="120"/>
             </w:pPr>
-            <w:hyperlink w:history="1" r:id="rIdgqcvykjab1swhgkakvzlg">
+            <w:hyperlink w:history="1" r:id="rId2m9rkn_26cennn_7s4gtg">
               <w:r>
                 <w:rPr>
                   <w:rFonts w:ascii="Arial" w:cs="Arial" w:eastAsia="Arial" w:hAnsi="Arial"/>
@@ -7602,7 +7602,7 @@
             <w:pPr>
               <w:spacing w:after="20" w:before="0"/>
             </w:pPr>
-            <w:hyperlink w:history="1" r:id="rIdla1fl8sefme9bx91gdh8k">
+            <w:hyperlink w:history="1" r:id="rIddrtkzzstz-yfeqcyghnra">
               <w:r>
                 <w:rPr>
                   <w:rFonts w:ascii="Arial" w:cs="Arial" w:eastAsia="Arial" w:hAnsi="Arial"/>
@@ -7635,7 +7635,7 @@
               <w:spacing w:after="10" w:before="0"/>
               <w:ind w:left="120"/>
             </w:pPr>
-            <w:hyperlink w:history="1" r:id="rIdioephf0ptn-l881pdqrmq">
+            <w:hyperlink w:history="1" r:id="rIdmu7jxq2bhsm0bk7zgmay4">
               <w:r>
                 <w:rPr>
                   <w:rFonts w:ascii="Arial" w:cs="Arial" w:eastAsia="Arial" w:hAnsi="Arial"/>
@@ -9122,7 +9122,7 @@
             <w:pPr>
               <w:spacing w:after="20" w:before="0"/>
             </w:pPr>
-            <w:hyperlink w:history="1" r:id="rIdt2greodqse_wczjhlhpap">
+            <w:hyperlink w:history="1" r:id="rIdz9-jpgvm3qmmqjneil7qy">
               <w:r>
                 <w:rPr>
                   <w:rFonts w:ascii="Arial" w:cs="Arial" w:eastAsia="Arial" w:hAnsi="Arial"/>
@@ -9155,7 +9155,7 @@
               <w:spacing w:after="10" w:before="0"/>
               <w:ind w:left="120"/>
             </w:pPr>
-            <w:hyperlink w:history="1" r:id="rIdjqdo81kilqagu2rswxfeb">
+            <w:hyperlink w:history="1" r:id="rIdmp__t4w47b5gza79s6pzs">
               <w:r>
                 <w:rPr>
                   <w:rFonts w:ascii="Arial" w:cs="Arial" w:eastAsia="Arial" w:hAnsi="Arial"/>
@@ -9200,7 +9200,7 @@
             <w:pPr>
               <w:spacing w:after="20" w:before="0"/>
             </w:pPr>
-            <w:hyperlink w:history="1" r:id="rIdfv5b3aktockxt4n2kybm6">
+            <w:hyperlink w:history="1" r:id="rIdrcnpjolcjgchf-omt7xa4">
               <w:r>
                 <w:rPr>
                   <w:rFonts w:ascii="Arial" w:cs="Arial" w:eastAsia="Arial" w:hAnsi="Arial"/>
@@ -9233,7 +9233,7 @@
               <w:spacing w:after="10" w:before="0"/>
               <w:ind w:left="120"/>
             </w:pPr>
-            <w:hyperlink w:history="1" r:id="rIdybfc_nlvlbgf-jhuiynhe">
+            <w:hyperlink w:history="1" r:id="rIdzswzwrcozvkbkrql-fgji">
               <w:r>
                 <w:rPr>
                   <w:rFonts w:ascii="Arial" w:cs="Arial" w:eastAsia="Arial" w:hAnsi="Arial"/>
@@ -9428,7 +9428,7 @@
             <w:pPr>
               <w:spacing w:after="20" w:before="0"/>
             </w:pPr>
-            <w:hyperlink w:history="1" r:id="rIdwwag1hy24bmvp_6zukqgo">
+            <w:hyperlink w:history="1" r:id="rIdn5g9vvtjm9ztbxxuelhdh">
               <w:r>
                 <w:rPr>
                   <w:rFonts w:ascii="Arial" w:cs="Arial" w:eastAsia="Arial" w:hAnsi="Arial"/>
@@ -9461,7 +9461,7 @@
               <w:spacing w:after="10" w:before="0"/>
               <w:ind w:left="120"/>
             </w:pPr>
-            <w:hyperlink w:history="1" r:id="rIdi371d1_q8kud5fd40aprj">
+            <w:hyperlink w:history="1" r:id="rIdp--yhmrn8otzwfcjegn9n">
               <w:r>
                 <w:rPr>
                   <w:rFonts w:ascii="Arial" w:cs="Arial" w:eastAsia="Arial" w:hAnsi="Arial"/>
@@ -9506,7 +9506,7 @@
             <w:pPr>
               <w:spacing w:after="20" w:before="0"/>
             </w:pPr>
-            <w:hyperlink w:history="1" r:id="rIdias3is0mwthxis23ao_lc">
+            <w:hyperlink w:history="1" r:id="rIdi3naiu4x6ta3lqo1sp7zi">
               <w:r>
                 <w:rPr>
                   <w:rFonts w:ascii="Arial" w:cs="Arial" w:eastAsia="Arial" w:hAnsi="Arial"/>
@@ -9539,7 +9539,7 @@
               <w:spacing w:after="10" w:before="0"/>
               <w:ind w:left="120"/>
             </w:pPr>
-            <w:hyperlink w:history="1" r:id="rIdnq99jemkaxucnob4nrs6u">
+            <w:hyperlink w:history="1" r:id="rIdbkwqpj1qvjicvh3ljgrgc">
               <w:r>
                 <w:rPr>
                   <w:rFonts w:ascii="Arial" w:cs="Arial" w:eastAsia="Arial" w:hAnsi="Arial"/>
@@ -9734,7 +9734,7 @@
             <w:pPr>
               <w:spacing w:after="20" w:before="0"/>
             </w:pPr>
-            <w:hyperlink w:history="1" r:id="rIdc68oknttlio3yg1h089vz">
+            <w:hyperlink w:history="1" r:id="rIdiq0ogyo4d8xu5d1bvfk6p">
               <w:r>
                 <w:rPr>
                   <w:rFonts w:ascii="Arial" w:cs="Arial" w:eastAsia="Arial" w:hAnsi="Arial"/>
@@ -9767,7 +9767,7 @@
               <w:spacing w:after="10" w:before="0"/>
               <w:ind w:left="120"/>
             </w:pPr>
-            <w:hyperlink w:history="1" r:id="rIdgz7fcl2wvuwvu2kqmclyo">
+            <w:hyperlink w:history="1" r:id="rIdhs_wd98acxqecvm0ntzxc">
               <w:r>
                 <w:rPr>
                   <w:rFonts w:ascii="Arial" w:cs="Arial" w:eastAsia="Arial" w:hAnsi="Arial"/>
@@ -9812,7 +9812,7 @@
             <w:pPr>
               <w:spacing w:after="20" w:before="0"/>
             </w:pPr>
-            <w:hyperlink w:history="1" r:id="rIdctiknuejlujtho4ycyxcg">
+            <w:hyperlink w:history="1" r:id="rIdkoqrwpoqityvlozf9wg5s">
               <w:r>
                 <w:rPr>
                   <w:rFonts w:ascii="Arial" w:cs="Arial" w:eastAsia="Arial" w:hAnsi="Arial"/>
@@ -9845,7 +9845,7 @@
               <w:spacing w:after="10" w:before="0"/>
               <w:ind w:left="120"/>
             </w:pPr>
-            <w:hyperlink w:history="1" r:id="rIdecmpsjhxhqswtizeoikxs">
+            <w:hyperlink w:history="1" r:id="rIdqtas2deekgnxgg1ebbxjz">
               <w:r>
                 <w:rPr>
                   <w:rFonts w:ascii="Arial" w:cs="Arial" w:eastAsia="Arial" w:hAnsi="Arial"/>
@@ -10040,7 +10040,7 @@
             <w:pPr>
               <w:spacing w:after="20" w:before="0"/>
             </w:pPr>
-            <w:hyperlink w:history="1" r:id="rIdjazehlfwicnsb3du3zndd">
+            <w:hyperlink w:history="1" r:id="rIdcf_fonclzmjqlqgzzs8i_">
               <w:r>
                 <w:rPr>
                   <w:rFonts w:ascii="Arial" w:cs="Arial" w:eastAsia="Arial" w:hAnsi="Arial"/>
@@ -10073,7 +10073,7 @@
               <w:spacing w:after="10" w:before="0"/>
               <w:ind w:left="120"/>
             </w:pPr>
-            <w:hyperlink w:history="1" r:id="rIdxe_rktzt2gmkp8qx7bqe2">
+            <w:hyperlink w:history="1" r:id="rIdqkia2aynnzvxuv_si_oqg">
               <w:r>
                 <w:rPr>
                   <w:rFonts w:ascii="Arial" w:cs="Arial" w:eastAsia="Arial" w:hAnsi="Arial"/>
@@ -10118,7 +10118,7 @@
             <w:pPr>
               <w:spacing w:after="20" w:before="0"/>
             </w:pPr>
-            <w:hyperlink w:history="1" r:id="rIdt36c-9jc7rorqg1vtubdw">
+            <w:hyperlink w:history="1" r:id="rIdpdbp4rq8iszbiscuhqupx">
               <w:r>
                 <w:rPr>
                   <w:rFonts w:ascii="Arial" w:cs="Arial" w:eastAsia="Arial" w:hAnsi="Arial"/>
@@ -10151,7 +10151,7 @@
               <w:spacing w:after="10" w:before="0"/>
               <w:ind w:left="120"/>
             </w:pPr>
-            <w:hyperlink w:history="1" r:id="rIdlbdrpvrtos7nejszhx8bx">
+            <w:hyperlink w:history="1" r:id="rIds3p_6rv1botnvdjq7quaw">
               <w:r>
                 <w:rPr>
                   <w:rFonts w:ascii="Arial" w:cs="Arial" w:eastAsia="Arial" w:hAnsi="Arial"/>
@@ -10346,7 +10346,7 @@
             <w:pPr>
               <w:spacing w:after="20" w:before="0"/>
             </w:pPr>
-            <w:hyperlink w:history="1" r:id="rIddksuibjyezs6_15qajrtr">
+            <w:hyperlink w:history="1" r:id="rIdb7fp29omf0adb451mcvca">
               <w:r>
                 <w:rPr>
                   <w:rFonts w:ascii="Arial" w:cs="Arial" w:eastAsia="Arial" w:hAnsi="Arial"/>
@@ -10379,7 +10379,7 @@
               <w:spacing w:after="10" w:before="0"/>
               <w:ind w:left="120"/>
             </w:pPr>
-            <w:hyperlink w:history="1" r:id="rIdvlmji624peukjbpczojql">
+            <w:hyperlink w:history="1" r:id="rId-ykom_35rv2kdjns-pod4">
               <w:r>
                 <w:rPr>
                   <w:rFonts w:ascii="Arial" w:cs="Arial" w:eastAsia="Arial" w:hAnsi="Arial"/>
@@ -10424,7 +10424,7 @@
             <w:pPr>
               <w:spacing w:after="20" w:before="0"/>
             </w:pPr>
-            <w:hyperlink w:history="1" r:id="rId6eeh7rvoutbv4twdputwv">
+            <w:hyperlink w:history="1" r:id="rIdmbaos_aetkblob2fd3uu3">
               <w:r>
                 <w:rPr>
                   <w:rFonts w:ascii="Arial" w:cs="Arial" w:eastAsia="Arial" w:hAnsi="Arial"/>
@@ -10457,7 +10457,7 @@
               <w:spacing w:after="10" w:before="0"/>
               <w:ind w:left="120"/>
             </w:pPr>
-            <w:hyperlink w:history="1" r:id="rIdksivmhtfxchpdip8fr3mv">
+            <w:hyperlink w:history="1" r:id="rIdhy10-gtteizsjg_q6_kck">
               <w:r>
                 <w:rPr>
                   <w:rFonts w:ascii="Arial" w:cs="Arial" w:eastAsia="Arial" w:hAnsi="Arial"/>
@@ -11944,7 +11944,7 @@
             <w:pPr>
               <w:spacing w:after="20" w:before="0"/>
             </w:pPr>
-            <w:hyperlink w:history="1" r:id="rId-253l4ddj5shapi3zbz97">
+            <w:hyperlink w:history="1" r:id="rIdwvi78hsbpaokc6u9ltvpm">
               <w:r>
                 <w:rPr>
                   <w:rFonts w:ascii="Arial" w:cs="Arial" w:eastAsia="Arial" w:hAnsi="Arial"/>
@@ -11977,7 +11977,7 @@
               <w:spacing w:after="10" w:before="0"/>
               <w:ind w:left="120"/>
             </w:pPr>
-            <w:hyperlink w:history="1" r:id="rIdaixdfpszy_8r0pwz8emr6">
+            <w:hyperlink w:history="1" r:id="rIdhwc9rpmp_glbz8v8onz3w">
               <w:r>
                 <w:rPr>
                   <w:rFonts w:ascii="Arial" w:cs="Arial" w:eastAsia="Arial" w:hAnsi="Arial"/>
@@ -12022,7 +12022,7 @@
             <w:pPr>
               <w:spacing w:after="20" w:before="0"/>
             </w:pPr>
-            <w:hyperlink w:history="1" r:id="rIdqwrvkvj_fhdw9moazu36w">
+            <w:hyperlink w:history="1" r:id="rIdu2lev6e88k9n0cjwr-8gh">
               <w:r>
                 <w:rPr>
                   <w:rFonts w:ascii="Arial" w:cs="Arial" w:eastAsia="Arial" w:hAnsi="Arial"/>
@@ -12055,7 +12055,7 @@
               <w:spacing w:after="10" w:before="0"/>
               <w:ind w:left="120"/>
             </w:pPr>
-            <w:hyperlink w:history="1" r:id="rIdfsby59wmp2ndayjy4qnzl">
+            <w:hyperlink w:history="1" r:id="rId40eynelmrxrfte0nbrheg">
               <w:r>
                 <w:rPr>
                   <w:rFonts w:ascii="Arial" w:cs="Arial" w:eastAsia="Arial" w:hAnsi="Arial"/>
@@ -12250,7 +12250,7 @@
             <w:pPr>
               <w:spacing w:after="20" w:before="0"/>
             </w:pPr>
-            <w:hyperlink w:history="1" r:id="rIdoy1onciiws4zxc5pmtltu">
+            <w:hyperlink w:history="1" r:id="rIdfdjcnomf0yuemogugppnx">
               <w:r>
                 <w:rPr>
                   <w:rFonts w:ascii="Arial" w:cs="Arial" w:eastAsia="Arial" w:hAnsi="Arial"/>
@@ -12283,7 +12283,7 @@
               <w:spacing w:after="10" w:before="0"/>
               <w:ind w:left="120"/>
             </w:pPr>
-            <w:hyperlink w:history="1" r:id="rId74lvqp0jrxmqlrg1n1op5">
+            <w:hyperlink w:history="1" r:id="rIdxq1mzo7goyrrbvqgkjpl3">
               <w:r>
                 <w:rPr>
                   <w:rFonts w:ascii="Arial" w:cs="Arial" w:eastAsia="Arial" w:hAnsi="Arial"/>
@@ -12328,7 +12328,7 @@
             <w:pPr>
               <w:spacing w:after="20" w:before="0"/>
             </w:pPr>
-            <w:hyperlink w:history="1" r:id="rIdnn1g1bwrj5zmifop6l4iu">
+            <w:hyperlink w:history="1" r:id="rIdhvshh3pivvfdho6tm0rb6">
               <w:r>
                 <w:rPr>
                   <w:rFonts w:ascii="Arial" w:cs="Arial" w:eastAsia="Arial" w:hAnsi="Arial"/>
@@ -12361,7 +12361,7 @@
               <w:spacing w:after="10" w:before="0"/>
               <w:ind w:left="120"/>
             </w:pPr>
-            <w:hyperlink w:history="1" r:id="rIdtzdbi_mknmwf3rzanwv4f">
+            <w:hyperlink w:history="1" r:id="rIdfrgxy1ezlobiun_0mmhnx">
               <w:r>
                 <w:rPr>
                   <w:rFonts w:ascii="Arial" w:cs="Arial" w:eastAsia="Arial" w:hAnsi="Arial"/>
@@ -12556,7 +12556,7 @@
             <w:pPr>
               <w:spacing w:after="20" w:before="0"/>
             </w:pPr>
-            <w:hyperlink w:history="1" r:id="rIdsujmqiabyocy3fhly-mda">
+            <w:hyperlink w:history="1" r:id="rId-bpg34j4zvtoaxqfikj7s">
               <w:r>
                 <w:rPr>
                   <w:rFonts w:ascii="Arial" w:cs="Arial" w:eastAsia="Arial" w:hAnsi="Arial"/>
@@ -12589,7 +12589,7 @@
               <w:spacing w:after="10" w:before="0"/>
               <w:ind w:left="120"/>
             </w:pPr>
-            <w:hyperlink w:history="1" r:id="rId-jmqof89lmwjipaxdqrqd">
+            <w:hyperlink w:history="1" r:id="rIdoi16nz6jh3jjiabe8e8oy">
               <w:r>
                 <w:rPr>
                   <w:rFonts w:ascii="Arial" w:cs="Arial" w:eastAsia="Arial" w:hAnsi="Arial"/>
@@ -12634,7 +12634,7 @@
             <w:pPr>
               <w:spacing w:after="20" w:before="0"/>
             </w:pPr>
-            <w:hyperlink w:history="1" r:id="rIdhsk0zjswog23vbitd-ds9">
+            <w:hyperlink w:history="1" r:id="rIdpywbbp3ogmoqlg-qqmw7c">
               <w:r>
                 <w:rPr>
                   <w:rFonts w:ascii="Arial" w:cs="Arial" w:eastAsia="Arial" w:hAnsi="Arial"/>
@@ -12667,7 +12667,7 @@
               <w:spacing w:after="10" w:before="0"/>
               <w:ind w:left="120"/>
             </w:pPr>
-            <w:hyperlink w:history="1" r:id="rIdipsozmdlginqbwzpksqlz">
+            <w:hyperlink w:history="1" r:id="rIdqq0ark2ybcqi_eqwbyrni">
               <w:r>
                 <w:rPr>
                   <w:rFonts w:ascii="Arial" w:cs="Arial" w:eastAsia="Arial" w:hAnsi="Arial"/>
@@ -12862,7 +12862,7 @@
             <w:pPr>
               <w:spacing w:after="20" w:before="0"/>
             </w:pPr>
-            <w:hyperlink w:history="1" r:id="rIds4-ny0vhkvulxl_e_jhs8">
+            <w:hyperlink w:history="1" r:id="rIdshdqrirf1e-4m6kwtrxyf">
               <w:r>
                 <w:rPr>
                   <w:rFonts w:ascii="Arial" w:cs="Arial" w:eastAsia="Arial" w:hAnsi="Arial"/>
@@ -12895,7 +12895,7 @@
               <w:spacing w:after="10" w:before="0"/>
               <w:ind w:left="120"/>
             </w:pPr>
-            <w:hyperlink w:history="1" r:id="rIdcphuyb_tag-bxuis8phv8">
+            <w:hyperlink w:history="1" r:id="rIdiv4-p50tccwqwpgeppbow">
               <w:r>
                 <w:rPr>
                   <w:rFonts w:ascii="Arial" w:cs="Arial" w:eastAsia="Arial" w:hAnsi="Arial"/>
@@ -12940,7 +12940,7 @@
             <w:pPr>
               <w:spacing w:after="20" w:before="0"/>
             </w:pPr>
-            <w:hyperlink w:history="1" r:id="rIdvqdbyxw0m1jck4f6tmosp">
+            <w:hyperlink w:history="1" r:id="rIdo8bpydx03eocslchuisxw">
               <w:r>
                 <w:rPr>
                   <w:rFonts w:ascii="Arial" w:cs="Arial" w:eastAsia="Arial" w:hAnsi="Arial"/>
@@ -12973,7 +12973,7 @@
               <w:spacing w:after="10" w:before="0"/>
               <w:ind w:left="120"/>
             </w:pPr>
-            <w:hyperlink w:history="1" r:id="rIdmxqclwpo46ktrv4sgfpve">
+            <w:hyperlink w:history="1" r:id="rIdrbdb4i0nvsj1jlw9mnbfs">
               <w:r>
                 <w:rPr>
                   <w:rFonts w:ascii="Arial" w:cs="Arial" w:eastAsia="Arial" w:hAnsi="Arial"/>
@@ -13168,7 +13168,7 @@
             <w:pPr>
               <w:spacing w:after="20" w:before="0"/>
             </w:pPr>
-            <w:hyperlink w:history="1" r:id="rIdsjqk4ipqurzy-2hlsgpdc">
+            <w:hyperlink w:history="1" r:id="rIdyzg6bgrmdjwatb03nhb5l">
               <w:r>
                 <w:rPr>
                   <w:rFonts w:ascii="Arial" w:cs="Arial" w:eastAsia="Arial" w:hAnsi="Arial"/>
@@ -13201,7 +13201,7 @@
               <w:spacing w:after="10" w:before="0"/>
               <w:ind w:left="120"/>
             </w:pPr>
-            <w:hyperlink w:history="1" r:id="rIdsbifgrppgkyqh39hlka6o">
+            <w:hyperlink w:history="1" r:id="rIdlhbvb8f9eug9qz1y6zsyu">
               <w:r>
                 <w:rPr>
                   <w:rFonts w:ascii="Arial" w:cs="Arial" w:eastAsia="Arial" w:hAnsi="Arial"/>
@@ -13246,7 +13246,7 @@
             <w:pPr>
               <w:spacing w:after="20" w:before="0"/>
             </w:pPr>
-            <w:hyperlink w:history="1" r:id="rIdl0tqrhi-gb_wknyc36oxe">
+            <w:hyperlink w:history="1" r:id="rIdcfvvljjzlnbtrdmcclns_">
               <w:r>
                 <w:rPr>
                   <w:rFonts w:ascii="Arial" w:cs="Arial" w:eastAsia="Arial" w:hAnsi="Arial"/>
@@ -13279,7 +13279,7 @@
               <w:spacing w:after="10" w:before="0"/>
               <w:ind w:left="120"/>
             </w:pPr>
-            <w:hyperlink w:history="1" r:id="rIdhvjlk2zrklw1xmihsz48t">
+            <w:hyperlink w:history="1" r:id="rIdg7xi2ceb6o8om_ykjwuql">
               <w:r>
                 <w:rPr>
                   <w:rFonts w:ascii="Arial" w:cs="Arial" w:eastAsia="Arial" w:hAnsi="Arial"/>
@@ -14766,7 +14766,7 @@
             <w:pPr>
               <w:spacing w:after="20" w:before="0"/>
             </w:pPr>
-            <w:hyperlink w:history="1" r:id="rId27jzxiyazztz5jer2-ncj">
+            <w:hyperlink w:history="1" r:id="rIdfsvlpsfldkkqxnxouwnk3">
               <w:r>
                 <w:rPr>
                   <w:rFonts w:ascii="Arial" w:cs="Arial" w:eastAsia="Arial" w:hAnsi="Arial"/>
@@ -14799,7 +14799,7 @@
               <w:spacing w:after="10" w:before="0"/>
               <w:ind w:left="120"/>
             </w:pPr>
-            <w:hyperlink w:history="1" r:id="rIddjw_zzogxoyy1h2bxkljh">
+            <w:hyperlink w:history="1" r:id="rIdbg8g2ey67km52ckax6bej">
               <w:r>
                 <w:rPr>
                   <w:rFonts w:ascii="Arial" w:cs="Arial" w:eastAsia="Arial" w:hAnsi="Arial"/>
@@ -14844,7 +14844,7 @@
             <w:pPr>
               <w:spacing w:after="20" w:before="0"/>
             </w:pPr>
-            <w:hyperlink w:history="1" r:id="rIdw0rsf6ippbnwqwa2tbv94">
+            <w:hyperlink w:history="1" r:id="rId6anqtqu1os9l5aoh_guom">
               <w:r>
                 <w:rPr>
                   <w:rFonts w:ascii="Arial" w:cs="Arial" w:eastAsia="Arial" w:hAnsi="Arial"/>
@@ -14877,7 +14877,7 @@
               <w:spacing w:after="10" w:before="0"/>
               <w:ind w:left="120"/>
             </w:pPr>
-            <w:hyperlink w:history="1" r:id="rIdykbknzooztvxpfqv6n2d1">
+            <w:hyperlink w:history="1" r:id="rIdqjph2qmwlt0vix0mlt3fa">
               <w:r>
                 <w:rPr>
                   <w:rFonts w:ascii="Arial" w:cs="Arial" w:eastAsia="Arial" w:hAnsi="Arial"/>
@@ -15072,7 +15072,7 @@
             <w:pPr>
               <w:spacing w:after="20" w:before="0"/>
             </w:pPr>
-            <w:hyperlink w:history="1" r:id="rIddz1b9az0p3b9ayvv7kcph">
+            <w:hyperlink w:history="1" r:id="rIdxtduyubfmen1tcp_mjwhl">
               <w:r>
                 <w:rPr>
                   <w:rFonts w:ascii="Arial" w:cs="Arial" w:eastAsia="Arial" w:hAnsi="Arial"/>
@@ -15105,7 +15105,7 @@
               <w:spacing w:after="10" w:before="0"/>
               <w:ind w:left="120"/>
             </w:pPr>
-            <w:hyperlink w:history="1" r:id="rIdnqpxzlnvu3efhd1buyb-g">
+            <w:hyperlink w:history="1" r:id="rIdnn5kh9a7eokwypb4l5zed">
               <w:r>
                 <w:rPr>
                   <w:rFonts w:ascii="Arial" w:cs="Arial" w:eastAsia="Arial" w:hAnsi="Arial"/>
@@ -15150,7 +15150,7 @@
             <w:pPr>
               <w:spacing w:after="20" w:before="0"/>
             </w:pPr>
-            <w:hyperlink w:history="1" r:id="rIdcog3ehxs7r59idrz8ugg4">
+            <w:hyperlink w:history="1" r:id="rIdbsg0odbydvtyd4pkuxwfb">
               <w:r>
                 <w:rPr>
                   <w:rFonts w:ascii="Arial" w:cs="Arial" w:eastAsia="Arial" w:hAnsi="Arial"/>
@@ -15183,7 +15183,7 @@
               <w:spacing w:after="10" w:before="0"/>
               <w:ind w:left="120"/>
             </w:pPr>
-            <w:hyperlink w:history="1" r:id="rId2kmufihyjs64euxfnp805">
+            <w:hyperlink w:history="1" r:id="rIdgea1pco3cl2aeockim3qm">
               <w:r>
                 <w:rPr>
                   <w:rFonts w:ascii="Arial" w:cs="Arial" w:eastAsia="Arial" w:hAnsi="Arial"/>
@@ -15378,7 +15378,7 @@
             <w:pPr>
               <w:spacing w:after="20" w:before="0"/>
             </w:pPr>
-            <w:hyperlink w:history="1" r:id="rIdzji7rc2qsvbylubq1xssi">
+            <w:hyperlink w:history="1" r:id="rIdszihlipr76-axr_v1tft2">
               <w:r>
                 <w:rPr>
                   <w:rFonts w:ascii="Arial" w:cs="Arial" w:eastAsia="Arial" w:hAnsi="Arial"/>
@@ -15411,7 +15411,7 @@
               <w:spacing w:after="10" w:before="0"/>
               <w:ind w:left="120"/>
             </w:pPr>
-            <w:hyperlink w:history="1" r:id="rIdrjw9hlpxrzt66hzfmsvty">
+            <w:hyperlink w:history="1" r:id="rIdhb5s9giw-igtkli82o8ti">
               <w:r>
                 <w:rPr>
                   <w:rFonts w:ascii="Arial" w:cs="Arial" w:eastAsia="Arial" w:hAnsi="Arial"/>
@@ -15456,7 +15456,7 @@
             <w:pPr>
               <w:spacing w:after="20" w:before="0"/>
             </w:pPr>
-            <w:hyperlink w:history="1" r:id="rId5p7auwdoeygztwcwlodyl">
+            <w:hyperlink w:history="1" r:id="rIdg0lei5ov_9kunhn4lk_yr">
               <w:r>
                 <w:rPr>
                   <w:rFonts w:ascii="Arial" w:cs="Arial" w:eastAsia="Arial" w:hAnsi="Arial"/>
@@ -15489,7 +15489,7 @@
               <w:spacing w:after="10" w:before="0"/>
               <w:ind w:left="120"/>
             </w:pPr>
-            <w:hyperlink w:history="1" r:id="rIdm9ogpdielmp1qkg7csuli">
+            <w:hyperlink w:history="1" r:id="rIdn6_skj7gw-q7kw6ohgn6a">
               <w:r>
                 <w:rPr>
                   <w:rFonts w:ascii="Arial" w:cs="Arial" w:eastAsia="Arial" w:hAnsi="Arial"/>
@@ -15684,7 +15684,7 @@
             <w:pPr>
               <w:spacing w:after="20" w:before="0"/>
             </w:pPr>
-            <w:hyperlink w:history="1" r:id="rIdxhjovqapcraw5fnjsebfi">
+            <w:hyperlink w:history="1" r:id="rId1pmfimebz_tby6xa-w5pc">
               <w:r>
                 <w:rPr>
                   <w:rFonts w:ascii="Arial" w:cs="Arial" w:eastAsia="Arial" w:hAnsi="Arial"/>
@@ -15717,7 +15717,7 @@
               <w:spacing w:after="10" w:before="0"/>
               <w:ind w:left="120"/>
             </w:pPr>
-            <w:hyperlink w:history="1" r:id="rId6u6pjydgcccmwmkklckhi">
+            <w:hyperlink w:history="1" r:id="rId1adshrteqojfcqyqvzpqh">
               <w:r>
                 <w:rPr>
                   <w:rFonts w:ascii="Arial" w:cs="Arial" w:eastAsia="Arial" w:hAnsi="Arial"/>
@@ -15762,7 +15762,7 @@
             <w:pPr>
               <w:spacing w:after="20" w:before="0"/>
             </w:pPr>
-            <w:hyperlink w:history="1" r:id="rId-4rw3k2kklglie2g7dzbt">
+            <w:hyperlink w:history="1" r:id="rIdbunjaa2ynsckb_hc6-_f8">
               <w:r>
                 <w:rPr>
                   <w:rFonts w:ascii="Arial" w:cs="Arial" w:eastAsia="Arial" w:hAnsi="Arial"/>
@@ -15795,7 +15795,7 @@
               <w:spacing w:after="10" w:before="0"/>
               <w:ind w:left="120"/>
             </w:pPr>
-            <w:hyperlink w:history="1" r:id="rIdtn0izglmp5fxdp2z7mfma">
+            <w:hyperlink w:history="1" r:id="rIdpd6wf1ff_fuswx6alwyh1">
               <w:r>
                 <w:rPr>
                   <w:rFonts w:ascii="Arial" w:cs="Arial" w:eastAsia="Arial" w:hAnsi="Arial"/>
@@ -15990,7 +15990,7 @@
             <w:pPr>
               <w:spacing w:after="20" w:before="0"/>
             </w:pPr>
-            <w:hyperlink w:history="1" r:id="rIdoursrgeaafau048dv7hik">
+            <w:hyperlink w:history="1" r:id="rIdaxajr2-d6y5wwyairwwnn">
               <w:r>
                 <w:rPr>
                   <w:rFonts w:ascii="Arial" w:cs="Arial" w:eastAsia="Arial" w:hAnsi="Arial"/>
@@ -16023,7 +16023,7 @@
               <w:spacing w:after="10" w:before="0"/>
               <w:ind w:left="120"/>
             </w:pPr>
-            <w:hyperlink w:history="1" r:id="rIdxbd4y2g3how3lj6e3e9xp">
+            <w:hyperlink w:history="1" r:id="rIdbdjiy_itqax5k8vfrqje3">
               <w:r>
                 <w:rPr>
                   <w:rFonts w:ascii="Arial" w:cs="Arial" w:eastAsia="Arial" w:hAnsi="Arial"/>
@@ -16068,7 +16068,7 @@
             <w:pPr>
               <w:spacing w:after="20" w:before="0"/>
             </w:pPr>
-            <w:hyperlink w:history="1" r:id="rIdwoifhh9jixjkemruw5qfm">
+            <w:hyperlink w:history="1" r:id="rId5ae62qlry7pbzoh6n2gw4">
               <w:r>
                 <w:rPr>
                   <w:rFonts w:ascii="Arial" w:cs="Arial" w:eastAsia="Arial" w:hAnsi="Arial"/>
@@ -16101,7 +16101,7 @@
               <w:spacing w:after="10" w:before="0"/>
               <w:ind w:left="120"/>
             </w:pPr>
-            <w:hyperlink w:history="1" r:id="rIddg9hfk0mgnxwg547bqq9l">
+            <w:hyperlink w:history="1" r:id="rIdosiy0pzee-pjfrb8nttxw">
               <w:r>
                 <w:rPr>
                   <w:rFonts w:ascii="Arial" w:cs="Arial" w:eastAsia="Arial" w:hAnsi="Arial"/>
@@ -17588,7 +17588,7 @@
             <w:pPr>
               <w:spacing w:after="20" w:before="0"/>
             </w:pPr>
-            <w:hyperlink w:history="1" r:id="rIdtdngiwkv8byjxb39jsois">
+            <w:hyperlink w:history="1" r:id="rIdfu6mfogs8v91bgkiwcxjo">
               <w:r>
                 <w:rPr>
                   <w:rFonts w:ascii="Arial" w:cs="Arial" w:eastAsia="Arial" w:hAnsi="Arial"/>
@@ -17621,7 +17621,7 @@
               <w:spacing w:after="10" w:before="0"/>
               <w:ind w:left="120"/>
             </w:pPr>
-            <w:hyperlink w:history="1" r:id="rIdvao8lh2tz1io74cbrbq6b">
+            <w:hyperlink w:history="1" r:id="rIdsgkwomfugmoi7doobdz3j">
               <w:r>
                 <w:rPr>
                   <w:rFonts w:ascii="Arial" w:cs="Arial" w:eastAsia="Arial" w:hAnsi="Arial"/>
@@ -17666,7 +17666,7 @@
             <w:pPr>
               <w:spacing w:after="20" w:before="0"/>
             </w:pPr>
-            <w:hyperlink w:history="1" r:id="rIdnhs7ugawzhamvpkayjr7g">
+            <w:hyperlink w:history="1" r:id="rIdefhxovkv7drfr73tt84bx">
               <w:r>
                 <w:rPr>
                   <w:rFonts w:ascii="Arial" w:cs="Arial" w:eastAsia="Arial" w:hAnsi="Arial"/>
@@ -17699,7 +17699,7 @@
               <w:spacing w:after="10" w:before="0"/>
               <w:ind w:left="120"/>
             </w:pPr>
-            <w:hyperlink w:history="1" r:id="rIdvpb-kkhcosxfr1eh3q-1u">
+            <w:hyperlink w:history="1" r:id="rIdu6xtun7erdofycr3eye8n">
               <w:r>
                 <w:rPr>
                   <w:rFonts w:ascii="Arial" w:cs="Arial" w:eastAsia="Arial" w:hAnsi="Arial"/>
@@ -17894,7 +17894,7 @@
             <w:pPr>
               <w:spacing w:after="20" w:before="0"/>
             </w:pPr>
-            <w:hyperlink w:history="1" r:id="rIdow3-bg3vkxkn7ug5m73et">
+            <w:hyperlink w:history="1" r:id="rIdmj8mbdquntiib3cs6vudd">
               <w:r>
                 <w:rPr>
                   <w:rFonts w:ascii="Arial" w:cs="Arial" w:eastAsia="Arial" w:hAnsi="Arial"/>
@@ -17927,7 +17927,7 @@
               <w:spacing w:after="10" w:before="0"/>
               <w:ind w:left="120"/>
             </w:pPr>
-            <w:hyperlink w:history="1" r:id="rId-nwo9almig5cetmfr84mr">
+            <w:hyperlink w:history="1" r:id="rIdgoxahvmtzsyrbx9f4tyyg">
               <w:r>
                 <w:rPr>
                   <w:rFonts w:ascii="Arial" w:cs="Arial" w:eastAsia="Arial" w:hAnsi="Arial"/>
@@ -17972,7 +17972,7 @@
             <w:pPr>
               <w:spacing w:after="20" w:before="0"/>
             </w:pPr>
-            <w:hyperlink w:history="1" r:id="rIdrawmyxlyg7k5uiojidn9j">
+            <w:hyperlink w:history="1" r:id="rIdjjss_vgc7qi0jp4do3vat">
               <w:r>
                 <w:rPr>
                   <w:rFonts w:ascii="Arial" w:cs="Arial" w:eastAsia="Arial" w:hAnsi="Arial"/>
@@ -18005,7 +18005,7 @@
               <w:spacing w:after="10" w:before="0"/>
               <w:ind w:left="120"/>
             </w:pPr>
-            <w:hyperlink w:history="1" r:id="rIdjufo7joaqckpb9gug14ox">
+            <w:hyperlink w:history="1" r:id="rId27kif4bnxnvyq5tbzm04c">
               <w:r>
                 <w:rPr>
                   <w:rFonts w:ascii="Arial" w:cs="Arial" w:eastAsia="Arial" w:hAnsi="Arial"/>
@@ -18200,7 +18200,7 @@
             <w:pPr>
               <w:spacing w:after="20" w:before="0"/>
             </w:pPr>
-            <w:hyperlink w:history="1" r:id="rIdhgekyej1zynmkzaftuses">
+            <w:hyperlink w:history="1" r:id="rIdifsz8fb77y-opqucxwgm3">
               <w:r>
                 <w:rPr>
                   <w:rFonts w:ascii="Arial" w:cs="Arial" w:eastAsia="Arial" w:hAnsi="Arial"/>
@@ -18233,7 +18233,7 @@
               <w:spacing w:after="10" w:before="0"/>
               <w:ind w:left="120"/>
             </w:pPr>
-            <w:hyperlink w:history="1" r:id="rIdkgvkelnppc-glb31ywng9">
+            <w:hyperlink w:history="1" r:id="rIdhwxfviy1wcrtsy7gor8xr">
               <w:r>
                 <w:rPr>
                   <w:rFonts w:ascii="Arial" w:cs="Arial" w:eastAsia="Arial" w:hAnsi="Arial"/>
@@ -18278,7 +18278,7 @@
             <w:pPr>
               <w:spacing w:after="20" w:before="0"/>
             </w:pPr>
-            <w:hyperlink w:history="1" r:id="rId9lgcg9kzoao7y2wd1arqw">
+            <w:hyperlink w:history="1" r:id="rIdmarx3xg-rfhwz8sxy3t1b">
               <w:r>
                 <w:rPr>
                   <w:rFonts w:ascii="Arial" w:cs="Arial" w:eastAsia="Arial" w:hAnsi="Arial"/>
@@ -18311,7 +18311,7 @@
               <w:spacing w:after="10" w:before="0"/>
               <w:ind w:left="120"/>
             </w:pPr>
-            <w:hyperlink w:history="1" r:id="rIdhrth6zc9w9gcs3bap5ads">
+            <w:hyperlink w:history="1" r:id="rIdxv8g0pyks2bpck4u7kclc">
               <w:r>
                 <w:rPr>
                   <w:rFonts w:ascii="Arial" w:cs="Arial" w:eastAsia="Arial" w:hAnsi="Arial"/>
@@ -18506,7 +18506,7 @@
             <w:pPr>
               <w:spacing w:after="20" w:before="0"/>
             </w:pPr>
-            <w:hyperlink w:history="1" r:id="rIdhnijsmixmhvysgee3hvxq">
+            <w:hyperlink w:history="1" r:id="rIdq5wbldpbjdceg4dqx5prf">
               <w:r>
                 <w:rPr>
                   <w:rFonts w:ascii="Arial" w:cs="Arial" w:eastAsia="Arial" w:hAnsi="Arial"/>
@@ -18539,7 +18539,7 @@
               <w:spacing w:after="10" w:before="0"/>
               <w:ind w:left="120"/>
             </w:pPr>
-            <w:hyperlink w:history="1" r:id="rIdjxo0qbtdc5enhbakb08yv">
+            <w:hyperlink w:history="1" r:id="rIdgltnhhpyibp7bm0llnqvt">
               <w:r>
                 <w:rPr>
                   <w:rFonts w:ascii="Arial" w:cs="Arial" w:eastAsia="Arial" w:hAnsi="Arial"/>
@@ -18584,7 +18584,7 @@
             <w:pPr>
               <w:spacing w:after="20" w:before="0"/>
             </w:pPr>
-            <w:hyperlink w:history="1" r:id="rIdkuxzax6rharjd8gbwrmew">
+            <w:hyperlink w:history="1" r:id="rId74s3mjcdlwol5godszohn">
               <w:r>
                 <w:rPr>
                   <w:rFonts w:ascii="Arial" w:cs="Arial" w:eastAsia="Arial" w:hAnsi="Arial"/>
@@ -18617,7 +18617,7 @@
               <w:spacing w:after="10" w:before="0"/>
               <w:ind w:left="120"/>
             </w:pPr>
-            <w:hyperlink w:history="1" r:id="rIdjx6v-krmnqnhfoat1mrth">
+            <w:hyperlink w:history="1" r:id="rIddogmo2srunmjswdf2prfn">
               <w:r>
                 <w:rPr>
                   <w:rFonts w:ascii="Arial" w:cs="Arial" w:eastAsia="Arial" w:hAnsi="Arial"/>
@@ -18812,7 +18812,7 @@
             <w:pPr>
               <w:spacing w:after="20" w:before="0"/>
             </w:pPr>
-            <w:hyperlink w:history="1" r:id="rIdtitgzto3iyurjsvl6yawp">
+            <w:hyperlink w:history="1" r:id="rIdkvyvp-wcylk_igyagceis">
               <w:r>
                 <w:rPr>
                   <w:rFonts w:ascii="Arial" w:cs="Arial" w:eastAsia="Arial" w:hAnsi="Arial"/>
@@ -18845,7 +18845,7 @@
               <w:spacing w:after="10" w:before="0"/>
               <w:ind w:left="120"/>
             </w:pPr>
-            <w:hyperlink w:history="1" r:id="rIdcyrskjevddi_5ezgygxti">
+            <w:hyperlink w:history="1" r:id="rIdk8cwn-0qifyg71zv613dv">
               <w:r>
                 <w:rPr>
                   <w:rFonts w:ascii="Arial" w:cs="Arial" w:eastAsia="Arial" w:hAnsi="Arial"/>
@@ -18890,7 +18890,7 @@
             <w:pPr>
               <w:spacing w:after="20" w:before="0"/>
             </w:pPr>
-            <w:hyperlink w:history="1" r:id="rId3vlijlrxuhuujzeckcusj">
+            <w:hyperlink w:history="1" r:id="rIdywgcp54utzcs2uovsvlxt">
               <w:r>
                 <w:rPr>
                   <w:rFonts w:ascii="Arial" w:cs="Arial" w:eastAsia="Arial" w:hAnsi="Arial"/>
@@ -18923,7 +18923,7 @@
               <w:spacing w:after="10" w:before="0"/>
               <w:ind w:left="120"/>
             </w:pPr>
-            <w:hyperlink w:history="1" r:id="rIdqtljmymsdnhlnepjksm01">
+            <w:hyperlink w:history="1" r:id="rIdckew6nomqvanyg1vn71pm">
               <w:r>
                 <w:rPr>
                   <w:rFonts w:ascii="Arial" w:cs="Arial" w:eastAsia="Arial" w:hAnsi="Arial"/>
@@ -20410,7 +20410,7 @@
             <w:pPr>
               <w:spacing w:after="20" w:before="0"/>
             </w:pPr>
-            <w:hyperlink w:history="1" r:id="rId8ny9grtpabrqipfqu7kgj">
+            <w:hyperlink w:history="1" r:id="rIdjj0x3-sq4rjk4cr2qip6d">
               <w:r>
                 <w:rPr>
                   <w:rFonts w:ascii="Arial" w:cs="Arial" w:eastAsia="Arial" w:hAnsi="Arial"/>
@@ -20443,7 +20443,7 @@
               <w:spacing w:after="10" w:before="0"/>
               <w:ind w:left="120"/>
             </w:pPr>
-            <w:hyperlink w:history="1" r:id="rIdrjndijpe5e8wfiw1gmstu">
+            <w:hyperlink w:history="1" r:id="rId6d7mpimdhrckahddzmvny">
               <w:r>
                 <w:rPr>
                   <w:rFonts w:ascii="Arial" w:cs="Arial" w:eastAsia="Arial" w:hAnsi="Arial"/>
@@ -20488,7 +20488,7 @@
             <w:pPr>
               <w:spacing w:after="20" w:before="0"/>
             </w:pPr>
-            <w:hyperlink w:history="1" r:id="rIdkk-a2rqykkeeogvdwlmtv">
+            <w:hyperlink w:history="1" r:id="rIdwvgdfbawqiubqs-itqxth">
               <w:r>
                 <w:rPr>
                   <w:rFonts w:ascii="Arial" w:cs="Arial" w:eastAsia="Arial" w:hAnsi="Arial"/>
@@ -20521,7 +20521,7 @@
               <w:spacing w:after="10" w:before="0"/>
               <w:ind w:left="120"/>
             </w:pPr>
-            <w:hyperlink w:history="1" r:id="rIdvn00aw121zlarhckpwdc9">
+            <w:hyperlink w:history="1" r:id="rIdg6d5qfuhusiqrrbg8dh0p">
               <w:r>
                 <w:rPr>
                   <w:rFonts w:ascii="Arial" w:cs="Arial" w:eastAsia="Arial" w:hAnsi="Arial"/>
@@ -20716,7 +20716,7 @@
             <w:pPr>
               <w:spacing w:after="20" w:before="0"/>
             </w:pPr>
-            <w:hyperlink w:history="1" r:id="rId7jkzro1hhvbcsfmm6effb">
+            <w:hyperlink w:history="1" r:id="rIdolqq5heegrhkt6mvbibk6">
               <w:r>
                 <w:rPr>
                   <w:rFonts w:ascii="Arial" w:cs="Arial" w:eastAsia="Arial" w:hAnsi="Arial"/>
@@ -20749,7 +20749,7 @@
               <w:spacing w:after="10" w:before="0"/>
               <w:ind w:left="120"/>
             </w:pPr>
-            <w:hyperlink w:history="1" r:id="rId3gx_8ofkxpoj4typzw6mm">
+            <w:hyperlink w:history="1" r:id="rIdoflxmguj-xgys4wfgtjvk">
               <w:r>
                 <w:rPr>
                   <w:rFonts w:ascii="Arial" w:cs="Arial" w:eastAsia="Arial" w:hAnsi="Arial"/>
@@ -20794,7 +20794,7 @@
             <w:pPr>
               <w:spacing w:after="20" w:before="0"/>
             </w:pPr>
-            <w:hyperlink w:history="1" r:id="rIdwjjqnbmtqepuzyqotiufs">
+            <w:hyperlink w:history="1" r:id="rId7htdacjmpeedl3slhbsyk">
               <w:r>
                 <w:rPr>
                   <w:rFonts w:ascii="Arial" w:cs="Arial" w:eastAsia="Arial" w:hAnsi="Arial"/>
@@ -20827,7 +20827,7 @@
               <w:spacing w:after="10" w:before="0"/>
               <w:ind w:left="120"/>
             </w:pPr>
-            <w:hyperlink w:history="1" r:id="rId_vc9dx_tbjdhitvcmq2xd">
+            <w:hyperlink w:history="1" r:id="rIdy8gqh92b_8ktaqojfr4zo">
               <w:r>
                 <w:rPr>
                   <w:rFonts w:ascii="Arial" w:cs="Arial" w:eastAsia="Arial" w:hAnsi="Arial"/>
@@ -21022,7 +21022,7 @@
             <w:pPr>
               <w:spacing w:after="20" w:before="0"/>
             </w:pPr>
-            <w:hyperlink w:history="1" r:id="rIdxvrdfq_gouscq1ysisv46">
+            <w:hyperlink w:history="1" r:id="rIdtabhvqi1szt0-0wcr9wm6">
               <w:r>
                 <w:rPr>
                   <w:rFonts w:ascii="Arial" w:cs="Arial" w:eastAsia="Arial" w:hAnsi="Arial"/>
@@ -21055,7 +21055,7 @@
               <w:spacing w:after="10" w:before="0"/>
               <w:ind w:left="120"/>
             </w:pPr>
-            <w:hyperlink w:history="1" r:id="rIdd18gzeglzz6oryxfjgjkm">
+            <w:hyperlink w:history="1" r:id="rIdimi21tbpthr79zmo74n11">
               <w:r>
                 <w:rPr>
                   <w:rFonts w:ascii="Arial" w:cs="Arial" w:eastAsia="Arial" w:hAnsi="Arial"/>
@@ -21100,7 +21100,7 @@
             <w:pPr>
               <w:spacing w:after="20" w:before="0"/>
             </w:pPr>
-            <w:hyperlink w:history="1" r:id="rIdwfdcuqsd0vrdiodag3giv">
+            <w:hyperlink w:history="1" r:id="rIdbrclxj-huj-kbe-fgkqof">
               <w:r>
                 <w:rPr>
                   <w:rFonts w:ascii="Arial" w:cs="Arial" w:eastAsia="Arial" w:hAnsi="Arial"/>
@@ -21133,7 +21133,7 @@
               <w:spacing w:after="10" w:before="0"/>
               <w:ind w:left="120"/>
             </w:pPr>
-            <w:hyperlink w:history="1" r:id="rIdtf3wrrbbxh6swmwrsj6ia">
+            <w:hyperlink w:history="1" r:id="rId1xaldbqukx4wm0bk8dduz">
               <w:r>
                 <w:rPr>
                   <w:rFonts w:ascii="Arial" w:cs="Arial" w:eastAsia="Arial" w:hAnsi="Arial"/>
@@ -21328,7 +21328,7 @@
             <w:pPr>
               <w:spacing w:after="20" w:before="0"/>
             </w:pPr>
-            <w:hyperlink w:history="1" r:id="rIdd4ruzeyecdp2m74k7pklz">
+            <w:hyperlink w:history="1" r:id="rId25rq9rz2rbspt2gq5pvsh">
               <w:r>
                 <w:rPr>
                   <w:rFonts w:ascii="Arial" w:cs="Arial" w:eastAsia="Arial" w:hAnsi="Arial"/>
@@ -21361,7 +21361,7 @@
               <w:spacing w:after="10" w:before="0"/>
               <w:ind w:left="120"/>
             </w:pPr>
-            <w:hyperlink w:history="1" r:id="rIds9yvvkolytblkgw-gmi3s">
+            <w:hyperlink w:history="1" r:id="rIdd8oxt1xgpdibk-qwntu89">
               <w:r>
                 <w:rPr>
                   <w:rFonts w:ascii="Arial" w:cs="Arial" w:eastAsia="Arial" w:hAnsi="Arial"/>
@@ -21406,7 +21406,7 @@
             <w:pPr>
               <w:spacing w:after="20" w:before="0"/>
             </w:pPr>
-            <w:hyperlink w:history="1" r:id="rIdkhujnfgwee7zk2_9rxmb8">
+            <w:hyperlink w:history="1" r:id="rIdq7yzeh0xn5o5qgfnudygr">
               <w:r>
                 <w:rPr>
                   <w:rFonts w:ascii="Arial" w:cs="Arial" w:eastAsia="Arial" w:hAnsi="Arial"/>
@@ -21439,7 +21439,7 @@
               <w:spacing w:after="10" w:before="0"/>
               <w:ind w:left="120"/>
             </w:pPr>
-            <w:hyperlink w:history="1" r:id="rIdmlmrpzxty35divc9zbe0z">
+            <w:hyperlink w:history="1" r:id="rIdy2bvqpqvj3ri0lh0hhops">
               <w:r>
                 <w:rPr>
                   <w:rFonts w:ascii="Arial" w:cs="Arial" w:eastAsia="Arial" w:hAnsi="Arial"/>
@@ -21634,7 +21634,7 @@
             <w:pPr>
               <w:spacing w:after="20" w:before="0"/>
             </w:pPr>
-            <w:hyperlink w:history="1" r:id="rIdnwfthjjojcc9a_kxcjnjm">
+            <w:hyperlink w:history="1" r:id="rId_451hev70a-ie39valz2-">
               <w:r>
                 <w:rPr>
                   <w:rFonts w:ascii="Arial" w:cs="Arial" w:eastAsia="Arial" w:hAnsi="Arial"/>
@@ -21667,7 +21667,7 @@
               <w:spacing w:after="10" w:before="0"/>
               <w:ind w:left="120"/>
             </w:pPr>
-            <w:hyperlink w:history="1" r:id="rIdjjib1h2mwgh_cn1hklvpo">
+            <w:hyperlink w:history="1" r:id="rId-dqfzgntxv2mui4plochz">
               <w:r>
                 <w:rPr>
                   <w:rFonts w:ascii="Arial" w:cs="Arial" w:eastAsia="Arial" w:hAnsi="Arial"/>
@@ -21712,7 +21712,7 @@
             <w:pPr>
               <w:spacing w:after="20" w:before="0"/>
             </w:pPr>
-            <w:hyperlink w:history="1" r:id="rIdwqf7v9a0ls1hqtemint18">
+            <w:hyperlink w:history="1" r:id="rIdpzsaqf7upumxkprzolup1">
               <w:r>
                 <w:rPr>
                   <w:rFonts w:ascii="Arial" w:cs="Arial" w:eastAsia="Arial" w:hAnsi="Arial"/>
@@ -21745,7 +21745,7 @@
               <w:spacing w:after="10" w:before="0"/>
               <w:ind w:left="120"/>
             </w:pPr>
-            <w:hyperlink w:history="1" r:id="rIdlzl83thkujsd3mev9uboo">
+            <w:hyperlink w:history="1" r:id="rIdwcg5ut8xr2fisigxpyweu">
               <w:r>
                 <w:rPr>
                   <w:rFonts w:ascii="Arial" w:cs="Arial" w:eastAsia="Arial" w:hAnsi="Arial"/>
@@ -23232,7 +23232,7 @@
             <w:pPr>
               <w:spacing w:after="20" w:before="0"/>
             </w:pPr>
-            <w:hyperlink w:history="1" r:id="rIdl6g4qejsxnhqqcwewahgp">
+            <w:hyperlink w:history="1" r:id="rId4gfcvnfg0r8fw3u7rxmsu">
               <w:r>
                 <w:rPr>
                   <w:rFonts w:ascii="Arial" w:cs="Arial" w:eastAsia="Arial" w:hAnsi="Arial"/>
@@ -23265,7 +23265,7 @@
               <w:spacing w:after="10" w:before="0"/>
               <w:ind w:left="120"/>
             </w:pPr>
-            <w:hyperlink w:history="1" r:id="rIdzbfdgsd2ifzcluuqlphki">
+            <w:hyperlink w:history="1" r:id="rIdp2ylcdu4ajqnvikh5la3q">
               <w:r>
                 <w:rPr>
                   <w:rFonts w:ascii="Arial" w:cs="Arial" w:eastAsia="Arial" w:hAnsi="Arial"/>
@@ -23310,7 +23310,7 @@
             <w:pPr>
               <w:spacing w:after="20" w:before="0"/>
             </w:pPr>
-            <w:hyperlink w:history="1" r:id="rIdjn9vfkvrhmsbrjv3co8xq">
+            <w:hyperlink w:history="1" r:id="rIdtcr8ffnbmqfpqyhusbcqg">
               <w:r>
                 <w:rPr>
                   <w:rFonts w:ascii="Arial" w:cs="Arial" w:eastAsia="Arial" w:hAnsi="Arial"/>
@@ -23343,7 +23343,7 @@
               <w:spacing w:after="10" w:before="0"/>
               <w:ind w:left="120"/>
             </w:pPr>
-            <w:hyperlink w:history="1" r:id="rIdxgiykth6thioifpkchf_5">
+            <w:hyperlink w:history="1" r:id="rIdn1yhgvoa31cev5q4dvbyk">
               <w:r>
                 <w:rPr>
                   <w:rFonts w:ascii="Arial" w:cs="Arial" w:eastAsia="Arial" w:hAnsi="Arial"/>
@@ -23538,7 +23538,7 @@
             <w:pPr>
               <w:spacing w:after="20" w:before="0"/>
             </w:pPr>
-            <w:hyperlink w:history="1" r:id="rId7dxhhllvqc6psrl-p_zmc">
+            <w:hyperlink w:history="1" r:id="rIdmziyyhy_mf38vvkflj8ah">
               <w:r>
                 <w:rPr>
                   <w:rFonts w:ascii="Arial" w:cs="Arial" w:eastAsia="Arial" w:hAnsi="Arial"/>
@@ -23571,7 +23571,7 @@
               <w:spacing w:after="10" w:before="0"/>
               <w:ind w:left="120"/>
             </w:pPr>
-            <w:hyperlink w:history="1" r:id="rIdg6u19xkpl1pzpc3oq7bw3">
+            <w:hyperlink w:history="1" r:id="rId2gwyrkhl4o2ejklpxmljf">
               <w:r>
                 <w:rPr>
                   <w:rFonts w:ascii="Arial" w:cs="Arial" w:eastAsia="Arial" w:hAnsi="Arial"/>
@@ -23616,7 +23616,7 @@
             <w:pPr>
               <w:spacing w:after="20" w:before="0"/>
             </w:pPr>
-            <w:hyperlink w:history="1" r:id="rIdlf4qtm-b2utcuixp3late">
+            <w:hyperlink w:history="1" r:id="rIdcnhjilrcf-uzb7rblczjc">
               <w:r>
                 <w:rPr>
                   <w:rFonts w:ascii="Arial" w:cs="Arial" w:eastAsia="Arial" w:hAnsi="Arial"/>
@@ -23649,7 +23649,7 @@
               <w:spacing w:after="10" w:before="0"/>
               <w:ind w:left="120"/>
             </w:pPr>
-            <w:hyperlink w:history="1" r:id="rIdcoxuzsgzlam7nuoyixxfl">
+            <w:hyperlink w:history="1" r:id="rId0urht1-ixpcvprafzdmrf">
               <w:r>
                 <w:rPr>
                   <w:rFonts w:ascii="Arial" w:cs="Arial" w:eastAsia="Arial" w:hAnsi="Arial"/>
@@ -23844,7 +23844,7 @@
             <w:pPr>
               <w:spacing w:after="20" w:before="0"/>
             </w:pPr>
-            <w:hyperlink w:history="1" r:id="rIdmn7okny8txgxty6sizxh8">
+            <w:hyperlink w:history="1" r:id="rId-y7wqp4rathqpgj8xkj2w">
               <w:r>
                 <w:rPr>
                   <w:rFonts w:ascii="Arial" w:cs="Arial" w:eastAsia="Arial" w:hAnsi="Arial"/>
@@ -23877,7 +23877,7 @@
               <w:spacing w:after="10" w:before="0"/>
               <w:ind w:left="120"/>
             </w:pPr>
-            <w:hyperlink w:history="1" r:id="rIdu-noj0n0698wge3fg33ju">
+            <w:hyperlink w:history="1" r:id="rIdvi3eq8g_6d4kohifyri8n">
               <w:r>
                 <w:rPr>
                   <w:rFonts w:ascii="Arial" w:cs="Arial" w:eastAsia="Arial" w:hAnsi="Arial"/>
@@ -23922,7 +23922,7 @@
             <w:pPr>
               <w:spacing w:after="20" w:before="0"/>
             </w:pPr>
-            <w:hyperlink w:history="1" r:id="rIdf2rjr_op_w3zxtixj9lad">
+            <w:hyperlink w:history="1" r:id="rIde_k4nh_ortiqbf3yuxyqs">
               <w:r>
                 <w:rPr>
                   <w:rFonts w:ascii="Arial" w:cs="Arial" w:eastAsia="Arial" w:hAnsi="Arial"/>
@@ -23955,7 +23955,7 @@
               <w:spacing w:after="10" w:before="0"/>
               <w:ind w:left="120"/>
             </w:pPr>
-            <w:hyperlink w:history="1" r:id="rIdvovwdwnads25gpscncpsd">
+            <w:hyperlink w:history="1" r:id="rIdxiyp_4kecez4kzok7ylra">
               <w:r>
                 <w:rPr>
                   <w:rFonts w:ascii="Arial" w:cs="Arial" w:eastAsia="Arial" w:hAnsi="Arial"/>
@@ -24150,7 +24150,7 @@
             <w:pPr>
               <w:spacing w:after="20" w:before="0"/>
             </w:pPr>
-            <w:hyperlink w:history="1" r:id="rId7rdefus8t-4mnjrcay_e0">
+            <w:hyperlink w:history="1" r:id="rIdyost2o1bmbotj_kmyyiqw">
               <w:r>
                 <w:rPr>
                   <w:rFonts w:ascii="Arial" w:cs="Arial" w:eastAsia="Arial" w:hAnsi="Arial"/>
@@ -24183,7 +24183,7 @@
               <w:spacing w:after="10" w:before="0"/>
               <w:ind w:left="120"/>
             </w:pPr>
-            <w:hyperlink w:history="1" r:id="rIdbcxddjqveejmv9q_g9rak">
+            <w:hyperlink w:history="1" r:id="rId5bgtvip1h6hdgft9r-4qm">
               <w:r>
                 <w:rPr>
                   <w:rFonts w:ascii="Arial" w:cs="Arial" w:eastAsia="Arial" w:hAnsi="Arial"/>
@@ -24228,7 +24228,7 @@
             <w:pPr>
               <w:spacing w:after="20" w:before="0"/>
             </w:pPr>
-            <w:hyperlink w:history="1" r:id="rIdglzplyiypbysvkbib7ppy">
+            <w:hyperlink w:history="1" r:id="rIdx68kx-q1njzlfycul_uts">
               <w:r>
                 <w:rPr>
                   <w:rFonts w:ascii="Arial" w:cs="Arial" w:eastAsia="Arial" w:hAnsi="Arial"/>
@@ -24261,7 +24261,7 @@
               <w:spacing w:after="10" w:before="0"/>
               <w:ind w:left="120"/>
             </w:pPr>
-            <w:hyperlink w:history="1" r:id="rIdwnnljibut8u0z4cecoho3">
+            <w:hyperlink w:history="1" r:id="rIdzxlti8wixexb_mm0vmcc-">
               <w:r>
                 <w:rPr>
                   <w:rFonts w:ascii="Arial" w:cs="Arial" w:eastAsia="Arial" w:hAnsi="Arial"/>
@@ -24456,7 +24456,7 @@
             <w:pPr>
               <w:spacing w:after="20" w:before="0"/>
             </w:pPr>
-            <w:hyperlink w:history="1" r:id="rIdlndtunfqgzz1-3gat7iji">
+            <w:hyperlink w:history="1" r:id="rIdtn0m1a4y5bl_h-ibvkh0a">
               <w:r>
                 <w:rPr>
                   <w:rFonts w:ascii="Arial" w:cs="Arial" w:eastAsia="Arial" w:hAnsi="Arial"/>
@@ -24489,7 +24489,7 @@
               <w:spacing w:after="10" w:before="0"/>
               <w:ind w:left="120"/>
             </w:pPr>
-            <w:hyperlink w:history="1" r:id="rId7hbmdkiw23nccxogbwnpl">
+            <w:hyperlink w:history="1" r:id="rIdg_ls3c4fy2ofjyti7iljo">
               <w:r>
                 <w:rPr>
                   <w:rFonts w:ascii="Arial" w:cs="Arial" w:eastAsia="Arial" w:hAnsi="Arial"/>
@@ -24534,7 +24534,7 @@
             <w:pPr>
               <w:spacing w:after="20" w:before="0"/>
             </w:pPr>
-            <w:hyperlink w:history="1" r:id="rId2jkq5jw05twebsrzt18rf">
+            <w:hyperlink w:history="1" r:id="rId8hxv8asyroouyajluj_jy">
               <w:r>
                 <w:rPr>
                   <w:rFonts w:ascii="Arial" w:cs="Arial" w:eastAsia="Arial" w:hAnsi="Arial"/>
@@ -24567,7 +24567,7 @@
               <w:spacing w:after="10" w:before="0"/>
               <w:ind w:left="120"/>
             </w:pPr>
-            <w:hyperlink w:history="1" r:id="rIde9fym0ayqp0by0lppa1es">
+            <w:hyperlink w:history="1" r:id="rIdkt7tszmr2jrmkvuk2qe-y">
               <w:r>
                 <w:rPr>
                   <w:rFonts w:ascii="Arial" w:cs="Arial" w:eastAsia="Arial" w:hAnsi="Arial"/>
@@ -26054,7 +26054,7 @@
             <w:pPr>
               <w:spacing w:after="20" w:before="0"/>
             </w:pPr>
-            <w:hyperlink w:history="1" r:id="rIdsrmeqph0s2moia6za7coy">
+            <w:hyperlink w:history="1" r:id="rId5fduchs7krik3d1z4pfya">
               <w:r>
                 <w:rPr>
                   <w:rFonts w:ascii="Arial" w:cs="Arial" w:eastAsia="Arial" w:hAnsi="Arial"/>
@@ -26087,7 +26087,7 @@
               <w:spacing w:after="10" w:before="0"/>
               <w:ind w:left="120"/>
             </w:pPr>
-            <w:hyperlink w:history="1" r:id="rIdnnst-hhxnytcng7tjwvmv">
+            <w:hyperlink w:history="1" r:id="rIdiy_etpwymgeayag18tgl5">
               <w:r>
                 <w:rPr>
                   <w:rFonts w:ascii="Arial" w:cs="Arial" w:eastAsia="Arial" w:hAnsi="Arial"/>
@@ -26132,7 +26132,7 @@
             <w:pPr>
               <w:spacing w:after="20" w:before="0"/>
             </w:pPr>
-            <w:hyperlink w:history="1" r:id="rIdalb9ordczqj5s3gbwtyam">
+            <w:hyperlink w:history="1" r:id="rIdmtaphe9yb1_cfhvd2kyap">
               <w:r>
                 <w:rPr>
                   <w:rFonts w:ascii="Arial" w:cs="Arial" w:eastAsia="Arial" w:hAnsi="Arial"/>
@@ -26165,7 +26165,7 @@
               <w:spacing w:after="10" w:before="0"/>
               <w:ind w:left="120"/>
             </w:pPr>
-            <w:hyperlink w:history="1" r:id="rIdftiulfvopynixd2s7mp3z">
+            <w:hyperlink w:history="1" r:id="rIdlqisd4-248keo62uwij8m">
               <w:r>
                 <w:rPr>
                   <w:rFonts w:ascii="Arial" w:cs="Arial" w:eastAsia="Arial" w:hAnsi="Arial"/>
@@ -26360,7 +26360,7 @@
             <w:pPr>
               <w:spacing w:after="20" w:before="0"/>
             </w:pPr>
-            <w:hyperlink w:history="1" r:id="rIdbk1jchj_xdenpvfgwixqo">
+            <w:hyperlink w:history="1" r:id="rIdu7ueh94jgovstddkla_uk">
               <w:r>
                 <w:rPr>
                   <w:rFonts w:ascii="Arial" w:cs="Arial" w:eastAsia="Arial" w:hAnsi="Arial"/>
@@ -26393,7 +26393,7 @@
               <w:spacing w:after="10" w:before="0"/>
               <w:ind w:left="120"/>
             </w:pPr>
-            <w:hyperlink w:history="1" r:id="rIdni21e0mkeo0wxwvscidud">
+            <w:hyperlink w:history="1" r:id="rIdxnk_yow8wpmenplm2tdz8">
               <w:r>
                 <w:rPr>
                   <w:rFonts w:ascii="Arial" w:cs="Arial" w:eastAsia="Arial" w:hAnsi="Arial"/>
@@ -26438,7 +26438,7 @@
             <w:pPr>
               <w:spacing w:after="20" w:before="0"/>
             </w:pPr>
-            <w:hyperlink w:history="1" r:id="rIdprrfsjdgmhllirex8zfz8">
+            <w:hyperlink w:history="1" r:id="rIdkbgs0gqfaegx3_9f9ckmy">
               <w:r>
                 <w:rPr>
                   <w:rFonts w:ascii="Arial" w:cs="Arial" w:eastAsia="Arial" w:hAnsi="Arial"/>
@@ -26471,7 +26471,7 @@
               <w:spacing w:after="10" w:before="0"/>
               <w:ind w:left="120"/>
             </w:pPr>
-            <w:hyperlink w:history="1" r:id="rIdx-ud96al7ztchifz0jm35">
+            <w:hyperlink w:history="1" r:id="rIdklisy4kuqynlnjl5etblx">
               <w:r>
                 <w:rPr>
                   <w:rFonts w:ascii="Arial" w:cs="Arial" w:eastAsia="Arial" w:hAnsi="Arial"/>
@@ -26666,7 +26666,7 @@
             <w:pPr>
               <w:spacing w:after="20" w:before="0"/>
             </w:pPr>
-            <w:hyperlink w:history="1" r:id="rIdxr_arsrh5r8bwlpzx_e6_">
+            <w:hyperlink w:history="1" r:id="rIdqs8xuu_tkahp1s5wm19ma">
               <w:r>
                 <w:rPr>
                   <w:rFonts w:ascii="Arial" w:cs="Arial" w:eastAsia="Arial" w:hAnsi="Arial"/>
@@ -26699,7 +26699,7 @@
               <w:spacing w:after="10" w:before="0"/>
               <w:ind w:left="120"/>
             </w:pPr>
-            <w:hyperlink w:history="1" r:id="rId7m_n4lslxja1l_w-qgx1p">
+            <w:hyperlink w:history="1" r:id="rIdemjjmm0qy7nt8icigeyu3">
               <w:r>
                 <w:rPr>
                   <w:rFonts w:ascii="Arial" w:cs="Arial" w:eastAsia="Arial" w:hAnsi="Arial"/>
@@ -26744,7 +26744,7 @@
             <w:pPr>
               <w:spacing w:after="20" w:before="0"/>
             </w:pPr>
-            <w:hyperlink w:history="1" r:id="rId9fzmwrtk9yoygk2zzu1gk">
+            <w:hyperlink w:history="1" r:id="rIdpfno9ti4tr_viysqchbci">
               <w:r>
                 <w:rPr>
                   <w:rFonts w:ascii="Arial" w:cs="Arial" w:eastAsia="Arial" w:hAnsi="Arial"/>
@@ -26777,7 +26777,7 @@
               <w:spacing w:after="10" w:before="0"/>
               <w:ind w:left="120"/>
             </w:pPr>
-            <w:hyperlink w:history="1" r:id="rIdwqbdzngztguivzfz5k5xm">
+            <w:hyperlink w:history="1" r:id="rId0iluqhfeg6vi_g2z20uqk">
               <w:r>
                 <w:rPr>
                   <w:rFonts w:ascii="Arial" w:cs="Arial" w:eastAsia="Arial" w:hAnsi="Arial"/>
@@ -26972,7 +26972,7 @@
             <w:pPr>
               <w:spacing w:after="20" w:before="0"/>
             </w:pPr>
-            <w:hyperlink w:history="1" r:id="rId3bt2uascc0wpqyx0ollot">
+            <w:hyperlink w:history="1" r:id="rIdgc5kzb1youfdzq__i4o1u">
               <w:r>
                 <w:rPr>
                   <w:rFonts w:ascii="Arial" w:cs="Arial" w:eastAsia="Arial" w:hAnsi="Arial"/>
@@ -27005,7 +27005,7 @@
               <w:spacing w:after="10" w:before="0"/>
               <w:ind w:left="120"/>
             </w:pPr>
-            <w:hyperlink w:history="1" r:id="rIdpg2bnicublfrapqxdi4pu">
+            <w:hyperlink w:history="1" r:id="rIdbwn_lcgwnq6fcmpmkikqn">
               <w:r>
                 <w:rPr>
                   <w:rFonts w:ascii="Arial" w:cs="Arial" w:eastAsia="Arial" w:hAnsi="Arial"/>
@@ -27050,7 +27050,7 @@
             <w:pPr>
               <w:spacing w:after="20" w:before="0"/>
             </w:pPr>
-            <w:hyperlink w:history="1" r:id="rId6g5dsfrmkvzgo__955qi0">
+            <w:hyperlink w:history="1" r:id="rIda3q4ywy1t_jxgbwgxspbg">
               <w:r>
                 <w:rPr>
                   <w:rFonts w:ascii="Arial" w:cs="Arial" w:eastAsia="Arial" w:hAnsi="Arial"/>
@@ -27083,7 +27083,7 @@
               <w:spacing w:after="10" w:before="0"/>
               <w:ind w:left="120"/>
             </w:pPr>
-            <w:hyperlink w:history="1" r:id="rId9nxm5_f7xmmhfbqzurhju">
+            <w:hyperlink w:history="1" r:id="rIdseg-grclbvm7g8jfabfvd">
               <w:r>
                 <w:rPr>
                   <w:rFonts w:ascii="Arial" w:cs="Arial" w:eastAsia="Arial" w:hAnsi="Arial"/>
@@ -27278,7 +27278,7 @@
             <w:pPr>
               <w:spacing w:after="20" w:before="0"/>
             </w:pPr>
-            <w:hyperlink w:history="1" r:id="rId-7ke4uqlj3mxenpzdlizt">
+            <w:hyperlink w:history="1" r:id="rIdwzu3z2dgmyggc9l4bmemj">
               <w:r>
                 <w:rPr>
                   <w:rFonts w:ascii="Arial" w:cs="Arial" w:eastAsia="Arial" w:hAnsi="Arial"/>
@@ -27311,7 +27311,7 @@
               <w:spacing w:after="10" w:before="0"/>
               <w:ind w:left="120"/>
             </w:pPr>
-            <w:hyperlink w:history="1" r:id="rIdt_rrme7qajywdtgdhkqm2">
+            <w:hyperlink w:history="1" r:id="rIdyxdux2-uoqu1k6tmewxyx">
               <w:r>
                 <w:rPr>
                   <w:rFonts w:ascii="Arial" w:cs="Arial" w:eastAsia="Arial" w:hAnsi="Arial"/>
@@ -27356,7 +27356,7 @@
             <w:pPr>
               <w:spacing w:after="20" w:before="0"/>
             </w:pPr>
-            <w:hyperlink w:history="1" r:id="rIdnd8nn-mr9hbhqyqzan6g6">
+            <w:hyperlink w:history="1" r:id="rIdim_pdxjebyydmxtgd29lx">
               <w:r>
                 <w:rPr>
                   <w:rFonts w:ascii="Arial" w:cs="Arial" w:eastAsia="Arial" w:hAnsi="Arial"/>
@@ -27389,7 +27389,7 @@
               <w:spacing w:after="10" w:before="0"/>
               <w:ind w:left="120"/>
             </w:pPr>
-            <w:hyperlink w:history="1" r:id="rIdps1gi2ooyyqfythvrbw96">
+            <w:hyperlink w:history="1" r:id="rIdk7d6sizx44bg9ywz2rinz">
               <w:r>
                 <w:rPr>
                   <w:rFonts w:ascii="Arial" w:cs="Arial" w:eastAsia="Arial" w:hAnsi="Arial"/>

--- a/data/outputs/v2/Maths/SS4.1_Statistics_I/Mathematics_Statistics_I_CBE_LessonSequence.docx
+++ b/data/outputs/v2/Maths/SS4.1_Statistics_I/Mathematics_Statistics_I_CBE_LessonSequence.docx
@@ -3478,7 +3478,7 @@
             <w:pPr>
               <w:spacing w:after="20" w:before="0"/>
             </w:pPr>
-            <w:hyperlink w:history="1" r:id="rIdanqfxve1nk5qonzv48xg4">
+            <w:hyperlink w:history="1" r:id="rId0eg7infkvtlxinwwzwb0a">
               <w:r>
                 <w:rPr>
                   <w:rFonts w:ascii="Arial" w:cs="Arial" w:eastAsia="Arial" w:hAnsi="Arial"/>
@@ -3511,7 +3511,7 @@
               <w:spacing w:after="10" w:before="0"/>
               <w:ind w:left="120"/>
             </w:pPr>
-            <w:hyperlink w:history="1" r:id="rIdaec0okuvjjeihj6gfc5qh">
+            <w:hyperlink w:history="1" r:id="rIdmxypo3-qwvayuor4ktzyb">
               <w:r>
                 <w:rPr>
                   <w:rFonts w:ascii="Arial" w:cs="Arial" w:eastAsia="Arial" w:hAnsi="Arial"/>
@@ -3556,7 +3556,7 @@
             <w:pPr>
               <w:spacing w:after="20" w:before="0"/>
             </w:pPr>
-            <w:hyperlink w:history="1" r:id="rIdpbc-fcumqhauobftgbnw9">
+            <w:hyperlink w:history="1" r:id="rId7tgchrwi3zk7-nj9yy--8">
               <w:r>
                 <w:rPr>
                   <w:rFonts w:ascii="Arial" w:cs="Arial" w:eastAsia="Arial" w:hAnsi="Arial"/>
@@ -3589,7 +3589,7 @@
               <w:spacing w:after="10" w:before="0"/>
               <w:ind w:left="120"/>
             </w:pPr>
-            <w:hyperlink w:history="1" r:id="rIdw02b1pnqrig3mdg8xapjt">
+            <w:hyperlink w:history="1" r:id="rIdnx9px_tadbrsscimizepi">
               <w:r>
                 <w:rPr>
                   <w:rFonts w:ascii="Arial" w:cs="Arial" w:eastAsia="Arial" w:hAnsi="Arial"/>
@@ -3784,7 +3784,7 @@
             <w:pPr>
               <w:spacing w:after="20" w:before="0"/>
             </w:pPr>
-            <w:hyperlink w:history="1" r:id="rIddjb9ve3gbdp6tejcepioy">
+            <w:hyperlink w:history="1" r:id="rIdmz1_ekclffeh4ro4mejjj">
               <w:r>
                 <w:rPr>
                   <w:rFonts w:ascii="Arial" w:cs="Arial" w:eastAsia="Arial" w:hAnsi="Arial"/>
@@ -3817,7 +3817,7 @@
               <w:spacing w:after="10" w:before="0"/>
               <w:ind w:left="120"/>
             </w:pPr>
-            <w:hyperlink w:history="1" r:id="rIdjoxgnyn6hk0-12ydiuhx9">
+            <w:hyperlink w:history="1" r:id="rIdssk1nsi7ipkb3uco5-jkd">
               <w:r>
                 <w:rPr>
                   <w:rFonts w:ascii="Arial" w:cs="Arial" w:eastAsia="Arial" w:hAnsi="Arial"/>
@@ -3862,7 +3862,7 @@
             <w:pPr>
               <w:spacing w:after="20" w:before="0"/>
             </w:pPr>
-            <w:hyperlink w:history="1" r:id="rIdlc3jikpwvw4vqasxkhwch">
+            <w:hyperlink w:history="1" r:id="rId0gmbpc9w7ftminmg0sojk">
               <w:r>
                 <w:rPr>
                   <w:rFonts w:ascii="Arial" w:cs="Arial" w:eastAsia="Arial" w:hAnsi="Arial"/>
@@ -3895,7 +3895,7 @@
               <w:spacing w:after="10" w:before="0"/>
               <w:ind w:left="120"/>
             </w:pPr>
-            <w:hyperlink w:history="1" r:id="rIdgvk3_5v3j-rbc_gvqd4sq">
+            <w:hyperlink w:history="1" r:id="rIddqeo2gdh04cdmwdb1las1">
               <w:r>
                 <w:rPr>
                   <w:rFonts w:ascii="Arial" w:cs="Arial" w:eastAsia="Arial" w:hAnsi="Arial"/>
@@ -4090,7 +4090,7 @@
             <w:pPr>
               <w:spacing w:after="20" w:before="0"/>
             </w:pPr>
-            <w:hyperlink w:history="1" r:id="rIduqp9pkzh8pa3lohmij4jd">
+            <w:hyperlink w:history="1" r:id="rId7yu3qetqa-b0ottusctok">
               <w:r>
                 <w:rPr>
                   <w:rFonts w:ascii="Arial" w:cs="Arial" w:eastAsia="Arial" w:hAnsi="Arial"/>
@@ -4123,7 +4123,7 @@
               <w:spacing w:after="10" w:before="0"/>
               <w:ind w:left="120"/>
             </w:pPr>
-            <w:hyperlink w:history="1" r:id="rIdisnszjscwzsuyobcwnzoh">
+            <w:hyperlink w:history="1" r:id="rId0uzsg8bqrmczjap1rz0dv">
               <w:r>
                 <w:rPr>
                   <w:rFonts w:ascii="Arial" w:cs="Arial" w:eastAsia="Arial" w:hAnsi="Arial"/>
@@ -4168,7 +4168,7 @@
             <w:pPr>
               <w:spacing w:after="20" w:before="0"/>
             </w:pPr>
-            <w:hyperlink w:history="1" r:id="rIdn07exjej4cd9-p1phkf2m">
+            <w:hyperlink w:history="1" r:id="rIdos187wh5dat5sqkh4rv-n">
               <w:r>
                 <w:rPr>
                   <w:rFonts w:ascii="Arial" w:cs="Arial" w:eastAsia="Arial" w:hAnsi="Arial"/>
@@ -4201,7 +4201,7 @@
               <w:spacing w:after="10" w:before="0"/>
               <w:ind w:left="120"/>
             </w:pPr>
-            <w:hyperlink w:history="1" r:id="rIdapzsnz9ndcojxtnsxz5sy">
+            <w:hyperlink w:history="1" r:id="rIdsalrhz_nda_2oawlh8kzx">
               <w:r>
                 <w:rPr>
                   <w:rFonts w:ascii="Arial" w:cs="Arial" w:eastAsia="Arial" w:hAnsi="Arial"/>
@@ -4396,7 +4396,7 @@
             <w:pPr>
               <w:spacing w:after="20" w:before="0"/>
             </w:pPr>
-            <w:hyperlink w:history="1" r:id="rIdeukebd0ajwwfcwe3zsqux">
+            <w:hyperlink w:history="1" r:id="rIdwayxnuw3-mocpkaxaonj2">
               <w:r>
                 <w:rPr>
                   <w:rFonts w:ascii="Arial" w:cs="Arial" w:eastAsia="Arial" w:hAnsi="Arial"/>
@@ -4429,7 +4429,7 @@
               <w:spacing w:after="10" w:before="0"/>
               <w:ind w:left="120"/>
             </w:pPr>
-            <w:hyperlink w:history="1" r:id="rIdzdl_td380h-fh6ikgdkte">
+            <w:hyperlink w:history="1" r:id="rIdmypxlx-xpd_c8uj19uop0">
               <w:r>
                 <w:rPr>
                   <w:rFonts w:ascii="Arial" w:cs="Arial" w:eastAsia="Arial" w:hAnsi="Arial"/>
@@ -4474,7 +4474,7 @@
             <w:pPr>
               <w:spacing w:after="20" w:before="0"/>
             </w:pPr>
-            <w:hyperlink w:history="1" r:id="rId_z8yxgwledjvsjcgrggcq">
+            <w:hyperlink w:history="1" r:id="rId0rpmpz5wdtjsql7zw9na1">
               <w:r>
                 <w:rPr>
                   <w:rFonts w:ascii="Arial" w:cs="Arial" w:eastAsia="Arial" w:hAnsi="Arial"/>
@@ -4507,7 +4507,7 @@
               <w:spacing w:after="10" w:before="0"/>
               <w:ind w:left="120"/>
             </w:pPr>
-            <w:hyperlink w:history="1" r:id="rIdaejxxe-c598hphsbfmj_1">
+            <w:hyperlink w:history="1" r:id="rIdkodexrlcmyxteozii0gaa">
               <w:r>
                 <w:rPr>
                   <w:rFonts w:ascii="Arial" w:cs="Arial" w:eastAsia="Arial" w:hAnsi="Arial"/>
@@ -4702,7 +4702,7 @@
             <w:pPr>
               <w:spacing w:after="20" w:before="0"/>
             </w:pPr>
-            <w:hyperlink w:history="1" r:id="rIdybdfo_dn9z9ecuwjhmfao">
+            <w:hyperlink w:history="1" r:id="rIdclhdxz-kkszm5d4tcvvbb">
               <w:r>
                 <w:rPr>
                   <w:rFonts w:ascii="Arial" w:cs="Arial" w:eastAsia="Arial" w:hAnsi="Arial"/>
@@ -4735,7 +4735,7 @@
               <w:spacing w:after="10" w:before="0"/>
               <w:ind w:left="120"/>
             </w:pPr>
-            <w:hyperlink w:history="1" r:id="rId9zb3cazfihjtix-wouhlr">
+            <w:hyperlink w:history="1" r:id="rIdoohoefaakmw5n1cftxb5x">
               <w:r>
                 <w:rPr>
                   <w:rFonts w:ascii="Arial" w:cs="Arial" w:eastAsia="Arial" w:hAnsi="Arial"/>
@@ -4780,7 +4780,7 @@
             <w:pPr>
               <w:spacing w:after="20" w:before="0"/>
             </w:pPr>
-            <w:hyperlink w:history="1" r:id="rIdpd7ukkbrr1avc_rn7tvuw">
+            <w:hyperlink w:history="1" r:id="rIdsnxjmknnhoe_pkgplv9cv">
               <w:r>
                 <w:rPr>
                   <w:rFonts w:ascii="Arial" w:cs="Arial" w:eastAsia="Arial" w:hAnsi="Arial"/>
@@ -4813,7 +4813,7 @@
               <w:spacing w:after="10" w:before="0"/>
               <w:ind w:left="120"/>
             </w:pPr>
-            <w:hyperlink w:history="1" r:id="rId70mniwpeieayqymrrwdem">
+            <w:hyperlink w:history="1" r:id="rIdjehih-rubpwcp6odkvt6v">
               <w:r>
                 <w:rPr>
                   <w:rFonts w:ascii="Arial" w:cs="Arial" w:eastAsia="Arial" w:hAnsi="Arial"/>
@@ -6300,7 +6300,7 @@
             <w:pPr>
               <w:spacing w:after="20" w:before="0"/>
             </w:pPr>
-            <w:hyperlink w:history="1" r:id="rIdca74x9wwumpecxqc893xw">
+            <w:hyperlink w:history="1" r:id="rIdwtjlb1v8jhweijhzlwoww">
               <w:r>
                 <w:rPr>
                   <w:rFonts w:ascii="Arial" w:cs="Arial" w:eastAsia="Arial" w:hAnsi="Arial"/>
@@ -6333,7 +6333,7 @@
               <w:spacing w:after="10" w:before="0"/>
               <w:ind w:left="120"/>
             </w:pPr>
-            <w:hyperlink w:history="1" r:id="rId7mkte9dunblywwjw78nsp">
+            <w:hyperlink w:history="1" r:id="rIdmx2ghaybz49hhaeunemo8">
               <w:r>
                 <w:rPr>
                   <w:rFonts w:ascii="Arial" w:cs="Arial" w:eastAsia="Arial" w:hAnsi="Arial"/>
@@ -6378,7 +6378,7 @@
             <w:pPr>
               <w:spacing w:after="20" w:before="0"/>
             </w:pPr>
-            <w:hyperlink w:history="1" r:id="rIdjj50jopxjipwgexa1ydoz">
+            <w:hyperlink w:history="1" r:id="rIddjae85gdd8-7ocbeutjlz">
               <w:r>
                 <w:rPr>
                   <w:rFonts w:ascii="Arial" w:cs="Arial" w:eastAsia="Arial" w:hAnsi="Arial"/>
@@ -6411,7 +6411,7 @@
               <w:spacing w:after="10" w:before="0"/>
               <w:ind w:left="120"/>
             </w:pPr>
-            <w:hyperlink w:history="1" r:id="rIda9wvhejcpf_r0s_a6u-ol">
+            <w:hyperlink w:history="1" r:id="rIdbf88frzrcpwrcq-1buibx">
               <w:r>
                 <w:rPr>
                   <w:rFonts w:ascii="Arial" w:cs="Arial" w:eastAsia="Arial" w:hAnsi="Arial"/>
@@ -6606,7 +6606,7 @@
             <w:pPr>
               <w:spacing w:after="20" w:before="0"/>
             </w:pPr>
-            <w:hyperlink w:history="1" r:id="rIdpmg6ghinarwz3-r4jbgip">
+            <w:hyperlink w:history="1" r:id="rIdavadgr1a0073p1uafwjik">
               <w:r>
                 <w:rPr>
                   <w:rFonts w:ascii="Arial" w:cs="Arial" w:eastAsia="Arial" w:hAnsi="Arial"/>
@@ -6639,7 +6639,7 @@
               <w:spacing w:after="10" w:before="0"/>
               <w:ind w:left="120"/>
             </w:pPr>
-            <w:hyperlink w:history="1" r:id="rIdd_30zjtdw4tzyozg7fttc">
+            <w:hyperlink w:history="1" r:id="rId6xf_g09vzy-syndhuup4n">
               <w:r>
                 <w:rPr>
                   <w:rFonts w:ascii="Arial" w:cs="Arial" w:eastAsia="Arial" w:hAnsi="Arial"/>
@@ -6684,7 +6684,7 @@
             <w:pPr>
               <w:spacing w:after="20" w:before="0"/>
             </w:pPr>
-            <w:hyperlink w:history="1" r:id="rIdcgs0lekgve7gidy-0m5zz">
+            <w:hyperlink w:history="1" r:id="rIdo94rfwvyglc9z3nmtenbz">
               <w:r>
                 <w:rPr>
                   <w:rFonts w:ascii="Arial" w:cs="Arial" w:eastAsia="Arial" w:hAnsi="Arial"/>
@@ -6717,7 +6717,7 @@
               <w:spacing w:after="10" w:before="0"/>
               <w:ind w:left="120"/>
             </w:pPr>
-            <w:hyperlink w:history="1" r:id="rIdrvgzpvsdrguy3cffrumdv">
+            <w:hyperlink w:history="1" r:id="rIdygbt-jj_iar4j_e1o2gz_">
               <w:r>
                 <w:rPr>
                   <w:rFonts w:ascii="Arial" w:cs="Arial" w:eastAsia="Arial" w:hAnsi="Arial"/>
@@ -6912,7 +6912,7 @@
             <w:pPr>
               <w:spacing w:after="20" w:before="0"/>
             </w:pPr>
-            <w:hyperlink w:history="1" r:id="rIdmgnp0zu-tajzztoz-79ex">
+            <w:hyperlink w:history="1" r:id="rIdjn9oillral3tsmmszqu_3">
               <w:r>
                 <w:rPr>
                   <w:rFonts w:ascii="Arial" w:cs="Arial" w:eastAsia="Arial" w:hAnsi="Arial"/>
@@ -6945,7 +6945,7 @@
               <w:spacing w:after="10" w:before="0"/>
               <w:ind w:left="120"/>
             </w:pPr>
-            <w:hyperlink w:history="1" r:id="rId4gccvzizuxmekhlnv23ni">
+            <w:hyperlink w:history="1" r:id="rIdholsm3oadg4iz7e_hmhaz">
               <w:r>
                 <w:rPr>
                   <w:rFonts w:ascii="Arial" w:cs="Arial" w:eastAsia="Arial" w:hAnsi="Arial"/>
@@ -6990,7 +6990,7 @@
             <w:pPr>
               <w:spacing w:after="20" w:before="0"/>
             </w:pPr>
-            <w:hyperlink w:history="1" r:id="rId3h5us1omrp97rwhupehpe">
+            <w:hyperlink w:history="1" r:id="rIdzpey-w8dgkhvyp6gxmnqo">
               <w:r>
                 <w:rPr>
                   <w:rFonts w:ascii="Arial" w:cs="Arial" w:eastAsia="Arial" w:hAnsi="Arial"/>
@@ -7023,7 +7023,7 @@
               <w:spacing w:after="10" w:before="0"/>
               <w:ind w:left="120"/>
             </w:pPr>
-            <w:hyperlink w:history="1" r:id="rIddsriqv4uprsdwf61qoxrj">
+            <w:hyperlink w:history="1" r:id="rIdbjfphmmwi3wzrp9amfjvk">
               <w:r>
                 <w:rPr>
                   <w:rFonts w:ascii="Arial" w:cs="Arial" w:eastAsia="Arial" w:hAnsi="Arial"/>
@@ -7218,7 +7218,7 @@
             <w:pPr>
               <w:spacing w:after="20" w:before="0"/>
             </w:pPr>
-            <w:hyperlink w:history="1" r:id="rIdraxbfysnqn5hivajrqgxd">
+            <w:hyperlink w:history="1" r:id="rIdcbkwekye1-avunrkzih__">
               <w:r>
                 <w:rPr>
                   <w:rFonts w:ascii="Arial" w:cs="Arial" w:eastAsia="Arial" w:hAnsi="Arial"/>
@@ -7251,7 +7251,7 @@
               <w:spacing w:after="10" w:before="0"/>
               <w:ind w:left="120"/>
             </w:pPr>
-            <w:hyperlink w:history="1" r:id="rIddaz55u_znqsl2fpfnunm9">
+            <w:hyperlink w:history="1" r:id="rIdmt0fwgktuhi9g9xsrplw8">
               <w:r>
                 <w:rPr>
                   <w:rFonts w:ascii="Arial" w:cs="Arial" w:eastAsia="Arial" w:hAnsi="Arial"/>
@@ -7296,7 +7296,7 @@
             <w:pPr>
               <w:spacing w:after="20" w:before="0"/>
             </w:pPr>
-            <w:hyperlink w:history="1" r:id="rIdhjdwde-p9jmhf-5h-e7lw">
+            <w:hyperlink w:history="1" r:id="rIdzsrkijukzpmghzm11hpuy">
               <w:r>
                 <w:rPr>
                   <w:rFonts w:ascii="Arial" w:cs="Arial" w:eastAsia="Arial" w:hAnsi="Arial"/>
@@ -7329,7 +7329,7 @@
               <w:spacing w:after="10" w:before="0"/>
               <w:ind w:left="120"/>
             </w:pPr>
-            <w:hyperlink w:history="1" r:id="rIdja7pq8pqtgrgmhm1k9-dv">
+            <w:hyperlink w:history="1" r:id="rIddjnfytixyam8pmpbpuzdp">
               <w:r>
                 <w:rPr>
                   <w:rFonts w:ascii="Arial" w:cs="Arial" w:eastAsia="Arial" w:hAnsi="Arial"/>
@@ -7524,7 +7524,7 @@
             <w:pPr>
               <w:spacing w:after="20" w:before="0"/>
             </w:pPr>
-            <w:hyperlink w:history="1" r:id="rIdtdzagrtepz6slf7j0zuqs">
+            <w:hyperlink w:history="1" r:id="rIdh13f4i20bqx6pmw7yzdbp">
               <w:r>
                 <w:rPr>
                   <w:rFonts w:ascii="Arial" w:cs="Arial" w:eastAsia="Arial" w:hAnsi="Arial"/>
@@ -7557,7 +7557,7 @@
               <w:spacing w:after="10" w:before="0"/>
               <w:ind w:left="120"/>
             </w:pPr>
-            <w:hyperlink w:history="1" r:id="rId2m9rkn_26cennn_7s4gtg">
+            <w:hyperlink w:history="1" r:id="rIdf3rohbm0khu5ozmvld-a-">
               <w:r>
                 <w:rPr>
                   <w:rFonts w:ascii="Arial" w:cs="Arial" w:eastAsia="Arial" w:hAnsi="Arial"/>
@@ -7602,7 +7602,7 @@
             <w:pPr>
               <w:spacing w:after="20" w:before="0"/>
             </w:pPr>
-            <w:hyperlink w:history="1" r:id="rIddrtkzzstz-yfeqcyghnra">
+            <w:hyperlink w:history="1" r:id="rIdhixajaitfpmje-ij7lbgc">
               <w:r>
                 <w:rPr>
                   <w:rFonts w:ascii="Arial" w:cs="Arial" w:eastAsia="Arial" w:hAnsi="Arial"/>
@@ -7635,7 +7635,7 @@
               <w:spacing w:after="10" w:before="0"/>
               <w:ind w:left="120"/>
             </w:pPr>
-            <w:hyperlink w:history="1" r:id="rIdmu7jxq2bhsm0bk7zgmay4">
+            <w:hyperlink w:history="1" r:id="rIdnyckn9zbekksb8ho6dfgh">
               <w:r>
                 <w:rPr>
                   <w:rFonts w:ascii="Arial" w:cs="Arial" w:eastAsia="Arial" w:hAnsi="Arial"/>
@@ -9122,7 +9122,7 @@
             <w:pPr>
               <w:spacing w:after="20" w:before="0"/>
             </w:pPr>
-            <w:hyperlink w:history="1" r:id="rIdz9-jpgvm3qmmqjneil7qy">
+            <w:hyperlink w:history="1" r:id="rIdsqs-6malp1ip-fs2tvril">
               <w:r>
                 <w:rPr>
                   <w:rFonts w:ascii="Arial" w:cs="Arial" w:eastAsia="Arial" w:hAnsi="Arial"/>
@@ -9155,7 +9155,7 @@
               <w:spacing w:after="10" w:before="0"/>
               <w:ind w:left="120"/>
             </w:pPr>
-            <w:hyperlink w:history="1" r:id="rIdmp__t4w47b5gza79s6pzs">
+            <w:hyperlink w:history="1" r:id="rIdu-6i3yphffxdatzij596a">
               <w:r>
                 <w:rPr>
                   <w:rFonts w:ascii="Arial" w:cs="Arial" w:eastAsia="Arial" w:hAnsi="Arial"/>
@@ -9200,7 +9200,7 @@
             <w:pPr>
               <w:spacing w:after="20" w:before="0"/>
             </w:pPr>
-            <w:hyperlink w:history="1" r:id="rIdrcnpjolcjgchf-omt7xa4">
+            <w:hyperlink w:history="1" r:id="rIdbhxwdg4ik8lfogeap2lw-">
               <w:r>
                 <w:rPr>
                   <w:rFonts w:ascii="Arial" w:cs="Arial" w:eastAsia="Arial" w:hAnsi="Arial"/>
@@ -9233,7 +9233,7 @@
               <w:spacing w:after="10" w:before="0"/>
               <w:ind w:left="120"/>
             </w:pPr>
-            <w:hyperlink w:history="1" r:id="rIdzswzwrcozvkbkrql-fgji">
+            <w:hyperlink w:history="1" r:id="rIddbnsatcx0enjjqsmzw6wz">
               <w:r>
                 <w:rPr>
                   <w:rFonts w:ascii="Arial" w:cs="Arial" w:eastAsia="Arial" w:hAnsi="Arial"/>
@@ -9428,7 +9428,7 @@
             <w:pPr>
               <w:spacing w:after="20" w:before="0"/>
             </w:pPr>
-            <w:hyperlink w:history="1" r:id="rIdn5g9vvtjm9ztbxxuelhdh">
+            <w:hyperlink w:history="1" r:id="rId9fnkixaxafzmkhx3aihxf">
               <w:r>
                 <w:rPr>
                   <w:rFonts w:ascii="Arial" w:cs="Arial" w:eastAsia="Arial" w:hAnsi="Arial"/>
@@ -9461,7 +9461,7 @@
               <w:spacing w:after="10" w:before="0"/>
               <w:ind w:left="120"/>
             </w:pPr>
-            <w:hyperlink w:history="1" r:id="rIdp--yhmrn8otzwfcjegn9n">
+            <w:hyperlink w:history="1" r:id="rIdvm8mj8-ym4yf79herzzng">
               <w:r>
                 <w:rPr>
                   <w:rFonts w:ascii="Arial" w:cs="Arial" w:eastAsia="Arial" w:hAnsi="Arial"/>
@@ -9506,7 +9506,7 @@
             <w:pPr>
               <w:spacing w:after="20" w:before="0"/>
             </w:pPr>
-            <w:hyperlink w:history="1" r:id="rIdi3naiu4x6ta3lqo1sp7zi">
+            <w:hyperlink w:history="1" r:id="rIdnjmb5uhzxrnpvaqmzsr99">
               <w:r>
                 <w:rPr>
                   <w:rFonts w:ascii="Arial" w:cs="Arial" w:eastAsia="Arial" w:hAnsi="Arial"/>
@@ -9539,7 +9539,7 @@
               <w:spacing w:after="10" w:before="0"/>
               <w:ind w:left="120"/>
             </w:pPr>
-            <w:hyperlink w:history="1" r:id="rIdbkwqpj1qvjicvh3ljgrgc">
+            <w:hyperlink w:history="1" r:id="rIddgs9xolvw0i8p9ecjzyqd">
               <w:r>
                 <w:rPr>
                   <w:rFonts w:ascii="Arial" w:cs="Arial" w:eastAsia="Arial" w:hAnsi="Arial"/>
@@ -9734,7 +9734,7 @@
             <w:pPr>
               <w:spacing w:after="20" w:before="0"/>
             </w:pPr>
-            <w:hyperlink w:history="1" r:id="rIdiq0ogyo4d8xu5d1bvfk6p">
+            <w:hyperlink w:history="1" r:id="rIdxflkf1rseqs_wd-0eyidp">
               <w:r>
                 <w:rPr>
                   <w:rFonts w:ascii="Arial" w:cs="Arial" w:eastAsia="Arial" w:hAnsi="Arial"/>
@@ -9767,7 +9767,7 @@
               <w:spacing w:after="10" w:before="0"/>
               <w:ind w:left="120"/>
             </w:pPr>
-            <w:hyperlink w:history="1" r:id="rIdhs_wd98acxqecvm0ntzxc">
+            <w:hyperlink w:history="1" r:id="rIdhzlmby-z9drcbx2nfkq71">
               <w:r>
                 <w:rPr>
                   <w:rFonts w:ascii="Arial" w:cs="Arial" w:eastAsia="Arial" w:hAnsi="Arial"/>
@@ -9812,7 +9812,7 @@
             <w:pPr>
               <w:spacing w:after="20" w:before="0"/>
             </w:pPr>
-            <w:hyperlink w:history="1" r:id="rIdkoqrwpoqityvlozf9wg5s">
+            <w:hyperlink w:history="1" r:id="rId4athbmc7vk0kne_dukmmr">
               <w:r>
                 <w:rPr>
                   <w:rFonts w:ascii="Arial" w:cs="Arial" w:eastAsia="Arial" w:hAnsi="Arial"/>
@@ -9845,7 +9845,7 @@
               <w:spacing w:after="10" w:before="0"/>
               <w:ind w:left="120"/>
             </w:pPr>
-            <w:hyperlink w:history="1" r:id="rIdqtas2deekgnxgg1ebbxjz">
+            <w:hyperlink w:history="1" r:id="rIdnt0u-a2nqej-ywpqik4kr">
               <w:r>
                 <w:rPr>
                   <w:rFonts w:ascii="Arial" w:cs="Arial" w:eastAsia="Arial" w:hAnsi="Arial"/>
@@ -10040,7 +10040,7 @@
             <w:pPr>
               <w:spacing w:after="20" w:before="0"/>
             </w:pPr>
-            <w:hyperlink w:history="1" r:id="rIdcf_fonclzmjqlqgzzs8i_">
+            <w:hyperlink w:history="1" r:id="rIdoemfvxciizwzoiofigelg">
               <w:r>
                 <w:rPr>
                   <w:rFonts w:ascii="Arial" w:cs="Arial" w:eastAsia="Arial" w:hAnsi="Arial"/>
@@ -10073,7 +10073,7 @@
               <w:spacing w:after="10" w:before="0"/>
               <w:ind w:left="120"/>
             </w:pPr>
-            <w:hyperlink w:history="1" r:id="rIdqkia2aynnzvxuv_si_oqg">
+            <w:hyperlink w:history="1" r:id="rIdogdulmuqu3_d5dtxv4ufg">
               <w:r>
                 <w:rPr>
                   <w:rFonts w:ascii="Arial" w:cs="Arial" w:eastAsia="Arial" w:hAnsi="Arial"/>
@@ -10118,7 +10118,7 @@
             <w:pPr>
               <w:spacing w:after="20" w:before="0"/>
             </w:pPr>
-            <w:hyperlink w:history="1" r:id="rIdpdbp4rq8iszbiscuhqupx">
+            <w:hyperlink w:history="1" r:id="rIdibjri0-5r4wsa9w3lr20x">
               <w:r>
                 <w:rPr>
                   <w:rFonts w:ascii="Arial" w:cs="Arial" w:eastAsia="Arial" w:hAnsi="Arial"/>
@@ -10151,7 +10151,7 @@
               <w:spacing w:after="10" w:before="0"/>
               <w:ind w:left="120"/>
             </w:pPr>
-            <w:hyperlink w:history="1" r:id="rIds3p_6rv1botnvdjq7quaw">
+            <w:hyperlink w:history="1" r:id="rIdzgp0gml9otqjxwj6jp3nl">
               <w:r>
                 <w:rPr>
                   <w:rFonts w:ascii="Arial" w:cs="Arial" w:eastAsia="Arial" w:hAnsi="Arial"/>
@@ -10346,7 +10346,7 @@
             <w:pPr>
               <w:spacing w:after="20" w:before="0"/>
             </w:pPr>
-            <w:hyperlink w:history="1" r:id="rIdb7fp29omf0adb451mcvca">
+            <w:hyperlink w:history="1" r:id="rIdijl_1xeojaw8nb0s8yoot">
               <w:r>
                 <w:rPr>
                   <w:rFonts w:ascii="Arial" w:cs="Arial" w:eastAsia="Arial" w:hAnsi="Arial"/>
@@ -10379,7 +10379,7 @@
               <w:spacing w:after="10" w:before="0"/>
               <w:ind w:left="120"/>
             </w:pPr>
-            <w:hyperlink w:history="1" r:id="rId-ykom_35rv2kdjns-pod4">
+            <w:hyperlink w:history="1" r:id="rId9x0g5hcbpme01x1b9sdqe">
               <w:r>
                 <w:rPr>
                   <w:rFonts w:ascii="Arial" w:cs="Arial" w:eastAsia="Arial" w:hAnsi="Arial"/>
@@ -10424,7 +10424,7 @@
             <w:pPr>
               <w:spacing w:after="20" w:before="0"/>
             </w:pPr>
-            <w:hyperlink w:history="1" r:id="rIdmbaos_aetkblob2fd3uu3">
+            <w:hyperlink w:history="1" r:id="rIdvlkvwyf7tzzcmtsphtlnm">
               <w:r>
                 <w:rPr>
                   <w:rFonts w:ascii="Arial" w:cs="Arial" w:eastAsia="Arial" w:hAnsi="Arial"/>
@@ -10457,7 +10457,7 @@
               <w:spacing w:after="10" w:before="0"/>
               <w:ind w:left="120"/>
             </w:pPr>
-            <w:hyperlink w:history="1" r:id="rIdhy10-gtteizsjg_q6_kck">
+            <w:hyperlink w:history="1" r:id="rIdzyk7cblcn2cx0un7bz1bb">
               <w:r>
                 <w:rPr>
                   <w:rFonts w:ascii="Arial" w:cs="Arial" w:eastAsia="Arial" w:hAnsi="Arial"/>
@@ -11944,7 +11944,7 @@
             <w:pPr>
               <w:spacing w:after="20" w:before="0"/>
             </w:pPr>
-            <w:hyperlink w:history="1" r:id="rIdwvi78hsbpaokc6u9ltvpm">
+            <w:hyperlink w:history="1" r:id="rIdtnudaacvxw_rbrjcruz1v">
               <w:r>
                 <w:rPr>
                   <w:rFonts w:ascii="Arial" w:cs="Arial" w:eastAsia="Arial" w:hAnsi="Arial"/>
@@ -11977,7 +11977,7 @@
               <w:spacing w:after="10" w:before="0"/>
               <w:ind w:left="120"/>
             </w:pPr>
-            <w:hyperlink w:history="1" r:id="rIdhwc9rpmp_glbz8v8onz3w">
+            <w:hyperlink w:history="1" r:id="rIdaqgzcn1ylscrtupttoasb">
               <w:r>
                 <w:rPr>
                   <w:rFonts w:ascii="Arial" w:cs="Arial" w:eastAsia="Arial" w:hAnsi="Arial"/>
@@ -12022,7 +12022,7 @@
             <w:pPr>
               <w:spacing w:after="20" w:before="0"/>
             </w:pPr>
-            <w:hyperlink w:history="1" r:id="rIdu2lev6e88k9n0cjwr-8gh">
+            <w:hyperlink w:history="1" r:id="rIdjtpoxrvno3xh1ye3moul4">
               <w:r>
                 <w:rPr>
                   <w:rFonts w:ascii="Arial" w:cs="Arial" w:eastAsia="Arial" w:hAnsi="Arial"/>
@@ -12055,7 +12055,7 @@
               <w:spacing w:after="10" w:before="0"/>
               <w:ind w:left="120"/>
             </w:pPr>
-            <w:hyperlink w:history="1" r:id="rId40eynelmrxrfte0nbrheg">
+            <w:hyperlink w:history="1" r:id="rIdrc9fckm54cfi7tdkcm0o3">
               <w:r>
                 <w:rPr>
                   <w:rFonts w:ascii="Arial" w:cs="Arial" w:eastAsia="Arial" w:hAnsi="Arial"/>
@@ -12250,7 +12250,7 @@
             <w:pPr>
               <w:spacing w:after="20" w:before="0"/>
             </w:pPr>
-            <w:hyperlink w:history="1" r:id="rIdfdjcnomf0yuemogugppnx">
+            <w:hyperlink w:history="1" r:id="rIdki5-lpwnzwmtxlz5uu36w">
               <w:r>
                 <w:rPr>
                   <w:rFonts w:ascii="Arial" w:cs="Arial" w:eastAsia="Arial" w:hAnsi="Arial"/>
@@ -12283,7 +12283,7 @@
               <w:spacing w:after="10" w:before="0"/>
               <w:ind w:left="120"/>
             </w:pPr>
-            <w:hyperlink w:history="1" r:id="rIdxq1mzo7goyrrbvqgkjpl3">
+            <w:hyperlink w:history="1" r:id="rIdk-wo_gnb7udezsicd5iuw">
               <w:r>
                 <w:rPr>
                   <w:rFonts w:ascii="Arial" w:cs="Arial" w:eastAsia="Arial" w:hAnsi="Arial"/>
@@ -12328,7 +12328,7 @@
             <w:pPr>
               <w:spacing w:after="20" w:before="0"/>
             </w:pPr>
-            <w:hyperlink w:history="1" r:id="rIdhvshh3pivvfdho6tm0rb6">
+            <w:hyperlink w:history="1" r:id="rIdkrf66wtljaztvoigzsv--">
               <w:r>
                 <w:rPr>
                   <w:rFonts w:ascii="Arial" w:cs="Arial" w:eastAsia="Arial" w:hAnsi="Arial"/>
@@ -12361,7 +12361,7 @@
               <w:spacing w:after="10" w:before="0"/>
               <w:ind w:left="120"/>
             </w:pPr>
-            <w:hyperlink w:history="1" r:id="rIdfrgxy1ezlobiun_0mmhnx">
+            <w:hyperlink w:history="1" r:id="rIdm94hma1ziyvfyzuqdsax_">
               <w:r>
                 <w:rPr>
                   <w:rFonts w:ascii="Arial" w:cs="Arial" w:eastAsia="Arial" w:hAnsi="Arial"/>
@@ -12556,7 +12556,7 @@
             <w:pPr>
               <w:spacing w:after="20" w:before="0"/>
             </w:pPr>
-            <w:hyperlink w:history="1" r:id="rId-bpg34j4zvtoaxqfikj7s">
+            <w:hyperlink w:history="1" r:id="rIdlmenpn0d-j3f3gfka6dtx">
               <w:r>
                 <w:rPr>
                   <w:rFonts w:ascii="Arial" w:cs="Arial" w:eastAsia="Arial" w:hAnsi="Arial"/>
@@ -12589,7 +12589,7 @@
               <w:spacing w:after="10" w:before="0"/>
               <w:ind w:left="120"/>
             </w:pPr>
-            <w:hyperlink w:history="1" r:id="rIdoi16nz6jh3jjiabe8e8oy">
+            <w:hyperlink w:history="1" r:id="rIdbsqcabnlygtzu2gp83cpq">
               <w:r>
                 <w:rPr>
                   <w:rFonts w:ascii="Arial" w:cs="Arial" w:eastAsia="Arial" w:hAnsi="Arial"/>
@@ -12634,7 +12634,7 @@
             <w:pPr>
               <w:spacing w:after="20" w:before="0"/>
             </w:pPr>
-            <w:hyperlink w:history="1" r:id="rIdpywbbp3ogmoqlg-qqmw7c">
+            <w:hyperlink w:history="1" r:id="rIdob7eo1atjhcdj5ojp4dwv">
               <w:r>
                 <w:rPr>
                   <w:rFonts w:ascii="Arial" w:cs="Arial" w:eastAsia="Arial" w:hAnsi="Arial"/>
@@ -12667,7 +12667,7 @@
               <w:spacing w:after="10" w:before="0"/>
               <w:ind w:left="120"/>
             </w:pPr>
-            <w:hyperlink w:history="1" r:id="rIdqq0ark2ybcqi_eqwbyrni">
+            <w:hyperlink w:history="1" r:id="rIdmakfvpf3pgomtl-gyntys">
               <w:r>
                 <w:rPr>
                   <w:rFonts w:ascii="Arial" w:cs="Arial" w:eastAsia="Arial" w:hAnsi="Arial"/>
@@ -12862,7 +12862,7 @@
             <w:pPr>
               <w:spacing w:after="20" w:before="0"/>
             </w:pPr>
-            <w:hyperlink w:history="1" r:id="rIdshdqrirf1e-4m6kwtrxyf">
+            <w:hyperlink w:history="1" r:id="rIdpwrzj0ekkmjppfz3twddw">
               <w:r>
                 <w:rPr>
                   <w:rFonts w:ascii="Arial" w:cs="Arial" w:eastAsia="Arial" w:hAnsi="Arial"/>
@@ -12895,7 +12895,7 @@
               <w:spacing w:after="10" w:before="0"/>
               <w:ind w:left="120"/>
             </w:pPr>
-            <w:hyperlink w:history="1" r:id="rIdiv4-p50tccwqwpgeppbow">
+            <w:hyperlink w:history="1" r:id="rIdrbnvsxgk7fnl0eqiv9u-s">
               <w:r>
                 <w:rPr>
                   <w:rFonts w:ascii="Arial" w:cs="Arial" w:eastAsia="Arial" w:hAnsi="Arial"/>
@@ -12940,7 +12940,7 @@
             <w:pPr>
               <w:spacing w:after="20" w:before="0"/>
             </w:pPr>
-            <w:hyperlink w:history="1" r:id="rIdo8bpydx03eocslchuisxw">
+            <w:hyperlink w:history="1" r:id="rIdwu1wghnwbptntisv3mnkm">
               <w:r>
                 <w:rPr>
                   <w:rFonts w:ascii="Arial" w:cs="Arial" w:eastAsia="Arial" w:hAnsi="Arial"/>
@@ -12973,7 +12973,7 @@
               <w:spacing w:after="10" w:before="0"/>
               <w:ind w:left="120"/>
             </w:pPr>
-            <w:hyperlink w:history="1" r:id="rIdrbdb4i0nvsj1jlw9mnbfs">
+            <w:hyperlink w:history="1" r:id="rIdhqfcgi7r4rr9cztp5piff">
               <w:r>
                 <w:rPr>
                   <w:rFonts w:ascii="Arial" w:cs="Arial" w:eastAsia="Arial" w:hAnsi="Arial"/>
@@ -13168,7 +13168,7 @@
             <w:pPr>
               <w:spacing w:after="20" w:before="0"/>
             </w:pPr>
-            <w:hyperlink w:history="1" r:id="rIdyzg6bgrmdjwatb03nhb5l">
+            <w:hyperlink w:history="1" r:id="rId37kjzulotzd108kkwonnl">
               <w:r>
                 <w:rPr>
                   <w:rFonts w:ascii="Arial" w:cs="Arial" w:eastAsia="Arial" w:hAnsi="Arial"/>
@@ -13201,7 +13201,7 @@
               <w:spacing w:after="10" w:before="0"/>
               <w:ind w:left="120"/>
             </w:pPr>
-            <w:hyperlink w:history="1" r:id="rIdlhbvb8f9eug9qz1y6zsyu">
+            <w:hyperlink w:history="1" r:id="rId9ji9yck7fwpgjg2miznp6">
               <w:r>
                 <w:rPr>
                   <w:rFonts w:ascii="Arial" w:cs="Arial" w:eastAsia="Arial" w:hAnsi="Arial"/>
@@ -13246,7 +13246,7 @@
             <w:pPr>
               <w:spacing w:after="20" w:before="0"/>
             </w:pPr>
-            <w:hyperlink w:history="1" r:id="rIdcfvvljjzlnbtrdmcclns_">
+            <w:hyperlink w:history="1" r:id="rIdxyhhpa7o1ke_gboad_zvm">
               <w:r>
                 <w:rPr>
                   <w:rFonts w:ascii="Arial" w:cs="Arial" w:eastAsia="Arial" w:hAnsi="Arial"/>
@@ -13279,7 +13279,7 @@
               <w:spacing w:after="10" w:before="0"/>
               <w:ind w:left="120"/>
             </w:pPr>
-            <w:hyperlink w:history="1" r:id="rIdg7xi2ceb6o8om_ykjwuql">
+            <w:hyperlink w:history="1" r:id="rIdjhdhqics0-xaj9wqyw2xr">
               <w:r>
                 <w:rPr>
                   <w:rFonts w:ascii="Arial" w:cs="Arial" w:eastAsia="Arial" w:hAnsi="Arial"/>
@@ -14766,7 +14766,7 @@
             <w:pPr>
               <w:spacing w:after="20" w:before="0"/>
             </w:pPr>
-            <w:hyperlink w:history="1" r:id="rIdfsvlpsfldkkqxnxouwnk3">
+            <w:hyperlink w:history="1" r:id="rIdiowy2gm5kyxwpamd_utwu">
               <w:r>
                 <w:rPr>
                   <w:rFonts w:ascii="Arial" w:cs="Arial" w:eastAsia="Arial" w:hAnsi="Arial"/>
@@ -14799,7 +14799,7 @@
               <w:spacing w:after="10" w:before="0"/>
               <w:ind w:left="120"/>
             </w:pPr>
-            <w:hyperlink w:history="1" r:id="rIdbg8g2ey67km52ckax6bej">
+            <w:hyperlink w:history="1" r:id="rIdy5ejqolrq9ggcstim6vid">
               <w:r>
                 <w:rPr>
                   <w:rFonts w:ascii="Arial" w:cs="Arial" w:eastAsia="Arial" w:hAnsi="Arial"/>
@@ -14844,7 +14844,7 @@
             <w:pPr>
               <w:spacing w:after="20" w:before="0"/>
             </w:pPr>
-            <w:hyperlink w:history="1" r:id="rId6anqtqu1os9l5aoh_guom">
+            <w:hyperlink w:history="1" r:id="rId4f9weigq372dai8aodytu">
               <w:r>
                 <w:rPr>
                   <w:rFonts w:ascii="Arial" w:cs="Arial" w:eastAsia="Arial" w:hAnsi="Arial"/>
@@ -14877,7 +14877,7 @@
               <w:spacing w:after="10" w:before="0"/>
               <w:ind w:left="120"/>
             </w:pPr>
-            <w:hyperlink w:history="1" r:id="rIdqjph2qmwlt0vix0mlt3fa">
+            <w:hyperlink w:history="1" r:id="rId3un9gqftafihjbmrvxkks">
               <w:r>
                 <w:rPr>
                   <w:rFonts w:ascii="Arial" w:cs="Arial" w:eastAsia="Arial" w:hAnsi="Arial"/>
@@ -15072,7 +15072,7 @@
             <w:pPr>
               <w:spacing w:after="20" w:before="0"/>
             </w:pPr>
-            <w:hyperlink w:history="1" r:id="rIdxtduyubfmen1tcp_mjwhl">
+            <w:hyperlink w:history="1" r:id="rId5ufron13g2zxde5v0_q4p">
               <w:r>
                 <w:rPr>
                   <w:rFonts w:ascii="Arial" w:cs="Arial" w:eastAsia="Arial" w:hAnsi="Arial"/>
@@ -15105,7 +15105,7 @@
               <w:spacing w:after="10" w:before="0"/>
               <w:ind w:left="120"/>
             </w:pPr>
-            <w:hyperlink w:history="1" r:id="rIdnn5kh9a7eokwypb4l5zed">
+            <w:hyperlink w:history="1" r:id="rIdq-t4eijecr4oizmsjncg9">
               <w:r>
                 <w:rPr>
                   <w:rFonts w:ascii="Arial" w:cs="Arial" w:eastAsia="Arial" w:hAnsi="Arial"/>
@@ -15150,7 +15150,7 @@
             <w:pPr>
               <w:spacing w:after="20" w:before="0"/>
             </w:pPr>
-            <w:hyperlink w:history="1" r:id="rIdbsg0odbydvtyd4pkuxwfb">
+            <w:hyperlink w:history="1" r:id="rId1bibffz7l9s5i26q_0a4n">
               <w:r>
                 <w:rPr>
                   <w:rFonts w:ascii="Arial" w:cs="Arial" w:eastAsia="Arial" w:hAnsi="Arial"/>
@@ -15183,7 +15183,7 @@
               <w:spacing w:after="10" w:before="0"/>
               <w:ind w:left="120"/>
             </w:pPr>
-            <w:hyperlink w:history="1" r:id="rIdgea1pco3cl2aeockim3qm">
+            <w:hyperlink w:history="1" r:id="rIdqsfeonkm79zvgqvg1wnad">
               <w:r>
                 <w:rPr>
                   <w:rFonts w:ascii="Arial" w:cs="Arial" w:eastAsia="Arial" w:hAnsi="Arial"/>
@@ -15378,7 +15378,7 @@
             <w:pPr>
               <w:spacing w:after="20" w:before="0"/>
             </w:pPr>
-            <w:hyperlink w:history="1" r:id="rIdszihlipr76-axr_v1tft2">
+            <w:hyperlink w:history="1" r:id="rId96tmcalqttzjsxkt5thc0">
               <w:r>
                 <w:rPr>
                   <w:rFonts w:ascii="Arial" w:cs="Arial" w:eastAsia="Arial" w:hAnsi="Arial"/>
@@ -15411,7 +15411,7 @@
               <w:spacing w:after="10" w:before="0"/>
               <w:ind w:left="120"/>
             </w:pPr>
-            <w:hyperlink w:history="1" r:id="rIdhb5s9giw-igtkli82o8ti">
+            <w:hyperlink w:history="1" r:id="rIda0se1dxmvaecakypqmdko">
               <w:r>
                 <w:rPr>
                   <w:rFonts w:ascii="Arial" w:cs="Arial" w:eastAsia="Arial" w:hAnsi="Arial"/>
@@ -15456,7 +15456,7 @@
             <w:pPr>
               <w:spacing w:after="20" w:before="0"/>
             </w:pPr>
-            <w:hyperlink w:history="1" r:id="rIdg0lei5ov_9kunhn4lk_yr">
+            <w:hyperlink w:history="1" r:id="rIdm3gccolpichm9wa2qrl4q">
               <w:r>
                 <w:rPr>
                   <w:rFonts w:ascii="Arial" w:cs="Arial" w:eastAsia="Arial" w:hAnsi="Arial"/>
@@ -15489,7 +15489,7 @@
               <w:spacing w:after="10" w:before="0"/>
               <w:ind w:left="120"/>
             </w:pPr>
-            <w:hyperlink w:history="1" r:id="rIdn6_skj7gw-q7kw6ohgn6a">
+            <w:hyperlink w:history="1" r:id="rIdgyfkeb_vcikehtfpz1lav">
               <w:r>
                 <w:rPr>
                   <w:rFonts w:ascii="Arial" w:cs="Arial" w:eastAsia="Arial" w:hAnsi="Arial"/>
@@ -15684,7 +15684,7 @@
             <w:pPr>
               <w:spacing w:after="20" w:before="0"/>
             </w:pPr>
-            <w:hyperlink w:history="1" r:id="rId1pmfimebz_tby6xa-w5pc">
+            <w:hyperlink w:history="1" r:id="rIdbce6kf0ohe0ammw_r7dvv">
               <w:r>
                 <w:rPr>
                   <w:rFonts w:ascii="Arial" w:cs="Arial" w:eastAsia="Arial" w:hAnsi="Arial"/>
@@ -15717,7 +15717,7 @@
               <w:spacing w:after="10" w:before="0"/>
               <w:ind w:left="120"/>
             </w:pPr>
-            <w:hyperlink w:history="1" r:id="rId1adshrteqojfcqyqvzpqh">
+            <w:hyperlink w:history="1" r:id="rIdxn18w6ufte3huh6nof98l">
               <w:r>
                 <w:rPr>
                   <w:rFonts w:ascii="Arial" w:cs="Arial" w:eastAsia="Arial" w:hAnsi="Arial"/>
@@ -15762,7 +15762,7 @@
             <w:pPr>
               <w:spacing w:after="20" w:before="0"/>
             </w:pPr>
-            <w:hyperlink w:history="1" r:id="rIdbunjaa2ynsckb_hc6-_f8">
+            <w:hyperlink w:history="1" r:id="rId3pry130xzcsf97ogze6dz">
               <w:r>
                 <w:rPr>
                   <w:rFonts w:ascii="Arial" w:cs="Arial" w:eastAsia="Arial" w:hAnsi="Arial"/>
@@ -15795,7 +15795,7 @@
               <w:spacing w:after="10" w:before="0"/>
               <w:ind w:left="120"/>
             </w:pPr>
-            <w:hyperlink w:history="1" r:id="rIdpd6wf1ff_fuswx6alwyh1">
+            <w:hyperlink w:history="1" r:id="rIdjwafhrcz8vrdqfggkq2nx">
               <w:r>
                 <w:rPr>
                   <w:rFonts w:ascii="Arial" w:cs="Arial" w:eastAsia="Arial" w:hAnsi="Arial"/>
@@ -15990,7 +15990,7 @@
             <w:pPr>
               <w:spacing w:after="20" w:before="0"/>
             </w:pPr>
-            <w:hyperlink w:history="1" r:id="rIdaxajr2-d6y5wwyairwwnn">
+            <w:hyperlink w:history="1" r:id="rIddmojbhwrutfmuupjevhxf">
               <w:r>
                 <w:rPr>
                   <w:rFonts w:ascii="Arial" w:cs="Arial" w:eastAsia="Arial" w:hAnsi="Arial"/>
@@ -16023,7 +16023,7 @@
               <w:spacing w:after="10" w:before="0"/>
               <w:ind w:left="120"/>
             </w:pPr>
-            <w:hyperlink w:history="1" r:id="rIdbdjiy_itqax5k8vfrqje3">
+            <w:hyperlink w:history="1" r:id="rIdmcdvi4tq6qfybapcz4fyr">
               <w:r>
                 <w:rPr>
                   <w:rFonts w:ascii="Arial" w:cs="Arial" w:eastAsia="Arial" w:hAnsi="Arial"/>
@@ -16068,7 +16068,7 @@
             <w:pPr>
               <w:spacing w:after="20" w:before="0"/>
             </w:pPr>
-            <w:hyperlink w:history="1" r:id="rId5ae62qlry7pbzoh6n2gw4">
+            <w:hyperlink w:history="1" r:id="rIdwpjormpehw67hl_nall93">
               <w:r>
                 <w:rPr>
                   <w:rFonts w:ascii="Arial" w:cs="Arial" w:eastAsia="Arial" w:hAnsi="Arial"/>
@@ -16101,7 +16101,7 @@
               <w:spacing w:after="10" w:before="0"/>
               <w:ind w:left="120"/>
             </w:pPr>
-            <w:hyperlink w:history="1" r:id="rIdosiy0pzee-pjfrb8nttxw">
+            <w:hyperlink w:history="1" r:id="rIdaqqyliq_djjuh0sj-zdgz">
               <w:r>
                 <w:rPr>
                   <w:rFonts w:ascii="Arial" w:cs="Arial" w:eastAsia="Arial" w:hAnsi="Arial"/>
@@ -17588,7 +17588,7 @@
             <w:pPr>
               <w:spacing w:after="20" w:before="0"/>
             </w:pPr>
-            <w:hyperlink w:history="1" r:id="rIdfu6mfogs8v91bgkiwcxjo">
+            <w:hyperlink w:history="1" r:id="rId4vu5u5bwrgpjsw785cfkl">
               <w:r>
                 <w:rPr>
                   <w:rFonts w:ascii="Arial" w:cs="Arial" w:eastAsia="Arial" w:hAnsi="Arial"/>
@@ -17621,7 +17621,7 @@
               <w:spacing w:after="10" w:before="0"/>
               <w:ind w:left="120"/>
             </w:pPr>
-            <w:hyperlink w:history="1" r:id="rIdsgkwomfugmoi7doobdz3j">
+            <w:hyperlink w:history="1" r:id="rIdrbts0bq9v060lstzupjct">
               <w:r>
                 <w:rPr>
                   <w:rFonts w:ascii="Arial" w:cs="Arial" w:eastAsia="Arial" w:hAnsi="Arial"/>
@@ -17666,7 +17666,7 @@
             <w:pPr>
               <w:spacing w:after="20" w:before="0"/>
             </w:pPr>
-            <w:hyperlink w:history="1" r:id="rIdefhxovkv7drfr73tt84bx">
+            <w:hyperlink w:history="1" r:id="rId-3k7dg2ycpcidf6fh5z5h">
               <w:r>
                 <w:rPr>
                   <w:rFonts w:ascii="Arial" w:cs="Arial" w:eastAsia="Arial" w:hAnsi="Arial"/>
@@ -17699,7 +17699,7 @@
               <w:spacing w:after="10" w:before="0"/>
               <w:ind w:left="120"/>
             </w:pPr>
-            <w:hyperlink w:history="1" r:id="rIdu6xtun7erdofycr3eye8n">
+            <w:hyperlink w:history="1" r:id="rIdadrscjvdi4x0qicroxixo">
               <w:r>
                 <w:rPr>
                   <w:rFonts w:ascii="Arial" w:cs="Arial" w:eastAsia="Arial" w:hAnsi="Arial"/>
@@ -17894,7 +17894,7 @@
             <w:pPr>
               <w:spacing w:after="20" w:before="0"/>
             </w:pPr>
-            <w:hyperlink w:history="1" r:id="rIdmj8mbdquntiib3cs6vudd">
+            <w:hyperlink w:history="1" r:id="rIdll2nnyaw_-gnovuscbk6f">
               <w:r>
                 <w:rPr>
                   <w:rFonts w:ascii="Arial" w:cs="Arial" w:eastAsia="Arial" w:hAnsi="Arial"/>
@@ -17927,7 +17927,7 @@
               <w:spacing w:after="10" w:before="0"/>
               <w:ind w:left="120"/>
             </w:pPr>
-            <w:hyperlink w:history="1" r:id="rIdgoxahvmtzsyrbx9f4tyyg">
+            <w:hyperlink w:history="1" r:id="rIdxisn0usd_jdmairlu6d7e">
               <w:r>
                 <w:rPr>
                   <w:rFonts w:ascii="Arial" w:cs="Arial" w:eastAsia="Arial" w:hAnsi="Arial"/>
@@ -17972,7 +17972,7 @@
             <w:pPr>
               <w:spacing w:after="20" w:before="0"/>
             </w:pPr>
-            <w:hyperlink w:history="1" r:id="rIdjjss_vgc7qi0jp4do3vat">
+            <w:hyperlink w:history="1" r:id="rIdma-z_inr3qfgozzztueq4">
               <w:r>
                 <w:rPr>
                   <w:rFonts w:ascii="Arial" w:cs="Arial" w:eastAsia="Arial" w:hAnsi="Arial"/>
@@ -18005,7 +18005,7 @@
               <w:spacing w:after="10" w:before="0"/>
               <w:ind w:left="120"/>
             </w:pPr>
-            <w:hyperlink w:history="1" r:id="rId27kif4bnxnvyq5tbzm04c">
+            <w:hyperlink w:history="1" r:id="rIdw3m1nvl2zyzru_ov0fyju">
               <w:r>
                 <w:rPr>
                   <w:rFonts w:ascii="Arial" w:cs="Arial" w:eastAsia="Arial" w:hAnsi="Arial"/>
@@ -18200,7 +18200,7 @@
             <w:pPr>
               <w:spacing w:after="20" w:before="0"/>
             </w:pPr>
-            <w:hyperlink w:history="1" r:id="rIdifsz8fb77y-opqucxwgm3">
+            <w:hyperlink w:history="1" r:id="rIdwsaokpzoebuxxenrfe9wx">
               <w:r>
                 <w:rPr>
                   <w:rFonts w:ascii="Arial" w:cs="Arial" w:eastAsia="Arial" w:hAnsi="Arial"/>
@@ -18233,7 +18233,7 @@
               <w:spacing w:after="10" w:before="0"/>
               <w:ind w:left="120"/>
             </w:pPr>
-            <w:hyperlink w:history="1" r:id="rIdhwxfviy1wcrtsy7gor8xr">
+            <w:hyperlink w:history="1" r:id="rIdfhmfpe3q-kw4dda_hfodd">
               <w:r>
                 <w:rPr>
                   <w:rFonts w:ascii="Arial" w:cs="Arial" w:eastAsia="Arial" w:hAnsi="Arial"/>
@@ -18278,7 +18278,7 @@
             <w:pPr>
               <w:spacing w:after="20" w:before="0"/>
             </w:pPr>
-            <w:hyperlink w:history="1" r:id="rIdmarx3xg-rfhwz8sxy3t1b">
+            <w:hyperlink w:history="1" r:id="rIdnqgnmxn-7kzsacwgg-rjo">
               <w:r>
                 <w:rPr>
                   <w:rFonts w:ascii="Arial" w:cs="Arial" w:eastAsia="Arial" w:hAnsi="Arial"/>
@@ -18311,7 +18311,7 @@
               <w:spacing w:after="10" w:before="0"/>
               <w:ind w:left="120"/>
             </w:pPr>
-            <w:hyperlink w:history="1" r:id="rIdxv8g0pyks2bpck4u7kclc">
+            <w:hyperlink w:history="1" r:id="rIds3sbqaq5n2-6ccpxjkpjg">
               <w:r>
                 <w:rPr>
                   <w:rFonts w:ascii="Arial" w:cs="Arial" w:eastAsia="Arial" w:hAnsi="Arial"/>
@@ -18506,7 +18506,7 @@
             <w:pPr>
               <w:spacing w:after="20" w:before="0"/>
             </w:pPr>
-            <w:hyperlink w:history="1" r:id="rIdq5wbldpbjdceg4dqx5prf">
+            <w:hyperlink w:history="1" r:id="rIdwpx9mh3lv-aeeiss13fdo">
               <w:r>
                 <w:rPr>
                   <w:rFonts w:ascii="Arial" w:cs="Arial" w:eastAsia="Arial" w:hAnsi="Arial"/>
@@ -18539,7 +18539,7 @@
               <w:spacing w:after="10" w:before="0"/>
               <w:ind w:left="120"/>
             </w:pPr>
-            <w:hyperlink w:history="1" r:id="rIdgltnhhpyibp7bm0llnqvt">
+            <w:hyperlink w:history="1" r:id="rIdnqpxf6hwxtcfc0wjmrurp">
               <w:r>
                 <w:rPr>
                   <w:rFonts w:ascii="Arial" w:cs="Arial" w:eastAsia="Arial" w:hAnsi="Arial"/>
@@ -18584,7 +18584,7 @@
             <w:pPr>
               <w:spacing w:after="20" w:before="0"/>
             </w:pPr>
-            <w:hyperlink w:history="1" r:id="rId74s3mjcdlwol5godszohn">
+            <w:hyperlink w:history="1" r:id="rIdb8kblwnckaix5yy_zyyti">
               <w:r>
                 <w:rPr>
                   <w:rFonts w:ascii="Arial" w:cs="Arial" w:eastAsia="Arial" w:hAnsi="Arial"/>
@@ -18617,7 +18617,7 @@
               <w:spacing w:after="10" w:before="0"/>
               <w:ind w:left="120"/>
             </w:pPr>
-            <w:hyperlink w:history="1" r:id="rIddogmo2srunmjswdf2prfn">
+            <w:hyperlink w:history="1" r:id="rIdhtnsvvriqphzxwotxji5x">
               <w:r>
                 <w:rPr>
                   <w:rFonts w:ascii="Arial" w:cs="Arial" w:eastAsia="Arial" w:hAnsi="Arial"/>
@@ -18812,7 +18812,7 @@
             <w:pPr>
               <w:spacing w:after="20" w:before="0"/>
             </w:pPr>
-            <w:hyperlink w:history="1" r:id="rIdkvyvp-wcylk_igyagceis">
+            <w:hyperlink w:history="1" r:id="rIdcisf4tmahiiywloqrau2h">
               <w:r>
                 <w:rPr>
                   <w:rFonts w:ascii="Arial" w:cs="Arial" w:eastAsia="Arial" w:hAnsi="Arial"/>
@@ -18845,7 +18845,7 @@
               <w:spacing w:after="10" w:before="0"/>
               <w:ind w:left="120"/>
             </w:pPr>
-            <w:hyperlink w:history="1" r:id="rIdk8cwn-0qifyg71zv613dv">
+            <w:hyperlink w:history="1" r:id="rIdgtwstyx6-kxz1gm9txrof">
               <w:r>
                 <w:rPr>
                   <w:rFonts w:ascii="Arial" w:cs="Arial" w:eastAsia="Arial" w:hAnsi="Arial"/>
@@ -18890,7 +18890,7 @@
             <w:pPr>
               <w:spacing w:after="20" w:before="0"/>
             </w:pPr>
-            <w:hyperlink w:history="1" r:id="rIdywgcp54utzcs2uovsvlxt">
+            <w:hyperlink w:history="1" r:id="rIdwc93tdoy-f3z14zkknoqv">
               <w:r>
                 <w:rPr>
                   <w:rFonts w:ascii="Arial" w:cs="Arial" w:eastAsia="Arial" w:hAnsi="Arial"/>
@@ -18923,7 +18923,7 @@
               <w:spacing w:after="10" w:before="0"/>
               <w:ind w:left="120"/>
             </w:pPr>
-            <w:hyperlink w:history="1" r:id="rIdckew6nomqvanyg1vn71pm">
+            <w:hyperlink w:history="1" r:id="rIdezckvjul2gotvumdbwqg9">
               <w:r>
                 <w:rPr>
                   <w:rFonts w:ascii="Arial" w:cs="Arial" w:eastAsia="Arial" w:hAnsi="Arial"/>
@@ -20410,7 +20410,7 @@
             <w:pPr>
               <w:spacing w:after="20" w:before="0"/>
             </w:pPr>
-            <w:hyperlink w:history="1" r:id="rIdjj0x3-sq4rjk4cr2qip6d">
+            <w:hyperlink w:history="1" r:id="rIdavckamvwziwtixh3ueivt">
               <w:r>
                 <w:rPr>
                   <w:rFonts w:ascii="Arial" w:cs="Arial" w:eastAsia="Arial" w:hAnsi="Arial"/>
@@ -20443,7 +20443,7 @@
               <w:spacing w:after="10" w:before="0"/>
               <w:ind w:left="120"/>
             </w:pPr>
-            <w:hyperlink w:history="1" r:id="rId6d7mpimdhrckahddzmvny">
+            <w:hyperlink w:history="1" r:id="rIdwet-fzn-a9b_h52h8vtt0">
               <w:r>
                 <w:rPr>
                   <w:rFonts w:ascii="Arial" w:cs="Arial" w:eastAsia="Arial" w:hAnsi="Arial"/>
@@ -20488,7 +20488,7 @@
             <w:pPr>
               <w:spacing w:after="20" w:before="0"/>
             </w:pPr>
-            <w:hyperlink w:history="1" r:id="rIdwvgdfbawqiubqs-itqxth">
+            <w:hyperlink w:history="1" r:id="rId51pt5usu7ymk-zt5pxbgo">
               <w:r>
                 <w:rPr>
                   <w:rFonts w:ascii="Arial" w:cs="Arial" w:eastAsia="Arial" w:hAnsi="Arial"/>
@@ -20521,7 +20521,7 @@
               <w:spacing w:after="10" w:before="0"/>
               <w:ind w:left="120"/>
             </w:pPr>
-            <w:hyperlink w:history="1" r:id="rIdg6d5qfuhusiqrrbg8dh0p">
+            <w:hyperlink w:history="1" r:id="rIdsefjcfcuaimjfgmlyjhfe">
               <w:r>
                 <w:rPr>
                   <w:rFonts w:ascii="Arial" w:cs="Arial" w:eastAsia="Arial" w:hAnsi="Arial"/>
@@ -20716,7 +20716,7 @@
             <w:pPr>
               <w:spacing w:after="20" w:before="0"/>
             </w:pPr>
-            <w:hyperlink w:history="1" r:id="rIdolqq5heegrhkt6mvbibk6">
+            <w:hyperlink w:history="1" r:id="rId_fyd7a5vgocvdkyg3ukg2">
               <w:r>
                 <w:rPr>
                   <w:rFonts w:ascii="Arial" w:cs="Arial" w:eastAsia="Arial" w:hAnsi="Arial"/>
@@ -20749,7 +20749,7 @@
               <w:spacing w:after="10" w:before="0"/>
               <w:ind w:left="120"/>
             </w:pPr>
-            <w:hyperlink w:history="1" r:id="rIdoflxmguj-xgys4wfgtjvk">
+            <w:hyperlink w:history="1" r:id="rIdjc-de2hfusqqgwkmmbd4s">
               <w:r>
                 <w:rPr>
                   <w:rFonts w:ascii="Arial" w:cs="Arial" w:eastAsia="Arial" w:hAnsi="Arial"/>
@@ -20794,7 +20794,7 @@
             <w:pPr>
               <w:spacing w:after="20" w:before="0"/>
             </w:pPr>
-            <w:hyperlink w:history="1" r:id="rId7htdacjmpeedl3slhbsyk">
+            <w:hyperlink w:history="1" r:id="rIdilvpk8pgdd9jefrxui-ze">
               <w:r>
                 <w:rPr>
                   <w:rFonts w:ascii="Arial" w:cs="Arial" w:eastAsia="Arial" w:hAnsi="Arial"/>
@@ -20827,7 +20827,7 @@
               <w:spacing w:after="10" w:before="0"/>
               <w:ind w:left="120"/>
             </w:pPr>
-            <w:hyperlink w:history="1" r:id="rIdy8gqh92b_8ktaqojfr4zo">
+            <w:hyperlink w:history="1" r:id="rIdw885pc-gjoswjuvyqtn4q">
               <w:r>
                 <w:rPr>
                   <w:rFonts w:ascii="Arial" w:cs="Arial" w:eastAsia="Arial" w:hAnsi="Arial"/>
@@ -21022,7 +21022,7 @@
             <w:pPr>
               <w:spacing w:after="20" w:before="0"/>
             </w:pPr>
-            <w:hyperlink w:history="1" r:id="rIdtabhvqi1szt0-0wcr9wm6">
+            <w:hyperlink w:history="1" r:id="rIda6uija5xhogk6jcn5ebqy">
               <w:r>
                 <w:rPr>
                   <w:rFonts w:ascii="Arial" w:cs="Arial" w:eastAsia="Arial" w:hAnsi="Arial"/>
@@ -21055,7 +21055,7 @@
               <w:spacing w:after="10" w:before="0"/>
               <w:ind w:left="120"/>
             </w:pPr>
-            <w:hyperlink w:history="1" r:id="rIdimi21tbpthr79zmo74n11">
+            <w:hyperlink w:history="1" r:id="rIdcfdc1xjmjjcmmx0mhaaxq">
               <w:r>
                 <w:rPr>
                   <w:rFonts w:ascii="Arial" w:cs="Arial" w:eastAsia="Arial" w:hAnsi="Arial"/>
@@ -21100,7 +21100,7 @@
             <w:pPr>
               <w:spacing w:after="20" w:before="0"/>
             </w:pPr>
-            <w:hyperlink w:history="1" r:id="rIdbrclxj-huj-kbe-fgkqof">
+            <w:hyperlink w:history="1" r:id="rId3n90jvn7r4qjpcg_rieg6">
               <w:r>
                 <w:rPr>
                   <w:rFonts w:ascii="Arial" w:cs="Arial" w:eastAsia="Arial" w:hAnsi="Arial"/>
@@ -21133,7 +21133,7 @@
               <w:spacing w:after="10" w:before="0"/>
               <w:ind w:left="120"/>
             </w:pPr>
-            <w:hyperlink w:history="1" r:id="rId1xaldbqukx4wm0bk8dduz">
+            <w:hyperlink w:history="1" r:id="rIdg6nzkv5niukoew8f0umpc">
               <w:r>
                 <w:rPr>
                   <w:rFonts w:ascii="Arial" w:cs="Arial" w:eastAsia="Arial" w:hAnsi="Arial"/>
@@ -21328,7 +21328,7 @@
             <w:pPr>
               <w:spacing w:after="20" w:before="0"/>
             </w:pPr>
-            <w:hyperlink w:history="1" r:id="rId25rq9rz2rbspt2gq5pvsh">
+            <w:hyperlink w:history="1" r:id="rIdrl26eihfon_78nlqaztac">
               <w:r>
                 <w:rPr>
                   <w:rFonts w:ascii="Arial" w:cs="Arial" w:eastAsia="Arial" w:hAnsi="Arial"/>
@@ -21361,7 +21361,7 @@
               <w:spacing w:after="10" w:before="0"/>
               <w:ind w:left="120"/>
             </w:pPr>
-            <w:hyperlink w:history="1" r:id="rIdd8oxt1xgpdibk-qwntu89">
+            <w:hyperlink w:history="1" r:id="rIdzvekmlepz9erdastuynkc">
               <w:r>
                 <w:rPr>
                   <w:rFonts w:ascii="Arial" w:cs="Arial" w:eastAsia="Arial" w:hAnsi="Arial"/>
@@ -21406,7 +21406,7 @@
             <w:pPr>
               <w:spacing w:after="20" w:before="0"/>
             </w:pPr>
-            <w:hyperlink w:history="1" r:id="rIdq7yzeh0xn5o5qgfnudygr">
+            <w:hyperlink w:history="1" r:id="rIdivk1jhvgk1ebmbyofwmdh">
               <w:r>
                 <w:rPr>
                   <w:rFonts w:ascii="Arial" w:cs="Arial" w:eastAsia="Arial" w:hAnsi="Arial"/>
@@ -21439,7 +21439,7 @@
               <w:spacing w:after="10" w:before="0"/>
               <w:ind w:left="120"/>
             </w:pPr>
-            <w:hyperlink w:history="1" r:id="rIdy2bvqpqvj3ri0lh0hhops">
+            <w:hyperlink w:history="1" r:id="rIdljbk881s6j8zpp-fqpupn">
               <w:r>
                 <w:rPr>
                   <w:rFonts w:ascii="Arial" w:cs="Arial" w:eastAsia="Arial" w:hAnsi="Arial"/>
@@ -21634,7 +21634,7 @@
             <w:pPr>
               <w:spacing w:after="20" w:before="0"/>
             </w:pPr>
-            <w:hyperlink w:history="1" r:id="rId_451hev70a-ie39valz2-">
+            <w:hyperlink w:history="1" r:id="rId3hmidyeg_6iqrwct0rayo">
               <w:r>
                 <w:rPr>
                   <w:rFonts w:ascii="Arial" w:cs="Arial" w:eastAsia="Arial" w:hAnsi="Arial"/>
@@ -21667,7 +21667,7 @@
               <w:spacing w:after="10" w:before="0"/>
               <w:ind w:left="120"/>
             </w:pPr>
-            <w:hyperlink w:history="1" r:id="rId-dqfzgntxv2mui4plochz">
+            <w:hyperlink w:history="1" r:id="rIdnogs-a7mzp2zdwerqxe5t">
               <w:r>
                 <w:rPr>
                   <w:rFonts w:ascii="Arial" w:cs="Arial" w:eastAsia="Arial" w:hAnsi="Arial"/>
@@ -21712,7 +21712,7 @@
             <w:pPr>
               <w:spacing w:after="20" w:before="0"/>
             </w:pPr>
-            <w:hyperlink w:history="1" r:id="rIdpzsaqf7upumxkprzolup1">
+            <w:hyperlink w:history="1" r:id="rIduyk3ahovozt5frfikhg6g">
               <w:r>
                 <w:rPr>
                   <w:rFonts w:ascii="Arial" w:cs="Arial" w:eastAsia="Arial" w:hAnsi="Arial"/>
@@ -21745,7 +21745,7 @@
               <w:spacing w:after="10" w:before="0"/>
               <w:ind w:left="120"/>
             </w:pPr>
-            <w:hyperlink w:history="1" r:id="rIdwcg5ut8xr2fisigxpyweu">
+            <w:hyperlink w:history="1" r:id="rIduunqlnwr6_hai55q9lits">
               <w:r>
                 <w:rPr>
                   <w:rFonts w:ascii="Arial" w:cs="Arial" w:eastAsia="Arial" w:hAnsi="Arial"/>
@@ -23232,7 +23232,7 @@
             <w:pPr>
               <w:spacing w:after="20" w:before="0"/>
             </w:pPr>
-            <w:hyperlink w:history="1" r:id="rId4gfcvnfg0r8fw3u7rxmsu">
+            <w:hyperlink w:history="1" r:id="rIdwxhm4rjgeoo8h1fsy79yv">
               <w:r>
                 <w:rPr>
                   <w:rFonts w:ascii="Arial" w:cs="Arial" w:eastAsia="Arial" w:hAnsi="Arial"/>
@@ -23265,7 +23265,7 @@
               <w:spacing w:after="10" w:before="0"/>
               <w:ind w:left="120"/>
             </w:pPr>
-            <w:hyperlink w:history="1" r:id="rIdp2ylcdu4ajqnvikh5la3q">
+            <w:hyperlink w:history="1" r:id="rIdriomyh-c0rpbldbkis-jm">
               <w:r>
                 <w:rPr>
                   <w:rFonts w:ascii="Arial" w:cs="Arial" w:eastAsia="Arial" w:hAnsi="Arial"/>
@@ -23310,7 +23310,7 @@
             <w:pPr>
               <w:spacing w:after="20" w:before="0"/>
             </w:pPr>
-            <w:hyperlink w:history="1" r:id="rIdtcr8ffnbmqfpqyhusbcqg">
+            <w:hyperlink w:history="1" r:id="rIdx0bfoqdxrh0x_thnu9dv3">
               <w:r>
                 <w:rPr>
                   <w:rFonts w:ascii="Arial" w:cs="Arial" w:eastAsia="Arial" w:hAnsi="Arial"/>
@@ -23343,7 +23343,7 @@
               <w:spacing w:after="10" w:before="0"/>
               <w:ind w:left="120"/>
             </w:pPr>
-            <w:hyperlink w:history="1" r:id="rIdn1yhgvoa31cev5q4dvbyk">
+            <w:hyperlink w:history="1" r:id="rIdm-e8r8h8axichtcymmymw">
               <w:r>
                 <w:rPr>
                   <w:rFonts w:ascii="Arial" w:cs="Arial" w:eastAsia="Arial" w:hAnsi="Arial"/>
@@ -23538,7 +23538,7 @@
             <w:pPr>
               <w:spacing w:after="20" w:before="0"/>
             </w:pPr>
-            <w:hyperlink w:history="1" r:id="rIdmziyyhy_mf38vvkflj8ah">
+            <w:hyperlink w:history="1" r:id="rId4rneiumk9w1ork_c46uey">
               <w:r>
                 <w:rPr>
                   <w:rFonts w:ascii="Arial" w:cs="Arial" w:eastAsia="Arial" w:hAnsi="Arial"/>
@@ -23571,7 +23571,7 @@
               <w:spacing w:after="10" w:before="0"/>
               <w:ind w:left="120"/>
             </w:pPr>
-            <w:hyperlink w:history="1" r:id="rId2gwyrkhl4o2ejklpxmljf">
+            <w:hyperlink w:history="1" r:id="rIdtv2vbgb9g6itrnxkargl-">
               <w:r>
                 <w:rPr>
                   <w:rFonts w:ascii="Arial" w:cs="Arial" w:eastAsia="Arial" w:hAnsi="Arial"/>
@@ -23616,7 +23616,7 @@
             <w:pPr>
               <w:spacing w:after="20" w:before="0"/>
             </w:pPr>
-            <w:hyperlink w:history="1" r:id="rIdcnhjilrcf-uzb7rblczjc">
+            <w:hyperlink w:history="1" r:id="rIdgpneleff0c5pwtouac4g4">
               <w:r>
                 <w:rPr>
                   <w:rFonts w:ascii="Arial" w:cs="Arial" w:eastAsia="Arial" w:hAnsi="Arial"/>
@@ -23649,7 +23649,7 @@
               <w:spacing w:after="10" w:before="0"/>
               <w:ind w:left="120"/>
             </w:pPr>
-            <w:hyperlink w:history="1" r:id="rId0urht1-ixpcvprafzdmrf">
+            <w:hyperlink w:history="1" r:id="rIdisezy97ha2ngj2icxbivl">
               <w:r>
                 <w:rPr>
                   <w:rFonts w:ascii="Arial" w:cs="Arial" w:eastAsia="Arial" w:hAnsi="Arial"/>
@@ -23844,7 +23844,7 @@
             <w:pPr>
               <w:spacing w:after="20" w:before="0"/>
             </w:pPr>
-            <w:hyperlink w:history="1" r:id="rId-y7wqp4rathqpgj8xkj2w">
+            <w:hyperlink w:history="1" r:id="rIdp28bibtmyhdzsgde7lu47">
               <w:r>
                 <w:rPr>
                   <w:rFonts w:ascii="Arial" w:cs="Arial" w:eastAsia="Arial" w:hAnsi="Arial"/>
@@ -23877,7 +23877,7 @@
               <w:spacing w:after="10" w:before="0"/>
               <w:ind w:left="120"/>
             </w:pPr>
-            <w:hyperlink w:history="1" r:id="rIdvi3eq8g_6d4kohifyri8n">
+            <w:hyperlink w:history="1" r:id="rIdpdgcfuuinw0kkkixwr-lf">
               <w:r>
                 <w:rPr>
                   <w:rFonts w:ascii="Arial" w:cs="Arial" w:eastAsia="Arial" w:hAnsi="Arial"/>
@@ -23922,7 +23922,7 @@
             <w:pPr>
               <w:spacing w:after="20" w:before="0"/>
             </w:pPr>
-            <w:hyperlink w:history="1" r:id="rIde_k4nh_ortiqbf3yuxyqs">
+            <w:hyperlink w:history="1" r:id="rIdnlju-pb9hj3gwqtp0cpjn">
               <w:r>
                 <w:rPr>
                   <w:rFonts w:ascii="Arial" w:cs="Arial" w:eastAsia="Arial" w:hAnsi="Arial"/>
@@ -23955,7 +23955,7 @@
               <w:spacing w:after="10" w:before="0"/>
               <w:ind w:left="120"/>
             </w:pPr>
-            <w:hyperlink w:history="1" r:id="rIdxiyp_4kecez4kzok7ylra">
+            <w:hyperlink w:history="1" r:id="rIdrajmfhm8tj3lypbnn0fyu">
               <w:r>
                 <w:rPr>
                   <w:rFonts w:ascii="Arial" w:cs="Arial" w:eastAsia="Arial" w:hAnsi="Arial"/>
@@ -24150,7 +24150,7 @@
             <w:pPr>
               <w:spacing w:after="20" w:before="0"/>
             </w:pPr>
-            <w:hyperlink w:history="1" r:id="rIdyost2o1bmbotj_kmyyiqw">
+            <w:hyperlink w:history="1" r:id="rIdffml5uanfejzgyy_hf8cc">
               <w:r>
                 <w:rPr>
                   <w:rFonts w:ascii="Arial" w:cs="Arial" w:eastAsia="Arial" w:hAnsi="Arial"/>
@@ -24183,7 +24183,7 @@
               <w:spacing w:after="10" w:before="0"/>
               <w:ind w:left="120"/>
             </w:pPr>
-            <w:hyperlink w:history="1" r:id="rId5bgtvip1h6hdgft9r-4qm">
+            <w:hyperlink w:history="1" r:id="rIdjmsox_7cfszwrmffrthhm">
               <w:r>
                 <w:rPr>
                   <w:rFonts w:ascii="Arial" w:cs="Arial" w:eastAsia="Arial" w:hAnsi="Arial"/>
@@ -24228,7 +24228,7 @@
             <w:pPr>
               <w:spacing w:after="20" w:before="0"/>
             </w:pPr>
-            <w:hyperlink w:history="1" r:id="rIdx68kx-q1njzlfycul_uts">
+            <w:hyperlink w:history="1" r:id="rIddtlpx1_vugxtg7demqccf">
               <w:r>
                 <w:rPr>
                   <w:rFonts w:ascii="Arial" w:cs="Arial" w:eastAsia="Arial" w:hAnsi="Arial"/>
@@ -24261,7 +24261,7 @@
               <w:spacing w:after="10" w:before="0"/>
               <w:ind w:left="120"/>
             </w:pPr>
-            <w:hyperlink w:history="1" r:id="rIdzxlti8wixexb_mm0vmcc-">
+            <w:hyperlink w:history="1" r:id="rIdborb8jhv0m9ynwuu4m6os">
               <w:r>
                 <w:rPr>
                   <w:rFonts w:ascii="Arial" w:cs="Arial" w:eastAsia="Arial" w:hAnsi="Arial"/>
@@ -24456,7 +24456,7 @@
             <w:pPr>
               <w:spacing w:after="20" w:before="0"/>
             </w:pPr>
-            <w:hyperlink w:history="1" r:id="rIdtn0m1a4y5bl_h-ibvkh0a">
+            <w:hyperlink w:history="1" r:id="rIddkddvftxyqsjbagttrosa">
               <w:r>
                 <w:rPr>
                   <w:rFonts w:ascii="Arial" w:cs="Arial" w:eastAsia="Arial" w:hAnsi="Arial"/>
@@ -24489,7 +24489,7 @@
               <w:spacing w:after="10" w:before="0"/>
               <w:ind w:left="120"/>
             </w:pPr>
-            <w:hyperlink w:history="1" r:id="rIdg_ls3c4fy2ofjyti7iljo">
+            <w:hyperlink w:history="1" r:id="rIdnzg5q3roscoobgd_x5vus">
               <w:r>
                 <w:rPr>
                   <w:rFonts w:ascii="Arial" w:cs="Arial" w:eastAsia="Arial" w:hAnsi="Arial"/>
@@ -24534,7 +24534,7 @@
             <w:pPr>
               <w:spacing w:after="20" w:before="0"/>
             </w:pPr>
-            <w:hyperlink w:history="1" r:id="rId8hxv8asyroouyajluj_jy">
+            <w:hyperlink w:history="1" r:id="rIdfpaschni18kfp_d4_nbi1">
               <w:r>
                 <w:rPr>
                   <w:rFonts w:ascii="Arial" w:cs="Arial" w:eastAsia="Arial" w:hAnsi="Arial"/>
@@ -24567,7 +24567,7 @@
               <w:spacing w:after="10" w:before="0"/>
               <w:ind w:left="120"/>
             </w:pPr>
-            <w:hyperlink w:history="1" r:id="rIdkt7tszmr2jrmkvuk2qe-y">
+            <w:hyperlink w:history="1" r:id="rIdl9l3rrnteuhbel3tnax_2">
               <w:r>
                 <w:rPr>
                   <w:rFonts w:ascii="Arial" w:cs="Arial" w:eastAsia="Arial" w:hAnsi="Arial"/>
@@ -26054,7 +26054,7 @@
             <w:pPr>
               <w:spacing w:after="20" w:before="0"/>
             </w:pPr>
-            <w:hyperlink w:history="1" r:id="rId5fduchs7krik3d1z4pfya">
+            <w:hyperlink w:history="1" r:id="rIda5cqmc__oun17un3k780s">
               <w:r>
                 <w:rPr>
                   <w:rFonts w:ascii="Arial" w:cs="Arial" w:eastAsia="Arial" w:hAnsi="Arial"/>
@@ -26087,7 +26087,7 @@
               <w:spacing w:after="10" w:before="0"/>
               <w:ind w:left="120"/>
             </w:pPr>
-            <w:hyperlink w:history="1" r:id="rIdiy_etpwymgeayag18tgl5">
+            <w:hyperlink w:history="1" r:id="rIdsyjwgdqk-tz3r7grwqsqc">
               <w:r>
                 <w:rPr>
                   <w:rFonts w:ascii="Arial" w:cs="Arial" w:eastAsia="Arial" w:hAnsi="Arial"/>
@@ -26132,7 +26132,7 @@
             <w:pPr>
               <w:spacing w:after="20" w:before="0"/>
             </w:pPr>
-            <w:hyperlink w:history="1" r:id="rIdmtaphe9yb1_cfhvd2kyap">
+            <w:hyperlink w:history="1" r:id="rIdcajwtmqeoce_hhhtgwudu">
               <w:r>
                 <w:rPr>
                   <w:rFonts w:ascii="Arial" w:cs="Arial" w:eastAsia="Arial" w:hAnsi="Arial"/>
@@ -26165,7 +26165,7 @@
               <w:spacing w:after="10" w:before="0"/>
               <w:ind w:left="120"/>
             </w:pPr>
-            <w:hyperlink w:history="1" r:id="rIdlqisd4-248keo62uwij8m">
+            <w:hyperlink w:history="1" r:id="rIdh2t71lkzccjovrydu-qnn">
               <w:r>
                 <w:rPr>
                   <w:rFonts w:ascii="Arial" w:cs="Arial" w:eastAsia="Arial" w:hAnsi="Arial"/>
@@ -26360,7 +26360,7 @@
             <w:pPr>
               <w:spacing w:after="20" w:before="0"/>
             </w:pPr>
-            <w:hyperlink w:history="1" r:id="rIdu7ueh94jgovstddkla_uk">
+            <w:hyperlink w:history="1" r:id="rId-lh222jos_mdxsybiy7a8">
               <w:r>
                 <w:rPr>
                   <w:rFonts w:ascii="Arial" w:cs="Arial" w:eastAsia="Arial" w:hAnsi="Arial"/>
@@ -26393,7 +26393,7 @@
               <w:spacing w:after="10" w:before="0"/>
               <w:ind w:left="120"/>
             </w:pPr>
-            <w:hyperlink w:history="1" r:id="rIdxnk_yow8wpmenplm2tdz8">
+            <w:hyperlink w:history="1" r:id="rIdjqvnduyz9fnboeqj_lcwk">
               <w:r>
                 <w:rPr>
                   <w:rFonts w:ascii="Arial" w:cs="Arial" w:eastAsia="Arial" w:hAnsi="Arial"/>
@@ -26438,7 +26438,7 @@
             <w:pPr>
               <w:spacing w:after="20" w:before="0"/>
             </w:pPr>
-            <w:hyperlink w:history="1" r:id="rIdkbgs0gqfaegx3_9f9ckmy">
+            <w:hyperlink w:history="1" r:id="rIdlad2hgrxmn7ixotrsd5so">
               <w:r>
                 <w:rPr>
                   <w:rFonts w:ascii="Arial" w:cs="Arial" w:eastAsia="Arial" w:hAnsi="Arial"/>
@@ -26471,7 +26471,7 @@
               <w:spacing w:after="10" w:before="0"/>
               <w:ind w:left="120"/>
             </w:pPr>
-            <w:hyperlink w:history="1" r:id="rIdklisy4kuqynlnjl5etblx">
+            <w:hyperlink w:history="1" r:id="rIdyhaiq8gv1otgpi3l9upic">
               <w:r>
                 <w:rPr>
                   <w:rFonts w:ascii="Arial" w:cs="Arial" w:eastAsia="Arial" w:hAnsi="Arial"/>
@@ -26666,7 +26666,7 @@
             <w:pPr>
               <w:spacing w:after="20" w:before="0"/>
             </w:pPr>
-            <w:hyperlink w:history="1" r:id="rIdqs8xuu_tkahp1s5wm19ma">
+            <w:hyperlink w:history="1" r:id="rIdof8iz33rmwp3meiqehqfc">
               <w:r>
                 <w:rPr>
                   <w:rFonts w:ascii="Arial" w:cs="Arial" w:eastAsia="Arial" w:hAnsi="Arial"/>
@@ -26699,7 +26699,7 @@
               <w:spacing w:after="10" w:before="0"/>
               <w:ind w:left="120"/>
             </w:pPr>
-            <w:hyperlink w:history="1" r:id="rIdemjjmm0qy7nt8icigeyu3">
+            <w:hyperlink w:history="1" r:id="rIdxmuoeaedykxogl66ojhhs">
               <w:r>
                 <w:rPr>
                   <w:rFonts w:ascii="Arial" w:cs="Arial" w:eastAsia="Arial" w:hAnsi="Arial"/>
@@ -26744,7 +26744,7 @@
             <w:pPr>
               <w:spacing w:after="20" w:before="0"/>
             </w:pPr>
-            <w:hyperlink w:history="1" r:id="rIdpfno9ti4tr_viysqchbci">
+            <w:hyperlink w:history="1" r:id="rIdsrrk-yogaiiibu2mf6uoq">
               <w:r>
                 <w:rPr>
                   <w:rFonts w:ascii="Arial" w:cs="Arial" w:eastAsia="Arial" w:hAnsi="Arial"/>
@@ -26777,7 +26777,7 @@
               <w:spacing w:after="10" w:before="0"/>
               <w:ind w:left="120"/>
             </w:pPr>
-            <w:hyperlink w:history="1" r:id="rId0iluqhfeg6vi_g2z20uqk">
+            <w:hyperlink w:history="1" r:id="rIdczn-qmda3qtngds_or6sh">
               <w:r>
                 <w:rPr>
                   <w:rFonts w:ascii="Arial" w:cs="Arial" w:eastAsia="Arial" w:hAnsi="Arial"/>
@@ -26972,7 +26972,7 @@
             <w:pPr>
               <w:spacing w:after="20" w:before="0"/>
             </w:pPr>
-            <w:hyperlink w:history="1" r:id="rIdgc5kzb1youfdzq__i4o1u">
+            <w:hyperlink w:history="1" r:id="rIdbaygb0_6asgmw-grag71p">
               <w:r>
                 <w:rPr>
                   <w:rFonts w:ascii="Arial" w:cs="Arial" w:eastAsia="Arial" w:hAnsi="Arial"/>
@@ -27005,7 +27005,7 @@
               <w:spacing w:after="10" w:before="0"/>
               <w:ind w:left="120"/>
             </w:pPr>
-            <w:hyperlink w:history="1" r:id="rIdbwn_lcgwnq6fcmpmkikqn">
+            <w:hyperlink w:history="1" r:id="rIdbzges5txpzi3m1j36co7x">
               <w:r>
                 <w:rPr>
                   <w:rFonts w:ascii="Arial" w:cs="Arial" w:eastAsia="Arial" w:hAnsi="Arial"/>
@@ -27050,7 +27050,7 @@
             <w:pPr>
               <w:spacing w:after="20" w:before="0"/>
             </w:pPr>
-            <w:hyperlink w:history="1" r:id="rIda3q4ywy1t_jxgbwgxspbg">
+            <w:hyperlink w:history="1" r:id="rIdp8pabxgpjky7jzdnt4uon">
               <w:r>
                 <w:rPr>
                   <w:rFonts w:ascii="Arial" w:cs="Arial" w:eastAsia="Arial" w:hAnsi="Arial"/>
@@ -27083,7 +27083,7 @@
               <w:spacing w:after="10" w:before="0"/>
               <w:ind w:left="120"/>
             </w:pPr>
-            <w:hyperlink w:history="1" r:id="rIdseg-grclbvm7g8jfabfvd">
+            <w:hyperlink w:history="1" r:id="rIdhtvrirlbbtwnxpycnzk-n">
               <w:r>
                 <w:rPr>
                   <w:rFonts w:ascii="Arial" w:cs="Arial" w:eastAsia="Arial" w:hAnsi="Arial"/>
@@ -27278,7 +27278,7 @@
             <w:pPr>
               <w:spacing w:after="20" w:before="0"/>
             </w:pPr>
-            <w:hyperlink w:history="1" r:id="rIdwzu3z2dgmyggc9l4bmemj">
+            <w:hyperlink w:history="1" r:id="rIduj1yd2vfznsc7dwuy8csv">
               <w:r>
                 <w:rPr>
                   <w:rFonts w:ascii="Arial" w:cs="Arial" w:eastAsia="Arial" w:hAnsi="Arial"/>
@@ -27311,7 +27311,7 @@
               <w:spacing w:after="10" w:before="0"/>
               <w:ind w:left="120"/>
             </w:pPr>
-            <w:hyperlink w:history="1" r:id="rIdyxdux2-uoqu1k6tmewxyx">
+            <w:hyperlink w:history="1" r:id="rIdp8lxjfxthfogbjorecyka">
               <w:r>
                 <w:rPr>
                   <w:rFonts w:ascii="Arial" w:cs="Arial" w:eastAsia="Arial" w:hAnsi="Arial"/>
@@ -27356,7 +27356,7 @@
             <w:pPr>
               <w:spacing w:after="20" w:before="0"/>
             </w:pPr>
-            <w:hyperlink w:history="1" r:id="rIdim_pdxjebyydmxtgd29lx">
+            <w:hyperlink w:history="1" r:id="rIdqt6le9qupqbrj4dh5_qqm">
               <w:r>
                 <w:rPr>
                   <w:rFonts w:ascii="Arial" w:cs="Arial" w:eastAsia="Arial" w:hAnsi="Arial"/>
@@ -27389,7 +27389,7 @@
               <w:spacing w:after="10" w:before="0"/>
               <w:ind w:left="120"/>
             </w:pPr>
-            <w:hyperlink w:history="1" r:id="rIdk7d6sizx44bg9ywz2rinz">
+            <w:hyperlink w:history="1" r:id="rIddsytrnqp7kgysod-g32qg">
               <w:r>
                 <w:rPr>
                   <w:rFonts w:ascii="Arial" w:cs="Arial" w:eastAsia="Arial" w:hAnsi="Arial"/>

--- a/data/outputs/v2/Maths/SS4.1_Statistics_I/Mathematics_Statistics_I_CBE_LessonSequence.docx
+++ b/data/outputs/v2/Maths/SS4.1_Statistics_I/Mathematics_Statistics_I_CBE_LessonSequence.docx
@@ -3478,7 +3478,7 @@
             <w:pPr>
               <w:spacing w:after="20" w:before="0"/>
             </w:pPr>
-            <w:hyperlink w:history="1" r:id="rId0eg7infkvtlxinwwzwb0a">
+            <w:hyperlink w:history="1" r:id="rId-tp7up7ifishszx6hljih">
               <w:r>
                 <w:rPr>
                   <w:rFonts w:ascii="Arial" w:cs="Arial" w:eastAsia="Arial" w:hAnsi="Arial"/>
@@ -3511,7 +3511,7 @@
               <w:spacing w:after="10" w:before="0"/>
               <w:ind w:left="120"/>
             </w:pPr>
-            <w:hyperlink w:history="1" r:id="rIdmxypo3-qwvayuor4ktzyb">
+            <w:hyperlink w:history="1" r:id="rIdzvyobmpitvvyxewwp_wiq">
               <w:r>
                 <w:rPr>
                   <w:rFonts w:ascii="Arial" w:cs="Arial" w:eastAsia="Arial" w:hAnsi="Arial"/>
@@ -3556,7 +3556,7 @@
             <w:pPr>
               <w:spacing w:after="20" w:before="0"/>
             </w:pPr>
-            <w:hyperlink w:history="1" r:id="rId7tgchrwi3zk7-nj9yy--8">
+            <w:hyperlink w:history="1" r:id="rIdl_e_44b_yv3ogrmnbvhnw">
               <w:r>
                 <w:rPr>
                   <w:rFonts w:ascii="Arial" w:cs="Arial" w:eastAsia="Arial" w:hAnsi="Arial"/>
@@ -3589,7 +3589,7 @@
               <w:spacing w:after="10" w:before="0"/>
               <w:ind w:left="120"/>
             </w:pPr>
-            <w:hyperlink w:history="1" r:id="rIdnx9px_tadbrsscimizepi">
+            <w:hyperlink w:history="1" r:id="rId076ybrlekvlkopahtiu-d">
               <w:r>
                 <w:rPr>
                   <w:rFonts w:ascii="Arial" w:cs="Arial" w:eastAsia="Arial" w:hAnsi="Arial"/>
@@ -3784,7 +3784,7 @@
             <w:pPr>
               <w:spacing w:after="20" w:before="0"/>
             </w:pPr>
-            <w:hyperlink w:history="1" r:id="rIdmz1_ekclffeh4ro4mejjj">
+            <w:hyperlink w:history="1" r:id="rIdjoqiikce1szdcx8wg99ut">
               <w:r>
                 <w:rPr>
                   <w:rFonts w:ascii="Arial" w:cs="Arial" w:eastAsia="Arial" w:hAnsi="Arial"/>
@@ -3817,7 +3817,7 @@
               <w:spacing w:after="10" w:before="0"/>
               <w:ind w:left="120"/>
             </w:pPr>
-            <w:hyperlink w:history="1" r:id="rIdssk1nsi7ipkb3uco5-jkd">
+            <w:hyperlink w:history="1" r:id="rIdahw2bmtgzoaglyryi-ijd">
               <w:r>
                 <w:rPr>
                   <w:rFonts w:ascii="Arial" w:cs="Arial" w:eastAsia="Arial" w:hAnsi="Arial"/>
@@ -3862,7 +3862,7 @@
             <w:pPr>
               <w:spacing w:after="20" w:before="0"/>
             </w:pPr>
-            <w:hyperlink w:history="1" r:id="rId0gmbpc9w7ftminmg0sojk">
+            <w:hyperlink w:history="1" r:id="rIdapbk2jxmoahkigauvxswb">
               <w:r>
                 <w:rPr>
                   <w:rFonts w:ascii="Arial" w:cs="Arial" w:eastAsia="Arial" w:hAnsi="Arial"/>
@@ -3895,7 +3895,7 @@
               <w:spacing w:after="10" w:before="0"/>
               <w:ind w:left="120"/>
             </w:pPr>
-            <w:hyperlink w:history="1" r:id="rIddqeo2gdh04cdmwdb1las1">
+            <w:hyperlink w:history="1" r:id="rIdrtuidhd-ic3s3a3mzbfmy">
               <w:r>
                 <w:rPr>
                   <w:rFonts w:ascii="Arial" w:cs="Arial" w:eastAsia="Arial" w:hAnsi="Arial"/>
@@ -4090,7 +4090,7 @@
             <w:pPr>
               <w:spacing w:after="20" w:before="0"/>
             </w:pPr>
-            <w:hyperlink w:history="1" r:id="rId7yu3qetqa-b0ottusctok">
+            <w:hyperlink w:history="1" r:id="rIdmni-enahamyq4o33bb3dv">
               <w:r>
                 <w:rPr>
                   <w:rFonts w:ascii="Arial" w:cs="Arial" w:eastAsia="Arial" w:hAnsi="Arial"/>
@@ -4123,7 +4123,7 @@
               <w:spacing w:after="10" w:before="0"/>
               <w:ind w:left="120"/>
             </w:pPr>
-            <w:hyperlink w:history="1" r:id="rId0uzsg8bqrmczjap1rz0dv">
+            <w:hyperlink w:history="1" r:id="rIdo2ehonkiosfpg61js15vy">
               <w:r>
                 <w:rPr>
                   <w:rFonts w:ascii="Arial" w:cs="Arial" w:eastAsia="Arial" w:hAnsi="Arial"/>
@@ -4168,7 +4168,7 @@
             <w:pPr>
               <w:spacing w:after="20" w:before="0"/>
             </w:pPr>
-            <w:hyperlink w:history="1" r:id="rIdos187wh5dat5sqkh4rv-n">
+            <w:hyperlink w:history="1" r:id="rIdledj-h_bwjij_ds1dvwjr">
               <w:r>
                 <w:rPr>
                   <w:rFonts w:ascii="Arial" w:cs="Arial" w:eastAsia="Arial" w:hAnsi="Arial"/>
@@ -4201,7 +4201,7 @@
               <w:spacing w:after="10" w:before="0"/>
               <w:ind w:left="120"/>
             </w:pPr>
-            <w:hyperlink w:history="1" r:id="rIdsalrhz_nda_2oawlh8kzx">
+            <w:hyperlink w:history="1" r:id="rId_xlxms6eodfuefncatjwa">
               <w:r>
                 <w:rPr>
                   <w:rFonts w:ascii="Arial" w:cs="Arial" w:eastAsia="Arial" w:hAnsi="Arial"/>
@@ -4396,7 +4396,7 @@
             <w:pPr>
               <w:spacing w:after="20" w:before="0"/>
             </w:pPr>
-            <w:hyperlink w:history="1" r:id="rIdwayxnuw3-mocpkaxaonj2">
+            <w:hyperlink w:history="1" r:id="rIdqja99zz_shea8m8bm_h5t">
               <w:r>
                 <w:rPr>
                   <w:rFonts w:ascii="Arial" w:cs="Arial" w:eastAsia="Arial" w:hAnsi="Arial"/>
@@ -4429,7 +4429,7 @@
               <w:spacing w:after="10" w:before="0"/>
               <w:ind w:left="120"/>
             </w:pPr>
-            <w:hyperlink w:history="1" r:id="rIdmypxlx-xpd_c8uj19uop0">
+            <w:hyperlink w:history="1" r:id="rIdmnfzl8-0v8p6pgyenoqc_">
               <w:r>
                 <w:rPr>
                   <w:rFonts w:ascii="Arial" w:cs="Arial" w:eastAsia="Arial" w:hAnsi="Arial"/>
@@ -4474,7 +4474,7 @@
             <w:pPr>
               <w:spacing w:after="20" w:before="0"/>
             </w:pPr>
-            <w:hyperlink w:history="1" r:id="rId0rpmpz5wdtjsql7zw9na1">
+            <w:hyperlink w:history="1" r:id="rIduedlyabzhgjhyfj2nv7yz">
               <w:r>
                 <w:rPr>
                   <w:rFonts w:ascii="Arial" w:cs="Arial" w:eastAsia="Arial" w:hAnsi="Arial"/>
@@ -4507,7 +4507,7 @@
               <w:spacing w:after="10" w:before="0"/>
               <w:ind w:left="120"/>
             </w:pPr>
-            <w:hyperlink w:history="1" r:id="rIdkodexrlcmyxteozii0gaa">
+            <w:hyperlink w:history="1" r:id="rIdhtkr7vhhho2il0xi_wctg">
               <w:r>
                 <w:rPr>
                   <w:rFonts w:ascii="Arial" w:cs="Arial" w:eastAsia="Arial" w:hAnsi="Arial"/>
@@ -4702,7 +4702,7 @@
             <w:pPr>
               <w:spacing w:after="20" w:before="0"/>
             </w:pPr>
-            <w:hyperlink w:history="1" r:id="rIdclhdxz-kkszm5d4tcvvbb">
+            <w:hyperlink w:history="1" r:id="rId2btq_sqzirt0gdvaluauw">
               <w:r>
                 <w:rPr>
                   <w:rFonts w:ascii="Arial" w:cs="Arial" w:eastAsia="Arial" w:hAnsi="Arial"/>
@@ -4735,7 +4735,7 @@
               <w:spacing w:after="10" w:before="0"/>
               <w:ind w:left="120"/>
             </w:pPr>
-            <w:hyperlink w:history="1" r:id="rIdoohoefaakmw5n1cftxb5x">
+            <w:hyperlink w:history="1" r:id="rIdhwzppb_advkab2tqrisny">
               <w:r>
                 <w:rPr>
                   <w:rFonts w:ascii="Arial" w:cs="Arial" w:eastAsia="Arial" w:hAnsi="Arial"/>
@@ -4780,7 +4780,7 @@
             <w:pPr>
               <w:spacing w:after="20" w:before="0"/>
             </w:pPr>
-            <w:hyperlink w:history="1" r:id="rIdsnxjmknnhoe_pkgplv9cv">
+            <w:hyperlink w:history="1" r:id="rIdnc_aand8-nq7sydqkomtv">
               <w:r>
                 <w:rPr>
                   <w:rFonts w:ascii="Arial" w:cs="Arial" w:eastAsia="Arial" w:hAnsi="Arial"/>
@@ -4813,7 +4813,7 @@
               <w:spacing w:after="10" w:before="0"/>
               <w:ind w:left="120"/>
             </w:pPr>
-            <w:hyperlink w:history="1" r:id="rIdjehih-rubpwcp6odkvt6v">
+            <w:hyperlink w:history="1" r:id="rIdevs6qzyx5wqo1xswcwx9-">
               <w:r>
                 <w:rPr>
                   <w:rFonts w:ascii="Arial" w:cs="Arial" w:eastAsia="Arial" w:hAnsi="Arial"/>
@@ -6300,7 +6300,7 @@
             <w:pPr>
               <w:spacing w:after="20" w:before="0"/>
             </w:pPr>
-            <w:hyperlink w:history="1" r:id="rIdwtjlb1v8jhweijhzlwoww">
+            <w:hyperlink w:history="1" r:id="rIdxdzz3yiylsipx1lxw8umx">
               <w:r>
                 <w:rPr>
                   <w:rFonts w:ascii="Arial" w:cs="Arial" w:eastAsia="Arial" w:hAnsi="Arial"/>
@@ -6333,7 +6333,7 @@
               <w:spacing w:after="10" w:before="0"/>
               <w:ind w:left="120"/>
             </w:pPr>
-            <w:hyperlink w:history="1" r:id="rIdmx2ghaybz49hhaeunemo8">
+            <w:hyperlink w:history="1" r:id="rIdo0jj79ktq1pxij_6jrtcs">
               <w:r>
                 <w:rPr>
                   <w:rFonts w:ascii="Arial" w:cs="Arial" w:eastAsia="Arial" w:hAnsi="Arial"/>
@@ -6378,7 +6378,7 @@
             <w:pPr>
               <w:spacing w:after="20" w:before="0"/>
             </w:pPr>
-            <w:hyperlink w:history="1" r:id="rIddjae85gdd8-7ocbeutjlz">
+            <w:hyperlink w:history="1" r:id="rIdfxuwire_f1obblkbeqtzp">
               <w:r>
                 <w:rPr>
                   <w:rFonts w:ascii="Arial" w:cs="Arial" w:eastAsia="Arial" w:hAnsi="Arial"/>
@@ -6411,7 +6411,7 @@
               <w:spacing w:after="10" w:before="0"/>
               <w:ind w:left="120"/>
             </w:pPr>
-            <w:hyperlink w:history="1" r:id="rIdbf88frzrcpwrcq-1buibx">
+            <w:hyperlink w:history="1" r:id="rIdml9tc0egmlr-1qqbryjsj">
               <w:r>
                 <w:rPr>
                   <w:rFonts w:ascii="Arial" w:cs="Arial" w:eastAsia="Arial" w:hAnsi="Arial"/>
@@ -6606,7 +6606,7 @@
             <w:pPr>
               <w:spacing w:after="20" w:before="0"/>
             </w:pPr>
-            <w:hyperlink w:history="1" r:id="rIdavadgr1a0073p1uafwjik">
+            <w:hyperlink w:history="1" r:id="rIdcskhndcqhbhupgwcxekxt">
               <w:r>
                 <w:rPr>
                   <w:rFonts w:ascii="Arial" w:cs="Arial" w:eastAsia="Arial" w:hAnsi="Arial"/>
@@ -6639,7 +6639,7 @@
               <w:spacing w:after="10" w:before="0"/>
               <w:ind w:left="120"/>
             </w:pPr>
-            <w:hyperlink w:history="1" r:id="rId6xf_g09vzy-syndhuup4n">
+            <w:hyperlink w:history="1" r:id="rIdjmw15dhxktzzttn1g_nyb">
               <w:r>
                 <w:rPr>
                   <w:rFonts w:ascii="Arial" w:cs="Arial" w:eastAsia="Arial" w:hAnsi="Arial"/>
@@ -6684,7 +6684,7 @@
             <w:pPr>
               <w:spacing w:after="20" w:before="0"/>
             </w:pPr>
-            <w:hyperlink w:history="1" r:id="rIdo94rfwvyglc9z3nmtenbz">
+            <w:hyperlink w:history="1" r:id="rIdbdjda-q9ptsyr67i4ve-e">
               <w:r>
                 <w:rPr>
                   <w:rFonts w:ascii="Arial" w:cs="Arial" w:eastAsia="Arial" w:hAnsi="Arial"/>
@@ -6717,7 +6717,7 @@
               <w:spacing w:after="10" w:before="0"/>
               <w:ind w:left="120"/>
             </w:pPr>
-            <w:hyperlink w:history="1" r:id="rIdygbt-jj_iar4j_e1o2gz_">
+            <w:hyperlink w:history="1" r:id="rIdoowaudx1f2dlwmvreyczf">
               <w:r>
                 <w:rPr>
                   <w:rFonts w:ascii="Arial" w:cs="Arial" w:eastAsia="Arial" w:hAnsi="Arial"/>
@@ -6912,7 +6912,7 @@
             <w:pPr>
               <w:spacing w:after="20" w:before="0"/>
             </w:pPr>
-            <w:hyperlink w:history="1" r:id="rIdjn9oillral3tsmmszqu_3">
+            <w:hyperlink w:history="1" r:id="rIdwyxxee0jyc9dfx3qbpnfa">
               <w:r>
                 <w:rPr>
                   <w:rFonts w:ascii="Arial" w:cs="Arial" w:eastAsia="Arial" w:hAnsi="Arial"/>
@@ -6945,7 +6945,7 @@
               <w:spacing w:after="10" w:before="0"/>
               <w:ind w:left="120"/>
             </w:pPr>
-            <w:hyperlink w:history="1" r:id="rIdholsm3oadg4iz7e_hmhaz">
+            <w:hyperlink w:history="1" r:id="rIdx4dwzjxvcg3v44jwidjaz">
               <w:r>
                 <w:rPr>
                   <w:rFonts w:ascii="Arial" w:cs="Arial" w:eastAsia="Arial" w:hAnsi="Arial"/>
@@ -6990,7 +6990,7 @@
             <w:pPr>
               <w:spacing w:after="20" w:before="0"/>
             </w:pPr>
-            <w:hyperlink w:history="1" r:id="rIdzpey-w8dgkhvyp6gxmnqo">
+            <w:hyperlink w:history="1" r:id="rId31bhz_zsadmpff9wjdsrr">
               <w:r>
                 <w:rPr>
                   <w:rFonts w:ascii="Arial" w:cs="Arial" w:eastAsia="Arial" w:hAnsi="Arial"/>
@@ -7023,7 +7023,7 @@
               <w:spacing w:after="10" w:before="0"/>
               <w:ind w:left="120"/>
             </w:pPr>
-            <w:hyperlink w:history="1" r:id="rIdbjfphmmwi3wzrp9amfjvk">
+            <w:hyperlink w:history="1" r:id="rIdtalszwaxozbfdjx18i3zi">
               <w:r>
                 <w:rPr>
                   <w:rFonts w:ascii="Arial" w:cs="Arial" w:eastAsia="Arial" w:hAnsi="Arial"/>
@@ -7218,7 +7218,7 @@
             <w:pPr>
               <w:spacing w:after="20" w:before="0"/>
             </w:pPr>
-            <w:hyperlink w:history="1" r:id="rIdcbkwekye1-avunrkzih__">
+            <w:hyperlink w:history="1" r:id="rId-vndg4g4djm1qic8j8x5z">
               <w:r>
                 <w:rPr>
                   <w:rFonts w:ascii="Arial" w:cs="Arial" w:eastAsia="Arial" w:hAnsi="Arial"/>
@@ -7251,7 +7251,7 @@
               <w:spacing w:after="10" w:before="0"/>
               <w:ind w:left="120"/>
             </w:pPr>
-            <w:hyperlink w:history="1" r:id="rIdmt0fwgktuhi9g9xsrplw8">
+            <w:hyperlink w:history="1" r:id="rIdu18ee8vp1lostgmdhkpr7">
               <w:r>
                 <w:rPr>
                   <w:rFonts w:ascii="Arial" w:cs="Arial" w:eastAsia="Arial" w:hAnsi="Arial"/>
@@ -7296,7 +7296,7 @@
             <w:pPr>
               <w:spacing w:after="20" w:before="0"/>
             </w:pPr>
-            <w:hyperlink w:history="1" r:id="rIdzsrkijukzpmghzm11hpuy">
+            <w:hyperlink w:history="1" r:id="rIdpo5kqm91_phk4d6pg4snq">
               <w:r>
                 <w:rPr>
                   <w:rFonts w:ascii="Arial" w:cs="Arial" w:eastAsia="Arial" w:hAnsi="Arial"/>
@@ -7329,7 +7329,7 @@
               <w:spacing w:after="10" w:before="0"/>
               <w:ind w:left="120"/>
             </w:pPr>
-            <w:hyperlink w:history="1" r:id="rIddjnfytixyam8pmpbpuzdp">
+            <w:hyperlink w:history="1" r:id="rIdk-jfb8qyevfocq811vk2v">
               <w:r>
                 <w:rPr>
                   <w:rFonts w:ascii="Arial" w:cs="Arial" w:eastAsia="Arial" w:hAnsi="Arial"/>
@@ -7524,7 +7524,7 @@
             <w:pPr>
               <w:spacing w:after="20" w:before="0"/>
             </w:pPr>
-            <w:hyperlink w:history="1" r:id="rIdh13f4i20bqx6pmw7yzdbp">
+            <w:hyperlink w:history="1" r:id="rIdzkvf_8sa6vuezauinmgs8">
               <w:r>
                 <w:rPr>
                   <w:rFonts w:ascii="Arial" w:cs="Arial" w:eastAsia="Arial" w:hAnsi="Arial"/>
@@ -7557,7 +7557,7 @@
               <w:spacing w:after="10" w:before="0"/>
               <w:ind w:left="120"/>
             </w:pPr>
-            <w:hyperlink w:history="1" r:id="rIdf3rohbm0khu5ozmvld-a-">
+            <w:hyperlink w:history="1" r:id="rId9ub8hdh8hgv_e-tcahusy">
               <w:r>
                 <w:rPr>
                   <w:rFonts w:ascii="Arial" w:cs="Arial" w:eastAsia="Arial" w:hAnsi="Arial"/>
@@ -7602,7 +7602,7 @@
             <w:pPr>
               <w:spacing w:after="20" w:before="0"/>
             </w:pPr>
-            <w:hyperlink w:history="1" r:id="rIdhixajaitfpmje-ij7lbgc">
+            <w:hyperlink w:history="1" r:id="rIdqlojo8g0bwaluhipaek32">
               <w:r>
                 <w:rPr>
                   <w:rFonts w:ascii="Arial" w:cs="Arial" w:eastAsia="Arial" w:hAnsi="Arial"/>
@@ -7635,7 +7635,7 @@
               <w:spacing w:after="10" w:before="0"/>
               <w:ind w:left="120"/>
             </w:pPr>
-            <w:hyperlink w:history="1" r:id="rIdnyckn9zbekksb8ho6dfgh">
+            <w:hyperlink w:history="1" r:id="rIdhublx0otagf6wotpu5a3w">
               <w:r>
                 <w:rPr>
                   <w:rFonts w:ascii="Arial" w:cs="Arial" w:eastAsia="Arial" w:hAnsi="Arial"/>
@@ -9122,7 +9122,7 @@
             <w:pPr>
               <w:spacing w:after="20" w:before="0"/>
             </w:pPr>
-            <w:hyperlink w:history="1" r:id="rIdsqs-6malp1ip-fs2tvril">
+            <w:hyperlink w:history="1" r:id="rIdjah2nldqcsueqg1tvsuih">
               <w:r>
                 <w:rPr>
                   <w:rFonts w:ascii="Arial" w:cs="Arial" w:eastAsia="Arial" w:hAnsi="Arial"/>
@@ -9155,7 +9155,7 @@
               <w:spacing w:after="10" w:before="0"/>
               <w:ind w:left="120"/>
             </w:pPr>
-            <w:hyperlink w:history="1" r:id="rIdu-6i3yphffxdatzij596a">
+            <w:hyperlink w:history="1" r:id="rIdpp5reswyigz0qcudw1oud">
               <w:r>
                 <w:rPr>
                   <w:rFonts w:ascii="Arial" w:cs="Arial" w:eastAsia="Arial" w:hAnsi="Arial"/>
@@ -9200,7 +9200,7 @@
             <w:pPr>
               <w:spacing w:after="20" w:before="0"/>
             </w:pPr>
-            <w:hyperlink w:history="1" r:id="rIdbhxwdg4ik8lfogeap2lw-">
+            <w:hyperlink w:history="1" r:id="rIdxplrtwhjpl6qgsl5u-ker">
               <w:r>
                 <w:rPr>
                   <w:rFonts w:ascii="Arial" w:cs="Arial" w:eastAsia="Arial" w:hAnsi="Arial"/>
@@ -9233,7 +9233,7 @@
               <w:spacing w:after="10" w:before="0"/>
               <w:ind w:left="120"/>
             </w:pPr>
-            <w:hyperlink w:history="1" r:id="rIddbnsatcx0enjjqsmzw6wz">
+            <w:hyperlink w:history="1" r:id="rIdqwajvj9cjbm0ain-zpskz">
               <w:r>
                 <w:rPr>
                   <w:rFonts w:ascii="Arial" w:cs="Arial" w:eastAsia="Arial" w:hAnsi="Arial"/>
@@ -9428,7 +9428,7 @@
             <w:pPr>
               <w:spacing w:after="20" w:before="0"/>
             </w:pPr>
-            <w:hyperlink w:history="1" r:id="rId9fnkixaxafzmkhx3aihxf">
+            <w:hyperlink w:history="1" r:id="rIdtqqxzwqvlcyqtdd66-wao">
               <w:r>
                 <w:rPr>
                   <w:rFonts w:ascii="Arial" w:cs="Arial" w:eastAsia="Arial" w:hAnsi="Arial"/>
@@ -9461,7 +9461,7 @@
               <w:spacing w:after="10" w:before="0"/>
               <w:ind w:left="120"/>
             </w:pPr>
-            <w:hyperlink w:history="1" r:id="rIdvm8mj8-ym4yf79herzzng">
+            <w:hyperlink w:history="1" r:id="rIdind8hpuuojjylwxheqirc">
               <w:r>
                 <w:rPr>
                   <w:rFonts w:ascii="Arial" w:cs="Arial" w:eastAsia="Arial" w:hAnsi="Arial"/>
@@ -9506,7 +9506,7 @@
             <w:pPr>
               <w:spacing w:after="20" w:before="0"/>
             </w:pPr>
-            <w:hyperlink w:history="1" r:id="rIdnjmb5uhzxrnpvaqmzsr99">
+            <w:hyperlink w:history="1" r:id="rIddtwtmoox7zhbzcnu5hily">
               <w:r>
                 <w:rPr>
                   <w:rFonts w:ascii="Arial" w:cs="Arial" w:eastAsia="Arial" w:hAnsi="Arial"/>
@@ -9539,7 +9539,7 @@
               <w:spacing w:after="10" w:before="0"/>
               <w:ind w:left="120"/>
             </w:pPr>
-            <w:hyperlink w:history="1" r:id="rIddgs9xolvw0i8p9ecjzyqd">
+            <w:hyperlink w:history="1" r:id="rIdszlhgpoxwbur0n8krnoym">
               <w:r>
                 <w:rPr>
                   <w:rFonts w:ascii="Arial" w:cs="Arial" w:eastAsia="Arial" w:hAnsi="Arial"/>
@@ -9734,7 +9734,7 @@
             <w:pPr>
               <w:spacing w:after="20" w:before="0"/>
             </w:pPr>
-            <w:hyperlink w:history="1" r:id="rIdxflkf1rseqs_wd-0eyidp">
+            <w:hyperlink w:history="1" r:id="rIdugsnmbfi0ylgj7hasnkhs">
               <w:r>
                 <w:rPr>
                   <w:rFonts w:ascii="Arial" w:cs="Arial" w:eastAsia="Arial" w:hAnsi="Arial"/>
@@ -9767,7 +9767,7 @@
               <w:spacing w:after="10" w:before="0"/>
               <w:ind w:left="120"/>
             </w:pPr>
-            <w:hyperlink w:history="1" r:id="rIdhzlmby-z9drcbx2nfkq71">
+            <w:hyperlink w:history="1" r:id="rIdbxn5q9zh-sdi0ncosj3_g">
               <w:r>
                 <w:rPr>
                   <w:rFonts w:ascii="Arial" w:cs="Arial" w:eastAsia="Arial" w:hAnsi="Arial"/>
@@ -9812,7 +9812,7 @@
             <w:pPr>
               <w:spacing w:after="20" w:before="0"/>
             </w:pPr>
-            <w:hyperlink w:history="1" r:id="rId4athbmc7vk0kne_dukmmr">
+            <w:hyperlink w:history="1" r:id="rIdxnxdshsrhcexnj-cii_3q">
               <w:r>
                 <w:rPr>
                   <w:rFonts w:ascii="Arial" w:cs="Arial" w:eastAsia="Arial" w:hAnsi="Arial"/>
@@ -9845,7 +9845,7 @@
               <w:spacing w:after="10" w:before="0"/>
               <w:ind w:left="120"/>
             </w:pPr>
-            <w:hyperlink w:history="1" r:id="rIdnt0u-a2nqej-ywpqik4kr">
+            <w:hyperlink w:history="1" r:id="rIdd2rdi-ra8q2y9pppgrn_6">
               <w:r>
                 <w:rPr>
                   <w:rFonts w:ascii="Arial" w:cs="Arial" w:eastAsia="Arial" w:hAnsi="Arial"/>
@@ -10040,7 +10040,7 @@
             <w:pPr>
               <w:spacing w:after="20" w:before="0"/>
             </w:pPr>
-            <w:hyperlink w:history="1" r:id="rIdoemfvxciizwzoiofigelg">
+            <w:hyperlink w:history="1" r:id="rId1bfscccqbbf1s3k6bn3vg">
               <w:r>
                 <w:rPr>
                   <w:rFonts w:ascii="Arial" w:cs="Arial" w:eastAsia="Arial" w:hAnsi="Arial"/>
@@ -10073,7 +10073,7 @@
               <w:spacing w:after="10" w:before="0"/>
               <w:ind w:left="120"/>
             </w:pPr>
-            <w:hyperlink w:history="1" r:id="rIdogdulmuqu3_d5dtxv4ufg">
+            <w:hyperlink w:history="1" r:id="rIdrqtfsg-qikvo132v7gey6">
               <w:r>
                 <w:rPr>
                   <w:rFonts w:ascii="Arial" w:cs="Arial" w:eastAsia="Arial" w:hAnsi="Arial"/>
@@ -10118,7 +10118,7 @@
             <w:pPr>
               <w:spacing w:after="20" w:before="0"/>
             </w:pPr>
-            <w:hyperlink w:history="1" r:id="rIdibjri0-5r4wsa9w3lr20x">
+            <w:hyperlink w:history="1" r:id="rId0yw4dwjsen8-bmu3-ckf_">
               <w:r>
                 <w:rPr>
                   <w:rFonts w:ascii="Arial" w:cs="Arial" w:eastAsia="Arial" w:hAnsi="Arial"/>
@@ -10151,7 +10151,7 @@
               <w:spacing w:after="10" w:before="0"/>
               <w:ind w:left="120"/>
             </w:pPr>
-            <w:hyperlink w:history="1" r:id="rIdzgp0gml9otqjxwj6jp3nl">
+            <w:hyperlink w:history="1" r:id="rIdh5hr-uqpbm7a6g2xfsez1">
               <w:r>
                 <w:rPr>
                   <w:rFonts w:ascii="Arial" w:cs="Arial" w:eastAsia="Arial" w:hAnsi="Arial"/>
@@ -10346,7 +10346,7 @@
             <w:pPr>
               <w:spacing w:after="20" w:before="0"/>
             </w:pPr>
-            <w:hyperlink w:history="1" r:id="rIdijl_1xeojaw8nb0s8yoot">
+            <w:hyperlink w:history="1" r:id="rIdn6msmbcluissld7d1hboz">
               <w:r>
                 <w:rPr>
                   <w:rFonts w:ascii="Arial" w:cs="Arial" w:eastAsia="Arial" w:hAnsi="Arial"/>
@@ -10379,7 +10379,7 @@
               <w:spacing w:after="10" w:before="0"/>
               <w:ind w:left="120"/>
             </w:pPr>
-            <w:hyperlink w:history="1" r:id="rId9x0g5hcbpme01x1b9sdqe">
+            <w:hyperlink w:history="1" r:id="rIdikqejm1bkwhflhmjuvi-z">
               <w:r>
                 <w:rPr>
                   <w:rFonts w:ascii="Arial" w:cs="Arial" w:eastAsia="Arial" w:hAnsi="Arial"/>
@@ -10424,7 +10424,7 @@
             <w:pPr>
               <w:spacing w:after="20" w:before="0"/>
             </w:pPr>
-            <w:hyperlink w:history="1" r:id="rIdvlkvwyf7tzzcmtsphtlnm">
+            <w:hyperlink w:history="1" r:id="rIdsasemeda0pe19efthljlw">
               <w:r>
                 <w:rPr>
                   <w:rFonts w:ascii="Arial" w:cs="Arial" w:eastAsia="Arial" w:hAnsi="Arial"/>
@@ -10457,7 +10457,7 @@
               <w:spacing w:after="10" w:before="0"/>
               <w:ind w:left="120"/>
             </w:pPr>
-            <w:hyperlink w:history="1" r:id="rIdzyk7cblcn2cx0un7bz1bb">
+            <w:hyperlink w:history="1" r:id="rIdhai7dhhqezth7zwbohkqd">
               <w:r>
                 <w:rPr>
                   <w:rFonts w:ascii="Arial" w:cs="Arial" w:eastAsia="Arial" w:hAnsi="Arial"/>
@@ -11944,7 +11944,7 @@
             <w:pPr>
               <w:spacing w:after="20" w:before="0"/>
             </w:pPr>
-            <w:hyperlink w:history="1" r:id="rIdtnudaacvxw_rbrjcruz1v">
+            <w:hyperlink w:history="1" r:id="rIdwunkfe3nnvxwkbhlx2oc9">
               <w:r>
                 <w:rPr>
                   <w:rFonts w:ascii="Arial" w:cs="Arial" w:eastAsia="Arial" w:hAnsi="Arial"/>
@@ -11977,7 +11977,7 @@
               <w:spacing w:after="10" w:before="0"/>
               <w:ind w:left="120"/>
             </w:pPr>
-            <w:hyperlink w:history="1" r:id="rIdaqgzcn1ylscrtupttoasb">
+            <w:hyperlink w:history="1" r:id="rIdymvkoyaq9r-gw1kqkk9pu">
               <w:r>
                 <w:rPr>
                   <w:rFonts w:ascii="Arial" w:cs="Arial" w:eastAsia="Arial" w:hAnsi="Arial"/>
@@ -12022,7 +12022,7 @@
             <w:pPr>
               <w:spacing w:after="20" w:before="0"/>
             </w:pPr>
-            <w:hyperlink w:history="1" r:id="rIdjtpoxrvno3xh1ye3moul4">
+            <w:hyperlink w:history="1" r:id="rIdtsh4idzhm5rjoiylnftn2">
               <w:r>
                 <w:rPr>
                   <w:rFonts w:ascii="Arial" w:cs="Arial" w:eastAsia="Arial" w:hAnsi="Arial"/>
@@ -12055,7 +12055,7 @@
               <w:spacing w:after="10" w:before="0"/>
               <w:ind w:left="120"/>
             </w:pPr>
-            <w:hyperlink w:history="1" r:id="rIdrc9fckm54cfi7tdkcm0o3">
+            <w:hyperlink w:history="1" r:id="rIdjorvy38og6uybkh3jdvuj">
               <w:r>
                 <w:rPr>
                   <w:rFonts w:ascii="Arial" w:cs="Arial" w:eastAsia="Arial" w:hAnsi="Arial"/>
@@ -12250,7 +12250,7 @@
             <w:pPr>
               <w:spacing w:after="20" w:before="0"/>
             </w:pPr>
-            <w:hyperlink w:history="1" r:id="rIdki5-lpwnzwmtxlz5uu36w">
+            <w:hyperlink w:history="1" r:id="rIdkcvenob2lblidwtni7omr">
               <w:r>
                 <w:rPr>
                   <w:rFonts w:ascii="Arial" w:cs="Arial" w:eastAsia="Arial" w:hAnsi="Arial"/>
@@ -12283,7 +12283,7 @@
               <w:spacing w:after="10" w:before="0"/>
               <w:ind w:left="120"/>
             </w:pPr>
-            <w:hyperlink w:history="1" r:id="rIdk-wo_gnb7udezsicd5iuw">
+            <w:hyperlink w:history="1" r:id="rIdnqhprpitdylr-ul7r73k3">
               <w:r>
                 <w:rPr>
                   <w:rFonts w:ascii="Arial" w:cs="Arial" w:eastAsia="Arial" w:hAnsi="Arial"/>
@@ -12328,7 +12328,7 @@
             <w:pPr>
               <w:spacing w:after="20" w:before="0"/>
             </w:pPr>
-            <w:hyperlink w:history="1" r:id="rIdkrf66wtljaztvoigzsv--">
+            <w:hyperlink w:history="1" r:id="rIdkgtaw85x0bnezwuxa5p2c">
               <w:r>
                 <w:rPr>
                   <w:rFonts w:ascii="Arial" w:cs="Arial" w:eastAsia="Arial" w:hAnsi="Arial"/>
@@ -12361,7 +12361,7 @@
               <w:spacing w:after="10" w:before="0"/>
               <w:ind w:left="120"/>
             </w:pPr>
-            <w:hyperlink w:history="1" r:id="rIdm94hma1ziyvfyzuqdsax_">
+            <w:hyperlink w:history="1" r:id="rId8heo6trt2sb7fkn1lemhi">
               <w:r>
                 <w:rPr>
                   <w:rFonts w:ascii="Arial" w:cs="Arial" w:eastAsia="Arial" w:hAnsi="Arial"/>
@@ -12556,7 +12556,7 @@
             <w:pPr>
               <w:spacing w:after="20" w:before="0"/>
             </w:pPr>
-            <w:hyperlink w:history="1" r:id="rIdlmenpn0d-j3f3gfka6dtx">
+            <w:hyperlink w:history="1" r:id="rIdrqo2onxszkmhquoye6mt0">
               <w:r>
                 <w:rPr>
                   <w:rFonts w:ascii="Arial" w:cs="Arial" w:eastAsia="Arial" w:hAnsi="Arial"/>
@@ -12589,7 +12589,7 @@
               <w:spacing w:after="10" w:before="0"/>
               <w:ind w:left="120"/>
             </w:pPr>
-            <w:hyperlink w:history="1" r:id="rIdbsqcabnlygtzu2gp83cpq">
+            <w:hyperlink w:history="1" r:id="rIdcmipclxqq4bhlw0cvl7sx">
               <w:r>
                 <w:rPr>
                   <w:rFonts w:ascii="Arial" w:cs="Arial" w:eastAsia="Arial" w:hAnsi="Arial"/>
@@ -12634,7 +12634,7 @@
             <w:pPr>
               <w:spacing w:after="20" w:before="0"/>
             </w:pPr>
-            <w:hyperlink w:history="1" r:id="rIdob7eo1atjhcdj5ojp4dwv">
+            <w:hyperlink w:history="1" r:id="rIdxtgaetwlskpbfql-zwbjd">
               <w:r>
                 <w:rPr>
                   <w:rFonts w:ascii="Arial" w:cs="Arial" w:eastAsia="Arial" w:hAnsi="Arial"/>
@@ -12667,7 +12667,7 @@
               <w:spacing w:after="10" w:before="0"/>
               <w:ind w:left="120"/>
             </w:pPr>
-            <w:hyperlink w:history="1" r:id="rIdmakfvpf3pgomtl-gyntys">
+            <w:hyperlink w:history="1" r:id="rIdnl5qspev4fau1blq6b8sw">
               <w:r>
                 <w:rPr>
                   <w:rFonts w:ascii="Arial" w:cs="Arial" w:eastAsia="Arial" w:hAnsi="Arial"/>
@@ -12862,7 +12862,7 @@
             <w:pPr>
               <w:spacing w:after="20" w:before="0"/>
             </w:pPr>
-            <w:hyperlink w:history="1" r:id="rIdpwrzj0ekkmjppfz3twddw">
+            <w:hyperlink w:history="1" r:id="rIdg6xqcxg-0fchvfrtbzsst">
               <w:r>
                 <w:rPr>
                   <w:rFonts w:ascii="Arial" w:cs="Arial" w:eastAsia="Arial" w:hAnsi="Arial"/>
@@ -12895,7 +12895,7 @@
               <w:spacing w:after="10" w:before="0"/>
               <w:ind w:left="120"/>
             </w:pPr>
-            <w:hyperlink w:history="1" r:id="rIdrbnvsxgk7fnl0eqiv9u-s">
+            <w:hyperlink w:history="1" r:id="rId6jpirh0xkxa9avvibcfkt">
               <w:r>
                 <w:rPr>
                   <w:rFonts w:ascii="Arial" w:cs="Arial" w:eastAsia="Arial" w:hAnsi="Arial"/>
@@ -12940,7 +12940,7 @@
             <w:pPr>
               <w:spacing w:after="20" w:before="0"/>
             </w:pPr>
-            <w:hyperlink w:history="1" r:id="rIdwu1wghnwbptntisv3mnkm">
+            <w:hyperlink w:history="1" r:id="rIdttr5qe7hhiaa23cl-byq9">
               <w:r>
                 <w:rPr>
                   <w:rFonts w:ascii="Arial" w:cs="Arial" w:eastAsia="Arial" w:hAnsi="Arial"/>
@@ -12973,7 +12973,7 @@
               <w:spacing w:after="10" w:before="0"/>
               <w:ind w:left="120"/>
             </w:pPr>
-            <w:hyperlink w:history="1" r:id="rIdhqfcgi7r4rr9cztp5piff">
+            <w:hyperlink w:history="1" r:id="rIdzwokg7usu0dsrdzb_r4hi">
               <w:r>
                 <w:rPr>
                   <w:rFonts w:ascii="Arial" w:cs="Arial" w:eastAsia="Arial" w:hAnsi="Arial"/>
@@ -13168,7 +13168,7 @@
             <w:pPr>
               <w:spacing w:after="20" w:before="0"/>
             </w:pPr>
-            <w:hyperlink w:history="1" r:id="rId37kjzulotzd108kkwonnl">
+            <w:hyperlink w:history="1" r:id="rIdy3feostwu9b_pvpuqryt7">
               <w:r>
                 <w:rPr>
                   <w:rFonts w:ascii="Arial" w:cs="Arial" w:eastAsia="Arial" w:hAnsi="Arial"/>
@@ -13201,7 +13201,7 @@
               <w:spacing w:after="10" w:before="0"/>
               <w:ind w:left="120"/>
             </w:pPr>
-            <w:hyperlink w:history="1" r:id="rId9ji9yck7fwpgjg2miznp6">
+            <w:hyperlink w:history="1" r:id="rIdu7xtbmeb4ooqqm0rmo6a8">
               <w:r>
                 <w:rPr>
                   <w:rFonts w:ascii="Arial" w:cs="Arial" w:eastAsia="Arial" w:hAnsi="Arial"/>
@@ -13246,7 +13246,7 @@
             <w:pPr>
               <w:spacing w:after="20" w:before="0"/>
             </w:pPr>
-            <w:hyperlink w:history="1" r:id="rIdxyhhpa7o1ke_gboad_zvm">
+            <w:hyperlink w:history="1" r:id="rIdx5codl8c_nffnzxbqvtxa">
               <w:r>
                 <w:rPr>
                   <w:rFonts w:ascii="Arial" w:cs="Arial" w:eastAsia="Arial" w:hAnsi="Arial"/>
@@ -13279,7 +13279,7 @@
               <w:spacing w:after="10" w:before="0"/>
               <w:ind w:left="120"/>
             </w:pPr>
-            <w:hyperlink w:history="1" r:id="rIdjhdhqics0-xaj9wqyw2xr">
+            <w:hyperlink w:history="1" r:id="rIdu3py-ftgdinzsarffw8hd">
               <w:r>
                 <w:rPr>
                   <w:rFonts w:ascii="Arial" w:cs="Arial" w:eastAsia="Arial" w:hAnsi="Arial"/>
@@ -14766,7 +14766,7 @@
             <w:pPr>
               <w:spacing w:after="20" w:before="0"/>
             </w:pPr>
-            <w:hyperlink w:history="1" r:id="rIdiowy2gm5kyxwpamd_utwu">
+            <w:hyperlink w:history="1" r:id="rIdgcnnlwfjgxd4ae_1zrckj">
               <w:r>
                 <w:rPr>
                   <w:rFonts w:ascii="Arial" w:cs="Arial" w:eastAsia="Arial" w:hAnsi="Arial"/>
@@ -14799,7 +14799,7 @@
               <w:spacing w:after="10" w:before="0"/>
               <w:ind w:left="120"/>
             </w:pPr>
-            <w:hyperlink w:history="1" r:id="rIdy5ejqolrq9ggcstim6vid">
+            <w:hyperlink w:history="1" r:id="rIddb3fzixdbqvfi6bucs-fd">
               <w:r>
                 <w:rPr>
                   <w:rFonts w:ascii="Arial" w:cs="Arial" w:eastAsia="Arial" w:hAnsi="Arial"/>
@@ -14844,7 +14844,7 @@
             <w:pPr>
               <w:spacing w:after="20" w:before="0"/>
             </w:pPr>
-            <w:hyperlink w:history="1" r:id="rId4f9weigq372dai8aodytu">
+            <w:hyperlink w:history="1" r:id="rIdvgkflj9ygsbbgsdxgtzvy">
               <w:r>
                 <w:rPr>
                   <w:rFonts w:ascii="Arial" w:cs="Arial" w:eastAsia="Arial" w:hAnsi="Arial"/>
@@ -14877,7 +14877,7 @@
               <w:spacing w:after="10" w:before="0"/>
               <w:ind w:left="120"/>
             </w:pPr>
-            <w:hyperlink w:history="1" r:id="rId3un9gqftafihjbmrvxkks">
+            <w:hyperlink w:history="1" r:id="rIdmoeowyxivg-jyokcplf6-">
               <w:r>
                 <w:rPr>
                   <w:rFonts w:ascii="Arial" w:cs="Arial" w:eastAsia="Arial" w:hAnsi="Arial"/>
@@ -15072,7 +15072,7 @@
             <w:pPr>
               <w:spacing w:after="20" w:before="0"/>
             </w:pPr>
-            <w:hyperlink w:history="1" r:id="rId5ufron13g2zxde5v0_q4p">
+            <w:hyperlink w:history="1" r:id="rId9-gqp4atoo0rwwhqklhrl">
               <w:r>
                 <w:rPr>
                   <w:rFonts w:ascii="Arial" w:cs="Arial" w:eastAsia="Arial" w:hAnsi="Arial"/>
@@ -15105,7 +15105,7 @@
               <w:spacing w:after="10" w:before="0"/>
               <w:ind w:left="120"/>
             </w:pPr>
-            <w:hyperlink w:history="1" r:id="rIdq-t4eijecr4oizmsjncg9">
+            <w:hyperlink w:history="1" r:id="rIdfzplbv7x4l9x1xgs1iimb">
               <w:r>
                 <w:rPr>
                   <w:rFonts w:ascii="Arial" w:cs="Arial" w:eastAsia="Arial" w:hAnsi="Arial"/>
@@ -15150,7 +15150,7 @@
             <w:pPr>
               <w:spacing w:after="20" w:before="0"/>
             </w:pPr>
-            <w:hyperlink w:history="1" r:id="rId1bibffz7l9s5i26q_0a4n">
+            <w:hyperlink w:history="1" r:id="rIdymdf_f8kyps0_87x--j7-">
               <w:r>
                 <w:rPr>
                   <w:rFonts w:ascii="Arial" w:cs="Arial" w:eastAsia="Arial" w:hAnsi="Arial"/>
@@ -15183,7 +15183,7 @@
               <w:spacing w:after="10" w:before="0"/>
               <w:ind w:left="120"/>
             </w:pPr>
-            <w:hyperlink w:history="1" r:id="rIdqsfeonkm79zvgqvg1wnad">
+            <w:hyperlink w:history="1" r:id="rIdjyumxrenyw26vq0yv27om">
               <w:r>
                 <w:rPr>
                   <w:rFonts w:ascii="Arial" w:cs="Arial" w:eastAsia="Arial" w:hAnsi="Arial"/>
@@ -15378,7 +15378,7 @@
             <w:pPr>
               <w:spacing w:after="20" w:before="0"/>
             </w:pPr>
-            <w:hyperlink w:history="1" r:id="rId96tmcalqttzjsxkt5thc0">
+            <w:hyperlink w:history="1" r:id="rIdnp6lfvmxid8bymceu38zo">
               <w:r>
                 <w:rPr>
                   <w:rFonts w:ascii="Arial" w:cs="Arial" w:eastAsia="Arial" w:hAnsi="Arial"/>
@@ -15411,7 +15411,7 @@
               <w:spacing w:after="10" w:before="0"/>
               <w:ind w:left="120"/>
             </w:pPr>
-            <w:hyperlink w:history="1" r:id="rIda0se1dxmvaecakypqmdko">
+            <w:hyperlink w:history="1" r:id="rId1pt4fze6mwdfwa3ql1wyl">
               <w:r>
                 <w:rPr>
                   <w:rFonts w:ascii="Arial" w:cs="Arial" w:eastAsia="Arial" w:hAnsi="Arial"/>
@@ -15456,7 +15456,7 @@
             <w:pPr>
               <w:spacing w:after="20" w:before="0"/>
             </w:pPr>
-            <w:hyperlink w:history="1" r:id="rIdm3gccolpichm9wa2qrl4q">
+            <w:hyperlink w:history="1" r:id="rIdnevbwxnj-wvmvc1uoed_y">
               <w:r>
                 <w:rPr>
                   <w:rFonts w:ascii="Arial" w:cs="Arial" w:eastAsia="Arial" w:hAnsi="Arial"/>
@@ -15489,7 +15489,7 @@
               <w:spacing w:after="10" w:before="0"/>
               <w:ind w:left="120"/>
             </w:pPr>
-            <w:hyperlink w:history="1" r:id="rIdgyfkeb_vcikehtfpz1lav">
+            <w:hyperlink w:history="1" r:id="rId7vmgnqxmnytzvln9yq-om">
               <w:r>
                 <w:rPr>
                   <w:rFonts w:ascii="Arial" w:cs="Arial" w:eastAsia="Arial" w:hAnsi="Arial"/>
@@ -15684,7 +15684,7 @@
             <w:pPr>
               <w:spacing w:after="20" w:before="0"/>
             </w:pPr>
-            <w:hyperlink w:history="1" r:id="rIdbce6kf0ohe0ammw_r7dvv">
+            <w:hyperlink w:history="1" r:id="rIdlsyqj5jtw2tjp8f_13agn">
               <w:r>
                 <w:rPr>
                   <w:rFonts w:ascii="Arial" w:cs="Arial" w:eastAsia="Arial" w:hAnsi="Arial"/>
@@ -15717,7 +15717,7 @@
               <w:spacing w:after="10" w:before="0"/>
               <w:ind w:left="120"/>
             </w:pPr>
-            <w:hyperlink w:history="1" r:id="rIdxn18w6ufte3huh6nof98l">
+            <w:hyperlink w:history="1" r:id="rIdbx7fhbt1etnhencbyemcs">
               <w:r>
                 <w:rPr>
                   <w:rFonts w:ascii="Arial" w:cs="Arial" w:eastAsia="Arial" w:hAnsi="Arial"/>
@@ -15762,7 +15762,7 @@
             <w:pPr>
               <w:spacing w:after="20" w:before="0"/>
             </w:pPr>
-            <w:hyperlink w:history="1" r:id="rId3pry130xzcsf97ogze6dz">
+            <w:hyperlink w:history="1" r:id="rIdlkazmbxhydeghrbavslti">
               <w:r>
                 <w:rPr>
                   <w:rFonts w:ascii="Arial" w:cs="Arial" w:eastAsia="Arial" w:hAnsi="Arial"/>
@@ -15795,7 +15795,7 @@
               <w:spacing w:after="10" w:before="0"/>
               <w:ind w:left="120"/>
             </w:pPr>
-            <w:hyperlink w:history="1" r:id="rIdjwafhrcz8vrdqfggkq2nx">
+            <w:hyperlink w:history="1" r:id="rIdiykw3etspdkk59ol5zwd0">
               <w:r>
                 <w:rPr>
                   <w:rFonts w:ascii="Arial" w:cs="Arial" w:eastAsia="Arial" w:hAnsi="Arial"/>
@@ -15990,7 +15990,7 @@
             <w:pPr>
               <w:spacing w:after="20" w:before="0"/>
             </w:pPr>
-            <w:hyperlink w:history="1" r:id="rIddmojbhwrutfmuupjevhxf">
+            <w:hyperlink w:history="1" r:id="rIdpe7sl63stf1yza-xbzpa5">
               <w:r>
                 <w:rPr>
                   <w:rFonts w:ascii="Arial" w:cs="Arial" w:eastAsia="Arial" w:hAnsi="Arial"/>
@@ -16023,7 +16023,7 @@
               <w:spacing w:after="10" w:before="0"/>
               <w:ind w:left="120"/>
             </w:pPr>
-            <w:hyperlink w:history="1" r:id="rIdmcdvi4tq6qfybapcz4fyr">
+            <w:hyperlink w:history="1" r:id="rId-oq0nwtzqyvehdhsqpqtn">
               <w:r>
                 <w:rPr>
                   <w:rFonts w:ascii="Arial" w:cs="Arial" w:eastAsia="Arial" w:hAnsi="Arial"/>
@@ -16068,7 +16068,7 @@
             <w:pPr>
               <w:spacing w:after="20" w:before="0"/>
             </w:pPr>
-            <w:hyperlink w:history="1" r:id="rIdwpjormpehw67hl_nall93">
+            <w:hyperlink w:history="1" r:id="rIdamvbrrcbihnmege8grz9l">
               <w:r>
                 <w:rPr>
                   <w:rFonts w:ascii="Arial" w:cs="Arial" w:eastAsia="Arial" w:hAnsi="Arial"/>
@@ -16101,7 +16101,7 @@
               <w:spacing w:after="10" w:before="0"/>
               <w:ind w:left="120"/>
             </w:pPr>
-            <w:hyperlink w:history="1" r:id="rIdaqqyliq_djjuh0sj-zdgz">
+            <w:hyperlink w:history="1" r:id="rIdt88vscbpyjghh6wjrc8lg">
               <w:r>
                 <w:rPr>
                   <w:rFonts w:ascii="Arial" w:cs="Arial" w:eastAsia="Arial" w:hAnsi="Arial"/>
@@ -17588,7 +17588,7 @@
             <w:pPr>
               <w:spacing w:after="20" w:before="0"/>
             </w:pPr>
-            <w:hyperlink w:history="1" r:id="rId4vu5u5bwrgpjsw785cfkl">
+            <w:hyperlink w:history="1" r:id="rIdpwbbrfdnnwogssfhmp8dw">
               <w:r>
                 <w:rPr>
                   <w:rFonts w:ascii="Arial" w:cs="Arial" w:eastAsia="Arial" w:hAnsi="Arial"/>
@@ -17621,7 +17621,7 @@
               <w:spacing w:after="10" w:before="0"/>
               <w:ind w:left="120"/>
             </w:pPr>
-            <w:hyperlink w:history="1" r:id="rIdrbts0bq9v060lstzupjct">
+            <w:hyperlink w:history="1" r:id="rIdrx5c0dhs3m9gmitjjudif">
               <w:r>
                 <w:rPr>
                   <w:rFonts w:ascii="Arial" w:cs="Arial" w:eastAsia="Arial" w:hAnsi="Arial"/>
@@ -17666,7 +17666,7 @@
             <w:pPr>
               <w:spacing w:after="20" w:before="0"/>
             </w:pPr>
-            <w:hyperlink w:history="1" r:id="rId-3k7dg2ycpcidf6fh5z5h">
+            <w:hyperlink w:history="1" r:id="rId_beckbalzx-rsgn7vzccf">
               <w:r>
                 <w:rPr>
                   <w:rFonts w:ascii="Arial" w:cs="Arial" w:eastAsia="Arial" w:hAnsi="Arial"/>
@@ -17699,7 +17699,7 @@
               <w:spacing w:after="10" w:before="0"/>
               <w:ind w:left="120"/>
             </w:pPr>
-            <w:hyperlink w:history="1" r:id="rIdadrscjvdi4x0qicroxixo">
+            <w:hyperlink w:history="1" r:id="rIdcwlv57ayod1qu5y61d03a">
               <w:r>
                 <w:rPr>
                   <w:rFonts w:ascii="Arial" w:cs="Arial" w:eastAsia="Arial" w:hAnsi="Arial"/>
@@ -17894,7 +17894,7 @@
             <w:pPr>
               <w:spacing w:after="20" w:before="0"/>
             </w:pPr>
-            <w:hyperlink w:history="1" r:id="rIdll2nnyaw_-gnovuscbk6f">
+            <w:hyperlink w:history="1" r:id="rIdtmxhqxbux6wdl0o_soxfb">
               <w:r>
                 <w:rPr>
                   <w:rFonts w:ascii="Arial" w:cs="Arial" w:eastAsia="Arial" w:hAnsi="Arial"/>
@@ -17927,7 +17927,7 @@
               <w:spacing w:after="10" w:before="0"/>
               <w:ind w:left="120"/>
             </w:pPr>
-            <w:hyperlink w:history="1" r:id="rIdxisn0usd_jdmairlu6d7e">
+            <w:hyperlink w:history="1" r:id="rIdpp1mrf7r-fzwtjhqnirph">
               <w:r>
                 <w:rPr>
                   <w:rFonts w:ascii="Arial" w:cs="Arial" w:eastAsia="Arial" w:hAnsi="Arial"/>
@@ -17972,7 +17972,7 @@
             <w:pPr>
               <w:spacing w:after="20" w:before="0"/>
             </w:pPr>
-            <w:hyperlink w:history="1" r:id="rIdma-z_inr3qfgozzztueq4">
+            <w:hyperlink w:history="1" r:id="rId8ea6oakkn4ysdap4cjie2">
               <w:r>
                 <w:rPr>
                   <w:rFonts w:ascii="Arial" w:cs="Arial" w:eastAsia="Arial" w:hAnsi="Arial"/>
@@ -18005,7 +18005,7 @@
               <w:spacing w:after="10" w:before="0"/>
               <w:ind w:left="120"/>
             </w:pPr>
-            <w:hyperlink w:history="1" r:id="rIdw3m1nvl2zyzru_ov0fyju">
+            <w:hyperlink w:history="1" r:id="rIdmwmhfbxf9np1wwysmowi6">
               <w:r>
                 <w:rPr>
                   <w:rFonts w:ascii="Arial" w:cs="Arial" w:eastAsia="Arial" w:hAnsi="Arial"/>
@@ -18200,7 +18200,7 @@
             <w:pPr>
               <w:spacing w:after="20" w:before="0"/>
             </w:pPr>
-            <w:hyperlink w:history="1" r:id="rIdwsaokpzoebuxxenrfe9wx">
+            <w:hyperlink w:history="1" r:id="rId_mfosn-gr_cfigt8moq7w">
               <w:r>
                 <w:rPr>
                   <w:rFonts w:ascii="Arial" w:cs="Arial" w:eastAsia="Arial" w:hAnsi="Arial"/>
@@ -18233,7 +18233,7 @@
               <w:spacing w:after="10" w:before="0"/>
               <w:ind w:left="120"/>
             </w:pPr>
-            <w:hyperlink w:history="1" r:id="rIdfhmfpe3q-kw4dda_hfodd">
+            <w:hyperlink w:history="1" r:id="rId75zptz2akmld3m0p6tvbw">
               <w:r>
                 <w:rPr>
                   <w:rFonts w:ascii="Arial" w:cs="Arial" w:eastAsia="Arial" w:hAnsi="Arial"/>
@@ -18278,7 +18278,7 @@
             <w:pPr>
               <w:spacing w:after="20" w:before="0"/>
             </w:pPr>
-            <w:hyperlink w:history="1" r:id="rIdnqgnmxn-7kzsacwgg-rjo">
+            <w:hyperlink w:history="1" r:id="rIdnc-xxixvscoablk1vaqye">
               <w:r>
                 <w:rPr>
                   <w:rFonts w:ascii="Arial" w:cs="Arial" w:eastAsia="Arial" w:hAnsi="Arial"/>
@@ -18311,7 +18311,7 @@
               <w:spacing w:after="10" w:before="0"/>
               <w:ind w:left="120"/>
             </w:pPr>
-            <w:hyperlink w:history="1" r:id="rIds3sbqaq5n2-6ccpxjkpjg">
+            <w:hyperlink w:history="1" r:id="rIdpbtqgh6yxjb9e3keta0lj">
               <w:r>
                 <w:rPr>
                   <w:rFonts w:ascii="Arial" w:cs="Arial" w:eastAsia="Arial" w:hAnsi="Arial"/>
@@ -18506,7 +18506,7 @@
             <w:pPr>
               <w:spacing w:after="20" w:before="0"/>
             </w:pPr>
-            <w:hyperlink w:history="1" r:id="rIdwpx9mh3lv-aeeiss13fdo">
+            <w:hyperlink w:history="1" r:id="rIdhihpq8m0rjnebayzu1aue">
               <w:r>
                 <w:rPr>
                   <w:rFonts w:ascii="Arial" w:cs="Arial" w:eastAsia="Arial" w:hAnsi="Arial"/>
@@ -18539,7 +18539,7 @@
               <w:spacing w:after="10" w:before="0"/>
               <w:ind w:left="120"/>
             </w:pPr>
-            <w:hyperlink w:history="1" r:id="rIdnqpxf6hwxtcfc0wjmrurp">
+            <w:hyperlink w:history="1" r:id="rId2tcvd17bqldvycpadzdnm">
               <w:r>
                 <w:rPr>
                   <w:rFonts w:ascii="Arial" w:cs="Arial" w:eastAsia="Arial" w:hAnsi="Arial"/>
@@ -18584,7 +18584,7 @@
             <w:pPr>
               <w:spacing w:after="20" w:before="0"/>
             </w:pPr>
-            <w:hyperlink w:history="1" r:id="rIdb8kblwnckaix5yy_zyyti">
+            <w:hyperlink w:history="1" r:id="rIddl31pgpvyfyver6_vheyn">
               <w:r>
                 <w:rPr>
                   <w:rFonts w:ascii="Arial" w:cs="Arial" w:eastAsia="Arial" w:hAnsi="Arial"/>
@@ -18617,7 +18617,7 @@
               <w:spacing w:after="10" w:before="0"/>
               <w:ind w:left="120"/>
             </w:pPr>
-            <w:hyperlink w:history="1" r:id="rIdhtnsvvriqphzxwotxji5x">
+            <w:hyperlink w:history="1" r:id="rIdwrpdujjaon2lmmnsqocgm">
               <w:r>
                 <w:rPr>
                   <w:rFonts w:ascii="Arial" w:cs="Arial" w:eastAsia="Arial" w:hAnsi="Arial"/>
@@ -18812,7 +18812,7 @@
             <w:pPr>
               <w:spacing w:after="20" w:before="0"/>
             </w:pPr>
-            <w:hyperlink w:history="1" r:id="rIdcisf4tmahiiywloqrau2h">
+            <w:hyperlink w:history="1" r:id="rIdjald4jfp9lxd48j2fzy2g">
               <w:r>
                 <w:rPr>
                   <w:rFonts w:ascii="Arial" w:cs="Arial" w:eastAsia="Arial" w:hAnsi="Arial"/>
@@ -18845,7 +18845,7 @@
               <w:spacing w:after="10" w:before="0"/>
               <w:ind w:left="120"/>
             </w:pPr>
-            <w:hyperlink w:history="1" r:id="rIdgtwstyx6-kxz1gm9txrof">
+            <w:hyperlink w:history="1" r:id="rIdqm7bncaqbvkluellllh4t">
               <w:r>
                 <w:rPr>
                   <w:rFonts w:ascii="Arial" w:cs="Arial" w:eastAsia="Arial" w:hAnsi="Arial"/>
@@ -18890,7 +18890,7 @@
             <w:pPr>
               <w:spacing w:after="20" w:before="0"/>
             </w:pPr>
-            <w:hyperlink w:history="1" r:id="rIdwc93tdoy-f3z14zkknoqv">
+            <w:hyperlink w:history="1" r:id="rIdkd0j3dz4mgyzoquxwtwmm">
               <w:r>
                 <w:rPr>
                   <w:rFonts w:ascii="Arial" w:cs="Arial" w:eastAsia="Arial" w:hAnsi="Arial"/>
@@ -18923,7 +18923,7 @@
               <w:spacing w:after="10" w:before="0"/>
               <w:ind w:left="120"/>
             </w:pPr>
-            <w:hyperlink w:history="1" r:id="rIdezckvjul2gotvumdbwqg9">
+            <w:hyperlink w:history="1" r:id="rId0oyeowyjtyoewsdazkjtw">
               <w:r>
                 <w:rPr>
                   <w:rFonts w:ascii="Arial" w:cs="Arial" w:eastAsia="Arial" w:hAnsi="Arial"/>
@@ -20410,7 +20410,7 @@
             <w:pPr>
               <w:spacing w:after="20" w:before="0"/>
             </w:pPr>
-            <w:hyperlink w:history="1" r:id="rIdavckamvwziwtixh3ueivt">
+            <w:hyperlink w:history="1" r:id="rIdfis6cc1bx_qudd6vhhp5b">
               <w:r>
                 <w:rPr>
                   <w:rFonts w:ascii="Arial" w:cs="Arial" w:eastAsia="Arial" w:hAnsi="Arial"/>
@@ -20443,7 +20443,7 @@
               <w:spacing w:after="10" w:before="0"/>
               <w:ind w:left="120"/>
             </w:pPr>
-            <w:hyperlink w:history="1" r:id="rIdwet-fzn-a9b_h52h8vtt0">
+            <w:hyperlink w:history="1" r:id="rIdjpxj2lnfycto2mmxwzhli">
               <w:r>
                 <w:rPr>
                   <w:rFonts w:ascii="Arial" w:cs="Arial" w:eastAsia="Arial" w:hAnsi="Arial"/>
@@ -20488,7 +20488,7 @@
             <w:pPr>
               <w:spacing w:after="20" w:before="0"/>
             </w:pPr>
-            <w:hyperlink w:history="1" r:id="rId51pt5usu7ymk-zt5pxbgo">
+            <w:hyperlink w:history="1" r:id="rId_n5iupu7iuaaj40ebwttp">
               <w:r>
                 <w:rPr>
                   <w:rFonts w:ascii="Arial" w:cs="Arial" w:eastAsia="Arial" w:hAnsi="Arial"/>
@@ -20521,7 +20521,7 @@
               <w:spacing w:after="10" w:before="0"/>
               <w:ind w:left="120"/>
             </w:pPr>
-            <w:hyperlink w:history="1" r:id="rIdsefjcfcuaimjfgmlyjhfe">
+            <w:hyperlink w:history="1" r:id="rId_otkbqohbos7alqdr3pry">
               <w:r>
                 <w:rPr>
                   <w:rFonts w:ascii="Arial" w:cs="Arial" w:eastAsia="Arial" w:hAnsi="Arial"/>
@@ -20716,7 +20716,7 @@
             <w:pPr>
               <w:spacing w:after="20" w:before="0"/>
             </w:pPr>
-            <w:hyperlink w:history="1" r:id="rId_fyd7a5vgocvdkyg3ukg2">
+            <w:hyperlink w:history="1" r:id="rIdcj62giq01op39axoxacxj">
               <w:r>
                 <w:rPr>
                   <w:rFonts w:ascii="Arial" w:cs="Arial" w:eastAsia="Arial" w:hAnsi="Arial"/>
@@ -20749,7 +20749,7 @@
               <w:spacing w:after="10" w:before="0"/>
               <w:ind w:left="120"/>
             </w:pPr>
-            <w:hyperlink w:history="1" r:id="rIdjc-de2hfusqqgwkmmbd4s">
+            <w:hyperlink w:history="1" r:id="rIdz1fearjgfcltrbou4lmyb">
               <w:r>
                 <w:rPr>
                   <w:rFonts w:ascii="Arial" w:cs="Arial" w:eastAsia="Arial" w:hAnsi="Arial"/>
@@ -20794,7 +20794,7 @@
             <w:pPr>
               <w:spacing w:after="20" w:before="0"/>
             </w:pPr>
-            <w:hyperlink w:history="1" r:id="rIdilvpk8pgdd9jefrxui-ze">
+            <w:hyperlink w:history="1" r:id="rIdcm7fbhksl5dtpm56o3os0">
               <w:r>
                 <w:rPr>
                   <w:rFonts w:ascii="Arial" w:cs="Arial" w:eastAsia="Arial" w:hAnsi="Arial"/>
@@ -20827,7 +20827,7 @@
               <w:spacing w:after="10" w:before="0"/>
               <w:ind w:left="120"/>
             </w:pPr>
-            <w:hyperlink w:history="1" r:id="rIdw885pc-gjoswjuvyqtn4q">
+            <w:hyperlink w:history="1" r:id="rIdmf2cfynnat8bbxele9pxq">
               <w:r>
                 <w:rPr>
                   <w:rFonts w:ascii="Arial" w:cs="Arial" w:eastAsia="Arial" w:hAnsi="Arial"/>
@@ -21022,7 +21022,7 @@
             <w:pPr>
               <w:spacing w:after="20" w:before="0"/>
             </w:pPr>
-            <w:hyperlink w:history="1" r:id="rIda6uija5xhogk6jcn5ebqy">
+            <w:hyperlink w:history="1" r:id="rId2hhmxqbqs_8yddevyfiuv">
               <w:r>
                 <w:rPr>
                   <w:rFonts w:ascii="Arial" w:cs="Arial" w:eastAsia="Arial" w:hAnsi="Arial"/>
@@ -21055,7 +21055,7 @@
               <w:spacing w:after="10" w:before="0"/>
               <w:ind w:left="120"/>
             </w:pPr>
-            <w:hyperlink w:history="1" r:id="rIdcfdc1xjmjjcmmx0mhaaxq">
+            <w:hyperlink w:history="1" r:id="rIdb67z1kcnlvh3jdrumzzs7">
               <w:r>
                 <w:rPr>
                   <w:rFonts w:ascii="Arial" w:cs="Arial" w:eastAsia="Arial" w:hAnsi="Arial"/>
@@ -21100,7 +21100,7 @@
             <w:pPr>
               <w:spacing w:after="20" w:before="0"/>
             </w:pPr>
-            <w:hyperlink w:history="1" r:id="rId3n90jvn7r4qjpcg_rieg6">
+            <w:hyperlink w:history="1" r:id="rIdjq5bcfye0xhrjtkbwpmvo">
               <w:r>
                 <w:rPr>
                   <w:rFonts w:ascii="Arial" w:cs="Arial" w:eastAsia="Arial" w:hAnsi="Arial"/>
@@ -21133,7 +21133,7 @@
               <w:spacing w:after="10" w:before="0"/>
               <w:ind w:left="120"/>
             </w:pPr>
-            <w:hyperlink w:history="1" r:id="rIdg6nzkv5niukoew8f0umpc">
+            <w:hyperlink w:history="1" r:id="rId91kekxcfj-kffzbtp2jbj">
               <w:r>
                 <w:rPr>
                   <w:rFonts w:ascii="Arial" w:cs="Arial" w:eastAsia="Arial" w:hAnsi="Arial"/>
@@ -21328,7 +21328,7 @@
             <w:pPr>
               <w:spacing w:after="20" w:before="0"/>
             </w:pPr>
-            <w:hyperlink w:history="1" r:id="rIdrl26eihfon_78nlqaztac">
+            <w:hyperlink w:history="1" r:id="rIdjoh8u6sh2jr3lpcg7m6xx">
               <w:r>
                 <w:rPr>
                   <w:rFonts w:ascii="Arial" w:cs="Arial" w:eastAsia="Arial" w:hAnsi="Arial"/>
@@ -21361,7 +21361,7 @@
               <w:spacing w:after="10" w:before="0"/>
               <w:ind w:left="120"/>
             </w:pPr>
-            <w:hyperlink w:history="1" r:id="rIdzvekmlepz9erdastuynkc">
+            <w:hyperlink w:history="1" r:id="rIdwmbg3ru9uxdshfwh7e6pj">
               <w:r>
                 <w:rPr>
                   <w:rFonts w:ascii="Arial" w:cs="Arial" w:eastAsia="Arial" w:hAnsi="Arial"/>
@@ -21406,7 +21406,7 @@
             <w:pPr>
               <w:spacing w:after="20" w:before="0"/>
             </w:pPr>
-            <w:hyperlink w:history="1" r:id="rIdivk1jhvgk1ebmbyofwmdh">
+            <w:hyperlink w:history="1" r:id="rIdhncgwuht7ud1uknshqyk-">
               <w:r>
                 <w:rPr>
                   <w:rFonts w:ascii="Arial" w:cs="Arial" w:eastAsia="Arial" w:hAnsi="Arial"/>
@@ -21439,7 +21439,7 @@
               <w:spacing w:after="10" w:before="0"/>
               <w:ind w:left="120"/>
             </w:pPr>
-            <w:hyperlink w:history="1" r:id="rIdljbk881s6j8zpp-fqpupn">
+            <w:hyperlink w:history="1" r:id="rIdudvimwtzypvk2xr7u5xmo">
               <w:r>
                 <w:rPr>
                   <w:rFonts w:ascii="Arial" w:cs="Arial" w:eastAsia="Arial" w:hAnsi="Arial"/>
@@ -21634,7 +21634,7 @@
             <w:pPr>
               <w:spacing w:after="20" w:before="0"/>
             </w:pPr>
-            <w:hyperlink w:history="1" r:id="rId3hmidyeg_6iqrwct0rayo">
+            <w:hyperlink w:history="1" r:id="rIdaumgykgikvigr4jjly-os">
               <w:r>
                 <w:rPr>
                   <w:rFonts w:ascii="Arial" w:cs="Arial" w:eastAsia="Arial" w:hAnsi="Arial"/>
@@ -21667,7 +21667,7 @@
               <w:spacing w:after="10" w:before="0"/>
               <w:ind w:left="120"/>
             </w:pPr>
-            <w:hyperlink w:history="1" r:id="rIdnogs-a7mzp2zdwerqxe5t">
+            <w:hyperlink w:history="1" r:id="rIdbvvpk4bxifkknarvwr0sj">
               <w:r>
                 <w:rPr>
                   <w:rFonts w:ascii="Arial" w:cs="Arial" w:eastAsia="Arial" w:hAnsi="Arial"/>
@@ -21712,7 +21712,7 @@
             <w:pPr>
               <w:spacing w:after="20" w:before="0"/>
             </w:pPr>
-            <w:hyperlink w:history="1" r:id="rIduyk3ahovozt5frfikhg6g">
+            <w:hyperlink w:history="1" r:id="rIdrchgenvmi3tdu8d5ffxir">
               <w:r>
                 <w:rPr>
                   <w:rFonts w:ascii="Arial" w:cs="Arial" w:eastAsia="Arial" w:hAnsi="Arial"/>
@@ -21745,7 +21745,7 @@
               <w:spacing w:after="10" w:before="0"/>
               <w:ind w:left="120"/>
             </w:pPr>
-            <w:hyperlink w:history="1" r:id="rIduunqlnwr6_hai55q9lits">
+            <w:hyperlink w:history="1" r:id="rIdlncesceipkyngujrifcuz">
               <w:r>
                 <w:rPr>
                   <w:rFonts w:ascii="Arial" w:cs="Arial" w:eastAsia="Arial" w:hAnsi="Arial"/>
@@ -23232,7 +23232,7 @@
             <w:pPr>
               <w:spacing w:after="20" w:before="0"/>
             </w:pPr>
-            <w:hyperlink w:history="1" r:id="rIdwxhm4rjgeoo8h1fsy79yv">
+            <w:hyperlink w:history="1" r:id="rIdrxwhv6h7md15_emmuor4h">
               <w:r>
                 <w:rPr>
                   <w:rFonts w:ascii="Arial" w:cs="Arial" w:eastAsia="Arial" w:hAnsi="Arial"/>
@@ -23265,7 +23265,7 @@
               <w:spacing w:after="10" w:before="0"/>
               <w:ind w:left="120"/>
             </w:pPr>
-            <w:hyperlink w:history="1" r:id="rIdriomyh-c0rpbldbkis-jm">
+            <w:hyperlink w:history="1" r:id="rIdvq9bwf71hhcwn-w1b-w13">
               <w:r>
                 <w:rPr>
                   <w:rFonts w:ascii="Arial" w:cs="Arial" w:eastAsia="Arial" w:hAnsi="Arial"/>
@@ -23310,7 +23310,7 @@
             <w:pPr>
               <w:spacing w:after="20" w:before="0"/>
             </w:pPr>
-            <w:hyperlink w:history="1" r:id="rIdx0bfoqdxrh0x_thnu9dv3">
+            <w:hyperlink w:history="1" r:id="rIdoqfbkeopesocdra6dwp0o">
               <w:r>
                 <w:rPr>
                   <w:rFonts w:ascii="Arial" w:cs="Arial" w:eastAsia="Arial" w:hAnsi="Arial"/>
@@ -23343,7 +23343,7 @@
               <w:spacing w:after="10" w:before="0"/>
               <w:ind w:left="120"/>
             </w:pPr>
-            <w:hyperlink w:history="1" r:id="rIdm-e8r8h8axichtcymmymw">
+            <w:hyperlink w:history="1" r:id="rIdmzjmiyko1thrkkvvsmudx">
               <w:r>
                 <w:rPr>
                   <w:rFonts w:ascii="Arial" w:cs="Arial" w:eastAsia="Arial" w:hAnsi="Arial"/>
@@ -23538,7 +23538,7 @@
             <w:pPr>
               <w:spacing w:after="20" w:before="0"/>
             </w:pPr>
-            <w:hyperlink w:history="1" r:id="rId4rneiumk9w1ork_c46uey">
+            <w:hyperlink w:history="1" r:id="rIdits-su5gqj6kzq7phheos">
               <w:r>
                 <w:rPr>
                   <w:rFonts w:ascii="Arial" w:cs="Arial" w:eastAsia="Arial" w:hAnsi="Arial"/>
@@ -23571,7 +23571,7 @@
               <w:spacing w:after="10" w:before="0"/>
               <w:ind w:left="120"/>
             </w:pPr>
-            <w:hyperlink w:history="1" r:id="rIdtv2vbgb9g6itrnxkargl-">
+            <w:hyperlink w:history="1" r:id="rIdwitfpbjlfab0s6dv47vgs">
               <w:r>
                 <w:rPr>
                   <w:rFonts w:ascii="Arial" w:cs="Arial" w:eastAsia="Arial" w:hAnsi="Arial"/>
@@ -23616,7 +23616,7 @@
             <w:pPr>
               <w:spacing w:after="20" w:before="0"/>
             </w:pPr>
-            <w:hyperlink w:history="1" r:id="rIdgpneleff0c5pwtouac4g4">
+            <w:hyperlink w:history="1" r:id="rIdtac4yciggqwnhvh2bkysc">
               <w:r>
                 <w:rPr>
                   <w:rFonts w:ascii="Arial" w:cs="Arial" w:eastAsia="Arial" w:hAnsi="Arial"/>
@@ -23649,7 +23649,7 @@
               <w:spacing w:after="10" w:before="0"/>
               <w:ind w:left="120"/>
             </w:pPr>
-            <w:hyperlink w:history="1" r:id="rIdisezy97ha2ngj2icxbivl">
+            <w:hyperlink w:history="1" r:id="rId57lnzzoxykpgqhguzs5n3">
               <w:r>
                 <w:rPr>
                   <w:rFonts w:ascii="Arial" w:cs="Arial" w:eastAsia="Arial" w:hAnsi="Arial"/>
@@ -23844,7 +23844,7 @@
             <w:pPr>
               <w:spacing w:after="20" w:before="0"/>
             </w:pPr>
-            <w:hyperlink w:history="1" r:id="rIdp28bibtmyhdzsgde7lu47">
+            <w:hyperlink w:history="1" r:id="rId5jukboapgsndw2zswg5um">
               <w:r>
                 <w:rPr>
                   <w:rFonts w:ascii="Arial" w:cs="Arial" w:eastAsia="Arial" w:hAnsi="Arial"/>
@@ -23877,7 +23877,7 @@
               <w:spacing w:after="10" w:before="0"/>
               <w:ind w:left="120"/>
             </w:pPr>
-            <w:hyperlink w:history="1" r:id="rIdpdgcfuuinw0kkkixwr-lf">
+            <w:hyperlink w:history="1" r:id="rIdq2johgfrz3jujydrmxxxi">
               <w:r>
                 <w:rPr>
                   <w:rFonts w:ascii="Arial" w:cs="Arial" w:eastAsia="Arial" w:hAnsi="Arial"/>
@@ -23922,7 +23922,7 @@
             <w:pPr>
               <w:spacing w:after="20" w:before="0"/>
             </w:pPr>
-            <w:hyperlink w:history="1" r:id="rIdnlju-pb9hj3gwqtp0cpjn">
+            <w:hyperlink w:history="1" r:id="rIdf2dnq5skb7ithwoxontjc">
               <w:r>
                 <w:rPr>
                   <w:rFonts w:ascii="Arial" w:cs="Arial" w:eastAsia="Arial" w:hAnsi="Arial"/>
@@ -23955,7 +23955,7 @@
               <w:spacing w:after="10" w:before="0"/>
               <w:ind w:left="120"/>
             </w:pPr>
-            <w:hyperlink w:history="1" r:id="rIdrajmfhm8tj3lypbnn0fyu">
+            <w:hyperlink w:history="1" r:id="rIdzpmt8qvbrecyoq5tcjd1n">
               <w:r>
                 <w:rPr>
                   <w:rFonts w:ascii="Arial" w:cs="Arial" w:eastAsia="Arial" w:hAnsi="Arial"/>
@@ -24150,7 +24150,7 @@
             <w:pPr>
               <w:spacing w:after="20" w:before="0"/>
             </w:pPr>
-            <w:hyperlink w:history="1" r:id="rIdffml5uanfejzgyy_hf8cc">
+            <w:hyperlink w:history="1" r:id="rIdahedykj06vzxzps2w4o0n">
               <w:r>
                 <w:rPr>
                   <w:rFonts w:ascii="Arial" w:cs="Arial" w:eastAsia="Arial" w:hAnsi="Arial"/>
@@ -24183,7 +24183,7 @@
               <w:spacing w:after="10" w:before="0"/>
               <w:ind w:left="120"/>
             </w:pPr>
-            <w:hyperlink w:history="1" r:id="rIdjmsox_7cfszwrmffrthhm">
+            <w:hyperlink w:history="1" r:id="rIdvjw1wyiip8sac81gicb40">
               <w:r>
                 <w:rPr>
                   <w:rFonts w:ascii="Arial" w:cs="Arial" w:eastAsia="Arial" w:hAnsi="Arial"/>
@@ -24228,7 +24228,7 @@
             <w:pPr>
               <w:spacing w:after="20" w:before="0"/>
             </w:pPr>
-            <w:hyperlink w:history="1" r:id="rIddtlpx1_vugxtg7demqccf">
+            <w:hyperlink w:history="1" r:id="rIdnpdfezjyl_lurrhdqcbbk">
               <w:r>
                 <w:rPr>
                   <w:rFonts w:ascii="Arial" w:cs="Arial" w:eastAsia="Arial" w:hAnsi="Arial"/>
@@ -24261,7 +24261,7 @@
               <w:spacing w:after="10" w:before="0"/>
               <w:ind w:left="120"/>
             </w:pPr>
-            <w:hyperlink w:history="1" r:id="rIdborb8jhv0m9ynwuu4m6os">
+            <w:hyperlink w:history="1" r:id="rIdjsyt8qag0n2ncbfquj7rx">
               <w:r>
                 <w:rPr>
                   <w:rFonts w:ascii="Arial" w:cs="Arial" w:eastAsia="Arial" w:hAnsi="Arial"/>
@@ -24456,7 +24456,7 @@
             <w:pPr>
               <w:spacing w:after="20" w:before="0"/>
             </w:pPr>
-            <w:hyperlink w:history="1" r:id="rIddkddvftxyqsjbagttrosa">
+            <w:hyperlink w:history="1" r:id="rIdzqkeb1dksjnvq8hyegih_">
               <w:r>
                 <w:rPr>
                   <w:rFonts w:ascii="Arial" w:cs="Arial" w:eastAsia="Arial" w:hAnsi="Arial"/>
@@ -24489,7 +24489,7 @@
               <w:spacing w:after="10" w:before="0"/>
               <w:ind w:left="120"/>
             </w:pPr>
-            <w:hyperlink w:history="1" r:id="rIdnzg5q3roscoobgd_x5vus">
+            <w:hyperlink w:history="1" r:id="rIdm13wdhtk2gpq4kgwfzdak">
               <w:r>
                 <w:rPr>
                   <w:rFonts w:ascii="Arial" w:cs="Arial" w:eastAsia="Arial" w:hAnsi="Arial"/>
@@ -24534,7 +24534,7 @@
             <w:pPr>
               <w:spacing w:after="20" w:before="0"/>
             </w:pPr>
-            <w:hyperlink w:history="1" r:id="rIdfpaschni18kfp_d4_nbi1">
+            <w:hyperlink w:history="1" r:id="rIdq33ug1tp-c7s8pfx1dw1l">
               <w:r>
                 <w:rPr>
                   <w:rFonts w:ascii="Arial" w:cs="Arial" w:eastAsia="Arial" w:hAnsi="Arial"/>
@@ -24567,7 +24567,7 @@
               <w:spacing w:after="10" w:before="0"/>
               <w:ind w:left="120"/>
             </w:pPr>
-            <w:hyperlink w:history="1" r:id="rIdl9l3rrnteuhbel3tnax_2">
+            <w:hyperlink w:history="1" r:id="rIdhw2hsohkkzv-usiw8gso9">
               <w:r>
                 <w:rPr>
                   <w:rFonts w:ascii="Arial" w:cs="Arial" w:eastAsia="Arial" w:hAnsi="Arial"/>
@@ -26054,7 +26054,7 @@
             <w:pPr>
               <w:spacing w:after="20" w:before="0"/>
             </w:pPr>
-            <w:hyperlink w:history="1" r:id="rIda5cqmc__oun17un3k780s">
+            <w:hyperlink w:history="1" r:id="rIdsx1jho1x851jd7ne4rgup">
               <w:r>
                 <w:rPr>
                   <w:rFonts w:ascii="Arial" w:cs="Arial" w:eastAsia="Arial" w:hAnsi="Arial"/>
@@ -26087,7 +26087,7 @@
               <w:spacing w:after="10" w:before="0"/>
               <w:ind w:left="120"/>
             </w:pPr>
-            <w:hyperlink w:history="1" r:id="rIdsyjwgdqk-tz3r7grwqsqc">
+            <w:hyperlink w:history="1" r:id="rIdeho-1kufbhkmf0fhsnyxu">
               <w:r>
                 <w:rPr>
                   <w:rFonts w:ascii="Arial" w:cs="Arial" w:eastAsia="Arial" w:hAnsi="Arial"/>
@@ -26132,7 +26132,7 @@
             <w:pPr>
               <w:spacing w:after="20" w:before="0"/>
             </w:pPr>
-            <w:hyperlink w:history="1" r:id="rIdcajwtmqeoce_hhhtgwudu">
+            <w:hyperlink w:history="1" r:id="rIdy2x14jieeigjcns1ti2_g">
               <w:r>
                 <w:rPr>
                   <w:rFonts w:ascii="Arial" w:cs="Arial" w:eastAsia="Arial" w:hAnsi="Arial"/>
@@ -26165,7 +26165,7 @@
               <w:spacing w:after="10" w:before="0"/>
               <w:ind w:left="120"/>
             </w:pPr>
-            <w:hyperlink w:history="1" r:id="rIdh2t71lkzccjovrydu-qnn">
+            <w:hyperlink w:history="1" r:id="rIdwgadni09krb6pdhwvvfv9">
               <w:r>
                 <w:rPr>
                   <w:rFonts w:ascii="Arial" w:cs="Arial" w:eastAsia="Arial" w:hAnsi="Arial"/>
@@ -26360,7 +26360,7 @@
             <w:pPr>
               <w:spacing w:after="20" w:before="0"/>
             </w:pPr>
-            <w:hyperlink w:history="1" r:id="rId-lh222jos_mdxsybiy7a8">
+            <w:hyperlink w:history="1" r:id="rIdextpmtk4-ak2ca7reeb72">
               <w:r>
                 <w:rPr>
                   <w:rFonts w:ascii="Arial" w:cs="Arial" w:eastAsia="Arial" w:hAnsi="Arial"/>
@@ -26393,7 +26393,7 @@
               <w:spacing w:after="10" w:before="0"/>
               <w:ind w:left="120"/>
             </w:pPr>
-            <w:hyperlink w:history="1" r:id="rIdjqvnduyz9fnboeqj_lcwk">
+            <w:hyperlink w:history="1" r:id="rIdrbnbwciq4mmge2qyc2-t-">
               <w:r>
                 <w:rPr>
                   <w:rFonts w:ascii="Arial" w:cs="Arial" w:eastAsia="Arial" w:hAnsi="Arial"/>
@@ -26438,7 +26438,7 @@
             <w:pPr>
               <w:spacing w:after="20" w:before="0"/>
             </w:pPr>
-            <w:hyperlink w:history="1" r:id="rIdlad2hgrxmn7ixotrsd5so">
+            <w:hyperlink w:history="1" r:id="rIdrikgeyzsyfi3artjpnhpn">
               <w:r>
                 <w:rPr>
                   <w:rFonts w:ascii="Arial" w:cs="Arial" w:eastAsia="Arial" w:hAnsi="Arial"/>
@@ -26471,7 +26471,7 @@
               <w:spacing w:after="10" w:before="0"/>
               <w:ind w:left="120"/>
             </w:pPr>
-            <w:hyperlink w:history="1" r:id="rIdyhaiq8gv1otgpi3l9upic">
+            <w:hyperlink w:history="1" r:id="rIdqum6px5tad97mtp9-qmiz">
               <w:r>
                 <w:rPr>
                   <w:rFonts w:ascii="Arial" w:cs="Arial" w:eastAsia="Arial" w:hAnsi="Arial"/>
@@ -26666,7 +26666,7 @@
             <w:pPr>
               <w:spacing w:after="20" w:before="0"/>
             </w:pPr>
-            <w:hyperlink w:history="1" r:id="rIdof8iz33rmwp3meiqehqfc">
+            <w:hyperlink w:history="1" r:id="rIdhq16oqdrpw5s-9mxos8xk">
               <w:r>
                 <w:rPr>
                   <w:rFonts w:ascii="Arial" w:cs="Arial" w:eastAsia="Arial" w:hAnsi="Arial"/>
@@ -26699,7 +26699,7 @@
               <w:spacing w:after="10" w:before="0"/>
               <w:ind w:left="120"/>
             </w:pPr>
-            <w:hyperlink w:history="1" r:id="rIdxmuoeaedykxogl66ojhhs">
+            <w:hyperlink w:history="1" r:id="rIdur9sm-zar7atei36plfdr">
               <w:r>
                 <w:rPr>
                   <w:rFonts w:ascii="Arial" w:cs="Arial" w:eastAsia="Arial" w:hAnsi="Arial"/>
@@ -26744,7 +26744,7 @@
             <w:pPr>
               <w:spacing w:after="20" w:before="0"/>
             </w:pPr>
-            <w:hyperlink w:history="1" r:id="rIdsrrk-yogaiiibu2mf6uoq">
+            <w:hyperlink w:history="1" r:id="rIdyc5mkfnoe9pezclvi1wae">
               <w:r>
                 <w:rPr>
                   <w:rFonts w:ascii="Arial" w:cs="Arial" w:eastAsia="Arial" w:hAnsi="Arial"/>
@@ -26777,7 +26777,7 @@
               <w:spacing w:after="10" w:before="0"/>
               <w:ind w:left="120"/>
             </w:pPr>
-            <w:hyperlink w:history="1" r:id="rIdczn-qmda3qtngds_or6sh">
+            <w:hyperlink w:history="1" r:id="rIdzuehnsddatlw_mcawbd_p">
               <w:r>
                 <w:rPr>
                   <w:rFonts w:ascii="Arial" w:cs="Arial" w:eastAsia="Arial" w:hAnsi="Arial"/>
@@ -26972,7 +26972,7 @@
             <w:pPr>
               <w:spacing w:after="20" w:before="0"/>
             </w:pPr>
-            <w:hyperlink w:history="1" r:id="rIdbaygb0_6asgmw-grag71p">
+            <w:hyperlink w:history="1" r:id="rId9dxb7twlsbe_-xgaaskpc">
               <w:r>
                 <w:rPr>
                   <w:rFonts w:ascii="Arial" w:cs="Arial" w:eastAsia="Arial" w:hAnsi="Arial"/>
@@ -27005,7 +27005,7 @@
               <w:spacing w:after="10" w:before="0"/>
               <w:ind w:left="120"/>
             </w:pPr>
-            <w:hyperlink w:history="1" r:id="rIdbzges5txpzi3m1j36co7x">
+            <w:hyperlink w:history="1" r:id="rIdpe8zjuvd3rkfjwwr9eufu">
               <w:r>
                 <w:rPr>
                   <w:rFonts w:ascii="Arial" w:cs="Arial" w:eastAsia="Arial" w:hAnsi="Arial"/>
@@ -27050,7 +27050,7 @@
             <w:pPr>
               <w:spacing w:after="20" w:before="0"/>
             </w:pPr>
-            <w:hyperlink w:history="1" r:id="rIdp8pabxgpjky7jzdnt4uon">
+            <w:hyperlink w:history="1" r:id="rIdnohkyhfjou1sfzyel41gx">
               <w:r>
                 <w:rPr>
                   <w:rFonts w:ascii="Arial" w:cs="Arial" w:eastAsia="Arial" w:hAnsi="Arial"/>
@@ -27083,7 +27083,7 @@
               <w:spacing w:after="10" w:before="0"/>
               <w:ind w:left="120"/>
             </w:pPr>
-            <w:hyperlink w:history="1" r:id="rIdhtvrirlbbtwnxpycnzk-n">
+            <w:hyperlink w:history="1" r:id="rId8-bp-xyqa4eab-qsa2cvi">
               <w:r>
                 <w:rPr>
                   <w:rFonts w:ascii="Arial" w:cs="Arial" w:eastAsia="Arial" w:hAnsi="Arial"/>
@@ -27278,7 +27278,7 @@
             <w:pPr>
               <w:spacing w:after="20" w:before="0"/>
             </w:pPr>
-            <w:hyperlink w:history="1" r:id="rIduj1yd2vfznsc7dwuy8csv">
+            <w:hyperlink w:history="1" r:id="rIdcc1kawgugjkwx8lzucagq">
               <w:r>
                 <w:rPr>
                   <w:rFonts w:ascii="Arial" w:cs="Arial" w:eastAsia="Arial" w:hAnsi="Arial"/>
@@ -27311,7 +27311,7 @@
               <w:spacing w:after="10" w:before="0"/>
               <w:ind w:left="120"/>
             </w:pPr>
-            <w:hyperlink w:history="1" r:id="rIdp8lxjfxthfogbjorecyka">
+            <w:hyperlink w:history="1" r:id="rId72aeubu5_szygxfakhvcs">
               <w:r>
                 <w:rPr>
                   <w:rFonts w:ascii="Arial" w:cs="Arial" w:eastAsia="Arial" w:hAnsi="Arial"/>
@@ -27356,7 +27356,7 @@
             <w:pPr>
               <w:spacing w:after="20" w:before="0"/>
             </w:pPr>
-            <w:hyperlink w:history="1" r:id="rIdqt6le9qupqbrj4dh5_qqm">
+            <w:hyperlink w:history="1" r:id="rIdu3ze3vc1v-fhxptfxck0k">
               <w:r>
                 <w:rPr>
                   <w:rFonts w:ascii="Arial" w:cs="Arial" w:eastAsia="Arial" w:hAnsi="Arial"/>
@@ -27389,7 +27389,7 @@
               <w:spacing w:after="10" w:before="0"/>
               <w:ind w:left="120"/>
             </w:pPr>
-            <w:hyperlink w:history="1" r:id="rIddsytrnqp7kgysod-g32qg">
+            <w:hyperlink w:history="1" r:id="rIdtldphrropvf7hyugfu9vy">
               <w:r>
                 <w:rPr>
                   <w:rFonts w:ascii="Arial" w:cs="Arial" w:eastAsia="Arial" w:hAnsi="Arial"/>

--- a/data/outputs/v2/Maths/SS4.1_Statistics_I/Mathematics_Statistics_I_CBE_LessonSequence.docx
+++ b/data/outputs/v2/Maths/SS4.1_Statistics_I/Mathematics_Statistics_I_CBE_LessonSequence.docx
@@ -3478,7 +3478,7 @@
             <w:pPr>
               <w:spacing w:after="20" w:before="0"/>
             </w:pPr>
-            <w:hyperlink w:history="1" r:id="rId-tp7up7ifishszx6hljih">
+            <w:hyperlink w:history="1" r:id="rIdz7wplaiocxnnoamxdcad_">
               <w:r>
                 <w:rPr>
                   <w:rFonts w:ascii="Arial" w:cs="Arial" w:eastAsia="Arial" w:hAnsi="Arial"/>
@@ -3511,7 +3511,7 @@
               <w:spacing w:after="10" w:before="0"/>
               <w:ind w:left="120"/>
             </w:pPr>
-            <w:hyperlink w:history="1" r:id="rIdzvyobmpitvvyxewwp_wiq">
+            <w:hyperlink w:history="1" r:id="rId2smlqmkooza16_rtigjx8">
               <w:r>
                 <w:rPr>
                   <w:rFonts w:ascii="Arial" w:cs="Arial" w:eastAsia="Arial" w:hAnsi="Arial"/>
@@ -3556,7 +3556,7 @@
             <w:pPr>
               <w:spacing w:after="20" w:before="0"/>
             </w:pPr>
-            <w:hyperlink w:history="1" r:id="rIdl_e_44b_yv3ogrmnbvhnw">
+            <w:hyperlink w:history="1" r:id="rId9gtprqma8cnwkmduotehb">
               <w:r>
                 <w:rPr>
                   <w:rFonts w:ascii="Arial" w:cs="Arial" w:eastAsia="Arial" w:hAnsi="Arial"/>
@@ -3589,7 +3589,7 @@
               <w:spacing w:after="10" w:before="0"/>
               <w:ind w:left="120"/>
             </w:pPr>
-            <w:hyperlink w:history="1" r:id="rId076ybrlekvlkopahtiu-d">
+            <w:hyperlink w:history="1" r:id="rId1f-0lc5zs2nokpehgiymv">
               <w:r>
                 <w:rPr>
                   <w:rFonts w:ascii="Arial" w:cs="Arial" w:eastAsia="Arial" w:hAnsi="Arial"/>
@@ -3784,7 +3784,7 @@
             <w:pPr>
               <w:spacing w:after="20" w:before="0"/>
             </w:pPr>
-            <w:hyperlink w:history="1" r:id="rIdjoqiikce1szdcx8wg99ut">
+            <w:hyperlink w:history="1" r:id="rId1va7pzqoi5hixcuxfxava">
               <w:r>
                 <w:rPr>
                   <w:rFonts w:ascii="Arial" w:cs="Arial" w:eastAsia="Arial" w:hAnsi="Arial"/>
@@ -3817,7 +3817,7 @@
               <w:spacing w:after="10" w:before="0"/>
               <w:ind w:left="120"/>
             </w:pPr>
-            <w:hyperlink w:history="1" r:id="rIdahw2bmtgzoaglyryi-ijd">
+            <w:hyperlink w:history="1" r:id="rIdivbwvibsfp2gu5fppjmpm">
               <w:r>
                 <w:rPr>
                   <w:rFonts w:ascii="Arial" w:cs="Arial" w:eastAsia="Arial" w:hAnsi="Arial"/>
@@ -3862,7 +3862,7 @@
             <w:pPr>
               <w:spacing w:after="20" w:before="0"/>
             </w:pPr>
-            <w:hyperlink w:history="1" r:id="rIdapbk2jxmoahkigauvxswb">
+            <w:hyperlink w:history="1" r:id="rIdm53u0hwrv0ygqttuzvad5">
               <w:r>
                 <w:rPr>
                   <w:rFonts w:ascii="Arial" w:cs="Arial" w:eastAsia="Arial" w:hAnsi="Arial"/>
@@ -3895,7 +3895,7 @@
               <w:spacing w:after="10" w:before="0"/>
               <w:ind w:left="120"/>
             </w:pPr>
-            <w:hyperlink w:history="1" r:id="rIdrtuidhd-ic3s3a3mzbfmy">
+            <w:hyperlink w:history="1" r:id="rIdfurxl7tkudjowthnkpk1f">
               <w:r>
                 <w:rPr>
                   <w:rFonts w:ascii="Arial" w:cs="Arial" w:eastAsia="Arial" w:hAnsi="Arial"/>
@@ -4090,7 +4090,7 @@
             <w:pPr>
               <w:spacing w:after="20" w:before="0"/>
             </w:pPr>
-            <w:hyperlink w:history="1" r:id="rIdmni-enahamyq4o33bb3dv">
+            <w:hyperlink w:history="1" r:id="rIdupn2mzor84lx53lm63q_2">
               <w:r>
                 <w:rPr>
                   <w:rFonts w:ascii="Arial" w:cs="Arial" w:eastAsia="Arial" w:hAnsi="Arial"/>
@@ -4123,7 +4123,7 @@
               <w:spacing w:after="10" w:before="0"/>
               <w:ind w:left="120"/>
             </w:pPr>
-            <w:hyperlink w:history="1" r:id="rIdo2ehonkiosfpg61js15vy">
+            <w:hyperlink w:history="1" r:id="rId6vv7jasnk4vkztbfbea9e">
               <w:r>
                 <w:rPr>
                   <w:rFonts w:ascii="Arial" w:cs="Arial" w:eastAsia="Arial" w:hAnsi="Arial"/>
@@ -4168,7 +4168,7 @@
             <w:pPr>
               <w:spacing w:after="20" w:before="0"/>
             </w:pPr>
-            <w:hyperlink w:history="1" r:id="rIdledj-h_bwjij_ds1dvwjr">
+            <w:hyperlink w:history="1" r:id="rIdfxrmk3z69tsco_sr3vnnp">
               <w:r>
                 <w:rPr>
                   <w:rFonts w:ascii="Arial" w:cs="Arial" w:eastAsia="Arial" w:hAnsi="Arial"/>
@@ -4201,7 +4201,7 @@
               <w:spacing w:after="10" w:before="0"/>
               <w:ind w:left="120"/>
             </w:pPr>
-            <w:hyperlink w:history="1" r:id="rId_xlxms6eodfuefncatjwa">
+            <w:hyperlink w:history="1" r:id="rId5vo78cgaomu-ubqge4f64">
               <w:r>
                 <w:rPr>
                   <w:rFonts w:ascii="Arial" w:cs="Arial" w:eastAsia="Arial" w:hAnsi="Arial"/>
@@ -4396,7 +4396,7 @@
             <w:pPr>
               <w:spacing w:after="20" w:before="0"/>
             </w:pPr>
-            <w:hyperlink w:history="1" r:id="rIdqja99zz_shea8m8bm_h5t">
+            <w:hyperlink w:history="1" r:id="rIdppvdhccq5zeyzl8drhn-d">
               <w:r>
                 <w:rPr>
                   <w:rFonts w:ascii="Arial" w:cs="Arial" w:eastAsia="Arial" w:hAnsi="Arial"/>
@@ -4429,7 +4429,7 @@
               <w:spacing w:after="10" w:before="0"/>
               <w:ind w:left="120"/>
             </w:pPr>
-            <w:hyperlink w:history="1" r:id="rIdmnfzl8-0v8p6pgyenoqc_">
+            <w:hyperlink w:history="1" r:id="rIdhumxkeiimzqarelb0drsy">
               <w:r>
                 <w:rPr>
                   <w:rFonts w:ascii="Arial" w:cs="Arial" w:eastAsia="Arial" w:hAnsi="Arial"/>
@@ -4474,7 +4474,7 @@
             <w:pPr>
               <w:spacing w:after="20" w:before="0"/>
             </w:pPr>
-            <w:hyperlink w:history="1" r:id="rIduedlyabzhgjhyfj2nv7yz">
+            <w:hyperlink w:history="1" r:id="rIdfiymaiqrctmavmsfynv3r">
               <w:r>
                 <w:rPr>
                   <w:rFonts w:ascii="Arial" w:cs="Arial" w:eastAsia="Arial" w:hAnsi="Arial"/>
@@ -4507,7 +4507,7 @@
               <w:spacing w:after="10" w:before="0"/>
               <w:ind w:left="120"/>
             </w:pPr>
-            <w:hyperlink w:history="1" r:id="rIdhtkr7vhhho2il0xi_wctg">
+            <w:hyperlink w:history="1" r:id="rIddzw1j6pd3wkdxguqrtvbb">
               <w:r>
                 <w:rPr>
                   <w:rFonts w:ascii="Arial" w:cs="Arial" w:eastAsia="Arial" w:hAnsi="Arial"/>
@@ -4702,7 +4702,7 @@
             <w:pPr>
               <w:spacing w:after="20" w:before="0"/>
             </w:pPr>
-            <w:hyperlink w:history="1" r:id="rId2btq_sqzirt0gdvaluauw">
+            <w:hyperlink w:history="1" r:id="rIdeoezrgc90d3zy5otgcb1o">
               <w:r>
                 <w:rPr>
                   <w:rFonts w:ascii="Arial" w:cs="Arial" w:eastAsia="Arial" w:hAnsi="Arial"/>
@@ -4735,7 +4735,7 @@
               <w:spacing w:after="10" w:before="0"/>
               <w:ind w:left="120"/>
             </w:pPr>
-            <w:hyperlink w:history="1" r:id="rIdhwzppb_advkab2tqrisny">
+            <w:hyperlink w:history="1" r:id="rId5m7i66z6h-b7pfwguwwsa">
               <w:r>
                 <w:rPr>
                   <w:rFonts w:ascii="Arial" w:cs="Arial" w:eastAsia="Arial" w:hAnsi="Arial"/>
@@ -4780,7 +4780,7 @@
             <w:pPr>
               <w:spacing w:after="20" w:before="0"/>
             </w:pPr>
-            <w:hyperlink w:history="1" r:id="rIdnc_aand8-nq7sydqkomtv">
+            <w:hyperlink w:history="1" r:id="rIdhqj50mizb9fsbikt3xjq9">
               <w:r>
                 <w:rPr>
                   <w:rFonts w:ascii="Arial" w:cs="Arial" w:eastAsia="Arial" w:hAnsi="Arial"/>
@@ -4813,7 +4813,7 @@
               <w:spacing w:after="10" w:before="0"/>
               <w:ind w:left="120"/>
             </w:pPr>
-            <w:hyperlink w:history="1" r:id="rIdevs6qzyx5wqo1xswcwx9-">
+            <w:hyperlink w:history="1" r:id="rIdf_nlfmvkrgdd-nzw7_1bm">
               <w:r>
                 <w:rPr>
                   <w:rFonts w:ascii="Arial" w:cs="Arial" w:eastAsia="Arial" w:hAnsi="Arial"/>
@@ -6300,7 +6300,7 @@
             <w:pPr>
               <w:spacing w:after="20" w:before="0"/>
             </w:pPr>
-            <w:hyperlink w:history="1" r:id="rIdxdzz3yiylsipx1lxw8umx">
+            <w:hyperlink w:history="1" r:id="rIdtqx-wfscswyzdsixyjgkc">
               <w:r>
                 <w:rPr>
                   <w:rFonts w:ascii="Arial" w:cs="Arial" w:eastAsia="Arial" w:hAnsi="Arial"/>
@@ -6333,7 +6333,7 @@
               <w:spacing w:after="10" w:before="0"/>
               <w:ind w:left="120"/>
             </w:pPr>
-            <w:hyperlink w:history="1" r:id="rIdo0jj79ktq1pxij_6jrtcs">
+            <w:hyperlink w:history="1" r:id="rIdju6esrunb-byna83vc6le">
               <w:r>
                 <w:rPr>
                   <w:rFonts w:ascii="Arial" w:cs="Arial" w:eastAsia="Arial" w:hAnsi="Arial"/>
@@ -6378,7 +6378,7 @@
             <w:pPr>
               <w:spacing w:after="20" w:before="0"/>
             </w:pPr>
-            <w:hyperlink w:history="1" r:id="rIdfxuwire_f1obblkbeqtzp">
+            <w:hyperlink w:history="1" r:id="rIdk0m1v89vutxq2a8hx7aox">
               <w:r>
                 <w:rPr>
                   <w:rFonts w:ascii="Arial" w:cs="Arial" w:eastAsia="Arial" w:hAnsi="Arial"/>
@@ -6411,7 +6411,7 @@
               <w:spacing w:after="10" w:before="0"/>
               <w:ind w:left="120"/>
             </w:pPr>
-            <w:hyperlink w:history="1" r:id="rIdml9tc0egmlr-1qqbryjsj">
+            <w:hyperlink w:history="1" r:id="rIdroa0ldk5km32kbwheqnxt">
               <w:r>
                 <w:rPr>
                   <w:rFonts w:ascii="Arial" w:cs="Arial" w:eastAsia="Arial" w:hAnsi="Arial"/>
@@ -6606,7 +6606,7 @@
             <w:pPr>
               <w:spacing w:after="20" w:before="0"/>
             </w:pPr>
-            <w:hyperlink w:history="1" r:id="rIdcskhndcqhbhupgwcxekxt">
+            <w:hyperlink w:history="1" r:id="rIdb6u_1wzfxgqvtxka8gjy5">
               <w:r>
                 <w:rPr>
                   <w:rFonts w:ascii="Arial" w:cs="Arial" w:eastAsia="Arial" w:hAnsi="Arial"/>
@@ -6639,7 +6639,7 @@
               <w:spacing w:after="10" w:before="0"/>
               <w:ind w:left="120"/>
             </w:pPr>
-            <w:hyperlink w:history="1" r:id="rIdjmw15dhxktzzttn1g_nyb">
+            <w:hyperlink w:history="1" r:id="rIdu9ebp_q9nbvkyabelthws">
               <w:r>
                 <w:rPr>
                   <w:rFonts w:ascii="Arial" w:cs="Arial" w:eastAsia="Arial" w:hAnsi="Arial"/>
@@ -6684,7 +6684,7 @@
             <w:pPr>
               <w:spacing w:after="20" w:before="0"/>
             </w:pPr>
-            <w:hyperlink w:history="1" r:id="rIdbdjda-q9ptsyr67i4ve-e">
+            <w:hyperlink w:history="1" r:id="rIdkixl_hmo45colkc2stdtx">
               <w:r>
                 <w:rPr>
                   <w:rFonts w:ascii="Arial" w:cs="Arial" w:eastAsia="Arial" w:hAnsi="Arial"/>
@@ -6717,7 +6717,7 @@
               <w:spacing w:after="10" w:before="0"/>
               <w:ind w:left="120"/>
             </w:pPr>
-            <w:hyperlink w:history="1" r:id="rIdoowaudx1f2dlwmvreyczf">
+            <w:hyperlink w:history="1" r:id="rId6snuxripiyfntdkztzwlh">
               <w:r>
                 <w:rPr>
                   <w:rFonts w:ascii="Arial" w:cs="Arial" w:eastAsia="Arial" w:hAnsi="Arial"/>
@@ -6912,7 +6912,7 @@
             <w:pPr>
               <w:spacing w:after="20" w:before="0"/>
             </w:pPr>
-            <w:hyperlink w:history="1" r:id="rIdwyxxee0jyc9dfx3qbpnfa">
+            <w:hyperlink w:history="1" r:id="rIdnfadzzgtaltk9crxjzmuw">
               <w:r>
                 <w:rPr>
                   <w:rFonts w:ascii="Arial" w:cs="Arial" w:eastAsia="Arial" w:hAnsi="Arial"/>
@@ -6945,7 +6945,7 @@
               <w:spacing w:after="10" w:before="0"/>
               <w:ind w:left="120"/>
             </w:pPr>
-            <w:hyperlink w:history="1" r:id="rIdx4dwzjxvcg3v44jwidjaz">
+            <w:hyperlink w:history="1" r:id="rIdajwdmbmeblyw8cqxzu5o7">
               <w:r>
                 <w:rPr>
                   <w:rFonts w:ascii="Arial" w:cs="Arial" w:eastAsia="Arial" w:hAnsi="Arial"/>
@@ -6990,7 +6990,7 @@
             <w:pPr>
               <w:spacing w:after="20" w:before="0"/>
             </w:pPr>
-            <w:hyperlink w:history="1" r:id="rId31bhz_zsadmpff9wjdsrr">
+            <w:hyperlink w:history="1" r:id="rIds1il55m2px2dv51bpjtsg">
               <w:r>
                 <w:rPr>
                   <w:rFonts w:ascii="Arial" w:cs="Arial" w:eastAsia="Arial" w:hAnsi="Arial"/>
@@ -7023,7 +7023,7 @@
               <w:spacing w:after="10" w:before="0"/>
               <w:ind w:left="120"/>
             </w:pPr>
-            <w:hyperlink w:history="1" r:id="rIdtalszwaxozbfdjx18i3zi">
+            <w:hyperlink w:history="1" r:id="rIdg6_shfgfkz3hwzf8jkxo5">
               <w:r>
                 <w:rPr>
                   <w:rFonts w:ascii="Arial" w:cs="Arial" w:eastAsia="Arial" w:hAnsi="Arial"/>
@@ -7218,7 +7218,7 @@
             <w:pPr>
               <w:spacing w:after="20" w:before="0"/>
             </w:pPr>
-            <w:hyperlink w:history="1" r:id="rId-vndg4g4djm1qic8j8x5z">
+            <w:hyperlink w:history="1" r:id="rIdvggrpch6xi2e5bx4yb59r">
               <w:r>
                 <w:rPr>
                   <w:rFonts w:ascii="Arial" w:cs="Arial" w:eastAsia="Arial" w:hAnsi="Arial"/>
@@ -7251,7 +7251,7 @@
               <w:spacing w:after="10" w:before="0"/>
               <w:ind w:left="120"/>
             </w:pPr>
-            <w:hyperlink w:history="1" r:id="rIdu18ee8vp1lostgmdhkpr7">
+            <w:hyperlink w:history="1" r:id="rIdijyjwdazj3l61arxmqrpr">
               <w:r>
                 <w:rPr>
                   <w:rFonts w:ascii="Arial" w:cs="Arial" w:eastAsia="Arial" w:hAnsi="Arial"/>
@@ -7296,7 +7296,7 @@
             <w:pPr>
               <w:spacing w:after="20" w:before="0"/>
             </w:pPr>
-            <w:hyperlink w:history="1" r:id="rIdpo5kqm91_phk4d6pg4snq">
+            <w:hyperlink w:history="1" r:id="rIdrj8vyazjy5jcrpim5xb9z">
               <w:r>
                 <w:rPr>
                   <w:rFonts w:ascii="Arial" w:cs="Arial" w:eastAsia="Arial" w:hAnsi="Arial"/>
@@ -7329,7 +7329,7 @@
               <w:spacing w:after="10" w:before="0"/>
               <w:ind w:left="120"/>
             </w:pPr>
-            <w:hyperlink w:history="1" r:id="rIdk-jfb8qyevfocq811vk2v">
+            <w:hyperlink w:history="1" r:id="rIdi-djfg4avjmnlmdphwprl">
               <w:r>
                 <w:rPr>
                   <w:rFonts w:ascii="Arial" w:cs="Arial" w:eastAsia="Arial" w:hAnsi="Arial"/>
@@ -7524,7 +7524,7 @@
             <w:pPr>
               <w:spacing w:after="20" w:before="0"/>
             </w:pPr>
-            <w:hyperlink w:history="1" r:id="rIdzkvf_8sa6vuezauinmgs8">
+            <w:hyperlink w:history="1" r:id="rIdrpmljhlpo2iqck4sauzf1">
               <w:r>
                 <w:rPr>
                   <w:rFonts w:ascii="Arial" w:cs="Arial" w:eastAsia="Arial" w:hAnsi="Arial"/>
@@ -7557,7 +7557,7 @@
               <w:spacing w:after="10" w:before="0"/>
               <w:ind w:left="120"/>
             </w:pPr>
-            <w:hyperlink w:history="1" r:id="rId9ub8hdh8hgv_e-tcahusy">
+            <w:hyperlink w:history="1" r:id="rIdm7p-ucwtfwzckzblnae2i">
               <w:r>
                 <w:rPr>
                   <w:rFonts w:ascii="Arial" w:cs="Arial" w:eastAsia="Arial" w:hAnsi="Arial"/>
@@ -7602,7 +7602,7 @@
             <w:pPr>
               <w:spacing w:after="20" w:before="0"/>
             </w:pPr>
-            <w:hyperlink w:history="1" r:id="rIdqlojo8g0bwaluhipaek32">
+            <w:hyperlink w:history="1" r:id="rId5asci9koerprx6nnr-bsc">
               <w:r>
                 <w:rPr>
                   <w:rFonts w:ascii="Arial" w:cs="Arial" w:eastAsia="Arial" w:hAnsi="Arial"/>
@@ -7635,7 +7635,7 @@
               <w:spacing w:after="10" w:before="0"/>
               <w:ind w:left="120"/>
             </w:pPr>
-            <w:hyperlink w:history="1" r:id="rIdhublx0otagf6wotpu5a3w">
+            <w:hyperlink w:history="1" r:id="rIdtnxgsuy5k8jg85gfqfw_2">
               <w:r>
                 <w:rPr>
                   <w:rFonts w:ascii="Arial" w:cs="Arial" w:eastAsia="Arial" w:hAnsi="Arial"/>
@@ -9122,7 +9122,7 @@
             <w:pPr>
               <w:spacing w:after="20" w:before="0"/>
             </w:pPr>
-            <w:hyperlink w:history="1" r:id="rIdjah2nldqcsueqg1tvsuih">
+            <w:hyperlink w:history="1" r:id="rIduvva5cjxfrmhztx2v8jbc">
               <w:r>
                 <w:rPr>
                   <w:rFonts w:ascii="Arial" w:cs="Arial" w:eastAsia="Arial" w:hAnsi="Arial"/>
@@ -9155,7 +9155,7 @@
               <w:spacing w:after="10" w:before="0"/>
               <w:ind w:left="120"/>
             </w:pPr>
-            <w:hyperlink w:history="1" r:id="rIdpp5reswyigz0qcudw1oud">
+            <w:hyperlink w:history="1" r:id="rIdnletxbqzh0gjdqgjcmzqg">
               <w:r>
                 <w:rPr>
                   <w:rFonts w:ascii="Arial" w:cs="Arial" w:eastAsia="Arial" w:hAnsi="Arial"/>
@@ -9200,7 +9200,7 @@
             <w:pPr>
               <w:spacing w:after="20" w:before="0"/>
             </w:pPr>
-            <w:hyperlink w:history="1" r:id="rIdxplrtwhjpl6qgsl5u-ker">
+            <w:hyperlink w:history="1" r:id="rId85z5pc8urhsbvgbxlszfj">
               <w:r>
                 <w:rPr>
                   <w:rFonts w:ascii="Arial" w:cs="Arial" w:eastAsia="Arial" w:hAnsi="Arial"/>
@@ -9233,7 +9233,7 @@
               <w:spacing w:after="10" w:before="0"/>
               <w:ind w:left="120"/>
             </w:pPr>
-            <w:hyperlink w:history="1" r:id="rIdqwajvj9cjbm0ain-zpskz">
+            <w:hyperlink w:history="1" r:id="rId_xfbdk_de-bbxuu0mwmq8">
               <w:r>
                 <w:rPr>
                   <w:rFonts w:ascii="Arial" w:cs="Arial" w:eastAsia="Arial" w:hAnsi="Arial"/>
@@ -9428,7 +9428,7 @@
             <w:pPr>
               <w:spacing w:after="20" w:before="0"/>
             </w:pPr>
-            <w:hyperlink w:history="1" r:id="rIdtqqxzwqvlcyqtdd66-wao">
+            <w:hyperlink w:history="1" r:id="rId3bcd7siviytoje7moinup">
               <w:r>
                 <w:rPr>
                   <w:rFonts w:ascii="Arial" w:cs="Arial" w:eastAsia="Arial" w:hAnsi="Arial"/>
@@ -9461,7 +9461,7 @@
               <w:spacing w:after="10" w:before="0"/>
               <w:ind w:left="120"/>
             </w:pPr>
-            <w:hyperlink w:history="1" r:id="rIdind8hpuuojjylwxheqirc">
+            <w:hyperlink w:history="1" r:id="rId95sovriir8aew6r8qkwdy">
               <w:r>
                 <w:rPr>
                   <w:rFonts w:ascii="Arial" w:cs="Arial" w:eastAsia="Arial" w:hAnsi="Arial"/>
@@ -9506,7 +9506,7 @@
             <w:pPr>
               <w:spacing w:after="20" w:before="0"/>
             </w:pPr>
-            <w:hyperlink w:history="1" r:id="rIddtwtmoox7zhbzcnu5hily">
+            <w:hyperlink w:history="1" r:id="rIdrtxaespijxlh5b3mebc9z">
               <w:r>
                 <w:rPr>
                   <w:rFonts w:ascii="Arial" w:cs="Arial" w:eastAsia="Arial" w:hAnsi="Arial"/>
@@ -9539,7 +9539,7 @@
               <w:spacing w:after="10" w:before="0"/>
               <w:ind w:left="120"/>
             </w:pPr>
-            <w:hyperlink w:history="1" r:id="rIdszlhgpoxwbur0n8krnoym">
+            <w:hyperlink w:history="1" r:id="rIdsjkqhvtubujbrmkpt18hc">
               <w:r>
                 <w:rPr>
                   <w:rFonts w:ascii="Arial" w:cs="Arial" w:eastAsia="Arial" w:hAnsi="Arial"/>
@@ -9734,7 +9734,7 @@
             <w:pPr>
               <w:spacing w:after="20" w:before="0"/>
             </w:pPr>
-            <w:hyperlink w:history="1" r:id="rIdugsnmbfi0ylgj7hasnkhs">
+            <w:hyperlink w:history="1" r:id="rIdydh-j3lcpijj7zo6lcxzz">
               <w:r>
                 <w:rPr>
                   <w:rFonts w:ascii="Arial" w:cs="Arial" w:eastAsia="Arial" w:hAnsi="Arial"/>
@@ -9767,7 +9767,7 @@
               <w:spacing w:after="10" w:before="0"/>
               <w:ind w:left="120"/>
             </w:pPr>
-            <w:hyperlink w:history="1" r:id="rIdbxn5q9zh-sdi0ncosj3_g">
+            <w:hyperlink w:history="1" r:id="rId6-gqj1sv4meuymdbihrnu">
               <w:r>
                 <w:rPr>
                   <w:rFonts w:ascii="Arial" w:cs="Arial" w:eastAsia="Arial" w:hAnsi="Arial"/>
@@ -9812,7 +9812,7 @@
             <w:pPr>
               <w:spacing w:after="20" w:before="0"/>
             </w:pPr>
-            <w:hyperlink w:history="1" r:id="rIdxnxdshsrhcexnj-cii_3q">
+            <w:hyperlink w:history="1" r:id="rIdvpzi-ieogyquvtrwjgoem">
               <w:r>
                 <w:rPr>
                   <w:rFonts w:ascii="Arial" w:cs="Arial" w:eastAsia="Arial" w:hAnsi="Arial"/>
@@ -9845,7 +9845,7 @@
               <w:spacing w:after="10" w:before="0"/>
               <w:ind w:left="120"/>
             </w:pPr>
-            <w:hyperlink w:history="1" r:id="rIdd2rdi-ra8q2y9pppgrn_6">
+            <w:hyperlink w:history="1" r:id="rIdkcj2ewy0bpcyausxgibis">
               <w:r>
                 <w:rPr>
                   <w:rFonts w:ascii="Arial" w:cs="Arial" w:eastAsia="Arial" w:hAnsi="Arial"/>
@@ -10040,7 +10040,7 @@
             <w:pPr>
               <w:spacing w:after="20" w:before="0"/>
             </w:pPr>
-            <w:hyperlink w:history="1" r:id="rId1bfscccqbbf1s3k6bn3vg">
+            <w:hyperlink w:history="1" r:id="rIdwrwonv7tpbqrxn4kdwg8c">
               <w:r>
                 <w:rPr>
                   <w:rFonts w:ascii="Arial" w:cs="Arial" w:eastAsia="Arial" w:hAnsi="Arial"/>
@@ -10073,7 +10073,7 @@
               <w:spacing w:after="10" w:before="0"/>
               <w:ind w:left="120"/>
             </w:pPr>
-            <w:hyperlink w:history="1" r:id="rIdrqtfsg-qikvo132v7gey6">
+            <w:hyperlink w:history="1" r:id="rId4z7dnekxa7wu0salx6o9z">
               <w:r>
                 <w:rPr>
                   <w:rFonts w:ascii="Arial" w:cs="Arial" w:eastAsia="Arial" w:hAnsi="Arial"/>
@@ -10118,7 +10118,7 @@
             <w:pPr>
               <w:spacing w:after="20" w:before="0"/>
             </w:pPr>
-            <w:hyperlink w:history="1" r:id="rId0yw4dwjsen8-bmu3-ckf_">
+            <w:hyperlink w:history="1" r:id="rId_1wfyrwrr631jd8qses9x">
               <w:r>
                 <w:rPr>
                   <w:rFonts w:ascii="Arial" w:cs="Arial" w:eastAsia="Arial" w:hAnsi="Arial"/>
@@ -10151,7 +10151,7 @@
               <w:spacing w:after="10" w:before="0"/>
               <w:ind w:left="120"/>
             </w:pPr>
-            <w:hyperlink w:history="1" r:id="rIdh5hr-uqpbm7a6g2xfsez1">
+            <w:hyperlink w:history="1" r:id="rId1bnerdst9xhvipp7fs46n">
               <w:r>
                 <w:rPr>
                   <w:rFonts w:ascii="Arial" w:cs="Arial" w:eastAsia="Arial" w:hAnsi="Arial"/>
@@ -10346,7 +10346,7 @@
             <w:pPr>
               <w:spacing w:after="20" w:before="0"/>
             </w:pPr>
-            <w:hyperlink w:history="1" r:id="rIdn6msmbcluissld7d1hboz">
+            <w:hyperlink w:history="1" r:id="rId92r96pxrbzw_29_yo0jzw">
               <w:r>
                 <w:rPr>
                   <w:rFonts w:ascii="Arial" w:cs="Arial" w:eastAsia="Arial" w:hAnsi="Arial"/>
@@ -10379,7 +10379,7 @@
               <w:spacing w:after="10" w:before="0"/>
               <w:ind w:left="120"/>
             </w:pPr>
-            <w:hyperlink w:history="1" r:id="rIdikqejm1bkwhflhmjuvi-z">
+            <w:hyperlink w:history="1" r:id="rIdmp8w1bmowxmho_vetqkdj">
               <w:r>
                 <w:rPr>
                   <w:rFonts w:ascii="Arial" w:cs="Arial" w:eastAsia="Arial" w:hAnsi="Arial"/>
@@ -10424,7 +10424,7 @@
             <w:pPr>
               <w:spacing w:after="20" w:before="0"/>
             </w:pPr>
-            <w:hyperlink w:history="1" r:id="rIdsasemeda0pe19efthljlw">
+            <w:hyperlink w:history="1" r:id="rIdz9k5tzyp7yd-tbpv5pz5r">
               <w:r>
                 <w:rPr>
                   <w:rFonts w:ascii="Arial" w:cs="Arial" w:eastAsia="Arial" w:hAnsi="Arial"/>
@@ -10457,7 +10457,7 @@
               <w:spacing w:after="10" w:before="0"/>
               <w:ind w:left="120"/>
             </w:pPr>
-            <w:hyperlink w:history="1" r:id="rIdhai7dhhqezth7zwbohkqd">
+            <w:hyperlink w:history="1" r:id="rIdr_r82w4hxvsjwqsar8ecn">
               <w:r>
                 <w:rPr>
                   <w:rFonts w:ascii="Arial" w:cs="Arial" w:eastAsia="Arial" w:hAnsi="Arial"/>
@@ -11944,7 +11944,7 @@
             <w:pPr>
               <w:spacing w:after="20" w:before="0"/>
             </w:pPr>
-            <w:hyperlink w:history="1" r:id="rIdwunkfe3nnvxwkbhlx2oc9">
+            <w:hyperlink w:history="1" r:id="rIdbuij9rzg_i9d9quubxpuq">
               <w:r>
                 <w:rPr>
                   <w:rFonts w:ascii="Arial" w:cs="Arial" w:eastAsia="Arial" w:hAnsi="Arial"/>
@@ -11977,7 +11977,7 @@
               <w:spacing w:after="10" w:before="0"/>
               <w:ind w:left="120"/>
             </w:pPr>
-            <w:hyperlink w:history="1" r:id="rIdymvkoyaq9r-gw1kqkk9pu">
+            <w:hyperlink w:history="1" r:id="rId6krefxhbax357h9jjep-v">
               <w:r>
                 <w:rPr>
                   <w:rFonts w:ascii="Arial" w:cs="Arial" w:eastAsia="Arial" w:hAnsi="Arial"/>
@@ -12022,7 +12022,7 @@
             <w:pPr>
               <w:spacing w:after="20" w:before="0"/>
             </w:pPr>
-            <w:hyperlink w:history="1" r:id="rIdtsh4idzhm5rjoiylnftn2">
+            <w:hyperlink w:history="1" r:id="rIdqkh-mm6xhlyupkh0paqwl">
               <w:r>
                 <w:rPr>
                   <w:rFonts w:ascii="Arial" w:cs="Arial" w:eastAsia="Arial" w:hAnsi="Arial"/>
@@ -12055,7 +12055,7 @@
               <w:spacing w:after="10" w:before="0"/>
               <w:ind w:left="120"/>
             </w:pPr>
-            <w:hyperlink w:history="1" r:id="rIdjorvy38og6uybkh3jdvuj">
+            <w:hyperlink w:history="1" r:id="rIdrubqrxmkleif_e6d2fgsw">
               <w:r>
                 <w:rPr>
                   <w:rFonts w:ascii="Arial" w:cs="Arial" w:eastAsia="Arial" w:hAnsi="Arial"/>
@@ -12250,7 +12250,7 @@
             <w:pPr>
               <w:spacing w:after="20" w:before="0"/>
             </w:pPr>
-            <w:hyperlink w:history="1" r:id="rIdkcvenob2lblidwtni7omr">
+            <w:hyperlink w:history="1" r:id="rId70d09qpbi7aji5scnv76h">
               <w:r>
                 <w:rPr>
                   <w:rFonts w:ascii="Arial" w:cs="Arial" w:eastAsia="Arial" w:hAnsi="Arial"/>
@@ -12283,7 +12283,7 @@
               <w:spacing w:after="10" w:before="0"/>
               <w:ind w:left="120"/>
             </w:pPr>
-            <w:hyperlink w:history="1" r:id="rIdnqhprpitdylr-ul7r73k3">
+            <w:hyperlink w:history="1" r:id="rIdjeiof6n6x4y4crym9n5bf">
               <w:r>
                 <w:rPr>
                   <w:rFonts w:ascii="Arial" w:cs="Arial" w:eastAsia="Arial" w:hAnsi="Arial"/>
@@ -12328,7 +12328,7 @@
             <w:pPr>
               <w:spacing w:after="20" w:before="0"/>
             </w:pPr>
-            <w:hyperlink w:history="1" r:id="rIdkgtaw85x0bnezwuxa5p2c">
+            <w:hyperlink w:history="1" r:id="rIdo6gufhxnctrsey9jiinqx">
               <w:r>
                 <w:rPr>
                   <w:rFonts w:ascii="Arial" w:cs="Arial" w:eastAsia="Arial" w:hAnsi="Arial"/>
@@ -12361,7 +12361,7 @@
               <w:spacing w:after="10" w:before="0"/>
               <w:ind w:left="120"/>
             </w:pPr>
-            <w:hyperlink w:history="1" r:id="rId8heo6trt2sb7fkn1lemhi">
+            <w:hyperlink w:history="1" r:id="rIdbtah6neo4hsnjtp8xf8x1">
               <w:r>
                 <w:rPr>
                   <w:rFonts w:ascii="Arial" w:cs="Arial" w:eastAsia="Arial" w:hAnsi="Arial"/>
@@ -12556,7 +12556,7 @@
             <w:pPr>
               <w:spacing w:after="20" w:before="0"/>
             </w:pPr>
-            <w:hyperlink w:history="1" r:id="rIdrqo2onxszkmhquoye6mt0">
+            <w:hyperlink w:history="1" r:id="rIdjxelor_svjt4mizoag6kg">
               <w:r>
                 <w:rPr>
                   <w:rFonts w:ascii="Arial" w:cs="Arial" w:eastAsia="Arial" w:hAnsi="Arial"/>
@@ -12589,7 +12589,7 @@
               <w:spacing w:after="10" w:before="0"/>
               <w:ind w:left="120"/>
             </w:pPr>
-            <w:hyperlink w:history="1" r:id="rIdcmipclxqq4bhlw0cvl7sx">
+            <w:hyperlink w:history="1" r:id="rId73beqrqjvvt6va3czl9co">
               <w:r>
                 <w:rPr>
                   <w:rFonts w:ascii="Arial" w:cs="Arial" w:eastAsia="Arial" w:hAnsi="Arial"/>
@@ -12634,7 +12634,7 @@
             <w:pPr>
               <w:spacing w:after="20" w:before="0"/>
             </w:pPr>
-            <w:hyperlink w:history="1" r:id="rIdxtgaetwlskpbfql-zwbjd">
+            <w:hyperlink w:history="1" r:id="rIdfyn6u6oknllealymqalyy">
               <w:r>
                 <w:rPr>
                   <w:rFonts w:ascii="Arial" w:cs="Arial" w:eastAsia="Arial" w:hAnsi="Arial"/>
@@ -12667,7 +12667,7 @@
               <w:spacing w:after="10" w:before="0"/>
               <w:ind w:left="120"/>
             </w:pPr>
-            <w:hyperlink w:history="1" r:id="rIdnl5qspev4fau1blq6b8sw">
+            <w:hyperlink w:history="1" r:id="rId_0-jg3zw8xyypflj4-_nn">
               <w:r>
                 <w:rPr>
                   <w:rFonts w:ascii="Arial" w:cs="Arial" w:eastAsia="Arial" w:hAnsi="Arial"/>
@@ -12862,7 +12862,7 @@
             <w:pPr>
               <w:spacing w:after="20" w:before="0"/>
             </w:pPr>
-            <w:hyperlink w:history="1" r:id="rIdg6xqcxg-0fchvfrtbzsst">
+            <w:hyperlink w:history="1" r:id="rId_djonyi__yghco_onoel_">
               <w:r>
                 <w:rPr>
                   <w:rFonts w:ascii="Arial" w:cs="Arial" w:eastAsia="Arial" w:hAnsi="Arial"/>
@@ -12895,7 +12895,7 @@
               <w:spacing w:after="10" w:before="0"/>
               <w:ind w:left="120"/>
             </w:pPr>
-            <w:hyperlink w:history="1" r:id="rId6jpirh0xkxa9avvibcfkt">
+            <w:hyperlink w:history="1" r:id="rId3_xcs0v_d8xte6ki7uzha">
               <w:r>
                 <w:rPr>
                   <w:rFonts w:ascii="Arial" w:cs="Arial" w:eastAsia="Arial" w:hAnsi="Arial"/>
@@ -12940,7 +12940,7 @@
             <w:pPr>
               <w:spacing w:after="20" w:before="0"/>
             </w:pPr>
-            <w:hyperlink w:history="1" r:id="rIdttr5qe7hhiaa23cl-byq9">
+            <w:hyperlink w:history="1" r:id="rIdhn5wsrqac2cu8o4zmguob">
               <w:r>
                 <w:rPr>
                   <w:rFonts w:ascii="Arial" w:cs="Arial" w:eastAsia="Arial" w:hAnsi="Arial"/>
@@ -12973,7 +12973,7 @@
               <w:spacing w:after="10" w:before="0"/>
               <w:ind w:left="120"/>
             </w:pPr>
-            <w:hyperlink w:history="1" r:id="rIdzwokg7usu0dsrdzb_r4hi">
+            <w:hyperlink w:history="1" r:id="rIdqfuyyfjtjkm5zf6hurohl">
               <w:r>
                 <w:rPr>
                   <w:rFonts w:ascii="Arial" w:cs="Arial" w:eastAsia="Arial" w:hAnsi="Arial"/>
@@ -13168,7 +13168,7 @@
             <w:pPr>
               <w:spacing w:after="20" w:before="0"/>
             </w:pPr>
-            <w:hyperlink w:history="1" r:id="rIdy3feostwu9b_pvpuqryt7">
+            <w:hyperlink w:history="1" r:id="rIdkh-2xp0ly2-jjiiva4tkf">
               <w:r>
                 <w:rPr>
                   <w:rFonts w:ascii="Arial" w:cs="Arial" w:eastAsia="Arial" w:hAnsi="Arial"/>
@@ -13201,7 +13201,7 @@
               <w:spacing w:after="10" w:before="0"/>
               <w:ind w:left="120"/>
             </w:pPr>
-            <w:hyperlink w:history="1" r:id="rIdu7xtbmeb4ooqqm0rmo6a8">
+            <w:hyperlink w:history="1" r:id="rId5msdljxneeft6qurl42s2">
               <w:r>
                 <w:rPr>
                   <w:rFonts w:ascii="Arial" w:cs="Arial" w:eastAsia="Arial" w:hAnsi="Arial"/>
@@ -13246,7 +13246,7 @@
             <w:pPr>
               <w:spacing w:after="20" w:before="0"/>
             </w:pPr>
-            <w:hyperlink w:history="1" r:id="rIdx5codl8c_nffnzxbqvtxa">
+            <w:hyperlink w:history="1" r:id="rIdzahv9gacpbeggzor3zqkx">
               <w:r>
                 <w:rPr>
                   <w:rFonts w:ascii="Arial" w:cs="Arial" w:eastAsia="Arial" w:hAnsi="Arial"/>
@@ -13279,7 +13279,7 @@
               <w:spacing w:after="10" w:before="0"/>
               <w:ind w:left="120"/>
             </w:pPr>
-            <w:hyperlink w:history="1" r:id="rIdu3py-ftgdinzsarffw8hd">
+            <w:hyperlink w:history="1" r:id="rIde3irtzpst9ddqbezvgoil">
               <w:r>
                 <w:rPr>
                   <w:rFonts w:ascii="Arial" w:cs="Arial" w:eastAsia="Arial" w:hAnsi="Arial"/>
@@ -14766,7 +14766,7 @@
             <w:pPr>
               <w:spacing w:after="20" w:before="0"/>
             </w:pPr>
-            <w:hyperlink w:history="1" r:id="rIdgcnnlwfjgxd4ae_1zrckj">
+            <w:hyperlink w:history="1" r:id="rIdfjnmnstf4bvfoqfefvbbz">
               <w:r>
                 <w:rPr>
                   <w:rFonts w:ascii="Arial" w:cs="Arial" w:eastAsia="Arial" w:hAnsi="Arial"/>
@@ -14799,7 +14799,7 @@
               <w:spacing w:after="10" w:before="0"/>
               <w:ind w:left="120"/>
             </w:pPr>
-            <w:hyperlink w:history="1" r:id="rIddb3fzixdbqvfi6bucs-fd">
+            <w:hyperlink w:history="1" r:id="rIdwo1e9yicibsucvzsrbwlb">
               <w:r>
                 <w:rPr>
                   <w:rFonts w:ascii="Arial" w:cs="Arial" w:eastAsia="Arial" w:hAnsi="Arial"/>
@@ -14844,7 +14844,7 @@
             <w:pPr>
               <w:spacing w:after="20" w:before="0"/>
             </w:pPr>
-            <w:hyperlink w:history="1" r:id="rIdvgkflj9ygsbbgsdxgtzvy">
+            <w:hyperlink w:history="1" r:id="rIdvtwme4pnxgfogyrrmboww">
               <w:r>
                 <w:rPr>
                   <w:rFonts w:ascii="Arial" w:cs="Arial" w:eastAsia="Arial" w:hAnsi="Arial"/>
@@ -14877,7 +14877,7 @@
               <w:spacing w:after="10" w:before="0"/>
               <w:ind w:left="120"/>
             </w:pPr>
-            <w:hyperlink w:history="1" r:id="rIdmoeowyxivg-jyokcplf6-">
+            <w:hyperlink w:history="1" r:id="rIdyxpnxjx2es9iytif2hn0z">
               <w:r>
                 <w:rPr>
                   <w:rFonts w:ascii="Arial" w:cs="Arial" w:eastAsia="Arial" w:hAnsi="Arial"/>
@@ -15072,7 +15072,7 @@
             <w:pPr>
               <w:spacing w:after="20" w:before="0"/>
             </w:pPr>
-            <w:hyperlink w:history="1" r:id="rId9-gqp4atoo0rwwhqklhrl">
+            <w:hyperlink w:history="1" r:id="rId5t7tacp-8nkave7bs5iey">
               <w:r>
                 <w:rPr>
                   <w:rFonts w:ascii="Arial" w:cs="Arial" w:eastAsia="Arial" w:hAnsi="Arial"/>
@@ -15105,7 +15105,7 @@
               <w:spacing w:after="10" w:before="0"/>
               <w:ind w:left="120"/>
             </w:pPr>
-            <w:hyperlink w:history="1" r:id="rIdfzplbv7x4l9x1xgs1iimb">
+            <w:hyperlink w:history="1" r:id="rIdm34lf6xupe5754oehh-cs">
               <w:r>
                 <w:rPr>
                   <w:rFonts w:ascii="Arial" w:cs="Arial" w:eastAsia="Arial" w:hAnsi="Arial"/>
@@ -15150,7 +15150,7 @@
             <w:pPr>
               <w:spacing w:after="20" w:before="0"/>
             </w:pPr>
-            <w:hyperlink w:history="1" r:id="rIdymdf_f8kyps0_87x--j7-">
+            <w:hyperlink w:history="1" r:id="rId24s_augelbnqyvqtyahej">
               <w:r>
                 <w:rPr>
                   <w:rFonts w:ascii="Arial" w:cs="Arial" w:eastAsia="Arial" w:hAnsi="Arial"/>
@@ -15183,7 +15183,7 @@
               <w:spacing w:after="10" w:before="0"/>
               <w:ind w:left="120"/>
             </w:pPr>
-            <w:hyperlink w:history="1" r:id="rIdjyumxrenyw26vq0yv27om">
+            <w:hyperlink w:history="1" r:id="rIdvgwsyxbbkagid_vwwyt6v">
               <w:r>
                 <w:rPr>
                   <w:rFonts w:ascii="Arial" w:cs="Arial" w:eastAsia="Arial" w:hAnsi="Arial"/>
@@ -15378,7 +15378,7 @@
             <w:pPr>
               <w:spacing w:after="20" w:before="0"/>
             </w:pPr>
-            <w:hyperlink w:history="1" r:id="rIdnp6lfvmxid8bymceu38zo">
+            <w:hyperlink w:history="1" r:id="rIdd4i-kbfinw5hei5t3kqvm">
               <w:r>
                 <w:rPr>
                   <w:rFonts w:ascii="Arial" w:cs="Arial" w:eastAsia="Arial" w:hAnsi="Arial"/>
@@ -15411,7 +15411,7 @@
               <w:spacing w:after="10" w:before="0"/>
               <w:ind w:left="120"/>
             </w:pPr>
-            <w:hyperlink w:history="1" r:id="rId1pt4fze6mwdfwa3ql1wyl">
+            <w:hyperlink w:history="1" r:id="rId5vm3retwu1xwdtl2falbp">
               <w:r>
                 <w:rPr>
                   <w:rFonts w:ascii="Arial" w:cs="Arial" w:eastAsia="Arial" w:hAnsi="Arial"/>
@@ -15456,7 +15456,7 @@
             <w:pPr>
               <w:spacing w:after="20" w:before="0"/>
             </w:pPr>
-            <w:hyperlink w:history="1" r:id="rIdnevbwxnj-wvmvc1uoed_y">
+            <w:hyperlink w:history="1" r:id="rId45o4abcvm8q-eunt683s2">
               <w:r>
                 <w:rPr>
                   <w:rFonts w:ascii="Arial" w:cs="Arial" w:eastAsia="Arial" w:hAnsi="Arial"/>
@@ -15489,7 +15489,7 @@
               <w:spacing w:after="10" w:before="0"/>
               <w:ind w:left="120"/>
             </w:pPr>
-            <w:hyperlink w:history="1" r:id="rId7vmgnqxmnytzvln9yq-om">
+            <w:hyperlink w:history="1" r:id="rIdvg3ueuwnouy92uijoasx_">
               <w:r>
                 <w:rPr>
                   <w:rFonts w:ascii="Arial" w:cs="Arial" w:eastAsia="Arial" w:hAnsi="Arial"/>
@@ -15684,7 +15684,7 @@
             <w:pPr>
               <w:spacing w:after="20" w:before="0"/>
             </w:pPr>
-            <w:hyperlink w:history="1" r:id="rIdlsyqj5jtw2tjp8f_13agn">
+            <w:hyperlink w:history="1" r:id="rIdwutcba1tmybi-wgbgajet">
               <w:r>
                 <w:rPr>
                   <w:rFonts w:ascii="Arial" w:cs="Arial" w:eastAsia="Arial" w:hAnsi="Arial"/>
@@ -15717,7 +15717,7 @@
               <w:spacing w:after="10" w:before="0"/>
               <w:ind w:left="120"/>
             </w:pPr>
-            <w:hyperlink w:history="1" r:id="rIdbx7fhbt1etnhencbyemcs">
+            <w:hyperlink w:history="1" r:id="rIdxzipk1t8tlukawto2rxu5">
               <w:r>
                 <w:rPr>
                   <w:rFonts w:ascii="Arial" w:cs="Arial" w:eastAsia="Arial" w:hAnsi="Arial"/>
@@ -15762,7 +15762,7 @@
             <w:pPr>
               <w:spacing w:after="20" w:before="0"/>
             </w:pPr>
-            <w:hyperlink w:history="1" r:id="rIdlkazmbxhydeghrbavslti">
+            <w:hyperlink w:history="1" r:id="rIdnst3npnw3sjabngtr4gem">
               <w:r>
                 <w:rPr>
                   <w:rFonts w:ascii="Arial" w:cs="Arial" w:eastAsia="Arial" w:hAnsi="Arial"/>
@@ -15795,7 +15795,7 @@
               <w:spacing w:after="10" w:before="0"/>
               <w:ind w:left="120"/>
             </w:pPr>
-            <w:hyperlink w:history="1" r:id="rIdiykw3etspdkk59ol5zwd0">
+            <w:hyperlink w:history="1" r:id="rIdwkdeddmgqicejok9fj-oo">
               <w:r>
                 <w:rPr>
                   <w:rFonts w:ascii="Arial" w:cs="Arial" w:eastAsia="Arial" w:hAnsi="Arial"/>
@@ -15990,7 +15990,7 @@
             <w:pPr>
               <w:spacing w:after="20" w:before="0"/>
             </w:pPr>
-            <w:hyperlink w:history="1" r:id="rIdpe7sl63stf1yza-xbzpa5">
+            <w:hyperlink w:history="1" r:id="rIduyx3m6amadzryicxxii0l">
               <w:r>
                 <w:rPr>
                   <w:rFonts w:ascii="Arial" w:cs="Arial" w:eastAsia="Arial" w:hAnsi="Arial"/>
@@ -16023,7 +16023,7 @@
               <w:spacing w:after="10" w:before="0"/>
               <w:ind w:left="120"/>
             </w:pPr>
-            <w:hyperlink w:history="1" r:id="rId-oq0nwtzqyvehdhsqpqtn">
+            <w:hyperlink w:history="1" r:id="rIdvluyjihhu3jck5hvuo6hf">
               <w:r>
                 <w:rPr>
                   <w:rFonts w:ascii="Arial" w:cs="Arial" w:eastAsia="Arial" w:hAnsi="Arial"/>
@@ -16068,7 +16068,7 @@
             <w:pPr>
               <w:spacing w:after="20" w:before="0"/>
             </w:pPr>
-            <w:hyperlink w:history="1" r:id="rIdamvbrrcbihnmege8grz9l">
+            <w:hyperlink w:history="1" r:id="rIdxknq0k-uaigzzbcc71mip">
               <w:r>
                 <w:rPr>
                   <w:rFonts w:ascii="Arial" w:cs="Arial" w:eastAsia="Arial" w:hAnsi="Arial"/>
@@ -16101,7 +16101,7 @@
               <w:spacing w:after="10" w:before="0"/>
               <w:ind w:left="120"/>
             </w:pPr>
-            <w:hyperlink w:history="1" r:id="rIdt88vscbpyjghh6wjrc8lg">
+            <w:hyperlink w:history="1" r:id="rId8uvr3uwdd_hg-7lhzpraj">
               <w:r>
                 <w:rPr>
                   <w:rFonts w:ascii="Arial" w:cs="Arial" w:eastAsia="Arial" w:hAnsi="Arial"/>
@@ -17588,7 +17588,7 @@
             <w:pPr>
               <w:spacing w:after="20" w:before="0"/>
             </w:pPr>
-            <w:hyperlink w:history="1" r:id="rIdpwbbrfdnnwogssfhmp8dw">
+            <w:hyperlink w:history="1" r:id="rIdyu83zzgeih-jbnsb7-j7e">
               <w:r>
                 <w:rPr>
                   <w:rFonts w:ascii="Arial" w:cs="Arial" w:eastAsia="Arial" w:hAnsi="Arial"/>
@@ -17621,7 +17621,7 @@
               <w:spacing w:after="10" w:before="0"/>
               <w:ind w:left="120"/>
             </w:pPr>
-            <w:hyperlink w:history="1" r:id="rIdrx5c0dhs3m9gmitjjudif">
+            <w:hyperlink w:history="1" r:id="rIdpohifmilbkjzat-i49w5x">
               <w:r>
                 <w:rPr>
                   <w:rFonts w:ascii="Arial" w:cs="Arial" w:eastAsia="Arial" w:hAnsi="Arial"/>
@@ -17666,7 +17666,7 @@
             <w:pPr>
               <w:spacing w:after="20" w:before="0"/>
             </w:pPr>
-            <w:hyperlink w:history="1" r:id="rId_beckbalzx-rsgn7vzccf">
+            <w:hyperlink w:history="1" r:id="rIdpupovfe4eubmk64vepavy">
               <w:r>
                 <w:rPr>
                   <w:rFonts w:ascii="Arial" w:cs="Arial" w:eastAsia="Arial" w:hAnsi="Arial"/>
@@ -17699,7 +17699,7 @@
               <w:spacing w:after="10" w:before="0"/>
               <w:ind w:left="120"/>
             </w:pPr>
-            <w:hyperlink w:history="1" r:id="rIdcwlv57ayod1qu5y61d03a">
+            <w:hyperlink w:history="1" r:id="rId19umtxnat54z5lpqucvft">
               <w:r>
                 <w:rPr>
                   <w:rFonts w:ascii="Arial" w:cs="Arial" w:eastAsia="Arial" w:hAnsi="Arial"/>
@@ -17894,7 +17894,7 @@
             <w:pPr>
               <w:spacing w:after="20" w:before="0"/>
             </w:pPr>
-            <w:hyperlink w:history="1" r:id="rIdtmxhqxbux6wdl0o_soxfb">
+            <w:hyperlink w:history="1" r:id="rId7w55afchf_wy4lrbvmdqo">
               <w:r>
                 <w:rPr>
                   <w:rFonts w:ascii="Arial" w:cs="Arial" w:eastAsia="Arial" w:hAnsi="Arial"/>
@@ -17927,7 +17927,7 @@
               <w:spacing w:after="10" w:before="0"/>
               <w:ind w:left="120"/>
             </w:pPr>
-            <w:hyperlink w:history="1" r:id="rIdpp1mrf7r-fzwtjhqnirph">
+            <w:hyperlink w:history="1" r:id="rId2ucw1c7eqxkvedzmwxamj">
               <w:r>
                 <w:rPr>
                   <w:rFonts w:ascii="Arial" w:cs="Arial" w:eastAsia="Arial" w:hAnsi="Arial"/>
@@ -17972,7 +17972,7 @@
             <w:pPr>
               <w:spacing w:after="20" w:before="0"/>
             </w:pPr>
-            <w:hyperlink w:history="1" r:id="rId8ea6oakkn4ysdap4cjie2">
+            <w:hyperlink w:history="1" r:id="rIdpamf8arw2i7dehqn6dd1i">
               <w:r>
                 <w:rPr>
                   <w:rFonts w:ascii="Arial" w:cs="Arial" w:eastAsia="Arial" w:hAnsi="Arial"/>
@@ -18005,7 +18005,7 @@
               <w:spacing w:after="10" w:before="0"/>
               <w:ind w:left="120"/>
             </w:pPr>
-            <w:hyperlink w:history="1" r:id="rIdmwmhfbxf9np1wwysmowi6">
+            <w:hyperlink w:history="1" r:id="rIdeaqdt9tcqrwa4peivjm5_">
               <w:r>
                 <w:rPr>
                   <w:rFonts w:ascii="Arial" w:cs="Arial" w:eastAsia="Arial" w:hAnsi="Arial"/>
@@ -18200,7 +18200,7 @@
             <w:pPr>
               <w:spacing w:after="20" w:before="0"/>
             </w:pPr>
-            <w:hyperlink w:history="1" r:id="rId_mfosn-gr_cfigt8moq7w">
+            <w:hyperlink w:history="1" r:id="rIdibxnnw8mp-sa9xxhqhvku">
               <w:r>
                 <w:rPr>
                   <w:rFonts w:ascii="Arial" w:cs="Arial" w:eastAsia="Arial" w:hAnsi="Arial"/>
@@ -18233,7 +18233,7 @@
               <w:spacing w:after="10" w:before="0"/>
               <w:ind w:left="120"/>
             </w:pPr>
-            <w:hyperlink w:history="1" r:id="rId75zptz2akmld3m0p6tvbw">
+            <w:hyperlink w:history="1" r:id="rIdsje6zv6k777flcyviobj4">
               <w:r>
                 <w:rPr>
                   <w:rFonts w:ascii="Arial" w:cs="Arial" w:eastAsia="Arial" w:hAnsi="Arial"/>
@@ -18278,7 +18278,7 @@
             <w:pPr>
               <w:spacing w:after="20" w:before="0"/>
             </w:pPr>
-            <w:hyperlink w:history="1" r:id="rIdnc-xxixvscoablk1vaqye">
+            <w:hyperlink w:history="1" r:id="rIdpj9dpetahup_9ul6ia-8r">
               <w:r>
                 <w:rPr>
                   <w:rFonts w:ascii="Arial" w:cs="Arial" w:eastAsia="Arial" w:hAnsi="Arial"/>
@@ -18311,7 +18311,7 @@
               <w:spacing w:after="10" w:before="0"/>
               <w:ind w:left="120"/>
             </w:pPr>
-            <w:hyperlink w:history="1" r:id="rIdpbtqgh6yxjb9e3keta0lj">
+            <w:hyperlink w:history="1" r:id="rId4pk1ctfpt-1972kwqa26r">
               <w:r>
                 <w:rPr>
                   <w:rFonts w:ascii="Arial" w:cs="Arial" w:eastAsia="Arial" w:hAnsi="Arial"/>
@@ -18506,7 +18506,7 @@
             <w:pPr>
               <w:spacing w:after="20" w:before="0"/>
             </w:pPr>
-            <w:hyperlink w:history="1" r:id="rIdhihpq8m0rjnebayzu1aue">
+            <w:hyperlink w:history="1" r:id="rIdd4rndlzox_iqcvhf2ilf2">
               <w:r>
                 <w:rPr>
                   <w:rFonts w:ascii="Arial" w:cs="Arial" w:eastAsia="Arial" w:hAnsi="Arial"/>
@@ -18539,7 +18539,7 @@
               <w:spacing w:after="10" w:before="0"/>
               <w:ind w:left="120"/>
             </w:pPr>
-            <w:hyperlink w:history="1" r:id="rId2tcvd17bqldvycpadzdnm">
+            <w:hyperlink w:history="1" r:id="rIdaywty_4wipyodj3omx99u">
               <w:r>
                 <w:rPr>
                   <w:rFonts w:ascii="Arial" w:cs="Arial" w:eastAsia="Arial" w:hAnsi="Arial"/>
@@ -18584,7 +18584,7 @@
             <w:pPr>
               <w:spacing w:after="20" w:before="0"/>
             </w:pPr>
-            <w:hyperlink w:history="1" r:id="rIddl31pgpvyfyver6_vheyn">
+            <w:hyperlink w:history="1" r:id="rIdx4ccqff9xf2kj2jjmme8n">
               <w:r>
                 <w:rPr>
                   <w:rFonts w:ascii="Arial" w:cs="Arial" w:eastAsia="Arial" w:hAnsi="Arial"/>
@@ -18617,7 +18617,7 @@
               <w:spacing w:after="10" w:before="0"/>
               <w:ind w:left="120"/>
             </w:pPr>
-            <w:hyperlink w:history="1" r:id="rIdwrpdujjaon2lmmnsqocgm">
+            <w:hyperlink w:history="1" r:id="rIdh9mofvlrn3cy0e5hnfky0">
               <w:r>
                 <w:rPr>
                   <w:rFonts w:ascii="Arial" w:cs="Arial" w:eastAsia="Arial" w:hAnsi="Arial"/>
@@ -18812,7 +18812,7 @@
             <w:pPr>
               <w:spacing w:after="20" w:before="0"/>
             </w:pPr>
-            <w:hyperlink w:history="1" r:id="rIdjald4jfp9lxd48j2fzy2g">
+            <w:hyperlink w:history="1" r:id="rIdjjue8cfumoq5ppatsn_fh">
               <w:r>
                 <w:rPr>
                   <w:rFonts w:ascii="Arial" w:cs="Arial" w:eastAsia="Arial" w:hAnsi="Arial"/>
@@ -18845,7 +18845,7 @@
               <w:spacing w:after="10" w:before="0"/>
               <w:ind w:left="120"/>
             </w:pPr>
-            <w:hyperlink w:history="1" r:id="rIdqm7bncaqbvkluellllh4t">
+            <w:hyperlink w:history="1" r:id="rIdys5ntbowt5i5xyg_d0ohc">
               <w:r>
                 <w:rPr>
                   <w:rFonts w:ascii="Arial" w:cs="Arial" w:eastAsia="Arial" w:hAnsi="Arial"/>
@@ -18890,7 +18890,7 @@
             <w:pPr>
               <w:spacing w:after="20" w:before="0"/>
             </w:pPr>
-            <w:hyperlink w:history="1" r:id="rIdkd0j3dz4mgyzoquxwtwmm">
+            <w:hyperlink w:history="1" r:id="rIdo7r4pqv9gvumfgy-gdfbo">
               <w:r>
                 <w:rPr>
                   <w:rFonts w:ascii="Arial" w:cs="Arial" w:eastAsia="Arial" w:hAnsi="Arial"/>
@@ -18923,7 +18923,7 @@
               <w:spacing w:after="10" w:before="0"/>
               <w:ind w:left="120"/>
             </w:pPr>
-            <w:hyperlink w:history="1" r:id="rId0oyeowyjtyoewsdazkjtw">
+            <w:hyperlink w:history="1" r:id="rId_mo-yutrmkbwgylsyrwaj">
               <w:r>
                 <w:rPr>
                   <w:rFonts w:ascii="Arial" w:cs="Arial" w:eastAsia="Arial" w:hAnsi="Arial"/>
@@ -20410,7 +20410,7 @@
             <w:pPr>
               <w:spacing w:after="20" w:before="0"/>
             </w:pPr>
-            <w:hyperlink w:history="1" r:id="rIdfis6cc1bx_qudd6vhhp5b">
+            <w:hyperlink w:history="1" r:id="rIdrhpvqnuv8od7rof7p_w4f">
               <w:r>
                 <w:rPr>
                   <w:rFonts w:ascii="Arial" w:cs="Arial" w:eastAsia="Arial" w:hAnsi="Arial"/>
@@ -20443,7 +20443,7 @@
               <w:spacing w:after="10" w:before="0"/>
               <w:ind w:left="120"/>
             </w:pPr>
-            <w:hyperlink w:history="1" r:id="rIdjpxj2lnfycto2mmxwzhli">
+            <w:hyperlink w:history="1" r:id="rIdbh3n0l2vudbp4qr9tqyrt">
               <w:r>
                 <w:rPr>
                   <w:rFonts w:ascii="Arial" w:cs="Arial" w:eastAsia="Arial" w:hAnsi="Arial"/>
@@ -20488,7 +20488,7 @@
             <w:pPr>
               <w:spacing w:after="20" w:before="0"/>
             </w:pPr>
-            <w:hyperlink w:history="1" r:id="rId_n5iupu7iuaaj40ebwttp">
+            <w:hyperlink w:history="1" r:id="rIdxw5d1gjzkatqkztizd8oa">
               <w:r>
                 <w:rPr>
                   <w:rFonts w:ascii="Arial" w:cs="Arial" w:eastAsia="Arial" w:hAnsi="Arial"/>
@@ -20521,7 +20521,7 @@
               <w:spacing w:after="10" w:before="0"/>
               <w:ind w:left="120"/>
             </w:pPr>
-            <w:hyperlink w:history="1" r:id="rId_otkbqohbos7alqdr3pry">
+            <w:hyperlink w:history="1" r:id="rIdey5aroqagh7jucc3kihhb">
               <w:r>
                 <w:rPr>
                   <w:rFonts w:ascii="Arial" w:cs="Arial" w:eastAsia="Arial" w:hAnsi="Arial"/>
@@ -20716,7 +20716,7 @@
             <w:pPr>
               <w:spacing w:after="20" w:before="0"/>
             </w:pPr>
-            <w:hyperlink w:history="1" r:id="rIdcj62giq01op39axoxacxj">
+            <w:hyperlink w:history="1" r:id="rIdoxy1ppc21smgdyjorugfi">
               <w:r>
                 <w:rPr>
                   <w:rFonts w:ascii="Arial" w:cs="Arial" w:eastAsia="Arial" w:hAnsi="Arial"/>
@@ -20749,7 +20749,7 @@
               <w:spacing w:after="10" w:before="0"/>
               <w:ind w:left="120"/>
             </w:pPr>
-            <w:hyperlink w:history="1" r:id="rIdz1fearjgfcltrbou4lmyb">
+            <w:hyperlink w:history="1" r:id="rIdg1konp8bzud2ltar3uqnp">
               <w:r>
                 <w:rPr>
                   <w:rFonts w:ascii="Arial" w:cs="Arial" w:eastAsia="Arial" w:hAnsi="Arial"/>
@@ -20794,7 +20794,7 @@
             <w:pPr>
               <w:spacing w:after="20" w:before="0"/>
             </w:pPr>
-            <w:hyperlink w:history="1" r:id="rIdcm7fbhksl5dtpm56o3os0">
+            <w:hyperlink w:history="1" r:id="rIdw6gnb-dxzmy_atsrdg2iv">
               <w:r>
                 <w:rPr>
                   <w:rFonts w:ascii="Arial" w:cs="Arial" w:eastAsia="Arial" w:hAnsi="Arial"/>
@@ -20827,7 +20827,7 @@
               <w:spacing w:after="10" w:before="0"/>
               <w:ind w:left="120"/>
             </w:pPr>
-            <w:hyperlink w:history="1" r:id="rIdmf2cfynnat8bbxele9pxq">
+            <w:hyperlink w:history="1" r:id="rIdzwoiyzw-77raqpb81kmgw">
               <w:r>
                 <w:rPr>
                   <w:rFonts w:ascii="Arial" w:cs="Arial" w:eastAsia="Arial" w:hAnsi="Arial"/>
@@ -21022,7 +21022,7 @@
             <w:pPr>
               <w:spacing w:after="20" w:before="0"/>
             </w:pPr>
-            <w:hyperlink w:history="1" r:id="rId2hhmxqbqs_8yddevyfiuv">
+            <w:hyperlink w:history="1" r:id="rId4rv4smeqbfgz1n3chupiu">
               <w:r>
                 <w:rPr>
                   <w:rFonts w:ascii="Arial" w:cs="Arial" w:eastAsia="Arial" w:hAnsi="Arial"/>
@@ -21055,7 +21055,7 @@
               <w:spacing w:after="10" w:before="0"/>
               <w:ind w:left="120"/>
             </w:pPr>
-            <w:hyperlink w:history="1" r:id="rIdb67z1kcnlvh3jdrumzzs7">
+            <w:hyperlink w:history="1" r:id="rIdvinx7nrimgn4ntzsln8hd">
               <w:r>
                 <w:rPr>
                   <w:rFonts w:ascii="Arial" w:cs="Arial" w:eastAsia="Arial" w:hAnsi="Arial"/>
@@ -21100,7 +21100,7 @@
             <w:pPr>
               <w:spacing w:after="20" w:before="0"/>
             </w:pPr>
-            <w:hyperlink w:history="1" r:id="rIdjq5bcfye0xhrjtkbwpmvo">
+            <w:hyperlink w:history="1" r:id="rIdnssf0pfa2xq2vsg2ezad_">
               <w:r>
                 <w:rPr>
                   <w:rFonts w:ascii="Arial" w:cs="Arial" w:eastAsia="Arial" w:hAnsi="Arial"/>
@@ -21133,7 +21133,7 @@
               <w:spacing w:after="10" w:before="0"/>
               <w:ind w:left="120"/>
             </w:pPr>
-            <w:hyperlink w:history="1" r:id="rId91kekxcfj-kffzbtp2jbj">
+            <w:hyperlink w:history="1" r:id="rIdv8byythvszqzlkivlwnvb">
               <w:r>
                 <w:rPr>
                   <w:rFonts w:ascii="Arial" w:cs="Arial" w:eastAsia="Arial" w:hAnsi="Arial"/>
@@ -21328,7 +21328,7 @@
             <w:pPr>
               <w:spacing w:after="20" w:before="0"/>
             </w:pPr>
-            <w:hyperlink w:history="1" r:id="rIdjoh8u6sh2jr3lpcg7m6xx">
+            <w:hyperlink w:history="1" r:id="rIdjnkhmjo3i8dxnwswkzd0r">
               <w:r>
                 <w:rPr>
                   <w:rFonts w:ascii="Arial" w:cs="Arial" w:eastAsia="Arial" w:hAnsi="Arial"/>
@@ -21361,7 +21361,7 @@
               <w:spacing w:after="10" w:before="0"/>
               <w:ind w:left="120"/>
             </w:pPr>
-            <w:hyperlink w:history="1" r:id="rIdwmbg3ru9uxdshfwh7e6pj">
+            <w:hyperlink w:history="1" r:id="rId6nh1abmucjsymeynq9_hs">
               <w:r>
                 <w:rPr>
                   <w:rFonts w:ascii="Arial" w:cs="Arial" w:eastAsia="Arial" w:hAnsi="Arial"/>
@@ -21406,7 +21406,7 @@
             <w:pPr>
               <w:spacing w:after="20" w:before="0"/>
             </w:pPr>
-            <w:hyperlink w:history="1" r:id="rIdhncgwuht7ud1uknshqyk-">
+            <w:hyperlink w:history="1" r:id="rIdbmhvufpylepk9mgl8r_8l">
               <w:r>
                 <w:rPr>
                   <w:rFonts w:ascii="Arial" w:cs="Arial" w:eastAsia="Arial" w:hAnsi="Arial"/>
@@ -21439,7 +21439,7 @@
               <w:spacing w:after="10" w:before="0"/>
               <w:ind w:left="120"/>
             </w:pPr>
-            <w:hyperlink w:history="1" r:id="rIdudvimwtzypvk2xr7u5xmo">
+            <w:hyperlink w:history="1" r:id="rIdejbdtebkyduq239kzd4p4">
               <w:r>
                 <w:rPr>
                   <w:rFonts w:ascii="Arial" w:cs="Arial" w:eastAsia="Arial" w:hAnsi="Arial"/>
@@ -21634,7 +21634,7 @@
             <w:pPr>
               <w:spacing w:after="20" w:before="0"/>
             </w:pPr>
-            <w:hyperlink w:history="1" r:id="rIdaumgykgikvigr4jjly-os">
+            <w:hyperlink w:history="1" r:id="rIdtisz79gcoiw4t-geds97q">
               <w:r>
                 <w:rPr>
                   <w:rFonts w:ascii="Arial" w:cs="Arial" w:eastAsia="Arial" w:hAnsi="Arial"/>
@@ -21667,7 +21667,7 @@
               <w:spacing w:after="10" w:before="0"/>
               <w:ind w:left="120"/>
             </w:pPr>
-            <w:hyperlink w:history="1" r:id="rIdbvvpk4bxifkknarvwr0sj">
+            <w:hyperlink w:history="1" r:id="rIdrq0wo74kxcz1givpwxfaf">
               <w:r>
                 <w:rPr>
                   <w:rFonts w:ascii="Arial" w:cs="Arial" w:eastAsia="Arial" w:hAnsi="Arial"/>
@@ -21712,7 +21712,7 @@
             <w:pPr>
               <w:spacing w:after="20" w:before="0"/>
             </w:pPr>
-            <w:hyperlink w:history="1" r:id="rIdrchgenvmi3tdu8d5ffxir">
+            <w:hyperlink w:history="1" r:id="rIdmgxvxx_y-rnmzov1ysfuo">
               <w:r>
                 <w:rPr>
                   <w:rFonts w:ascii="Arial" w:cs="Arial" w:eastAsia="Arial" w:hAnsi="Arial"/>
@@ -21745,7 +21745,7 @@
               <w:spacing w:after="10" w:before="0"/>
               <w:ind w:left="120"/>
             </w:pPr>
-            <w:hyperlink w:history="1" r:id="rIdlncesceipkyngujrifcuz">
+            <w:hyperlink w:history="1" r:id="rIdn85dr0d62jm1quepccilt">
               <w:r>
                 <w:rPr>
                   <w:rFonts w:ascii="Arial" w:cs="Arial" w:eastAsia="Arial" w:hAnsi="Arial"/>
@@ -23232,7 +23232,7 @@
             <w:pPr>
               <w:spacing w:after="20" w:before="0"/>
             </w:pPr>
-            <w:hyperlink w:history="1" r:id="rIdrxwhv6h7md15_emmuor4h">
+            <w:hyperlink w:history="1" r:id="rIdzaa4asadm8xd-d9523nca">
               <w:r>
                 <w:rPr>
                   <w:rFonts w:ascii="Arial" w:cs="Arial" w:eastAsia="Arial" w:hAnsi="Arial"/>
@@ -23265,7 +23265,7 @@
               <w:spacing w:after="10" w:before="0"/>
               <w:ind w:left="120"/>
             </w:pPr>
-            <w:hyperlink w:history="1" r:id="rIdvq9bwf71hhcwn-w1b-w13">
+            <w:hyperlink w:history="1" r:id="rIds5cpo8cejj30swne6cz8n">
               <w:r>
                 <w:rPr>
                   <w:rFonts w:ascii="Arial" w:cs="Arial" w:eastAsia="Arial" w:hAnsi="Arial"/>
@@ -23310,7 +23310,7 @@
             <w:pPr>
               <w:spacing w:after="20" w:before="0"/>
             </w:pPr>
-            <w:hyperlink w:history="1" r:id="rIdoqfbkeopesocdra6dwp0o">
+            <w:hyperlink w:history="1" r:id="rIdb28nyhmalhs9kt1thkxa_">
               <w:r>
                 <w:rPr>
                   <w:rFonts w:ascii="Arial" w:cs="Arial" w:eastAsia="Arial" w:hAnsi="Arial"/>
@@ -23343,7 +23343,7 @@
               <w:spacing w:after="10" w:before="0"/>
               <w:ind w:left="120"/>
             </w:pPr>
-            <w:hyperlink w:history="1" r:id="rIdmzjmiyko1thrkkvvsmudx">
+            <w:hyperlink w:history="1" r:id="rIdw7w6vu5mtonujhs8iynvp">
               <w:r>
                 <w:rPr>
                   <w:rFonts w:ascii="Arial" w:cs="Arial" w:eastAsia="Arial" w:hAnsi="Arial"/>
@@ -23538,7 +23538,7 @@
             <w:pPr>
               <w:spacing w:after="20" w:before="0"/>
             </w:pPr>
-            <w:hyperlink w:history="1" r:id="rIdits-su5gqj6kzq7phheos">
+            <w:hyperlink w:history="1" r:id="rIdopnzmstcfmanv8vxnps-a">
               <w:r>
                 <w:rPr>
                   <w:rFonts w:ascii="Arial" w:cs="Arial" w:eastAsia="Arial" w:hAnsi="Arial"/>
@@ -23571,7 +23571,7 @@
               <w:spacing w:after="10" w:before="0"/>
               <w:ind w:left="120"/>
             </w:pPr>
-            <w:hyperlink w:history="1" r:id="rIdwitfpbjlfab0s6dv47vgs">
+            <w:hyperlink w:history="1" r:id="rId8rewi_odpvziqu--a2i5k">
               <w:r>
                 <w:rPr>
                   <w:rFonts w:ascii="Arial" w:cs="Arial" w:eastAsia="Arial" w:hAnsi="Arial"/>
@@ -23616,7 +23616,7 @@
             <w:pPr>
               <w:spacing w:after="20" w:before="0"/>
             </w:pPr>
-            <w:hyperlink w:history="1" r:id="rIdtac4yciggqwnhvh2bkysc">
+            <w:hyperlink w:history="1" r:id="rIdititsuys09ov3glrcpdya">
               <w:r>
                 <w:rPr>
                   <w:rFonts w:ascii="Arial" w:cs="Arial" w:eastAsia="Arial" w:hAnsi="Arial"/>
@@ -23649,7 +23649,7 @@
               <w:spacing w:after="10" w:before="0"/>
               <w:ind w:left="120"/>
             </w:pPr>
-            <w:hyperlink w:history="1" r:id="rId57lnzzoxykpgqhguzs5n3">
+            <w:hyperlink w:history="1" r:id="rIdqzpo9mvdeefe1vvnkoxdf">
               <w:r>
                 <w:rPr>
                   <w:rFonts w:ascii="Arial" w:cs="Arial" w:eastAsia="Arial" w:hAnsi="Arial"/>
@@ -23844,7 +23844,7 @@
             <w:pPr>
               <w:spacing w:after="20" w:before="0"/>
             </w:pPr>
-            <w:hyperlink w:history="1" r:id="rId5jukboapgsndw2zswg5um">
+            <w:hyperlink w:history="1" r:id="rIdhwxsksql5zazbwy5kb3d_">
               <w:r>
                 <w:rPr>
                   <w:rFonts w:ascii="Arial" w:cs="Arial" w:eastAsia="Arial" w:hAnsi="Arial"/>
@@ -23877,7 +23877,7 @@
               <w:spacing w:after="10" w:before="0"/>
               <w:ind w:left="120"/>
             </w:pPr>
-            <w:hyperlink w:history="1" r:id="rIdq2johgfrz3jujydrmxxxi">
+            <w:hyperlink w:history="1" r:id="rIdbccebqaa_zxdd-tjqoyc5">
               <w:r>
                 <w:rPr>
                   <w:rFonts w:ascii="Arial" w:cs="Arial" w:eastAsia="Arial" w:hAnsi="Arial"/>
@@ -23922,7 +23922,7 @@
             <w:pPr>
               <w:spacing w:after="20" w:before="0"/>
             </w:pPr>
-            <w:hyperlink w:history="1" r:id="rIdf2dnq5skb7ithwoxontjc">
+            <w:hyperlink w:history="1" r:id="rIdio2ky36sp1e-hl3rbi7bi">
               <w:r>
                 <w:rPr>
                   <w:rFonts w:ascii="Arial" w:cs="Arial" w:eastAsia="Arial" w:hAnsi="Arial"/>
@@ -23955,7 +23955,7 @@
               <w:spacing w:after="10" w:before="0"/>
               <w:ind w:left="120"/>
             </w:pPr>
-            <w:hyperlink w:history="1" r:id="rIdzpmt8qvbrecyoq5tcjd1n">
+            <w:hyperlink w:history="1" r:id="rIdgchax-zk9ihdb77229qpr">
               <w:r>
                 <w:rPr>
                   <w:rFonts w:ascii="Arial" w:cs="Arial" w:eastAsia="Arial" w:hAnsi="Arial"/>
@@ -24150,7 +24150,7 @@
             <w:pPr>
               <w:spacing w:after="20" w:before="0"/>
             </w:pPr>
-            <w:hyperlink w:history="1" r:id="rIdahedykj06vzxzps2w4o0n">
+            <w:hyperlink w:history="1" r:id="rIddzz_pclrmx0r-8gixdkbc">
               <w:r>
                 <w:rPr>
                   <w:rFonts w:ascii="Arial" w:cs="Arial" w:eastAsia="Arial" w:hAnsi="Arial"/>
@@ -24183,7 +24183,7 @@
               <w:spacing w:after="10" w:before="0"/>
               <w:ind w:left="120"/>
             </w:pPr>
-            <w:hyperlink w:history="1" r:id="rIdvjw1wyiip8sac81gicb40">
+            <w:hyperlink w:history="1" r:id="rIdkwmgp-spldzgvqtogmcni">
               <w:r>
                 <w:rPr>
                   <w:rFonts w:ascii="Arial" w:cs="Arial" w:eastAsia="Arial" w:hAnsi="Arial"/>
@@ -24228,7 +24228,7 @@
             <w:pPr>
               <w:spacing w:after="20" w:before="0"/>
             </w:pPr>
-            <w:hyperlink w:history="1" r:id="rIdnpdfezjyl_lurrhdqcbbk">
+            <w:hyperlink w:history="1" r:id="rIdw4zdv2splid8nwrkpnlaw">
               <w:r>
                 <w:rPr>
                   <w:rFonts w:ascii="Arial" w:cs="Arial" w:eastAsia="Arial" w:hAnsi="Arial"/>
@@ -24261,7 +24261,7 @@
               <w:spacing w:after="10" w:before="0"/>
               <w:ind w:left="120"/>
             </w:pPr>
-            <w:hyperlink w:history="1" r:id="rIdjsyt8qag0n2ncbfquj7rx">
+            <w:hyperlink w:history="1" r:id="rIdl3vkmevykselhaixb2l4l">
               <w:r>
                 <w:rPr>
                   <w:rFonts w:ascii="Arial" w:cs="Arial" w:eastAsia="Arial" w:hAnsi="Arial"/>
@@ -24456,7 +24456,7 @@
             <w:pPr>
               <w:spacing w:after="20" w:before="0"/>
             </w:pPr>
-            <w:hyperlink w:history="1" r:id="rIdzqkeb1dksjnvq8hyegih_">
+            <w:hyperlink w:history="1" r:id="rIdphwfhtd6ov_hfu_0evqw7">
               <w:r>
                 <w:rPr>
                   <w:rFonts w:ascii="Arial" w:cs="Arial" w:eastAsia="Arial" w:hAnsi="Arial"/>
@@ -24489,7 +24489,7 @@
               <w:spacing w:after="10" w:before="0"/>
               <w:ind w:left="120"/>
             </w:pPr>
-            <w:hyperlink w:history="1" r:id="rIdm13wdhtk2gpq4kgwfzdak">
+            <w:hyperlink w:history="1" r:id="rIdiflmdjhrw1qq3xy-bk_kq">
               <w:r>
                 <w:rPr>
                   <w:rFonts w:ascii="Arial" w:cs="Arial" w:eastAsia="Arial" w:hAnsi="Arial"/>
@@ -24534,7 +24534,7 @@
             <w:pPr>
               <w:spacing w:after="20" w:before="0"/>
             </w:pPr>
-            <w:hyperlink w:history="1" r:id="rIdq33ug1tp-c7s8pfx1dw1l">
+            <w:hyperlink w:history="1" r:id="rIddnpnjavife3zjyborzzvd">
               <w:r>
                 <w:rPr>
                   <w:rFonts w:ascii="Arial" w:cs="Arial" w:eastAsia="Arial" w:hAnsi="Arial"/>
@@ -24567,7 +24567,7 @@
               <w:spacing w:after="10" w:before="0"/>
               <w:ind w:left="120"/>
             </w:pPr>
-            <w:hyperlink w:history="1" r:id="rIdhw2hsohkkzv-usiw8gso9">
+            <w:hyperlink w:history="1" r:id="rId6jpj1du0cxdk9wksa37ap">
               <w:r>
                 <w:rPr>
                   <w:rFonts w:ascii="Arial" w:cs="Arial" w:eastAsia="Arial" w:hAnsi="Arial"/>
@@ -26054,7 +26054,7 @@
             <w:pPr>
               <w:spacing w:after="20" w:before="0"/>
             </w:pPr>
-            <w:hyperlink w:history="1" r:id="rIdsx1jho1x851jd7ne4rgup">
+            <w:hyperlink w:history="1" r:id="rIdw5vbflb2fpneu-so2feh0">
               <w:r>
                 <w:rPr>
                   <w:rFonts w:ascii="Arial" w:cs="Arial" w:eastAsia="Arial" w:hAnsi="Arial"/>
@@ -26087,7 +26087,7 @@
               <w:spacing w:after="10" w:before="0"/>
               <w:ind w:left="120"/>
             </w:pPr>
-            <w:hyperlink w:history="1" r:id="rIdeho-1kufbhkmf0fhsnyxu">
+            <w:hyperlink w:history="1" r:id="rIdvrdsf3vgwsumain-qr6l6">
               <w:r>
                 <w:rPr>
                   <w:rFonts w:ascii="Arial" w:cs="Arial" w:eastAsia="Arial" w:hAnsi="Arial"/>
@@ -26132,7 +26132,7 @@
             <w:pPr>
               <w:spacing w:after="20" w:before="0"/>
             </w:pPr>
-            <w:hyperlink w:history="1" r:id="rIdy2x14jieeigjcns1ti2_g">
+            <w:hyperlink w:history="1" r:id="rIdher414_fy0ah2_cjdewpe">
               <w:r>
                 <w:rPr>
                   <w:rFonts w:ascii="Arial" w:cs="Arial" w:eastAsia="Arial" w:hAnsi="Arial"/>
@@ -26165,7 +26165,7 @@
               <w:spacing w:after="10" w:before="0"/>
               <w:ind w:left="120"/>
             </w:pPr>
-            <w:hyperlink w:history="1" r:id="rIdwgadni09krb6pdhwvvfv9">
+            <w:hyperlink w:history="1" r:id="rId0uk3i0ggvwwotnk3twc3_">
               <w:r>
                 <w:rPr>
                   <w:rFonts w:ascii="Arial" w:cs="Arial" w:eastAsia="Arial" w:hAnsi="Arial"/>
@@ -26360,7 +26360,7 @@
             <w:pPr>
               <w:spacing w:after="20" w:before="0"/>
             </w:pPr>
-            <w:hyperlink w:history="1" r:id="rIdextpmtk4-ak2ca7reeb72">
+            <w:hyperlink w:history="1" r:id="rIdx9rwq-bu4fquelido6fjn">
               <w:r>
                 <w:rPr>
                   <w:rFonts w:ascii="Arial" w:cs="Arial" w:eastAsia="Arial" w:hAnsi="Arial"/>
@@ -26393,7 +26393,7 @@
               <w:spacing w:after="10" w:before="0"/>
               <w:ind w:left="120"/>
             </w:pPr>
-            <w:hyperlink w:history="1" r:id="rIdrbnbwciq4mmge2qyc2-t-">
+            <w:hyperlink w:history="1" r:id="rIdqwcqngmcpk9hd35buqn73">
               <w:r>
                 <w:rPr>
                   <w:rFonts w:ascii="Arial" w:cs="Arial" w:eastAsia="Arial" w:hAnsi="Arial"/>
@@ -26438,7 +26438,7 @@
             <w:pPr>
               <w:spacing w:after="20" w:before="0"/>
             </w:pPr>
-            <w:hyperlink w:history="1" r:id="rIdrikgeyzsyfi3artjpnhpn">
+            <w:hyperlink w:history="1" r:id="rIdu8iro4debhkn69j99np8r">
               <w:r>
                 <w:rPr>
                   <w:rFonts w:ascii="Arial" w:cs="Arial" w:eastAsia="Arial" w:hAnsi="Arial"/>
@@ -26471,7 +26471,7 @@
               <w:spacing w:after="10" w:before="0"/>
               <w:ind w:left="120"/>
             </w:pPr>
-            <w:hyperlink w:history="1" r:id="rIdqum6px5tad97mtp9-qmiz">
+            <w:hyperlink w:history="1" r:id="rIdevulw8iq9ji_v1olrkezb">
               <w:r>
                 <w:rPr>
                   <w:rFonts w:ascii="Arial" w:cs="Arial" w:eastAsia="Arial" w:hAnsi="Arial"/>
@@ -26666,7 +26666,7 @@
             <w:pPr>
               <w:spacing w:after="20" w:before="0"/>
             </w:pPr>
-            <w:hyperlink w:history="1" r:id="rIdhq16oqdrpw5s-9mxos8xk">
+            <w:hyperlink w:history="1" r:id="rIdw6jadghqs2qn8hdvu_i3v">
               <w:r>
                 <w:rPr>
                   <w:rFonts w:ascii="Arial" w:cs="Arial" w:eastAsia="Arial" w:hAnsi="Arial"/>
@@ -26699,7 +26699,7 @@
               <w:spacing w:after="10" w:before="0"/>
               <w:ind w:left="120"/>
             </w:pPr>
-            <w:hyperlink w:history="1" r:id="rIdur9sm-zar7atei36plfdr">
+            <w:hyperlink w:history="1" r:id="rIdtj-9jvsxy5yr-qickm4ud">
               <w:r>
                 <w:rPr>
                   <w:rFonts w:ascii="Arial" w:cs="Arial" w:eastAsia="Arial" w:hAnsi="Arial"/>
@@ -26744,7 +26744,7 @@
             <w:pPr>
               <w:spacing w:after="20" w:before="0"/>
             </w:pPr>
-            <w:hyperlink w:history="1" r:id="rIdyc5mkfnoe9pezclvi1wae">
+            <w:hyperlink w:history="1" r:id="rId8qhunryueq6mnatqebktw">
               <w:r>
                 <w:rPr>
                   <w:rFonts w:ascii="Arial" w:cs="Arial" w:eastAsia="Arial" w:hAnsi="Arial"/>
@@ -26777,7 +26777,7 @@
               <w:spacing w:after="10" w:before="0"/>
               <w:ind w:left="120"/>
             </w:pPr>
-            <w:hyperlink w:history="1" r:id="rIdzuehnsddatlw_mcawbd_p">
+            <w:hyperlink w:history="1" r:id="rIdl5cpzdflxtur81mtyh6qq">
               <w:r>
                 <w:rPr>
                   <w:rFonts w:ascii="Arial" w:cs="Arial" w:eastAsia="Arial" w:hAnsi="Arial"/>
@@ -26972,7 +26972,7 @@
             <w:pPr>
               <w:spacing w:after="20" w:before="0"/>
             </w:pPr>
-            <w:hyperlink w:history="1" r:id="rId9dxb7twlsbe_-xgaaskpc">
+            <w:hyperlink w:history="1" r:id="rId9cb2_a8y0mxaci1fxercq">
               <w:r>
                 <w:rPr>
                   <w:rFonts w:ascii="Arial" w:cs="Arial" w:eastAsia="Arial" w:hAnsi="Arial"/>
@@ -27005,7 +27005,7 @@
               <w:spacing w:after="10" w:before="0"/>
               <w:ind w:left="120"/>
             </w:pPr>
-            <w:hyperlink w:history="1" r:id="rIdpe8zjuvd3rkfjwwr9eufu">
+            <w:hyperlink w:history="1" r:id="rIdasuee7erlrkdbde4clb4o">
               <w:r>
                 <w:rPr>
                   <w:rFonts w:ascii="Arial" w:cs="Arial" w:eastAsia="Arial" w:hAnsi="Arial"/>
@@ -27050,7 +27050,7 @@
             <w:pPr>
               <w:spacing w:after="20" w:before="0"/>
             </w:pPr>
-            <w:hyperlink w:history="1" r:id="rIdnohkyhfjou1sfzyel41gx">
+            <w:hyperlink w:history="1" r:id="rId3qv7uwpbuy4uf5eatil7n">
               <w:r>
                 <w:rPr>
                   <w:rFonts w:ascii="Arial" w:cs="Arial" w:eastAsia="Arial" w:hAnsi="Arial"/>
@@ -27083,7 +27083,7 @@
               <w:spacing w:after="10" w:before="0"/>
               <w:ind w:left="120"/>
             </w:pPr>
-            <w:hyperlink w:history="1" r:id="rId8-bp-xyqa4eab-qsa2cvi">
+            <w:hyperlink w:history="1" r:id="rIdgv_ldkfbtw6pdgsgn_elq">
               <w:r>
                 <w:rPr>
                   <w:rFonts w:ascii="Arial" w:cs="Arial" w:eastAsia="Arial" w:hAnsi="Arial"/>
@@ -27278,7 +27278,7 @@
             <w:pPr>
               <w:spacing w:after="20" w:before="0"/>
             </w:pPr>
-            <w:hyperlink w:history="1" r:id="rIdcc1kawgugjkwx8lzucagq">
+            <w:hyperlink w:history="1" r:id="rIdhofvjg4jekqc89aspk5ek">
               <w:r>
                 <w:rPr>
                   <w:rFonts w:ascii="Arial" w:cs="Arial" w:eastAsia="Arial" w:hAnsi="Arial"/>
@@ -27311,7 +27311,7 @@
               <w:spacing w:after="10" w:before="0"/>
               <w:ind w:left="120"/>
             </w:pPr>
-            <w:hyperlink w:history="1" r:id="rId72aeubu5_szygxfakhvcs">
+            <w:hyperlink w:history="1" r:id="rIdacscorzmahlxntnkcwdzn">
               <w:r>
                 <w:rPr>
                   <w:rFonts w:ascii="Arial" w:cs="Arial" w:eastAsia="Arial" w:hAnsi="Arial"/>
@@ -27356,7 +27356,7 @@
             <w:pPr>
               <w:spacing w:after="20" w:before="0"/>
             </w:pPr>
-            <w:hyperlink w:history="1" r:id="rIdu3ze3vc1v-fhxptfxck0k">
+            <w:hyperlink w:history="1" r:id="rIdmepjwjkk0hfgmftdrobhb">
               <w:r>
                 <w:rPr>
                   <w:rFonts w:ascii="Arial" w:cs="Arial" w:eastAsia="Arial" w:hAnsi="Arial"/>
@@ -27389,7 +27389,7 @@
               <w:spacing w:after="10" w:before="0"/>
               <w:ind w:left="120"/>
             </w:pPr>
-            <w:hyperlink w:history="1" r:id="rIdtldphrropvf7hyugfu9vy">
+            <w:hyperlink w:history="1" r:id="rId2jh2q3gyevhpqdc54ivpo">
               <w:r>
                 <w:rPr>
                   <w:rFonts w:ascii="Arial" w:cs="Arial" w:eastAsia="Arial" w:hAnsi="Arial"/>
